--- a/fuentes/CF3_631101_DU.docx
+++ b/fuentes/CF3_631101_DU.docx
@@ -1,6 +1,6 @@
 
 <file path=word/document.xml><?xml version="1.0" encoding="utf-8"?>
-<w:document xmlns:wpc="http://schemas.microsoft.com/office/word/2010/wordprocessingCanvas" xmlns:cx="http://schemas.microsoft.com/office/drawing/2014/chartex" xmlns:cx1="http://schemas.microsoft.com/office/drawing/2015/9/8/chartex" xmlns:cx2="http://schemas.microsoft.com/office/drawing/2015/10/21/chartex" xmlns:cx3="http://schemas.microsoft.com/office/drawing/2016/5/9/chartex" xmlns:cx4="http://schemas.microsoft.com/office/drawing/2016/5/10/chartex" xmlns:cx5="http://schemas.microsoft.com/office/drawing/2016/5/11/chartex" xmlns:cx6="http://schemas.microsoft.com/office/drawing/2016/5/12/chartex" xmlns:cx7="http://schemas.microsoft.com/office/drawing/2016/5/13/chartex" xmlns:cx8="http://schemas.microsoft.com/office/drawing/2016/5/14/chartex" xmlns:mc="http://schemas.openxmlformats.org/markup-compatibility/2006" xmlns:aink="http://schemas.microsoft.com/office/drawing/2016/ink" xmlns:am3d="http://schemas.microsoft.com/office/drawing/2017/model3d" xmlns:o="urn:schemas-microsoft-com:office:office" xmlns:oel="http://schemas.microsoft.com/office/2019/extlst" xmlns:r="http://schemas.openxmlformats.org/officeDocument/2006/relationships" xmlns:m="http://schemas.openxmlformats.org/officeDocument/2006/math" xmlns:v="urn:schemas-microsoft-com:vml" xmlns:wp14="http://schemas.microsoft.com/office/word/2010/wordprocessingDrawing" xmlns:wp="http://schemas.openxmlformats.org/drawingml/2006/wordprocessingDrawing" xmlns:w10="urn:schemas-microsoft-com:office:word" xmlns:w="http://schemas.openxmlformats.org/wordprocessingml/2006/main" xmlns:w14="http://schemas.microsoft.com/office/word/2010/wordml" xmlns:w15="http://schemas.microsoft.com/office/word/2012/wordml" xmlns:w16cei="http://schemas.microsoft.com/office/word/2026/wordml/cei" xmlns:w16cex="http://schemas.microsoft.com/office/word/2018/wordml/cex" xmlns:w16cid="http://schemas.microsoft.com/office/word/2016/wordml/cid" xmlns:w16="http://schemas.microsoft.com/office/word/2018/wordml" xmlns:w16du="http://schemas.microsoft.com/office/word/2023/wordml/word16du" xmlns:w16sdtdh="http://schemas.microsoft.com/office/word/2020/wordml/sdtdatahash" xmlns:w16sdtfl="http://schemas.microsoft.com/office/word/2024/wordml/sdtformatlock" xmlns:w16se="http://schemas.microsoft.com/office/word/2015/wordml/symex" xmlns:wpg="http://schemas.microsoft.com/office/word/2010/wordprocessingGroup" xmlns:wpi="http://schemas.microsoft.com/office/word/2010/wordprocessingInk" xmlns:wne="http://schemas.microsoft.com/office/word/2006/wordml" xmlns:wps="http://schemas.microsoft.com/office/word/2010/wordprocessingShape" mc:Ignorable="w14 w15 w16se w16cid w16 w16cex w16sdtdh w16sdtfl w16du wp14">
+<w:document xmlns:wpc="http://schemas.microsoft.com/office/word/2010/wordprocessingCanvas" xmlns:cx="http://schemas.microsoft.com/office/drawing/2014/chartex" xmlns:cx1="http://schemas.microsoft.com/office/drawing/2015/9/8/chartex" xmlns:cx2="http://schemas.microsoft.com/office/drawing/2015/10/21/chartex" xmlns:cx3="http://schemas.microsoft.com/office/drawing/2016/5/9/chartex" xmlns:cx4="http://schemas.microsoft.com/office/drawing/2016/5/10/chartex" xmlns:cx5="http://schemas.microsoft.com/office/drawing/2016/5/11/chartex" xmlns:cx6="http://schemas.microsoft.com/office/drawing/2016/5/12/chartex" xmlns:cx7="http://schemas.microsoft.com/office/drawing/2016/5/13/chartex" xmlns:cx8="http://schemas.microsoft.com/office/drawing/2016/5/14/chartex" xmlns:mc="http://schemas.openxmlformats.org/markup-compatibility/2006" xmlns:aink="http://schemas.microsoft.com/office/drawing/2016/ink" xmlns:am3d="http://schemas.microsoft.com/office/drawing/2017/model3d" xmlns:o="urn:schemas-microsoft-com:office:office" xmlns:oel="http://schemas.microsoft.com/office/2019/extlst" xmlns:r="http://schemas.openxmlformats.org/officeDocument/2006/relationships" xmlns:m="http://schemas.openxmlformats.org/officeDocument/2006/math" xmlns:v="urn:schemas-microsoft-com:vml" xmlns:wp14="http://schemas.microsoft.com/office/word/2010/wordprocessingDrawing" xmlns:wp="http://schemas.openxmlformats.org/drawingml/2006/wordprocessingDrawing" xmlns:w10="urn:schemas-microsoft-com:office:word" xmlns:w="http://schemas.openxmlformats.org/wordprocessingml/2006/main" xmlns:w14="http://schemas.microsoft.com/office/word/2010/wordml" xmlns:w15="http://schemas.microsoft.com/office/word/2012/wordml" xmlns:w16cex="http://schemas.microsoft.com/office/word/2018/wordml/cex" xmlns:w16cid="http://schemas.microsoft.com/office/word/2016/wordml/cid" xmlns:w16="http://schemas.microsoft.com/office/word/2018/wordml" xmlns:w16du="http://schemas.microsoft.com/office/word/2023/wordml/word16du" xmlns:w16sdtdh="http://schemas.microsoft.com/office/word/2020/wordml/sdtdatahash" xmlns:w16sdtfl="http://schemas.microsoft.com/office/word/2024/wordml/sdtformatlock" xmlns:w16se="http://schemas.microsoft.com/office/word/2015/wordml/symex" xmlns:wpg="http://schemas.microsoft.com/office/word/2010/wordprocessingGroup" xmlns:wpi="http://schemas.microsoft.com/office/word/2010/wordprocessingInk" xmlns:wne="http://schemas.microsoft.com/office/word/2006/wordml" xmlns:wps="http://schemas.microsoft.com/office/word/2010/wordprocessingShape" mc:Ignorable="w14 w15 w16se w16cid w16 w16cex w16sdtdh w16sdtfl w16du wp14">
   <w:body>
     <w:p>
       <w:r>
@@ -199,7 +199,7 @@
               </wp:anchor>
             </w:drawing>
           </mc:Choice>
-          <mc:Fallback>
+          <mc:Fallback xmlns:w16cei="http://schemas.microsoft.com/office/word/2026/wordml/cei">
             <w:pict>
               <v:rect w14:anchorId="7AE860E5" id="Rectángulo 3" o:spid="_x0000_s1026" alt="P5#y1" style="position:absolute;margin-left:-55.8pt;margin-top:25.95pt;width:613.85pt;height:192.3pt;z-index:-251655168;visibility:visible;mso-wrap-style:square;mso-height-percent:0;mso-wrap-distance-left:9pt;mso-wrap-distance-top:0;mso-wrap-distance-right:9pt;mso-wrap-distance-bottom:0;mso-position-horizontal:absolute;mso-position-horizontal-relative:text;mso-position-vertical:absolute;mso-position-vertical-relative:text;mso-height-percent:0;mso-height-relative:margin;v-text-anchor:middle" o:gfxdata="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" fillcolor="#00314d" stroked="f" strokeweight="1pt"/>
             </w:pict>
@@ -293,14 +293,14 @@
                               <w:pStyle w:val="TituloPortada"/>
                               <w:ind w:firstLine="0"/>
                               <w:rPr>
-                                <w:sz w:val="56"/>
-                                <w:szCs w:val="56"/>
+                                <w:sz w:val="68"/>
+                                <w:szCs w:val="68"/>
                               </w:rPr>
                             </w:pPr>
                             <w:r>
                               <w:rPr>
-                                <w:sz w:val="56"/>
-                                <w:szCs w:val="56"/>
+                                <w:sz w:val="68"/>
+                                <w:szCs w:val="68"/>
                               </w:rPr>
                               <w:t>Manejo de la información</w:t>
                             </w:r>
@@ -337,14 +337,14 @@
                         <w:pStyle w:val="TituloPortada"/>
                         <w:ind w:firstLine="0"/>
                         <w:rPr>
-                          <w:sz w:val="56"/>
-                          <w:szCs w:val="56"/>
+                          <w:sz w:val="68"/>
+                          <w:szCs w:val="68"/>
                         </w:rPr>
                       </w:pPr>
                       <w:r>
                         <w:rPr>
-                          <w:sz w:val="56"/>
-                          <w:szCs w:val="56"/>
+                          <w:sz w:val="68"/>
+                          <w:szCs w:val="68"/>
                         </w:rPr>
                         <w:t>Manejo de la información</w:t>
                       </w:r>
@@ -447,7 +447,25 @@
           <w:kern w:val="0"/>
           <w14:ligatures w14:val="none"/>
         </w:rPr>
-        <w:t>En este documento se comprenderá el manejo de la información y sus tipos de análisis, los cuales son necesarios para la toma de decisiones, dirigidos a minimizar la incertidumbre y el riesgo en el mercado. Igualmente se abordarán las variedades de presentación de la información de mercados, su procesamiento, desde su recolección, depuración, análisis y construcción de conocimiento de mercados.</w:t>
+        <w:t>En este documento se comprenderá el manejo de la información y sus tipos de análisis, los cuales son necesarios para la toma de decisiones, dirigidos a minimizar la incertidumbre y el riesgo en el mercado. Igualmente</w:t>
+      </w:r>
+      <w:r>
+        <w:rPr>
+          <w:rFonts w:ascii="Calibri" w:hAnsi="Calibri"/>
+          <w:color w:val="000000" w:themeColor="text1"/>
+          <w:kern w:val="0"/>
+          <w14:ligatures w14:val="none"/>
+        </w:rPr>
+        <w:t>,</w:t>
+      </w:r>
+      <w:r>
+        <w:rPr>
+          <w:rFonts w:ascii="Calibri" w:hAnsi="Calibri"/>
+          <w:color w:val="000000" w:themeColor="text1"/>
+          <w:kern w:val="0"/>
+          <w14:ligatures w14:val="none"/>
+        </w:rPr>
+        <w:t xml:space="preserve"> se abordarán las variedades de presentación de la información de mercados, su procesamiento, desde su recolección, depuración, análisis y construcción de conocimiento de mercados.</w:t>
       </w:r>
       <w:r>
         <w:rPr>
@@ -575,7 +593,7 @@
           <w:r>
             <w:fldChar w:fldCharType="separate"/>
           </w:r>
-          <w:hyperlink w:anchor="_Toc238116553" w:history="1">
+          <w:hyperlink w:anchor="_Toc238723659" w:history="1">
             <w:r>
               <w:rPr>
                 <w:rStyle w:val="Hipervnculo"/>
@@ -602,7 +620,7 @@
                 <w:noProof/>
                 <w:webHidden/>
               </w:rPr>
-              <w:instrText xml:space="preserve"> PAGEREF _Toc238116553 \h </w:instrText>
+              <w:instrText xml:space="preserve"> PAGEREF _Toc238723659 \h </w:instrText>
             </w:r>
             <w:r>
               <w:rPr>
@@ -622,7 +640,7 @@
                 <w:noProof/>
                 <w:webHidden/>
               </w:rPr>
-              <w:t>4</w:t>
+              <w:t>3</w:t>
             </w:r>
             <w:r>
               <w:rPr>
@@ -637,7 +655,7 @@
           <w:pPr>
             <w:pStyle w:val="TDC1"/>
             <w:tabs>
-              <w:tab w:val="left" w:pos="1200"/>
+              <w:tab w:val="left" w:pos="1400"/>
             </w:tabs>
             <w:rPr>
               <w:rFonts w:eastAsiaTheme="minorEastAsia"/>
@@ -647,7 +665,7 @@
               <w:lang w:eastAsia="es-CO"/>
             </w:rPr>
           </w:pPr>
-          <w:hyperlink w:anchor="_Toc238116554" w:history="1">
+          <w:hyperlink w:anchor="_Toc238723660" w:history="1">
             <w:r>
               <w:rPr>
                 <w:rStyle w:val="Hipervnculo"/>
@@ -691,7 +709,7 @@
                 <w:noProof/>
                 <w:webHidden/>
               </w:rPr>
-              <w:instrText xml:space="preserve"> PAGEREF _Toc238116554 \h </w:instrText>
+              <w:instrText xml:space="preserve"> PAGEREF _Toc238723660 \h </w:instrText>
             </w:r>
             <w:r>
               <w:rPr>
@@ -711,7 +729,7 @@
                 <w:noProof/>
                 <w:webHidden/>
               </w:rPr>
-              <w:t>6</w:t>
+              <w:t>5</w:t>
             </w:r>
             <w:r>
               <w:rPr>
@@ -734,7 +752,7 @@
               <w:lang w:eastAsia="es-CO"/>
             </w:rPr>
           </w:pPr>
-          <w:hyperlink w:anchor="_Toc238116555" w:history="1">
+          <w:hyperlink w:anchor="_Toc238723661" w:history="1">
             <w:r>
               <w:rPr>
                 <w:rStyle w:val="Hipervnculo"/>
@@ -778,7 +796,7 @@
                 <w:noProof/>
                 <w:webHidden/>
               </w:rPr>
-              <w:instrText xml:space="preserve"> PAGEREF _Toc238116555 \h </w:instrText>
+              <w:instrText xml:space="preserve"> PAGEREF _Toc238723661 \h </w:instrText>
             </w:r>
             <w:r>
               <w:rPr>
@@ -798,7 +816,7 @@
                 <w:noProof/>
                 <w:webHidden/>
               </w:rPr>
-              <w:t>6</w:t>
+              <w:t>5</w:t>
             </w:r>
             <w:r>
               <w:rPr>
@@ -821,7 +839,7 @@
               <w:lang w:eastAsia="es-CO"/>
             </w:rPr>
           </w:pPr>
-          <w:hyperlink w:anchor="_Toc238116556" w:history="1">
+          <w:hyperlink w:anchor="_Toc238723662" w:history="1">
             <w:r>
               <w:rPr>
                 <w:rStyle w:val="Hipervnculo"/>
@@ -865,7 +883,7 @@
                 <w:noProof/>
                 <w:webHidden/>
               </w:rPr>
-              <w:instrText xml:space="preserve"> PAGEREF _Toc238116556 \h </w:instrText>
+              <w:instrText xml:space="preserve"> PAGEREF _Toc238723662 \h </w:instrText>
             </w:r>
             <w:r>
               <w:rPr>
@@ -885,7 +903,7 @@
                 <w:noProof/>
                 <w:webHidden/>
               </w:rPr>
-              <w:t>7</w:t>
+              <w:t>6</w:t>
             </w:r>
             <w:r>
               <w:rPr>
@@ -908,7 +926,7 @@
               <w:lang w:eastAsia="es-CO"/>
             </w:rPr>
           </w:pPr>
-          <w:hyperlink w:anchor="_Toc238116557" w:history="1">
+          <w:hyperlink w:anchor="_Toc238723663" w:history="1">
             <w:r>
               <w:rPr>
                 <w:rStyle w:val="Hipervnculo"/>
@@ -952,7 +970,7 @@
                 <w:noProof/>
                 <w:webHidden/>
               </w:rPr>
-              <w:instrText xml:space="preserve"> PAGEREF _Toc238116557 \h </w:instrText>
+              <w:instrText xml:space="preserve"> PAGEREF _Toc238723663 \h </w:instrText>
             </w:r>
             <w:r>
               <w:rPr>
@@ -972,7 +990,7 @@
                 <w:noProof/>
                 <w:webHidden/>
               </w:rPr>
-              <w:t>8</w:t>
+              <w:t>7</w:t>
             </w:r>
             <w:r>
               <w:rPr>
@@ -995,7 +1013,7 @@
               <w:lang w:eastAsia="es-CO"/>
             </w:rPr>
           </w:pPr>
-          <w:hyperlink w:anchor="_Toc238116558" w:history="1">
+          <w:hyperlink w:anchor="_Toc238723664" w:history="1">
             <w:r>
               <w:rPr>
                 <w:rStyle w:val="Hipervnculo"/>
@@ -1039,7 +1057,7 @@
                 <w:noProof/>
                 <w:webHidden/>
               </w:rPr>
-              <w:instrText xml:space="preserve"> PAGEREF _Toc238116558 \h </w:instrText>
+              <w:instrText xml:space="preserve"> PAGEREF _Toc238723664 \h </w:instrText>
             </w:r>
             <w:r>
               <w:rPr>
@@ -1059,7 +1077,7 @@
                 <w:noProof/>
                 <w:webHidden/>
               </w:rPr>
-              <w:t>9</w:t>
+              <w:t>8</w:t>
             </w:r>
             <w:r>
               <w:rPr>
@@ -1082,7 +1100,7 @@
               <w:lang w:eastAsia="es-CO"/>
             </w:rPr>
           </w:pPr>
-          <w:hyperlink w:anchor="_Toc238116559" w:history="1">
+          <w:hyperlink w:anchor="_Toc238723665" w:history="1">
             <w:r>
               <w:rPr>
                 <w:rStyle w:val="Hipervnculo"/>
@@ -1126,7 +1144,7 @@
                 <w:noProof/>
                 <w:webHidden/>
               </w:rPr>
-              <w:instrText xml:space="preserve"> PAGEREF _Toc238116559 \h </w:instrText>
+              <w:instrText xml:space="preserve"> PAGEREF _Toc238723665 \h </w:instrText>
             </w:r>
             <w:r>
               <w:rPr>
@@ -1146,7 +1164,7 @@
                 <w:noProof/>
                 <w:webHidden/>
               </w:rPr>
-              <w:t>10</w:t>
+              <w:t>9</w:t>
             </w:r>
             <w:r>
               <w:rPr>
@@ -1161,7 +1179,7 @@
           <w:pPr>
             <w:pStyle w:val="TDC1"/>
             <w:tabs>
-              <w:tab w:val="left" w:pos="1200"/>
+              <w:tab w:val="left" w:pos="1400"/>
             </w:tabs>
             <w:rPr>
               <w:rFonts w:eastAsiaTheme="minorEastAsia"/>
@@ -1171,7 +1189,7 @@
               <w:lang w:eastAsia="es-CO"/>
             </w:rPr>
           </w:pPr>
-          <w:hyperlink w:anchor="_Toc238116560" w:history="1">
+          <w:hyperlink w:anchor="_Toc238723666" w:history="1">
             <w:r>
               <w:rPr>
                 <w:rStyle w:val="Hipervnculo"/>
@@ -1215,7 +1233,7 @@
                 <w:noProof/>
                 <w:webHidden/>
               </w:rPr>
-              <w:instrText xml:space="preserve"> PAGEREF _Toc238116560 \h </w:instrText>
+              <w:instrText xml:space="preserve"> PAGEREF _Toc238723666 \h </w:instrText>
             </w:r>
             <w:r>
               <w:rPr>
@@ -1235,7 +1253,7 @@
                 <w:noProof/>
                 <w:webHidden/>
               </w:rPr>
-              <w:t>13</w:t>
+              <w:t>12</w:t>
             </w:r>
             <w:r>
               <w:rPr>
@@ -1258,7 +1276,7 @@
               <w:lang w:eastAsia="es-CO"/>
             </w:rPr>
           </w:pPr>
-          <w:hyperlink w:anchor="_Toc238116561" w:history="1">
+          <w:hyperlink w:anchor="_Toc238723667" w:history="1">
             <w:r>
               <w:rPr>
                 <w:rStyle w:val="Hipervnculo"/>
@@ -1302,7 +1320,7 @@
                 <w:noProof/>
                 <w:webHidden/>
               </w:rPr>
-              <w:instrText xml:space="preserve"> PAGEREF _Toc238116561 \h </w:instrText>
+              <w:instrText xml:space="preserve"> PAGEREF _Toc238723667 \h </w:instrText>
             </w:r>
             <w:r>
               <w:rPr>
@@ -1322,7 +1340,7 @@
                 <w:noProof/>
                 <w:webHidden/>
               </w:rPr>
-              <w:t>13</w:t>
+              <w:t>12</w:t>
             </w:r>
             <w:r>
               <w:rPr>
@@ -1345,7 +1363,7 @@
               <w:lang w:eastAsia="es-CO"/>
             </w:rPr>
           </w:pPr>
-          <w:hyperlink w:anchor="_Toc238116562" w:history="1">
+          <w:hyperlink w:anchor="_Toc238723668" w:history="1">
             <w:r>
               <w:rPr>
                 <w:rStyle w:val="Hipervnculo"/>
@@ -1389,7 +1407,7 @@
                 <w:noProof/>
                 <w:webHidden/>
               </w:rPr>
-              <w:instrText xml:space="preserve"> PAGEREF _Toc238116562 \h </w:instrText>
+              <w:instrText xml:space="preserve"> PAGEREF _Toc238723668 \h </w:instrText>
             </w:r>
             <w:r>
               <w:rPr>
@@ -1409,7 +1427,7 @@
                 <w:noProof/>
                 <w:webHidden/>
               </w:rPr>
-              <w:t>15</w:t>
+              <w:t>14</w:t>
             </w:r>
             <w:r>
               <w:rPr>
@@ -1424,7 +1442,7 @@
           <w:pPr>
             <w:pStyle w:val="TDC1"/>
             <w:tabs>
-              <w:tab w:val="left" w:pos="1200"/>
+              <w:tab w:val="left" w:pos="1400"/>
             </w:tabs>
             <w:rPr>
               <w:rFonts w:eastAsiaTheme="minorEastAsia"/>
@@ -1434,7 +1452,7 @@
               <w:lang w:eastAsia="es-CO"/>
             </w:rPr>
           </w:pPr>
-          <w:hyperlink w:anchor="_Toc238116563" w:history="1">
+          <w:hyperlink w:anchor="_Toc238723669" w:history="1">
             <w:r>
               <w:rPr>
                 <w:rStyle w:val="Hipervnculo"/>
@@ -1478,7 +1496,7 @@
                 <w:noProof/>
                 <w:webHidden/>
               </w:rPr>
-              <w:instrText xml:space="preserve"> PAGEREF _Toc238116563 \h </w:instrText>
+              <w:instrText xml:space="preserve"> PAGEREF _Toc238723669 \h </w:instrText>
             </w:r>
             <w:r>
               <w:rPr>
@@ -1498,7 +1516,7 @@
                 <w:noProof/>
                 <w:webHidden/>
               </w:rPr>
-              <w:t>16</w:t>
+              <w:t>15</w:t>
             </w:r>
             <w:r>
               <w:rPr>
@@ -1513,7 +1531,7 @@
           <w:pPr>
             <w:pStyle w:val="TDC1"/>
             <w:tabs>
-              <w:tab w:val="left" w:pos="1200"/>
+              <w:tab w:val="left" w:pos="1400"/>
             </w:tabs>
             <w:rPr>
               <w:rFonts w:eastAsiaTheme="minorEastAsia"/>
@@ -1523,7 +1541,7 @@
               <w:lang w:eastAsia="es-CO"/>
             </w:rPr>
           </w:pPr>
-          <w:hyperlink w:anchor="_Toc238116564" w:history="1">
+          <w:hyperlink w:anchor="_Toc238723670" w:history="1">
             <w:r>
               <w:rPr>
                 <w:rStyle w:val="Hipervnculo"/>
@@ -1567,7 +1585,7 @@
                 <w:noProof/>
                 <w:webHidden/>
               </w:rPr>
-              <w:instrText xml:space="preserve"> PAGEREF _Toc238116564 \h </w:instrText>
+              <w:instrText xml:space="preserve"> PAGEREF _Toc238723670 \h </w:instrText>
             </w:r>
             <w:r>
               <w:rPr>
@@ -1587,7 +1605,7 @@
                 <w:noProof/>
                 <w:webHidden/>
               </w:rPr>
-              <w:t>18</w:t>
+              <w:t>17</w:t>
             </w:r>
             <w:r>
               <w:rPr>
@@ -1610,7 +1628,7 @@
               <w:lang w:eastAsia="es-CO"/>
             </w:rPr>
           </w:pPr>
-          <w:hyperlink w:anchor="_Toc238116565" w:history="1">
+          <w:hyperlink w:anchor="_Toc238723671" w:history="1">
             <w:r>
               <w:rPr>
                 <w:rStyle w:val="Hipervnculo"/>
@@ -1654,7 +1672,7 @@
                 <w:noProof/>
                 <w:webHidden/>
               </w:rPr>
-              <w:instrText xml:space="preserve"> PAGEREF _Toc238116565 \h </w:instrText>
+              <w:instrText xml:space="preserve"> PAGEREF _Toc238723671 \h </w:instrText>
             </w:r>
             <w:r>
               <w:rPr>
@@ -1674,7 +1692,7 @@
                 <w:noProof/>
                 <w:webHidden/>
               </w:rPr>
-              <w:t>18</w:t>
+              <w:t>17</w:t>
             </w:r>
             <w:r>
               <w:rPr>
@@ -1697,7 +1715,7 @@
               <w:lang w:eastAsia="es-CO"/>
             </w:rPr>
           </w:pPr>
-          <w:hyperlink w:anchor="_Toc238116566" w:history="1">
+          <w:hyperlink w:anchor="_Toc238723672" w:history="1">
             <w:r>
               <w:rPr>
                 <w:rStyle w:val="Hipervnculo"/>
@@ -1741,7 +1759,7 @@
                 <w:noProof/>
                 <w:webHidden/>
               </w:rPr>
-              <w:instrText xml:space="preserve"> PAGEREF _Toc238116566 \h </w:instrText>
+              <w:instrText xml:space="preserve"> PAGEREF _Toc238723672 \h </w:instrText>
             </w:r>
             <w:r>
               <w:rPr>
@@ -1761,7 +1779,7 @@
                 <w:noProof/>
                 <w:webHidden/>
               </w:rPr>
-              <w:t>18</w:t>
+              <w:t>17</w:t>
             </w:r>
             <w:r>
               <w:rPr>
@@ -1784,7 +1802,7 @@
               <w:lang w:eastAsia="es-CO"/>
             </w:rPr>
           </w:pPr>
-          <w:hyperlink w:anchor="_Toc238116567" w:history="1">
+          <w:hyperlink w:anchor="_Toc238723673" w:history="1">
             <w:r>
               <w:rPr>
                 <w:rStyle w:val="Hipervnculo"/>
@@ -1828,7 +1846,7 @@
                 <w:noProof/>
                 <w:webHidden/>
               </w:rPr>
-              <w:instrText xml:space="preserve"> PAGEREF _Toc238116567 \h </w:instrText>
+              <w:instrText xml:space="preserve"> PAGEREF _Toc238723673 \h </w:instrText>
             </w:r>
             <w:r>
               <w:rPr>
@@ -1848,7 +1866,7 @@
                 <w:noProof/>
                 <w:webHidden/>
               </w:rPr>
-              <w:t>21</w:t>
+              <w:t>19</w:t>
             </w:r>
             <w:r>
               <w:rPr>
@@ -1863,7 +1881,7 @@
           <w:pPr>
             <w:pStyle w:val="TDC1"/>
             <w:tabs>
-              <w:tab w:val="left" w:pos="1200"/>
+              <w:tab w:val="left" w:pos="1400"/>
             </w:tabs>
             <w:rPr>
               <w:rFonts w:eastAsiaTheme="minorEastAsia"/>
@@ -1873,7 +1891,7 @@
               <w:lang w:eastAsia="es-CO"/>
             </w:rPr>
           </w:pPr>
-          <w:hyperlink w:anchor="_Toc238116568" w:history="1">
+          <w:hyperlink w:anchor="_Toc238723674" w:history="1">
             <w:r>
               <w:rPr>
                 <w:rStyle w:val="Hipervnculo"/>
@@ -1917,7 +1935,7 @@
                 <w:noProof/>
                 <w:webHidden/>
               </w:rPr>
-              <w:instrText xml:space="preserve"> PAGEREF _Toc238116568 \h </w:instrText>
+              <w:instrText xml:space="preserve"> PAGEREF _Toc238723674 \h </w:instrText>
             </w:r>
             <w:r>
               <w:rPr>
@@ -1937,7 +1955,7 @@
                 <w:noProof/>
                 <w:webHidden/>
               </w:rPr>
-              <w:t>27</w:t>
+              <w:t>24</w:t>
             </w:r>
             <w:r>
               <w:rPr>
@@ -1952,7 +1970,7 @@
           <w:pPr>
             <w:pStyle w:val="TDC1"/>
             <w:tabs>
-              <w:tab w:val="left" w:pos="1200"/>
+              <w:tab w:val="left" w:pos="1400"/>
             </w:tabs>
             <w:rPr>
               <w:rFonts w:eastAsiaTheme="minorEastAsia"/>
@@ -1962,7 +1980,7 @@
               <w:lang w:eastAsia="es-CO"/>
             </w:rPr>
           </w:pPr>
-          <w:hyperlink w:anchor="_Toc238116569" w:history="1">
+          <w:hyperlink w:anchor="_Toc238723675" w:history="1">
             <w:r>
               <w:rPr>
                 <w:rStyle w:val="Hipervnculo"/>
@@ -2006,7 +2024,7 @@
                 <w:noProof/>
                 <w:webHidden/>
               </w:rPr>
-              <w:instrText xml:space="preserve"> PAGEREF _Toc238116569 \h </w:instrText>
+              <w:instrText xml:space="preserve"> PAGEREF _Toc238723675 \h </w:instrText>
             </w:r>
             <w:r>
               <w:rPr>
@@ -2026,7 +2044,7 @@
                 <w:noProof/>
                 <w:webHidden/>
               </w:rPr>
-              <w:t>37</w:t>
+              <w:t>32</w:t>
             </w:r>
             <w:r>
               <w:rPr>
@@ -2049,7 +2067,7 @@
               <w:lang w:eastAsia="es-CO"/>
             </w:rPr>
           </w:pPr>
-          <w:hyperlink w:anchor="_Toc238116570" w:history="1">
+          <w:hyperlink w:anchor="_Toc238723676" w:history="1">
             <w:r>
               <w:rPr>
                 <w:rStyle w:val="Hipervnculo"/>
@@ -2093,7 +2111,7 @@
                 <w:noProof/>
                 <w:webHidden/>
               </w:rPr>
-              <w:instrText xml:space="preserve"> PAGEREF _Toc238116570 \h </w:instrText>
+              <w:instrText xml:space="preserve"> PAGEREF _Toc238723676 \h </w:instrText>
             </w:r>
             <w:r>
               <w:rPr>
@@ -2113,7 +2131,7 @@
                 <w:noProof/>
                 <w:webHidden/>
               </w:rPr>
-              <w:t>37</w:t>
+              <w:t>32</w:t>
             </w:r>
             <w:r>
               <w:rPr>
@@ -2136,7 +2154,7 @@
               <w:lang w:eastAsia="es-CO"/>
             </w:rPr>
           </w:pPr>
-          <w:hyperlink w:anchor="_Toc238116571" w:history="1">
+          <w:hyperlink w:anchor="_Toc238723677" w:history="1">
             <w:r>
               <w:rPr>
                 <w:rStyle w:val="Hipervnculo"/>
@@ -2180,7 +2198,7 @@
                 <w:noProof/>
                 <w:webHidden/>
               </w:rPr>
-              <w:instrText xml:space="preserve"> PAGEREF _Toc238116571 \h </w:instrText>
+              <w:instrText xml:space="preserve"> PAGEREF _Toc238723677 \h </w:instrText>
             </w:r>
             <w:r>
               <w:rPr>
@@ -2200,7 +2218,7 @@
                 <w:noProof/>
                 <w:webHidden/>
               </w:rPr>
-              <w:t>37</w:t>
+              <w:t>32</w:t>
             </w:r>
             <w:r>
               <w:rPr>
@@ -2222,7 +2240,7 @@
               <w:lang w:eastAsia="es-CO"/>
             </w:rPr>
           </w:pPr>
-          <w:hyperlink w:anchor="_Toc238116572" w:history="1">
+          <w:hyperlink w:anchor="_Toc238723678" w:history="1">
             <w:r>
               <w:rPr>
                 <w:rStyle w:val="Hipervnculo"/>
@@ -2249,7 +2267,7 @@
                 <w:noProof/>
                 <w:webHidden/>
               </w:rPr>
-              <w:instrText xml:space="preserve"> PAGEREF _Toc238116572 \h </w:instrText>
+              <w:instrText xml:space="preserve"> PAGEREF _Toc238723678 \h </w:instrText>
             </w:r>
             <w:r>
               <w:rPr>
@@ -2269,7 +2287,7 @@
                 <w:noProof/>
                 <w:webHidden/>
               </w:rPr>
-              <w:t>39</w:t>
+              <w:t>34</w:t>
             </w:r>
             <w:r>
               <w:rPr>
@@ -2291,7 +2309,7 @@
               <w:lang w:eastAsia="es-CO"/>
             </w:rPr>
           </w:pPr>
-          <w:hyperlink w:anchor="_Toc238116573" w:history="1">
+          <w:hyperlink w:anchor="_Toc238723679" w:history="1">
             <w:r>
               <w:rPr>
                 <w:rStyle w:val="Hipervnculo"/>
@@ -2318,7 +2336,7 @@
                 <w:noProof/>
                 <w:webHidden/>
               </w:rPr>
-              <w:instrText xml:space="preserve"> PAGEREF _Toc238116573 \h </w:instrText>
+              <w:instrText xml:space="preserve"> PAGEREF _Toc238723679 \h </w:instrText>
             </w:r>
             <w:r>
               <w:rPr>
@@ -2338,7 +2356,7 @@
                 <w:noProof/>
                 <w:webHidden/>
               </w:rPr>
-              <w:t>40</w:t>
+              <w:t>35</w:t>
             </w:r>
             <w:r>
               <w:rPr>
@@ -2360,7 +2378,7 @@
               <w:lang w:eastAsia="es-CO"/>
             </w:rPr>
           </w:pPr>
-          <w:hyperlink w:anchor="_Toc238116574" w:history="1">
+          <w:hyperlink w:anchor="_Toc238723680" w:history="1">
             <w:r>
               <w:rPr>
                 <w:rStyle w:val="Hipervnculo"/>
@@ -2387,7 +2405,7 @@
                 <w:noProof/>
                 <w:webHidden/>
               </w:rPr>
-              <w:instrText xml:space="preserve"> PAGEREF _Toc238116574 \h </w:instrText>
+              <w:instrText xml:space="preserve"> PAGEREF _Toc238723680 \h </w:instrText>
             </w:r>
             <w:r>
               <w:rPr>
@@ -2407,7 +2425,7 @@
                 <w:noProof/>
                 <w:webHidden/>
               </w:rPr>
-              <w:t>42</w:t>
+              <w:t>37</w:t>
             </w:r>
             <w:r>
               <w:rPr>
@@ -2425,7 +2443,7 @@
               <w:lang w:val="es-ES"/>
             </w:rPr>
           </w:pPr>
-          <w:hyperlink w:anchor="_Toc238116575" w:history="1">
+          <w:hyperlink w:anchor="_Toc238723681" w:history="1">
             <w:r>
               <w:rPr>
                 <w:rStyle w:val="Hipervnculo"/>
@@ -2452,7 +2470,7 @@
                 <w:noProof/>
                 <w:webHidden/>
               </w:rPr>
-              <w:instrText xml:space="preserve"> PAGEREF _Toc238116575 \h </w:instrText>
+              <w:instrText xml:space="preserve"> PAGEREF _Toc238723681 \h </w:instrText>
             </w:r>
             <w:r>
               <w:rPr>
@@ -2472,7 +2490,7 @@
                 <w:noProof/>
                 <w:webHidden/>
               </w:rPr>
-              <w:t>44</w:t>
+              <w:t>39</w:t>
             </w:r>
             <w:r>
               <w:rPr>
@@ -2506,7 +2524,7 @@
           <w14:ligatures w14:val="standardContextual"/>
         </w:rPr>
       </w:pPr>
-      <w:bookmarkStart w:id="0" w:name="_Toc238116553"/>
+      <w:bookmarkStart w:id="0" w:name="_Toc238723659"/>
       <w:r>
         <w:lastRenderedPageBreak/>
         <w:t>I</w:t>
@@ -2526,7 +2544,7 @@
     <w:p>
       <w:pPr>
         <w:pStyle w:val="Video"/>
-        <w:ind w:left="426"/>
+        <w:ind w:hanging="76"/>
         <w:jc w:val="left"/>
       </w:pPr>
       <w:r>
@@ -2542,23 +2560,14 @@
         <w:jc w:val="center"/>
       </w:pPr>
       <w:r>
-        <w:fldChar w:fldCharType="begin"/>
-      </w:r>
-      <w:r>
-        <w:instrText xml:space="preserve"> INCLUDEPICTURE "/Users/andreaardila/Library/Group Containers/UBF8T346G9.ms/WebArchiveCopyPasteTempFiles/com.microsoft.Word/Z" \* MERGEFORMATINET </w:instrText>
-      </w:r>
-      <w:r>
-        <w:fldChar w:fldCharType="separate"/>
-      </w:r>
-      <w:r>
         <w:rPr>
           <w:noProof/>
         </w:rPr>
         <w:drawing>
-          <wp:inline distT="0" distB="0" distL="0" distR="0" wp14:anchorId="4FD9A821" wp14:editId="14546209">
-            <wp:extent cx="4680000" cy="2632839"/>
+          <wp:inline distT="0" distB="0" distL="0" distR="0" wp14:anchorId="3877E98B" wp14:editId="54335891">
+            <wp:extent cx="4680000" cy="2632383"/>
             <wp:effectExtent l="0" t="0" r="6350" b="0"/>
-            <wp:docPr id="1738897139" name="Imagen 4" descr="P43#yIS1">
+            <wp:docPr id="2092035077" name="Imagen 3">
               <a:extLst xmlns:a="http://schemas.openxmlformats.org/drawingml/2006/main">
                 <a:ext uri="{C183D7F6-B498-43B3-948B-1728B52AA6E4}">
                   <adec:decorative xmlns:adec="http://schemas.microsoft.com/office/drawing/2017/decorative" val="1"/>
@@ -2572,7 +2581,7 @@
               <a:graphicData uri="http://schemas.openxmlformats.org/drawingml/2006/picture">
                 <pic:pic xmlns:pic="http://schemas.openxmlformats.org/drawingml/2006/picture">
                   <pic:nvPicPr>
-                    <pic:cNvPr id="1738897139" name="Imagen 4" descr="P43#yIS1">
+                    <pic:cNvPr id="2092035077" name="Imagen 3">
                       <a:extLst>
                         <a:ext uri="{C183D7F6-B498-43B3-948B-1728B52AA6E4}">
                           <adec:decorative xmlns:adec="http://schemas.microsoft.com/office/drawing/2017/decorative" val="1"/>
@@ -2599,7 +2608,7 @@
                   <pic:spPr bwMode="auto">
                     <a:xfrm>
                       <a:off x="0" y="0"/>
-                      <a:ext cx="4680000" cy="2632839"/>
+                      <a:ext cx="4680000" cy="2632383"/>
                     </a:xfrm>
                     <a:prstGeom prst="rect">
                       <a:avLst/>
@@ -2614,6 +2623,15 @@
             </a:graphic>
           </wp:inline>
         </w:drawing>
+      </w:r>
+      <w:r>
+        <w:fldChar w:fldCharType="begin"/>
+      </w:r>
+      <w:r>
+        <w:instrText xml:space="preserve"> INCLUDEPICTURE "/Users/andreaardila/Library/Group Containers/UBF8T346G9.ms/WebArchiveCopyPasteTempFiles/com.microsoft.Word/Z" \* MERGEFORMATINET </w:instrText>
+      </w:r>
+      <w:r>
+        <w:fldChar w:fldCharType="separate"/>
       </w:r>
       <w:r>
         <w:fldChar w:fldCharType="end"/>
@@ -2745,7 +2763,7 @@
           <w:numId w:val="20"/>
         </w:numPr>
       </w:pPr>
-      <w:bookmarkStart w:id="2" w:name="_Toc238116554"/>
+      <w:bookmarkStart w:id="2" w:name="_Toc238723660"/>
       <w:r>
         <w:lastRenderedPageBreak/>
         <w:t>La información</w:t>
@@ -2810,7 +2828,7 @@
       <w:pPr>
         <w:pStyle w:val="Ttulo2"/>
       </w:pPr>
-      <w:bookmarkStart w:id="3" w:name="_Toc238116555"/>
+      <w:bookmarkStart w:id="3" w:name="_Toc238723661"/>
       <w:r>
         <w:t>Datos, información y conocimientos</w:t>
       </w:r>
@@ -2865,36 +2883,20 @@
           <w:bCs/>
           <w:lang w:val="es-419" w:eastAsia="es-CO"/>
         </w:rPr>
-        <w:t>Datos</w:t>
-      </w:r>
-      <w:r>
-        <w:rPr>
-          <w:b/>
-          <w:bCs/>
-          <w:lang w:val="es-419" w:eastAsia="es-CO"/>
-        </w:rPr>
-        <w:t xml:space="preserve"> (el inicio)</w:t>
-      </w:r>
-      <w:r>
-        <w:rPr>
-          <w:b/>
-          <w:bCs/>
-          <w:lang w:val="es-419" w:eastAsia="es-CO"/>
-        </w:rPr>
-        <w:t>:</w:t>
-      </w:r>
-      <w:r>
-        <w:rPr>
-          <w:lang w:val="es-419" w:eastAsia="es-CO"/>
-        </w:rPr>
-        <w:t xml:space="preserve"> es la diferenciación simbólica de una variable que puede ser clasificada como cualitativa o cuantitativa, indicando un valor </w:t>
+        <w:t>Datos:</w:t>
+      </w:r>
+      <w:r>
+        <w:rPr>
+          <w:lang w:val="es-419" w:eastAsia="es-CO"/>
+        </w:rPr>
+        <w:t xml:space="preserve"> es la diferenciación simbólica de una variable que puede ser clasificada como cualitativa o cuantitativa, indicando un valor representativo a dicha </w:t>
       </w:r>
       <w:r>
         <w:rPr>
           <w:lang w:val="es-419" w:eastAsia="es-CO"/>
         </w:rPr>
         <w:lastRenderedPageBreak/>
-        <w:t>representativo a dicha variable para su análisis, estudio y clasificación. Por ejemplo: Juan pesa 80 kilogramos, la expresión 80 es el valor representativo del peso de Juan que se mide en kilogramos.</w:t>
+        <w:t>variable para su análisis, estudio y clasificación. Por ejemplo: Juan pesa 80 kilogramos, la expresión 80 es el valor representativo del peso de Juan que se mide en kilogramos.</w:t>
       </w:r>
     </w:p>
     <w:p>
@@ -2940,7 +2942,7 @@
           <w:bCs/>
           <w:lang w:val="es-419" w:eastAsia="es-CO"/>
         </w:rPr>
-        <w:t>Conocimiento (el fin):</w:t>
+        <w:t>Conocimiento:</w:t>
       </w:r>
       <w:r>
         <w:rPr>
@@ -2981,7 +2983,7 @@
       <w:pPr>
         <w:pStyle w:val="Ttulo2"/>
       </w:pPr>
-      <w:bookmarkStart w:id="4" w:name="_Toc238116556"/>
+      <w:bookmarkStart w:id="4" w:name="_Toc238723662"/>
       <w:r>
         <w:t>Importancia de la información</w:t>
       </w:r>
@@ -2989,84 +2991,85 @@
     </w:p>
     <w:p>
       <w:pPr>
-        <w:rPr>
-          <w:lang w:val="es-419" w:eastAsia="es-CO"/>
-        </w:rPr>
-      </w:pPr>
-      <w:r>
-        <w:rPr>
-          <w:lang w:val="es-419" w:eastAsia="es-CO"/>
-        </w:rPr>
-        <w:t>Es importante estar debidamente informado sobre un propósito, porque no solamente permite desenrollar un punto de vista o postura respecto del mismo, sino también porque permite adelantarse a un hecho o estar prevenidos sobre determinada situación.</w:t>
-      </w:r>
-    </w:p>
-    <w:p>
-      <w:pPr>
-        <w:rPr>
-          <w:lang w:val="es-419" w:eastAsia="es-CO"/>
-        </w:rPr>
-      </w:pPr>
-      <w:r>
-        <w:rPr>
-          <w:lang w:val="es-419" w:eastAsia="es-CO"/>
-        </w:rPr>
-        <w:t xml:space="preserve">Según Florencia (2013) en sus </w:t>
+        <w:spacing w:before="0" w:after="0"/>
+        <w:rPr>
+          <w:lang w:eastAsia="es-CO"/>
+        </w:rPr>
+      </w:pPr>
+      <w:r>
+        <w:rPr>
+          <w:lang w:eastAsia="es-CO"/>
+        </w:rPr>
+        <w:t xml:space="preserve">Es importante estar debidamente informado sobre un propósito, porque no solamente permite desenrollar un punto de vista o postura respecto </w:t>
+      </w:r>
+      <w:proofErr w:type="gramStart"/>
+      <w:r>
+        <w:rPr>
+          <w:lang w:eastAsia="es-CO"/>
+        </w:rPr>
+        <w:t>del mismo</w:t>
+      </w:r>
+      <w:proofErr w:type="gramEnd"/>
+      <w:r>
+        <w:rPr>
+          <w:lang w:eastAsia="es-CO"/>
+        </w:rPr>
+        <w:t>, sino también porque permite adelantarse a un hecho o estar prevenidos sobre determinada situación.</w:t>
+      </w:r>
+    </w:p>
+    <w:p>
+      <w:pPr>
+        <w:rPr>
+          <w:lang w:eastAsia="es-CO"/>
+        </w:rPr>
+      </w:pPr>
+      <w:r>
+        <w:rPr>
+          <w:lang w:eastAsia="es-CO"/>
+        </w:rPr>
+        <w:t>Según Florencia (2013), en sus </w:t>
       </w:r>
       <w:r>
         <w:rPr>
           <w:rStyle w:val="Extranjerismo"/>
-          <w:lang w:val="es-419" w:eastAsia="es-CO"/>
-        </w:rPr>
-        <w:t xml:space="preserve">blogs </w:t>
-      </w:r>
-      <w:r>
-        <w:rPr>
-          <w:lang w:val="es-419" w:eastAsia="es-CO"/>
-        </w:rPr>
-        <w:t>expresa “Gracias a la información se puede conceptuar, significar o encontrarle sentido a las cosas que rodean o acontecen en la sociedad, para luego de concebir el conocimiento debido, tomar decisiones”.</w:t>
-      </w:r>
-    </w:p>
-    <w:p>
-      <w:pPr>
-        <w:spacing w:before="0" w:after="0"/>
-        <w:rPr>
-          <w:lang w:val="es-419" w:eastAsia="es-CO"/>
-        </w:rPr>
-      </w:pPr>
-      <w:r>
-        <w:rPr>
-          <w:lang w:val="es-419" w:eastAsia="es-CO"/>
-        </w:rPr>
-        <w:t xml:space="preserve">Entonces, la información es necesaria y vital en muchos aspectos de la vida personal y profesional, y en los tiempos presentes se le atribuye a la misma una </w:t>
-      </w:r>
-      <w:r>
-        <w:rPr>
-          <w:lang w:val="es-419" w:eastAsia="es-CO"/>
-        </w:rPr>
+          <w:lang w:val="es-CO" w:eastAsia="es-CO"/>
+        </w:rPr>
+        <w:t>blogs</w:t>
+      </w:r>
+      <w:r>
+        <w:rPr>
+          <w:lang w:eastAsia="es-CO"/>
+        </w:rPr>
+        <w:t> expresa: “Gracias a la información se puede conceptuar, significar o encontrarle sentido a las cosas que rodean o acontecen en la sociedad, para luego de concebir el conocimiento debido, tomar decisiones”.</w:t>
+      </w:r>
+    </w:p>
+    <w:p>
+      <w:pPr>
+        <w:rPr>
+          <w:lang w:eastAsia="es-CO"/>
+        </w:rPr>
+      </w:pPr>
+      <w:r>
+        <w:rPr>
+          <w:lang w:eastAsia="es-CO"/>
+        </w:rPr>
+        <w:t>Entonces, la información es necesaria y vital en muchos aspectos de la vida personal y profesional, y en los tiempos presentes se le atribuye a la misma una especial valoración en diversos contextos ya que sin duda alguna en la actualidad la humanidad está atravesando la era de la información.</w:t>
+      </w:r>
+    </w:p>
+    <w:p>
+      <w:pPr>
+        <w:pStyle w:val="Ttulo2"/>
+      </w:pPr>
+      <w:bookmarkStart w:id="5" w:name="_Toc238723663"/>
+      <w:r>
         <w:lastRenderedPageBreak/>
-        <w:t>especial valoración en diversos contextos ya que sin duda alguna en la actualidad la humanidad está atravesando la era de la información.</w:t>
-      </w:r>
-    </w:p>
-    <w:p>
-      <w:pPr>
-        <w:spacing w:before="0" w:after="0"/>
-        <w:rPr>
-          <w:lang w:val="es-419" w:eastAsia="es-CO"/>
-        </w:rPr>
-      </w:pPr>
-    </w:p>
-    <w:p>
-      <w:pPr>
-        <w:pStyle w:val="Ttulo2"/>
-      </w:pPr>
-      <w:bookmarkStart w:id="5" w:name="_Toc238116557"/>
-      <w:r>
         <w:t>Fuentes de información</w:t>
       </w:r>
       <w:bookmarkEnd w:id="5"/>
     </w:p>
     <w:p>
       <w:pPr>
+        <w:spacing w:before="0" w:after="0"/>
         <w:rPr>
           <w:lang w:val="es-419" w:eastAsia="es-CO"/>
         </w:rPr>
@@ -3120,7 +3123,7 @@
         <w:pStyle w:val="Prrafodelista"/>
         <w:numPr>
           <w:ilvl w:val="0"/>
-          <w:numId w:val="26"/>
+          <w:numId w:val="43"/>
         </w:numPr>
         <w:rPr>
           <w:b/>
@@ -3154,7 +3157,7 @@
         <w:pStyle w:val="Prrafodelista"/>
         <w:numPr>
           <w:ilvl w:val="0"/>
-          <w:numId w:val="27"/>
+          <w:numId w:val="44"/>
         </w:numPr>
         <w:spacing w:before="0" w:after="0"/>
         <w:rPr>
@@ -3179,14 +3182,14 @@
         <w:rPr>
           <w:lang w:eastAsia="es-CO"/>
         </w:rPr>
-        <w:t xml:space="preserve">Desde la metodología de la investigación, las fuentes secundarias </w:t>
+        <w:t xml:space="preserve">Desde la metodología de la investigación, las fuentes secundarias corresponden a documentos o materiales que analizan, interpretan, sintetizan o compilan información previamente obtenida de fuentes primarias. La inclusión de "noticieros" y "medios de información" es válida </w:t>
       </w:r>
       <w:r>
         <w:rPr>
           <w:lang w:eastAsia="es-CO"/>
         </w:rPr>
         <w:lastRenderedPageBreak/>
-        <w:t>corresponden a documentos o materiales que analizan, interpretan, sintetizan o compilan información previamente obtenida de fuentes primarias. La inclusión de "noticieros" y "medios de información" es válida en determinados contextos, pero resulta más preciso definirlas por la naturaleza de la información que proporcionan y no únicamente por el tipo de medio.</w:t>
+        <w:t>en determinados contextos, pero resulta más preciso definirlas por la naturaleza de la información que proporcionan y no únicamente por el tipo de medio.</w:t>
       </w:r>
     </w:p>
     <w:p>
@@ -3203,7 +3206,7 @@
       <w:pPr>
         <w:pStyle w:val="Ttulo2"/>
       </w:pPr>
-      <w:bookmarkStart w:id="6" w:name="_Toc238116558"/>
+      <w:bookmarkStart w:id="6" w:name="_Toc238723664"/>
       <w:r>
         <w:t>Técnicas de recolección de la información</w:t>
       </w:r>
@@ -3211,6 +3214,7 @@
     </w:p>
     <w:p>
       <w:pPr>
+        <w:spacing w:before="0" w:after="0"/>
         <w:rPr>
           <w:lang w:val="es-419" w:eastAsia="es-CO"/>
         </w:rPr>
@@ -3246,6 +3250,7 @@
           <w:ilvl w:val="0"/>
           <w:numId w:val="5"/>
         </w:numPr>
+        <w:spacing w:before="0" w:after="0"/>
         <w:rPr>
           <w:lang w:val="es-419" w:eastAsia="es-CO"/>
         </w:rPr>
@@ -3268,8 +3273,6 @@
       </w:r>
       <w:r>
         <w:rPr>
-          <w:b/>
-          <w:bCs/>
           <w:lang w:val="es-419" w:eastAsia="es-CO"/>
         </w:rPr>
         <w:t>La encuesta,</w:t>
@@ -3322,13 +3325,18 @@
           <w:lang w:val="es-419" w:eastAsia="es-CO"/>
         </w:rPr>
         <w:br/>
-        <w:t>La entrevista</w:t>
-      </w:r>
-      <w:r>
-        <w:rPr>
-          <w:lang w:val="es-419" w:eastAsia="es-CO"/>
-        </w:rPr>
-        <w:t xml:space="preserve"> es una técnica orientada a obtener una conversación estructurada con las personas con apropiación de la información, la entrevista a pesar de manejar un cuestionario base con el cual se establecerá una comunicación dialógica con el entrevistado, permite la flexibilidad de ampliar la respuesta del entrevistado con nuevas preguntas.</w:t>
+      </w:r>
+      <w:r>
+        <w:rPr>
+          <w:lang w:val="es-419" w:eastAsia="es-CO"/>
+        </w:rPr>
+        <w:t xml:space="preserve">La entrevista </w:t>
+      </w:r>
+      <w:r>
+        <w:rPr>
+          <w:lang w:val="es-419" w:eastAsia="es-CO"/>
+        </w:rPr>
+        <w:t>es una técnica orientada a obtener una conversación estructurada con las personas con apropiación de la información, la entrevista a pesar de manejar un cuestionario base con el cual se establecerá una comunicación dialógica con el entrevistado, permite la flexibilidad de ampliar la respuesta del entrevistado con nuevas preguntas.</w:t>
       </w:r>
     </w:p>
     <w:p>
@@ -3348,7 +3356,6 @@
           <w:bCs/>
           <w:lang w:val="es-419" w:eastAsia="es-CO"/>
         </w:rPr>
-        <w:lastRenderedPageBreak/>
         <w:t>Observación directa</w:t>
       </w:r>
       <w:r>
@@ -3358,13 +3365,25 @@
           <w:lang w:val="es-419" w:eastAsia="es-CO"/>
         </w:rPr>
         <w:br/>
+      </w:r>
+      <w:r>
+        <w:rPr>
+          <w:lang w:val="es-419" w:eastAsia="es-CO"/>
+        </w:rPr>
         <w:t>La observación directa</w:t>
       </w:r>
       <w:r>
         <w:rPr>
           <w:lang w:val="es-419" w:eastAsia="es-CO"/>
         </w:rPr>
-        <w:t xml:space="preserve"> cada día cobra mayor fuerza y credibilidad, y cada vez tiende a generalizarse más, dado que permite la obtención de información directa y confiable, siempre que medie un procedimiento sistematizado y supervisado, para lo cual hoy en día se utilizan medios audiovisuales muy completos y con alto componente tecnológico en las industrias 4.0, permite estudios de comportamiento del consumidor, del personal en el puesto de trabajo, estímulos basados en percepciones sensoriales en pruebas de productos, entre otros.</w:t>
+        <w:t xml:space="preserve"> cada día cobra mayor fuerza y credibilidad, y cada vez </w:t>
+      </w:r>
+      <w:r>
+        <w:rPr>
+          <w:lang w:val="es-419" w:eastAsia="es-CO"/>
+        </w:rPr>
+        <w:lastRenderedPageBreak/>
+        <w:t>tiende a generalizarse más, dado que permite la obtención de información directa y confiable, siempre que medie un procedimiento sistematizado y supervisado, para lo cual hoy en día se utilizan medios audiovisuales muy completos y con alto componente tecnológico en las industrias 4.0, permite estudios de comportamiento del consumidor, del personal en el puesto de trabajo, estímulos basados en percepciones sensoriales en pruebas de productos, entre otros.</w:t>
       </w:r>
     </w:p>
     <w:p>
@@ -3393,13 +3412,18 @@
           <w:lang w:val="es-419" w:eastAsia="es-CO"/>
         </w:rPr>
         <w:br/>
-        <w:t>El análisis de documentos</w:t>
-      </w:r>
-      <w:r>
-        <w:rPr>
-          <w:lang w:val="es-419" w:eastAsia="es-CO"/>
-        </w:rPr>
-        <w:t xml:space="preserve"> se utiliza bajo los criterios de fichas bibliográficas que analizan material impreso o digital, su principal uso está en la elaboración del marco teórico del estudio.</w:t>
+      </w:r>
+      <w:r>
+        <w:rPr>
+          <w:lang w:val="es-419" w:eastAsia="es-CO"/>
+        </w:rPr>
+        <w:t>El análisis de documentos se ut</w:t>
+      </w:r>
+      <w:r>
+        <w:rPr>
+          <w:lang w:val="es-419" w:eastAsia="es-CO"/>
+        </w:rPr>
+        <w:t>iliza bajo los criterios de fichas bibliográficas que analizan material impreso o digital, su principal uso está en la elaboración del marco teórico del estudio.</w:t>
       </w:r>
     </w:p>
     <w:p>
@@ -3429,13 +3453,18 @@
           <w:lang w:val="es-419" w:eastAsia="es-CO"/>
         </w:rPr>
         <w:br/>
-        <w:t>La búsqueda web</w:t>
-      </w:r>
-      <w:r>
-        <w:rPr>
-          <w:lang w:val="es-419" w:eastAsia="es-CO"/>
-        </w:rPr>
-        <w:t xml:space="preserve"> o consulta de bases de datos, páginas web, </w:t>
+      </w:r>
+      <w:r>
+        <w:rPr>
+          <w:lang w:val="es-419" w:eastAsia="es-CO"/>
+        </w:rPr>
+        <w:t>La búsqueda web o co</w:t>
+      </w:r>
+      <w:r>
+        <w:rPr>
+          <w:lang w:val="es-419" w:eastAsia="es-CO"/>
+        </w:rPr>
+        <w:t xml:space="preserve">nsulta de bases de datos, páginas web, </w:t>
       </w:r>
       <w:r>
         <w:rPr>
@@ -3465,7 +3494,7 @@
       <w:pPr>
         <w:pStyle w:val="Ttulo2"/>
       </w:pPr>
-      <w:bookmarkStart w:id="7" w:name="_Toc238116559"/>
+      <w:bookmarkStart w:id="7" w:name="_Toc238723665"/>
       <w:r>
         <w:t>A</w:t>
       </w:r>
@@ -3476,28 +3505,55 @@
     </w:p>
     <w:p>
       <w:pPr>
-        <w:rPr>
-          <w:lang w:val="es-419" w:eastAsia="es-CO"/>
-        </w:rPr>
-      </w:pPr>
-      <w:r>
-        <w:rPr>
-          <w:lang w:val="es-419" w:eastAsia="es-CO"/>
+        <w:spacing w:before="0" w:after="0"/>
+        <w:rPr>
+          <w:lang w:val="es-419" w:eastAsia="es-CO"/>
+        </w:rPr>
+      </w:pPr>
+      <w:r>
+        <w:rPr>
+          <w:lang w:eastAsia="es-CO"/>
         </w:rPr>
         <w:t xml:space="preserve">La información tiene diversas formas de ser examinada y analizada, de ello, dependerá las conclusiones que sean pertinentes al proceso de investigación que se está desarrollando, por tanto, a </w:t>
       </w:r>
-      <w:r>
-        <w:rPr>
-          <w:lang w:val="es-419" w:eastAsia="es-CO"/>
-        </w:rPr>
-        <w:t>continuación,</w:t>
-      </w:r>
-      <w:r>
-        <w:rPr>
-          <w:lang w:val="es-419" w:eastAsia="es-CO"/>
+      <w:proofErr w:type="gramStart"/>
+      <w:r>
+        <w:rPr>
+          <w:lang w:eastAsia="es-CO"/>
+        </w:rPr>
+        <w:t>continuación</w:t>
+      </w:r>
+      <w:proofErr w:type="gramEnd"/>
+      <w:r>
+        <w:rPr>
+          <w:lang w:eastAsia="es-CO"/>
         </w:rPr>
         <w:t xml:space="preserve"> se presenta la conceptualización de las formas de análisis de la información.</w:t>
       </w:r>
+    </w:p>
+    <w:p>
+      <w:pPr>
+        <w:spacing w:before="0" w:after="0"/>
+        <w:rPr>
+          <w:lang w:val="es-419" w:eastAsia="es-CO"/>
+        </w:rPr>
+      </w:pPr>
+    </w:p>
+    <w:p>
+      <w:pPr>
+        <w:spacing w:before="0" w:after="0"/>
+        <w:rPr>
+          <w:lang w:val="es-419" w:eastAsia="es-CO"/>
+        </w:rPr>
+      </w:pPr>
+    </w:p>
+    <w:p>
+      <w:pPr>
+        <w:spacing w:before="0" w:after="0"/>
+        <w:rPr>
+          <w:lang w:val="es-419" w:eastAsia="es-CO"/>
+        </w:rPr>
+      </w:pPr>
     </w:p>
     <w:p>
       <w:pPr>
@@ -3514,6 +3570,7 @@
           <w:bCs/>
           <w:lang w:val="es-419" w:eastAsia="es-CO"/>
         </w:rPr>
+        <w:lastRenderedPageBreak/>
         <w:t>Análisis de la información</w:t>
       </w:r>
     </w:p>
@@ -3538,65 +3595,45 @@
           <w:bCs/>
           <w:lang w:val="es-419" w:eastAsia="es-CO"/>
         </w:rPr>
-        <w:lastRenderedPageBreak/>
         <w:t>Investigación cualitativa</w:t>
       </w:r>
     </w:p>
     <w:p>
       <w:pPr>
         <w:spacing w:before="0" w:after="0"/>
-        <w:ind w:left="1134" w:firstLine="0"/>
-        <w:rPr>
-          <w:lang w:val="es-419" w:eastAsia="es-CO"/>
-        </w:rPr>
-      </w:pPr>
-      <w:r>
-        <w:rPr>
-          <w:lang w:val="es-419" w:eastAsia="es-CO"/>
-        </w:rPr>
-        <w:t>Según Sampieri (2006) “se fundamentan más en un proceso inductivo (explorar y describir, y luego generar perspectivas teóricas), van de lo particular a lo general en el análisis de fenómenos sociales” (p.8).</w:t>
-      </w:r>
-    </w:p>
-    <w:p>
-      <w:pPr>
         <w:ind w:left="708" w:firstLine="426"/>
         <w:rPr>
-          <w:lang w:val="es-419" w:eastAsia="es-CO"/>
-        </w:rPr>
-      </w:pPr>
-      <w:r>
-        <w:rPr>
-          <w:lang w:val="es-419" w:eastAsia="es-CO"/>
-        </w:rPr>
-        <w:t>Según Báez (2009) en su definición agrega el componente comercial muy de moda en los presentes contextos ofreciendo el concepto de investigación cualitativa como “el conjunto de todas las cosas que se hacen para seguir la pista a los mercados y encontrar los rasgos que distinguen a las personas (cliente, consumidor, organización…) y a las cosas (productos, bienes, servicios, sectores de actividad) sus propiedades y atributos, sean estos naturales y</w:t>
-      </w:r>
-      <w:r>
-        <w:rPr>
-          <w:lang w:val="es-419" w:eastAsia="es-CO"/>
-        </w:rPr>
-        <w:t xml:space="preserve"> </w:t>
-      </w:r>
-      <w:r>
-        <w:rPr>
-          <w:lang w:val="es-419" w:eastAsia="es-CO"/>
-        </w:rPr>
-        <w:t>/</w:t>
-      </w:r>
-      <w:r>
-        <w:rPr>
-          <w:lang w:val="es-419" w:eastAsia="es-CO"/>
-        </w:rPr>
-        <w:t xml:space="preserve"> </w:t>
-      </w:r>
-      <w:r>
-        <w:rPr>
-          <w:lang w:val="es-419" w:eastAsia="es-CO"/>
-        </w:rPr>
-        <w:t>o adquiridos” (p.35).</w:t>
-      </w:r>
-    </w:p>
-    <w:p>
-      <w:pPr>
+          <w:lang w:eastAsia="es-CO"/>
+        </w:rPr>
+      </w:pPr>
+      <w:r>
+        <w:rPr>
+          <w:lang w:eastAsia="es-CO"/>
+        </w:rPr>
+        <w:t>Según Sampieri (2006), "se fundamentan más en un proceso inductivo (explorar y describir, y luego generar perspectivas teóricas), van de lo particular a lo general en el análisis de fenómenos sociales" (p. 8).</w:t>
+      </w:r>
+    </w:p>
+    <w:p>
+      <w:pPr>
+        <w:ind w:left="708" w:firstLine="426"/>
+        <w:rPr>
+          <w:lang w:eastAsia="es-CO"/>
+        </w:rPr>
+      </w:pPr>
+      <w:r>
+        <w:rPr>
+          <w:lang w:eastAsia="es-CO"/>
+        </w:rPr>
+        <w:t>Según Báez (2009), en su definición agrega el componente comercial muy de moda en los presentes contextos ofreciendo el concepto de investigación cualitativa como “el conjunto de todas las cosas que se hacen para seguir la pista a los mercados y encontrar los rasgos que distinguen a las personas (cliente, consumidor, organización…) y a las cosas (productos, bienes, servicios, sectores de actividad) sus propiedades y atributos, sean estos naturales y/o adquiridos” (p.35).</w:t>
+      </w:r>
+    </w:p>
+    <w:p>
+      <w:pPr>
+        <w:pStyle w:val="Prrafodelista"/>
+        <w:numPr>
+          <w:ilvl w:val="0"/>
+          <w:numId w:val="44"/>
+        </w:numPr>
         <w:spacing w:before="0" w:after="0"/>
         <w:rPr>
           <w:b/>
@@ -3611,6 +3648,189 @@
           <w:lang w:val="es-419" w:eastAsia="es-CO"/>
         </w:rPr>
         <w:t>Ventajas y desventajas de la investigación cualitativa</w:t>
+      </w:r>
+    </w:p>
+    <w:p>
+      <w:pPr>
+        <w:pStyle w:val="Prrafodelista"/>
+        <w:numPr>
+          <w:ilvl w:val="0"/>
+          <w:numId w:val="45"/>
+        </w:numPr>
+        <w:spacing w:before="0" w:after="0"/>
+        <w:rPr>
+          <w:b/>
+          <w:bCs/>
+          <w:lang w:val="es-419" w:eastAsia="es-CO"/>
+        </w:rPr>
+      </w:pPr>
+      <w:r>
+        <w:rPr>
+          <w:b/>
+          <w:bCs/>
+          <w:lang w:val="es-419" w:eastAsia="es-CO"/>
+        </w:rPr>
+        <w:t>Ventajas</w:t>
+      </w:r>
+    </w:p>
+    <w:p>
+      <w:pPr>
+        <w:pStyle w:val="Prrafodelista"/>
+        <w:numPr>
+          <w:ilvl w:val="0"/>
+          <w:numId w:val="48"/>
+        </w:numPr>
+        <w:spacing w:before="0" w:after="0"/>
+        <w:rPr>
+          <w:lang w:val="es-419" w:eastAsia="es-CO"/>
+        </w:rPr>
+      </w:pPr>
+      <w:r>
+        <w:rPr>
+          <w:lang w:val="es-419" w:eastAsia="es-CO"/>
+        </w:rPr>
+        <w:t>Permite profundización.</w:t>
+      </w:r>
+    </w:p>
+    <w:p>
+      <w:pPr>
+        <w:pStyle w:val="Prrafodelista"/>
+        <w:numPr>
+          <w:ilvl w:val="0"/>
+          <w:numId w:val="48"/>
+        </w:numPr>
+        <w:spacing w:before="0" w:after="0"/>
+        <w:rPr>
+          <w:lang w:val="es-419" w:eastAsia="es-CO"/>
+        </w:rPr>
+      </w:pPr>
+      <w:r>
+        <w:rPr>
+          <w:lang w:val="es-419" w:eastAsia="es-CO"/>
+        </w:rPr>
+        <w:t>Evaluación correspondencia verbal</w:t>
+      </w:r>
+      <w:r>
+        <w:rPr>
+          <w:lang w:val="es-419" w:eastAsia="es-CO"/>
+        </w:rPr>
+        <w:t xml:space="preserve"> </w:t>
+      </w:r>
+      <w:r>
+        <w:rPr>
+          <w:lang w:val="es-419" w:eastAsia="es-CO"/>
+        </w:rPr>
+        <w:t>-</w:t>
+      </w:r>
+      <w:r>
+        <w:rPr>
+          <w:lang w:val="es-419" w:eastAsia="es-CO"/>
+        </w:rPr>
+        <w:t xml:space="preserve"> </w:t>
+      </w:r>
+      <w:r>
+        <w:rPr>
+          <w:lang w:val="es-419" w:eastAsia="es-CO"/>
+        </w:rPr>
+        <w:t>corporal.</w:t>
+      </w:r>
+    </w:p>
+    <w:p>
+      <w:pPr>
+        <w:pStyle w:val="Prrafodelista"/>
+        <w:numPr>
+          <w:ilvl w:val="0"/>
+          <w:numId w:val="48"/>
+        </w:numPr>
+        <w:spacing w:before="0" w:after="0"/>
+        <w:rPr>
+          <w:lang w:val="es-419" w:eastAsia="es-CO"/>
+        </w:rPr>
+      </w:pPr>
+      <w:r>
+        <w:rPr>
+          <w:lang w:val="es-419" w:eastAsia="es-CO"/>
+        </w:rPr>
+        <w:t>Mayor rapidez</w:t>
+      </w:r>
+      <w:r>
+        <w:rPr>
+          <w:lang w:val="es-419" w:eastAsia="es-CO"/>
+        </w:rPr>
+        <w:t>.</w:t>
+      </w:r>
+    </w:p>
+    <w:p>
+      <w:pPr>
+        <w:pStyle w:val="Prrafodelista"/>
+        <w:numPr>
+          <w:ilvl w:val="0"/>
+          <w:numId w:val="45"/>
+        </w:numPr>
+        <w:spacing w:before="0" w:after="0"/>
+        <w:rPr>
+          <w:b/>
+          <w:bCs/>
+          <w:lang w:val="es-419" w:eastAsia="es-CO"/>
+        </w:rPr>
+      </w:pPr>
+      <w:r>
+        <w:rPr>
+          <w:b/>
+          <w:bCs/>
+          <w:lang w:val="es-419" w:eastAsia="es-CO"/>
+        </w:rPr>
+        <w:t>Desventajas</w:t>
+      </w:r>
+    </w:p>
+    <w:p>
+      <w:pPr>
+        <w:pStyle w:val="Prrafodelista"/>
+        <w:numPr>
+          <w:ilvl w:val="0"/>
+          <w:numId w:val="47"/>
+        </w:numPr>
+        <w:spacing w:before="0" w:after="0"/>
+        <w:rPr>
+          <w:lang w:val="es-419" w:eastAsia="es-CO"/>
+        </w:rPr>
+      </w:pPr>
+      <w:r>
+        <w:rPr>
+          <w:lang w:val="es-419" w:eastAsia="es-CO"/>
+        </w:rPr>
+        <w:t>No cua</w:t>
+      </w:r>
+      <w:r>
+        <w:rPr>
+          <w:lang w:val="es-419" w:eastAsia="es-CO"/>
+        </w:rPr>
+        <w:t>nt</w:t>
+      </w:r>
+      <w:r>
+        <w:rPr>
+          <w:lang w:val="es-419" w:eastAsia="es-CO"/>
+        </w:rPr>
+        <w:t>ifican.</w:t>
+      </w:r>
+    </w:p>
+    <w:p>
+      <w:pPr>
+        <w:pStyle w:val="Prrafodelista"/>
+        <w:numPr>
+          <w:ilvl w:val="0"/>
+          <w:numId w:val="47"/>
+        </w:numPr>
+        <w:spacing w:before="0" w:after="0"/>
+        <w:rPr>
+          <w:lang w:val="es-419" w:eastAsia="es-CO"/>
+        </w:rPr>
+      </w:pPr>
+      <w:r>
+        <w:rPr>
+          <w:lang w:val="es-419" w:eastAsia="es-CO"/>
+        </w:rPr>
+        <w:t>Poco personal especializado.</w:t>
       </w:r>
     </w:p>
     <w:p>
@@ -3634,7 +3854,22 @@
           <w:bCs/>
           <w:lang w:val="es-419" w:eastAsia="es-CO"/>
         </w:rPr>
-        <w:t>Ventajas</w:t>
+        <w:t>Investigación cuantitativa</w:t>
+      </w:r>
+    </w:p>
+    <w:p>
+      <w:pPr>
+        <w:spacing w:before="0" w:after="0"/>
+        <w:ind w:left="1134" w:firstLine="0"/>
+        <w:rPr>
+          <w:lang w:val="es-419" w:eastAsia="es-CO"/>
+        </w:rPr>
+      </w:pPr>
+      <w:r>
+        <w:rPr>
+          <w:lang w:val="es-419" w:eastAsia="es-CO"/>
+        </w:rPr>
+        <w:t>Es un método de investigación en el que, según Sampieri (2006), el investigador recolecta datos numéricos de los objetos, fenómenos o participantes, que estudia y analiza mediante procedimientos estadísticos.</w:t>
       </w:r>
     </w:p>
     <w:p>
@@ -3642,18 +3877,39 @@
         <w:pStyle w:val="Prrafodelista"/>
         <w:numPr>
           <w:ilvl w:val="0"/>
-          <w:numId w:val="28"/>
+          <w:numId w:val="44"/>
         </w:numPr>
         <w:spacing w:before="0" w:after="0"/>
         <w:rPr>
-          <w:lang w:val="es-419" w:eastAsia="es-CO"/>
-        </w:rPr>
-      </w:pPr>
-      <w:r>
-        <w:rPr>
-          <w:lang w:val="es-419" w:eastAsia="es-CO"/>
-        </w:rPr>
-        <w:t>Permite profundización.</w:t>
+          <w:b/>
+          <w:bCs/>
+          <w:lang w:val="es-419" w:eastAsia="es-CO"/>
+        </w:rPr>
+      </w:pPr>
+      <w:r>
+        <w:rPr>
+          <w:b/>
+          <w:bCs/>
+          <w:lang w:val="es-419" w:eastAsia="es-CO"/>
+        </w:rPr>
+        <w:lastRenderedPageBreak/>
+        <w:t>Ventajas y desventajas de la investigación cua</w:t>
+      </w:r>
+      <w:r>
+        <w:rPr>
+          <w:b/>
+          <w:bCs/>
+          <w:lang w:val="es-419" w:eastAsia="es-CO"/>
+        </w:rPr>
+        <w:t>nt</w:t>
+      </w:r>
+      <w:r>
+        <w:rPr>
+          <w:b/>
+          <w:bCs/>
+          <w:lang w:val="es-419" w:eastAsia="es-CO"/>
+        </w:rPr>
+        <w:t>itativa</w:t>
       </w:r>
     </w:p>
     <w:p>
@@ -3661,42 +3917,22 @@
         <w:pStyle w:val="Prrafodelista"/>
         <w:numPr>
           <w:ilvl w:val="0"/>
-          <w:numId w:val="28"/>
+          <w:numId w:val="45"/>
         </w:numPr>
         <w:spacing w:before="0" w:after="0"/>
         <w:rPr>
-          <w:lang w:val="es-419" w:eastAsia="es-CO"/>
-        </w:rPr>
-      </w:pPr>
-      <w:r>
-        <w:rPr>
-          <w:lang w:val="es-419" w:eastAsia="es-CO"/>
-        </w:rPr>
-        <w:t>Evaluación correspondencia verbal</w:t>
-      </w:r>
-      <w:r>
-        <w:rPr>
-          <w:lang w:val="es-419" w:eastAsia="es-CO"/>
-        </w:rPr>
-        <w:t xml:space="preserve"> </w:t>
-      </w:r>
-      <w:r>
-        <w:rPr>
-          <w:lang w:val="es-419" w:eastAsia="es-CO"/>
-        </w:rPr>
-        <w:t>-</w:t>
-      </w:r>
-      <w:r>
-        <w:rPr>
-          <w:lang w:val="es-419" w:eastAsia="es-CO"/>
-        </w:rPr>
-        <w:t xml:space="preserve"> </w:t>
-      </w:r>
-      <w:r>
-        <w:rPr>
-          <w:lang w:val="es-419" w:eastAsia="es-CO"/>
-        </w:rPr>
-        <w:t>corporal.</w:t>
+          <w:b/>
+          <w:bCs/>
+          <w:lang w:val="es-419" w:eastAsia="es-CO"/>
+        </w:rPr>
+      </w:pPr>
+      <w:r>
+        <w:rPr>
+          <w:b/>
+          <w:bCs/>
+          <w:lang w:val="es-419" w:eastAsia="es-CO"/>
+        </w:rPr>
+        <w:t>Ventajas</w:t>
       </w:r>
     </w:p>
     <w:p>
@@ -3704,7 +3940,7 @@
         <w:pStyle w:val="Prrafodelista"/>
         <w:numPr>
           <w:ilvl w:val="0"/>
-          <w:numId w:val="28"/>
+          <w:numId w:val="47"/>
         </w:numPr>
         <w:spacing w:before="0" w:after="0"/>
         <w:rPr>
@@ -3715,13 +3951,7 @@
         <w:rPr>
           <w:lang w:val="es-419" w:eastAsia="es-CO"/>
         </w:rPr>
-        <w:t>Mayor rapidez</w:t>
-      </w:r>
-      <w:r>
-        <w:rPr>
-          <w:lang w:val="es-419" w:eastAsia="es-CO"/>
-        </w:rPr>
-        <w:t>.</w:t>
+        <w:t>Permite hacer proyecciones.</w:t>
       </w:r>
     </w:p>
     <w:p>
@@ -3729,73 +3959,18 @@
         <w:pStyle w:val="Prrafodelista"/>
         <w:numPr>
           <w:ilvl w:val="0"/>
-          <w:numId w:val="21"/>
+          <w:numId w:val="47"/>
         </w:numPr>
         <w:spacing w:before="0" w:after="0"/>
-        <w:ind w:left="1134"/>
-        <w:rPr>
-          <w:b/>
-          <w:bCs/>
-          <w:lang w:val="es-419" w:eastAsia="es-CO"/>
-        </w:rPr>
-      </w:pPr>
-      <w:r>
-        <w:rPr>
-          <w:b/>
-          <w:bCs/>
-          <w:lang w:val="es-419" w:eastAsia="es-CO"/>
-        </w:rPr>
-        <w:t>Desventajas</w:t>
-      </w:r>
-    </w:p>
-    <w:p>
-      <w:pPr>
-        <w:pStyle w:val="Prrafodelista"/>
-        <w:numPr>
-          <w:ilvl w:val="1"/>
-          <w:numId w:val="29"/>
-        </w:numPr>
-        <w:spacing w:before="0" w:after="0"/>
-        <w:rPr>
-          <w:lang w:val="es-419" w:eastAsia="es-CO"/>
-        </w:rPr>
-      </w:pPr>
-      <w:r>
-        <w:rPr>
-          <w:lang w:val="es-419" w:eastAsia="es-CO"/>
-        </w:rPr>
-        <w:t>No cua</w:t>
-      </w:r>
-      <w:r>
-        <w:rPr>
-          <w:lang w:val="es-419" w:eastAsia="es-CO"/>
-        </w:rPr>
-        <w:t>nt</w:t>
-      </w:r>
-      <w:r>
-        <w:rPr>
-          <w:lang w:val="es-419" w:eastAsia="es-CO"/>
-        </w:rPr>
-        <w:t>ifican.</w:t>
-      </w:r>
-    </w:p>
-    <w:p>
-      <w:pPr>
-        <w:pStyle w:val="Prrafodelista"/>
-        <w:numPr>
-          <w:ilvl w:val="1"/>
-          <w:numId w:val="29"/>
-        </w:numPr>
-        <w:spacing w:before="0" w:after="0"/>
-        <w:rPr>
-          <w:lang w:val="es-419" w:eastAsia="es-CO"/>
-        </w:rPr>
-      </w:pPr>
-      <w:r>
-        <w:rPr>
-          <w:lang w:val="es-419" w:eastAsia="es-CO"/>
-        </w:rPr>
-        <w:t>Poco personal especializado.</w:t>
+        <w:rPr>
+          <w:lang w:val="es-419" w:eastAsia="es-CO"/>
+        </w:rPr>
+      </w:pPr>
+      <w:r>
+        <w:rPr>
+          <w:lang w:val="es-419" w:eastAsia="es-CO"/>
+        </w:rPr>
+        <w:t>Mayor variedad de opiniones.</w:t>
       </w:r>
     </w:p>
     <w:p>
@@ -3803,10 +3978,52 @@
         <w:pStyle w:val="Prrafodelista"/>
         <w:numPr>
           <w:ilvl w:val="0"/>
-          <w:numId w:val="21"/>
+          <w:numId w:val="47"/>
         </w:numPr>
         <w:spacing w:before="0" w:after="0"/>
-        <w:ind w:left="1134"/>
+        <w:rPr>
+          <w:lang w:val="es-419" w:eastAsia="es-CO"/>
+        </w:rPr>
+      </w:pPr>
+      <w:r>
+        <w:rPr>
+          <w:lang w:val="es-419" w:eastAsia="es-CO"/>
+        </w:rPr>
+        <w:t>Hace más tangible la relación causa</w:t>
+      </w:r>
+      <w:r>
+        <w:rPr>
+          <w:lang w:val="es-419" w:eastAsia="es-CO"/>
+        </w:rPr>
+        <w:t xml:space="preserve"> </w:t>
+      </w:r>
+      <w:r>
+        <w:rPr>
+          <w:lang w:val="es-419" w:eastAsia="es-CO"/>
+        </w:rPr>
+        <w:t>/</w:t>
+      </w:r>
+      <w:r>
+        <w:rPr>
+          <w:lang w:val="es-419" w:eastAsia="es-CO"/>
+        </w:rPr>
+        <w:t xml:space="preserve"> </w:t>
+      </w:r>
+      <w:r>
+        <w:rPr>
+          <w:lang w:val="es-419" w:eastAsia="es-CO"/>
+        </w:rPr>
+        <w:t>efecto.</w:t>
+      </w:r>
+    </w:p>
+    <w:p>
+      <w:pPr>
+        <w:pStyle w:val="Prrafodelista"/>
+        <w:numPr>
+          <w:ilvl w:val="0"/>
+          <w:numId w:val="45"/>
+        </w:numPr>
+        <w:spacing w:before="0" w:after="0"/>
         <w:rPr>
           <w:b/>
           <w:bCs/>
@@ -3819,22 +4036,203 @@
           <w:bCs/>
           <w:lang w:val="es-419" w:eastAsia="es-CO"/>
         </w:rPr>
-        <w:t>Investigación cuantitativa</w:t>
-      </w:r>
-    </w:p>
-    <w:p>
-      <w:pPr>
-        <w:spacing w:before="0" w:after="0"/>
-        <w:ind w:left="1134" w:firstLine="0"/>
-        <w:rPr>
-          <w:lang w:val="es-419" w:eastAsia="es-CO"/>
-        </w:rPr>
-      </w:pPr>
-      <w:r>
-        <w:rPr>
-          <w:lang w:val="es-419" w:eastAsia="es-CO"/>
-        </w:rPr>
-        <w:t>Es un método de investigación en el que, según Sampieri (2006), el investigador recolecta datos numéricos de los objetos, fenómenos o participantes, que estudia y analiza mediante procedimientos estadísticos.</w:t>
+        <w:t>Desventajas</w:t>
+      </w:r>
+    </w:p>
+    <w:p>
+      <w:pPr>
+        <w:pStyle w:val="Prrafodelista"/>
+        <w:numPr>
+          <w:ilvl w:val="0"/>
+          <w:numId w:val="47"/>
+        </w:numPr>
+        <w:spacing w:before="0" w:after="0"/>
+        <w:rPr>
+          <w:lang w:val="es-419" w:eastAsia="es-CO"/>
+        </w:rPr>
+      </w:pPr>
+      <w:r>
+        <w:rPr>
+          <w:lang w:val="es-419" w:eastAsia="es-CO"/>
+        </w:rPr>
+        <w:t>Altos costos.</w:t>
+      </w:r>
+    </w:p>
+    <w:p>
+      <w:pPr>
+        <w:pStyle w:val="Prrafodelista"/>
+        <w:numPr>
+          <w:ilvl w:val="0"/>
+          <w:numId w:val="47"/>
+        </w:numPr>
+        <w:spacing w:before="0" w:after="0"/>
+        <w:rPr>
+          <w:lang w:val="es-419" w:eastAsia="es-CO"/>
+        </w:rPr>
+      </w:pPr>
+      <w:r>
+        <w:rPr>
+          <w:lang w:val="es-419" w:eastAsia="es-CO"/>
+        </w:rPr>
+        <w:t>Mayor tiempo.</w:t>
+      </w:r>
+    </w:p>
+    <w:p>
+      <w:pPr>
+        <w:pStyle w:val="Prrafodelista"/>
+        <w:numPr>
+          <w:ilvl w:val="0"/>
+          <w:numId w:val="47"/>
+        </w:numPr>
+        <w:spacing w:before="0" w:after="0"/>
+        <w:rPr>
+          <w:lang w:val="es-419" w:eastAsia="es-CO"/>
+        </w:rPr>
+      </w:pPr>
+      <w:r>
+        <w:rPr>
+          <w:lang w:val="es-419" w:eastAsia="es-CO"/>
+        </w:rPr>
+        <w:t>No profundiza.</w:t>
+      </w:r>
+    </w:p>
+    <w:p>
+      <w:pPr>
+        <w:pStyle w:val="Prrafodelista"/>
+        <w:numPr>
+          <w:ilvl w:val="0"/>
+          <w:numId w:val="47"/>
+        </w:numPr>
+        <w:spacing w:before="0" w:after="0"/>
+        <w:rPr>
+          <w:lang w:val="es-419" w:eastAsia="es-CO"/>
+        </w:rPr>
+      </w:pPr>
+      <w:r>
+        <w:rPr>
+          <w:lang w:val="es-419" w:eastAsia="es-CO"/>
+        </w:rPr>
+        <w:t>No registra reacciones.</w:t>
+      </w:r>
+    </w:p>
+    <w:p>
+      <w:pPr>
+        <w:pStyle w:val="Prrafodelista"/>
+        <w:numPr>
+          <w:ilvl w:val="0"/>
+          <w:numId w:val="47"/>
+        </w:numPr>
+        <w:spacing w:before="0" w:after="0"/>
+        <w:rPr>
+          <w:lang w:val="es-419" w:eastAsia="es-CO"/>
+        </w:rPr>
+      </w:pPr>
+      <w:r>
+        <w:rPr>
+          <w:lang w:val="es-419" w:eastAsia="es-CO"/>
+        </w:rPr>
+        <w:t xml:space="preserve">Requiere más personal. </w:t>
+      </w:r>
+    </w:p>
+    <w:p>
+      <w:pPr>
+        <w:rPr>
+          <w:lang w:val="es-419" w:eastAsia="es-CO"/>
+        </w:rPr>
+      </w:pPr>
+      <w:r>
+        <w:rPr>
+          <w:lang w:val="es-419" w:eastAsia="es-CO"/>
+        </w:rPr>
+        <w:t xml:space="preserve">Para concretar la investigación cualitativa pretende profundizar en los conceptos y valores, detectar motivadores y valorar las reacciones y para su ejecución requiere un soporte de psicología. Por otro </w:t>
+      </w:r>
+      <w:r>
+        <w:rPr>
+          <w:lang w:val="es-419" w:eastAsia="es-CO"/>
+        </w:rPr>
+        <w:t>lado,</w:t>
+      </w:r>
+      <w:r>
+        <w:rPr>
+          <w:lang w:val="es-419" w:eastAsia="es-CO"/>
+        </w:rPr>
+        <w:t xml:space="preserve"> en la investigación cuantitativa pretende cuantificar, establecer proporciones y diferencias e importancia relativa y para su ejecución requiere un soporte estadístico.</w:t>
+      </w:r>
+    </w:p>
+    <w:p>
+      <w:pPr>
+        <w:spacing w:before="0" w:after="160" w:line="259" w:lineRule="auto"/>
+        <w:ind w:firstLine="0"/>
+        <w:rPr>
+          <w:lang w:val="es-419" w:eastAsia="es-CO"/>
+        </w:rPr>
+      </w:pPr>
+      <w:r>
+        <w:rPr>
+          <w:lang w:val="es-419" w:eastAsia="es-CO"/>
+        </w:rPr>
+        <w:br w:type="page"/>
+      </w:r>
+    </w:p>
+    <w:p>
+      <w:pPr>
+        <w:pStyle w:val="Ttulo1"/>
+        <w:numPr>
+          <w:ilvl w:val="0"/>
+          <w:numId w:val="20"/>
+        </w:numPr>
+      </w:pPr>
+      <w:bookmarkStart w:id="8" w:name="_Toc238723666"/>
+      <w:r>
+        <w:lastRenderedPageBreak/>
+        <w:t>Variables de información</w:t>
+      </w:r>
+      <w:bookmarkEnd w:id="8"/>
+    </w:p>
+    <w:p>
+      <w:pPr>
+        <w:spacing w:before="0" w:after="0"/>
+        <w:rPr>
+          <w:lang w:val="es-419" w:eastAsia="es-CO"/>
+        </w:rPr>
+      </w:pPr>
+      <w:r>
+        <w:rPr>
+          <w:lang w:eastAsia="es-CO"/>
+        </w:rPr>
+        <w:t>Según Espinoza (2018), las variables son elementos que dependen de un referente teórico y de lo que se puede pronosticar en la población de estudio; por tanto, una variable es una propiedad que puede cambiar de valor en cada situación o de un individuo a otro, y cuyo cambio o alteración puede medirse en torno a una escala.</w:t>
+      </w:r>
+    </w:p>
+    <w:p>
+      <w:pPr>
+        <w:spacing w:before="0" w:after="0"/>
+        <w:rPr>
+          <w:lang w:val="es-419" w:eastAsia="es-CO"/>
+        </w:rPr>
+      </w:pPr>
+    </w:p>
+    <w:p>
+      <w:pPr>
+        <w:pStyle w:val="Ttulo2"/>
+      </w:pPr>
+      <w:bookmarkStart w:id="9" w:name="_Toc238723667"/>
+      <w:r>
+        <w:t>Tipos de variables en el análisis de datos</w:t>
+      </w:r>
+      <w:bookmarkEnd w:id="9"/>
+    </w:p>
+    <w:p>
+      <w:pPr>
+        <w:spacing w:before="0" w:after="0"/>
+        <w:rPr>
+          <w:lang w:val="es-419" w:eastAsia="es-CO"/>
+        </w:rPr>
+      </w:pPr>
+      <w:r>
+        <w:rPr>
+          <w:lang w:val="es-419" w:eastAsia="es-CO"/>
+        </w:rPr>
+        <w:t>Existen varios tipos de variables y cada una de ellas representa una característica, número o cantidad que puede ser medida o contada.</w:t>
       </w:r>
     </w:p>
     <w:p>
@@ -3852,23 +4250,53 @@
           <w:bCs/>
           <w:lang w:val="es-419" w:eastAsia="es-CO"/>
         </w:rPr>
-        <w:t>Ventajas y desventajas de la investigación cua</w:t>
-      </w:r>
-      <w:r>
+        <w:t>Tipos de variable</w:t>
+      </w:r>
+    </w:p>
+    <w:p>
+      <w:pPr>
+        <w:spacing w:before="0" w:after="0"/>
+        <w:rPr>
+          <w:lang w:val="es-419" w:eastAsia="es-CO"/>
+        </w:rPr>
+      </w:pPr>
+      <w:r>
+        <w:rPr>
+          <w:lang w:val="es-419" w:eastAsia="es-CO"/>
+        </w:rPr>
+        <w:t>Obtener información confiable y válida requiere cuidado y dedicación, pues de ello depende la confiabilidad y validez del estudio, estos datos o información que va a recolectarse en el medio, a través del cual se responden las preguntas de investigación y se logran los objetivos del estudio. Los datos deben ser pertinentes y suficientes para lo cual es necesario definir las fuentes y técnicas adecuadas para su recolección.</w:t>
+      </w:r>
+    </w:p>
+    <w:p>
+      <w:pPr>
+        <w:spacing w:before="0" w:after="0"/>
         <w:rPr>
           <w:b/>
           <w:bCs/>
           <w:lang w:val="es-419" w:eastAsia="es-CO"/>
         </w:rPr>
-        <w:t>nt</w:t>
-      </w:r>
+      </w:pPr>
       <w:r>
         <w:rPr>
           <w:b/>
           <w:bCs/>
           <w:lang w:val="es-419" w:eastAsia="es-CO"/>
         </w:rPr>
-        <w:t>itativa</w:t>
+        <w:t>Variables numéricas</w:t>
+      </w:r>
+    </w:p>
+    <w:p>
+      <w:pPr>
+        <w:spacing w:before="0" w:after="0"/>
+        <w:rPr>
+          <w:lang w:val="es-419" w:eastAsia="es-CO"/>
+        </w:rPr>
+      </w:pPr>
+      <w:r>
+        <w:rPr>
+          <w:lang w:val="es-419" w:eastAsia="es-CO"/>
+        </w:rPr>
+        <w:t>Son aquellas que personifican números y con ellas se logran realizar procedimientos aritméticamente. Por ejemplo, ventas mensuales puede representar a las ventas de productos que hay en un mes cualquiera. También son conocidas como variables cuantitativas, que a su vez se clasifican en discretas y continuas.</w:t>
       </w:r>
     </w:p>
     <w:p>
@@ -3879,6 +4307,7 @@
           <w:numId w:val="6"/>
         </w:numPr>
         <w:spacing w:before="0" w:after="0"/>
+        <w:ind w:left="1068"/>
         <w:rPr>
           <w:b/>
           <w:bCs/>
@@ -3891,89 +4320,30 @@
           <w:bCs/>
           <w:lang w:val="es-419" w:eastAsia="es-CO"/>
         </w:rPr>
+        <w:t>Variables discretas</w:t>
+      </w:r>
+    </w:p>
+    <w:p>
+      <w:pPr>
+        <w:pStyle w:val="Prrafodelista"/>
+        <w:spacing w:before="0" w:after="0"/>
+        <w:ind w:left="1068" w:firstLine="0"/>
+        <w:rPr>
+          <w:lang w:val="es-419" w:eastAsia="es-CO"/>
+        </w:rPr>
+      </w:pPr>
+      <w:r>
+        <w:rPr>
+          <w:lang w:eastAsia="es-CO"/>
+        </w:rPr>
+        <w:t xml:space="preserve">Son aquellas cuyos valores corresponden a clases independientes; no admiten valores intermedios y, por lo tanto, no tiene sentido hablar de promedios </w:t>
+      </w:r>
+      <w:r>
+        <w:rPr>
+          <w:lang w:eastAsia="es-CO"/>
+        </w:rPr>
         <w:lastRenderedPageBreak/>
-        <w:t>Ventajas</w:t>
-      </w:r>
-    </w:p>
-    <w:p>
-      <w:pPr>
-        <w:pStyle w:val="Prrafodelista"/>
-        <w:numPr>
-          <w:ilvl w:val="0"/>
-          <w:numId w:val="7"/>
-        </w:numPr>
-        <w:ind w:left="1843"/>
-        <w:rPr>
-          <w:lang w:val="es-419" w:eastAsia="es-CO"/>
-        </w:rPr>
-      </w:pPr>
-      <w:r>
-        <w:rPr>
-          <w:lang w:val="es-419" w:eastAsia="es-CO"/>
-        </w:rPr>
-        <w:t>Permite hacer proyecciones.</w:t>
-      </w:r>
-    </w:p>
-    <w:p>
-      <w:pPr>
-        <w:pStyle w:val="Prrafodelista"/>
-        <w:numPr>
-          <w:ilvl w:val="0"/>
-          <w:numId w:val="7"/>
-        </w:numPr>
-        <w:ind w:left="1843"/>
-        <w:rPr>
-          <w:lang w:val="es-419" w:eastAsia="es-CO"/>
-        </w:rPr>
-      </w:pPr>
-      <w:r>
-        <w:rPr>
-          <w:lang w:val="es-419" w:eastAsia="es-CO"/>
-        </w:rPr>
-        <w:t>Mayor variedad de opiniones.</w:t>
-      </w:r>
-    </w:p>
-    <w:p>
-      <w:pPr>
-        <w:pStyle w:val="Prrafodelista"/>
-        <w:numPr>
-          <w:ilvl w:val="0"/>
-          <w:numId w:val="7"/>
-        </w:numPr>
-        <w:ind w:left="1843"/>
-        <w:rPr>
-          <w:lang w:val="es-419" w:eastAsia="es-CO"/>
-        </w:rPr>
-      </w:pPr>
-      <w:r>
-        <w:rPr>
-          <w:lang w:val="es-419" w:eastAsia="es-CO"/>
-        </w:rPr>
-        <w:t>Hace más tangible la relación causa</w:t>
-      </w:r>
-      <w:r>
-        <w:rPr>
-          <w:lang w:val="es-419" w:eastAsia="es-CO"/>
-        </w:rPr>
-        <w:t xml:space="preserve"> </w:t>
-      </w:r>
-      <w:r>
-        <w:rPr>
-          <w:lang w:val="es-419" w:eastAsia="es-CO"/>
-        </w:rPr>
-        <w:t>/</w:t>
-      </w:r>
-      <w:r>
-        <w:rPr>
-          <w:lang w:val="es-419" w:eastAsia="es-CO"/>
-        </w:rPr>
-        <w:t xml:space="preserve"> </w:t>
-      </w:r>
-      <w:r>
-        <w:rPr>
-          <w:lang w:val="es-419" w:eastAsia="es-CO"/>
-        </w:rPr>
-        <w:t>efecto.</w:t>
+        <w:t>estadísticos. Un ejemplo clásico es la respuesta a la pregunta: ¿cuántos hermanos tienen los cinco amigos de Javier Martínez? La respuesta a esta pregunta puede ser 3, 2, 1, 0 o 2; es preciso aclarar que no cabe como respuesta que un amigo de Javier Martínez tenga 1,5 hermanos o alguna respuesta semejante.</w:t>
       </w:r>
     </w:p>
     <w:p>
@@ -3983,6 +4353,8 @@
           <w:ilvl w:val="0"/>
           <w:numId w:val="6"/>
         </w:numPr>
+        <w:spacing w:before="0" w:after="0"/>
+        <w:ind w:left="1068"/>
         <w:rPr>
           <w:b/>
           <w:bCs/>
@@ -3995,203 +4367,23 @@
           <w:bCs/>
           <w:lang w:val="es-419" w:eastAsia="es-CO"/>
         </w:rPr>
-        <w:t>Desventajas</w:t>
+        <w:t>Variables continuas</w:t>
       </w:r>
     </w:p>
     <w:p>
       <w:pPr>
         <w:pStyle w:val="Prrafodelista"/>
-        <w:numPr>
-          <w:ilvl w:val="0"/>
-          <w:numId w:val="19"/>
-        </w:numPr>
-        <w:ind w:left="1701"/>
-        <w:rPr>
-          <w:lang w:val="es-419" w:eastAsia="es-CO"/>
-        </w:rPr>
-      </w:pPr>
-      <w:r>
-        <w:rPr>
-          <w:lang w:val="es-419" w:eastAsia="es-CO"/>
-        </w:rPr>
-        <w:t>Altos costos.</w:t>
-      </w:r>
-    </w:p>
-    <w:p>
-      <w:pPr>
-        <w:pStyle w:val="Prrafodelista"/>
-        <w:numPr>
-          <w:ilvl w:val="0"/>
-          <w:numId w:val="19"/>
-        </w:numPr>
-        <w:ind w:left="1701"/>
-        <w:rPr>
-          <w:lang w:val="es-419" w:eastAsia="es-CO"/>
-        </w:rPr>
-      </w:pPr>
-      <w:r>
-        <w:rPr>
-          <w:lang w:val="es-419" w:eastAsia="es-CO"/>
-        </w:rPr>
-        <w:t>Mayor tiempo.</w:t>
-      </w:r>
-    </w:p>
-    <w:p>
-      <w:pPr>
-        <w:pStyle w:val="Prrafodelista"/>
-        <w:numPr>
-          <w:ilvl w:val="0"/>
-          <w:numId w:val="19"/>
-        </w:numPr>
-        <w:ind w:left="1701"/>
-        <w:rPr>
-          <w:lang w:val="es-419" w:eastAsia="es-CO"/>
-        </w:rPr>
-      </w:pPr>
-      <w:r>
-        <w:rPr>
-          <w:lang w:val="es-419" w:eastAsia="es-CO"/>
-        </w:rPr>
-        <w:t>No profundiza.</w:t>
-      </w:r>
-    </w:p>
-    <w:p>
-      <w:pPr>
-        <w:pStyle w:val="Prrafodelista"/>
-        <w:numPr>
-          <w:ilvl w:val="0"/>
-          <w:numId w:val="19"/>
-        </w:numPr>
-        <w:ind w:left="1701"/>
-        <w:rPr>
-          <w:lang w:val="es-419" w:eastAsia="es-CO"/>
-        </w:rPr>
-      </w:pPr>
-      <w:r>
-        <w:rPr>
-          <w:lang w:val="es-419" w:eastAsia="es-CO"/>
-        </w:rPr>
-        <w:t>No registra reacciones.</w:t>
-      </w:r>
-    </w:p>
-    <w:p>
-      <w:pPr>
-        <w:pStyle w:val="Prrafodelista"/>
-        <w:numPr>
-          <w:ilvl w:val="0"/>
-          <w:numId w:val="19"/>
-        </w:numPr>
-        <w:ind w:left="1701"/>
-        <w:rPr>
-          <w:lang w:val="es-419" w:eastAsia="es-CO"/>
-        </w:rPr>
-      </w:pPr>
-      <w:r>
-        <w:rPr>
-          <w:lang w:val="es-419" w:eastAsia="es-CO"/>
-        </w:rPr>
-        <w:t xml:space="preserve">Requiere más personal. </w:t>
-      </w:r>
-    </w:p>
-    <w:p>
-      <w:pPr>
-        <w:rPr>
-          <w:lang w:val="es-419" w:eastAsia="es-CO"/>
-        </w:rPr>
-      </w:pPr>
-      <w:r>
-        <w:rPr>
-          <w:lang w:val="es-419" w:eastAsia="es-CO"/>
-        </w:rPr>
-        <w:t xml:space="preserve">Para concretar la investigación cualitativa pretende profundizar en los conceptos y valores, detectar motivadores y valorar las reacciones y para su ejecución requiere un soporte de psicología. Por otro </w:t>
-      </w:r>
-      <w:r>
-        <w:rPr>
-          <w:lang w:val="es-419" w:eastAsia="es-CO"/>
-        </w:rPr>
-        <w:t>lado,</w:t>
-      </w:r>
-      <w:r>
-        <w:rPr>
-          <w:lang w:val="es-419" w:eastAsia="es-CO"/>
-        </w:rPr>
-        <w:t xml:space="preserve"> en la investigación cuantitativa pretende cuantificar, establecer proporciones y diferencias e importancia relativa y para su ejecución requiere un soporte estadístico.</w:t>
-      </w:r>
-    </w:p>
-    <w:p>
-      <w:pPr>
-        <w:spacing w:before="0" w:after="160" w:line="259" w:lineRule="auto"/>
-        <w:ind w:firstLine="0"/>
-        <w:rPr>
-          <w:lang w:val="es-419" w:eastAsia="es-CO"/>
-        </w:rPr>
-      </w:pPr>
-      <w:r>
-        <w:rPr>
-          <w:lang w:val="es-419" w:eastAsia="es-CO"/>
-        </w:rPr>
-        <w:br w:type="page"/>
-      </w:r>
-    </w:p>
-    <w:p>
-      <w:pPr>
-        <w:pStyle w:val="Ttulo1"/>
-        <w:numPr>
-          <w:ilvl w:val="0"/>
-          <w:numId w:val="20"/>
-        </w:numPr>
-      </w:pPr>
-      <w:bookmarkStart w:id="8" w:name="_Toc238116560"/>
-      <w:r>
-        <w:lastRenderedPageBreak/>
-        <w:t>Variables de información</w:t>
-      </w:r>
-      <w:bookmarkEnd w:id="8"/>
-    </w:p>
-    <w:p>
-      <w:pPr>
-        <w:spacing w:before="0" w:after="0"/>
-        <w:rPr>
-          <w:lang w:val="es-419" w:eastAsia="es-CO"/>
-        </w:rPr>
-      </w:pPr>
-      <w:r>
-        <w:rPr>
-          <w:lang w:val="es-419" w:eastAsia="es-CO"/>
-        </w:rPr>
-        <w:t>Según Espinoza (2018), las variables son elementos que se ponen en dependencia a un referente teórico y según lo que se puede pronosticar en la población de estudio, por tanto, la variable es una propiedad que puede cambiar de valor en cada situación o de un individuo a otro y cuyo cambio o alteración es capaz de medirse en torno a una escala.</w:t>
-      </w:r>
-    </w:p>
-    <w:p>
-      <w:pPr>
-        <w:spacing w:before="0" w:after="0"/>
-        <w:rPr>
-          <w:lang w:val="es-419" w:eastAsia="es-CO"/>
-        </w:rPr>
-      </w:pPr>
-    </w:p>
-    <w:p>
-      <w:pPr>
-        <w:pStyle w:val="Ttulo2"/>
-      </w:pPr>
-      <w:bookmarkStart w:id="9" w:name="_Toc238116561"/>
-      <w:r>
-        <w:t>Tipos de variables en el análisis de datos</w:t>
-      </w:r>
-      <w:bookmarkEnd w:id="9"/>
-    </w:p>
-    <w:p>
-      <w:pPr>
-        <w:spacing w:before="0" w:after="0"/>
-        <w:rPr>
-          <w:lang w:val="es-419" w:eastAsia="es-CO"/>
-        </w:rPr>
-      </w:pPr>
-      <w:r>
-        <w:rPr>
-          <w:lang w:val="es-419" w:eastAsia="es-CO"/>
-        </w:rPr>
-        <w:t>Existen varios tipos de variables y cada una de ellas representa una característica, número o cantidad que puede ser medida o contada.</w:t>
+        <w:spacing w:before="0" w:after="0"/>
+        <w:ind w:left="1068" w:firstLine="0"/>
+        <w:rPr>
+          <w:lang w:val="es-419" w:eastAsia="es-CO"/>
+        </w:rPr>
+      </w:pPr>
+      <w:r>
+        <w:rPr>
+          <w:lang w:eastAsia="es-CO"/>
+        </w:rPr>
+        <w:t>Son variables cuyos valores cambian de manera progresiva y pueden tomar valores intermedios. Sobre ellas se pueden realizar análisis estadísticos descriptivos mediante medidas de tendencia central, como la media, la mediana y la moda, y medidas de dispersión. Por ejemplo, la estatura de los jugadores de la selección Colombia de fútbol podría registrarse así: el jugador A mide 1,80 m; el jugador B, 1,82 m; el jugador C, 1,79 m; el jugador D, 1,85 m, y el jugador E, 1,78 m. Con estos datos es posible calcular medidas de tendencia central, como el promedio de estatura, que sería 1,80 m.</w:t>
       </w:r>
     </w:p>
     <w:p>
@@ -4203,59 +4395,37 @@
           <w:lang w:val="es-419" w:eastAsia="es-CO"/>
         </w:rPr>
       </w:pPr>
-      <w:r>
+    </w:p>
+    <w:p>
+      <w:pPr>
+        <w:spacing w:before="0" w:after="0"/>
         <w:rPr>
           <w:b/>
           <w:bCs/>
           <w:lang w:val="es-419" w:eastAsia="es-CO"/>
         </w:rPr>
-        <w:t>Tipos de variable</w:t>
-      </w:r>
-    </w:p>
-    <w:p>
-      <w:pPr>
-        <w:spacing w:before="0" w:after="0"/>
-        <w:rPr>
-          <w:lang w:val="es-419" w:eastAsia="es-CO"/>
-        </w:rPr>
-      </w:pPr>
-      <w:r>
-        <w:rPr>
-          <w:lang w:val="es-419" w:eastAsia="es-CO"/>
-        </w:rPr>
-        <w:t>Obtener información confiable y válida requiere cuidado y dedicación, pues de ello depende la confiabilidad y validez del estudio, estos datos o información que va a recolectarse en el medio, a través del cual se responden las preguntas de investigación y se logran los objetivos del estudio. Los datos deben ser pertinentes y suficientes para lo cual es necesario definir las fuentes y técnicas adecuadas para su recolección.</w:t>
-      </w:r>
-    </w:p>
-    <w:p>
-      <w:pPr>
-        <w:spacing w:before="0" w:after="0"/>
+      </w:pPr>
+      <w:r>
         <w:rPr>
           <w:b/>
           <w:bCs/>
           <w:lang w:val="es-419" w:eastAsia="es-CO"/>
         </w:rPr>
-      </w:pPr>
-      <w:r>
-        <w:rPr>
-          <w:b/>
-          <w:bCs/>
-          <w:lang w:val="es-419" w:eastAsia="es-CO"/>
-        </w:rPr>
-        <w:t>Variables numéricas</w:t>
-      </w:r>
-    </w:p>
-    <w:p>
-      <w:pPr>
-        <w:spacing w:before="0" w:after="0"/>
-        <w:rPr>
-          <w:lang w:val="es-419" w:eastAsia="es-CO"/>
-        </w:rPr>
-      </w:pPr>
-      <w:r>
-        <w:rPr>
-          <w:lang w:val="es-419" w:eastAsia="es-CO"/>
-        </w:rPr>
-        <w:t>Son aquellas que personifican números y con ellas se logran realizar procedimientos aritméticamente. Por ejemplo, ventas mensuales puede representar a las ventas de productos que hay en un mes cualquiera. También son conocidas como variables cuantitativas, que a su vez se clasifican en discretas y continuas.</w:t>
+        <w:t>Variables categóricas</w:t>
+      </w:r>
+    </w:p>
+    <w:p>
+      <w:pPr>
+        <w:spacing w:before="0" w:after="0"/>
+        <w:rPr>
+          <w:lang w:val="es-419" w:eastAsia="es-CO"/>
+        </w:rPr>
+      </w:pPr>
+      <w:r>
+        <w:rPr>
+          <w:lang w:val="es-419" w:eastAsia="es-CO"/>
+        </w:rPr>
+        <w:t>Son un número definido de valores diferentes o categorías (por ejemplo, raza, género, sexo o religión). Las variables categóricas pueden ser nominales u ordinales.</w:t>
       </w:r>
     </w:p>
     <w:p>
@@ -4266,56 +4436,55 @@
           <w:numId w:val="6"/>
         </w:numPr>
         <w:spacing w:before="0" w:after="0"/>
-        <w:ind w:left="993"/>
+        <w:ind w:left="1068"/>
+        <w:rPr>
+          <w:lang w:val="es-419" w:eastAsia="es-CO"/>
+        </w:rPr>
+      </w:pPr>
+      <w:r>
         <w:rPr>
           <w:b/>
           <w:bCs/>
           <w:lang w:val="es-419" w:eastAsia="es-CO"/>
         </w:rPr>
-      </w:pPr>
-      <w:r>
-        <w:rPr>
-          <w:b/>
-          <w:bCs/>
-          <w:lang w:val="es-419" w:eastAsia="es-CO"/>
-        </w:rPr>
-        <w:t>Variables discretas</w:t>
-      </w:r>
-    </w:p>
-    <w:p>
-      <w:pPr>
-        <w:pStyle w:val="Prrafodelista"/>
-        <w:spacing w:before="0" w:after="0"/>
-        <w:ind w:left="993" w:firstLine="0"/>
-        <w:rPr>
-          <w:lang w:val="es-419" w:eastAsia="es-CO"/>
-        </w:rPr>
-      </w:pPr>
-      <w:r>
-        <w:rPr>
-          <w:lang w:val="es-419" w:eastAsia="es-CO"/>
-        </w:rPr>
-        <w:t xml:space="preserve">Son aquellas cuyos valores corresponden a clases independientes, no admiten valores intermedios y por lo tanto en ellas no tiene sentido hablar de </w:t>
-      </w:r>
-      <w:r>
-        <w:rPr>
-          <w:lang w:val="es-419" w:eastAsia="es-CO"/>
-        </w:rPr>
-        <w:lastRenderedPageBreak/>
-        <w:t xml:space="preserve">promedios estadísticos, un ejemplo clásico, es la respuesta a la pregunta cuántos hermanos tienen los 5 amigos de Javier Martínez, la respuesta a esta pregunta es 3, 2, 1, 0, 2; es preciso aclarar que no cabe en </w:t>
-      </w:r>
-      <w:r>
-        <w:rPr>
-          <w:lang w:val="es-419" w:eastAsia="es-CO"/>
-        </w:rPr>
-        <w:t>las respuestas</w:t>
-      </w:r>
-      <w:r>
-        <w:rPr>
-          <w:lang w:val="es-419" w:eastAsia="es-CO"/>
-        </w:rPr>
-        <w:t xml:space="preserve"> un amigo de Javier Martínez que tenga 1.5 hermanos o alguna respuesta semejante.</w:t>
-      </w:r>
+        <w:t>Variable ordinal</w:t>
+      </w:r>
+      <w:r>
+        <w:rPr>
+          <w:lang w:val="es-419" w:eastAsia="es-CO"/>
+        </w:rPr>
+        <w:br/>
+      </w:r>
+      <w:r>
+        <w:rPr>
+          <w:lang w:val="es-419" w:eastAsia="es-CO"/>
+        </w:rPr>
+        <w:t>Es un tipo de variable estadística de tipo cualitativo que expresa con palabras una cualidad de naturaleza ordenable como por ejemplo primer puesto, segundo puesto, tercer puesto.</w:t>
+      </w:r>
+    </w:p>
+    <w:p>
+      <w:pPr>
+        <w:spacing w:before="0" w:after="0"/>
+        <w:rPr>
+          <w:lang w:val="es-419" w:eastAsia="es-CO"/>
+        </w:rPr>
+      </w:pPr>
+    </w:p>
+    <w:p>
+      <w:pPr>
+        <w:spacing w:before="0" w:after="0"/>
+        <w:rPr>
+          <w:lang w:val="es-419" w:eastAsia="es-CO"/>
+        </w:rPr>
+      </w:pPr>
+    </w:p>
+    <w:p>
+      <w:pPr>
+        <w:spacing w:before="0" w:after="0"/>
+        <w:rPr>
+          <w:lang w:val="es-419" w:eastAsia="es-CO"/>
+        </w:rPr>
+      </w:pPr>
     </w:p>
     <w:p>
       <w:pPr>
@@ -4325,7 +4494,7 @@
           <w:numId w:val="6"/>
         </w:numPr>
         <w:spacing w:before="0" w:after="0"/>
-        <w:ind w:left="993"/>
+        <w:ind w:left="1068"/>
         <w:rPr>
           <w:b/>
           <w:bCs/>
@@ -4338,149 +4507,41 @@
           <w:bCs/>
           <w:lang w:val="es-419" w:eastAsia="es-CO"/>
         </w:rPr>
-        <w:t>Variables continuas</w:t>
+        <w:lastRenderedPageBreak/>
+        <w:t>Variable nominal</w:t>
       </w:r>
     </w:p>
     <w:p>
       <w:pPr>
         <w:pStyle w:val="Prrafodelista"/>
         <w:spacing w:before="0" w:after="0"/>
+        <w:ind w:left="1068" w:firstLine="0"/>
+        <w:rPr>
+          <w:lang w:val="es-419" w:eastAsia="es-CO"/>
+        </w:rPr>
+      </w:pPr>
+      <w:r>
+        <w:rPr>
+          <w:lang w:val="es-419" w:eastAsia="es-CO"/>
+        </w:rPr>
+        <w:t>Es un tipo de variable estadística de tipo cualitativo que expresa con nombre una cualidad no necesariamente ordenable, como puede ser por ejemplo los colores de ojos de un salón de clases.</w:t>
+      </w:r>
+    </w:p>
+    <w:p>
+      <w:pPr>
+        <w:pStyle w:val="Prrafodelista"/>
+        <w:spacing w:before="0" w:after="0"/>
         <w:ind w:left="993" w:firstLine="0"/>
         <w:rPr>
           <w:lang w:val="es-419" w:eastAsia="es-CO"/>
         </w:rPr>
       </w:pPr>
-      <w:r>
-        <w:rPr>
-          <w:lang w:val="es-419" w:eastAsia="es-CO"/>
-        </w:rPr>
-        <w:t>Son variables cuyos valores cambian en carácter progresivo y no a irrupciones o de otra condición, tienen una disposición que no puede alterarse y sobre ellas se pueden hacer análisis estadísticos descriptivos mediantes medidos de tendencia central (media, mediana y moda) y medidas de dispersión. Por ejemplo, la estatura de los jugadores de la selección Colombia de fútbol, la respuesta sería que el jugador A mide 1.80 m, el jugador B 1,82 m, el jugador C 1.79 m, el jugador D 1.85 m y el jugador E 1.78 m; sobre esa estatura es típico poder calcular medidas de tendencia central estadísticas, como el promedio de estatura que sería 1.80 m.</w:t>
-      </w:r>
-    </w:p>
-    <w:p>
-      <w:pPr>
-        <w:spacing w:before="0" w:after="0"/>
-        <w:rPr>
-          <w:b/>
-          <w:bCs/>
-          <w:lang w:val="es-419" w:eastAsia="es-CO"/>
-        </w:rPr>
-      </w:pPr>
-      <w:r>
-        <w:rPr>
-          <w:b/>
-          <w:bCs/>
-          <w:lang w:val="es-419" w:eastAsia="es-CO"/>
-        </w:rPr>
-        <w:t>Variables categóricas</w:t>
-      </w:r>
-    </w:p>
-    <w:p>
-      <w:pPr>
-        <w:spacing w:before="0" w:after="0"/>
-        <w:rPr>
-          <w:lang w:val="es-419" w:eastAsia="es-CO"/>
-        </w:rPr>
-      </w:pPr>
-      <w:r>
-        <w:rPr>
-          <w:lang w:val="es-419" w:eastAsia="es-CO"/>
-        </w:rPr>
-        <w:t>Son un número definido de valores diferentes o categorías (por ejemplo, raza, género, sexo o religión). Las variables categóricas pueden ser nominales u ordinales.</w:t>
-      </w:r>
-    </w:p>
-    <w:p>
-      <w:pPr>
-        <w:pStyle w:val="Prrafodelista"/>
-        <w:numPr>
-          <w:ilvl w:val="0"/>
-          <w:numId w:val="6"/>
-        </w:numPr>
-        <w:spacing w:before="0" w:after="0"/>
-        <w:ind w:left="993"/>
-        <w:rPr>
-          <w:lang w:val="es-419" w:eastAsia="es-CO"/>
-        </w:rPr>
-      </w:pPr>
-      <w:r>
-        <w:rPr>
-          <w:b/>
-          <w:bCs/>
-          <w:lang w:val="es-419" w:eastAsia="es-CO"/>
-        </w:rPr>
-        <w:t>Variable ordinal</w:t>
-      </w:r>
-      <w:r>
-        <w:rPr>
-          <w:lang w:val="es-419" w:eastAsia="es-CO"/>
-        </w:rPr>
-        <w:br/>
-      </w:r>
-      <w:r>
-        <w:rPr>
-          <w:lang w:val="es-419" w:eastAsia="es-CO"/>
-        </w:rPr>
-        <w:t>Es un tipo de variable estadística de tipo cualitativo que expresa con palabras una cualidad de naturaleza ordenable como por ejemplo primer puesto, segundo puesto, tercer puesto.</w:t>
-      </w:r>
-    </w:p>
-    <w:p>
-      <w:pPr>
-        <w:pStyle w:val="Prrafodelista"/>
-        <w:numPr>
-          <w:ilvl w:val="0"/>
-          <w:numId w:val="6"/>
-        </w:numPr>
-        <w:spacing w:before="0" w:after="0"/>
-        <w:ind w:left="993"/>
-        <w:rPr>
-          <w:b/>
-          <w:bCs/>
-          <w:lang w:val="es-419" w:eastAsia="es-CO"/>
-        </w:rPr>
-      </w:pPr>
-      <w:proofErr w:type="gramStart"/>
-      <w:r>
-        <w:rPr>
-          <w:b/>
-          <w:bCs/>
-          <w:lang w:val="es-419" w:eastAsia="es-CO"/>
-        </w:rPr>
-        <w:t>Variables nominal</w:t>
-      </w:r>
-      <w:proofErr w:type="gramEnd"/>
-    </w:p>
-    <w:p>
-      <w:pPr>
-        <w:pStyle w:val="Prrafodelista"/>
-        <w:spacing w:before="0" w:after="0"/>
-        <w:ind w:left="993" w:firstLine="0"/>
-        <w:rPr>
-          <w:lang w:val="es-419" w:eastAsia="es-CO"/>
-        </w:rPr>
-      </w:pPr>
-      <w:r>
-        <w:rPr>
-          <w:lang w:val="es-419" w:eastAsia="es-CO"/>
-        </w:rPr>
-        <w:lastRenderedPageBreak/>
-        <w:t>Es un tipo de variable estadística de tipo cualitativo que expresa con nombre una cualidad no necesariamente ordenable, como puede ser por ejemplo los colores de ojos de un salón de clases.</w:t>
-      </w:r>
-    </w:p>
-    <w:p>
-      <w:pPr>
-        <w:pStyle w:val="Prrafodelista"/>
-        <w:spacing w:before="0" w:after="0"/>
-        <w:ind w:left="993" w:firstLine="0"/>
-        <w:rPr>
-          <w:lang w:val="es-419" w:eastAsia="es-CO"/>
-        </w:rPr>
-      </w:pPr>
     </w:p>
     <w:p>
       <w:pPr>
         <w:pStyle w:val="Ttulo2"/>
       </w:pPr>
-      <w:bookmarkStart w:id="10" w:name="_Toc238116562"/>
+      <w:bookmarkStart w:id="10" w:name="_Toc238723668"/>
       <w:r>
         <w:t>Clasificación de las variables</w:t>
       </w:r>
@@ -4494,9 +4555,9 @@
       </w:pPr>
       <w:r>
         <w:rPr>
-          <w:lang w:val="es-419" w:eastAsia="es-CO"/>
-        </w:rPr>
-        <w:t>Se pueden identificar 2 tipos de variables que participan en el manejo de la información de un proceso investigativo y pueden señalar relaciones comportamentales al medir determinado número de sucesos:</w:t>
+          <w:lang w:eastAsia="es-CO"/>
+        </w:rPr>
+        <w:t>Se pueden identificar dos tipos de variables que participan en el manejo de la información de un proceso investigativo y pueden señalar relaciones comportamentales al medir determinado número de sucesos:</w:t>
       </w:r>
     </w:p>
     <w:p>
@@ -4527,10 +4588,10 @@
           <w:lang w:val="es-419" w:eastAsia="es-CO"/>
         </w:rPr>
         <w:drawing>
-          <wp:inline distT="0" distB="0" distL="0" distR="0" wp14:anchorId="70DD6C09" wp14:editId="3666BA2C">
+          <wp:inline distT="0" distB="0" distL="0" distR="0" wp14:anchorId="70DD6C09" wp14:editId="14FCFD09">
             <wp:extent cx="4680000" cy="2159287"/>
             <wp:effectExtent l="0" t="0" r="6350" b="0"/>
-            <wp:docPr id="1357534810" name="Gráfico 7" descr="P132#yIS1"/>
+            <wp:docPr id="1357534810" name="Gráfico 7" descr="La figura presenta dos columnas: causa y efecto, donde se menciona: manipulada y variable independiente en la columna de causa; medida y variable dependiente en la columna de efecto. Estas palabras también relacionan respectivamente."/>
             <wp:cNvGraphicFramePr>
               <a:graphicFrameLocks xmlns:a="http://schemas.openxmlformats.org/drawingml/2006/main" noChangeAspect="1"/>
             </wp:cNvGraphicFramePr>
@@ -4538,7 +4599,7 @@
               <a:graphicData uri="http://schemas.openxmlformats.org/drawingml/2006/picture">
                 <pic:pic xmlns:pic="http://schemas.openxmlformats.org/drawingml/2006/picture">
                   <pic:nvPicPr>
-                    <pic:cNvPr id="1357534810" name="Gráfico 7" descr="P132#yIS1"/>
+                    <pic:cNvPr id="1357534810" name="Gráfico 7" descr="La figura presenta dos columnas: causa y efecto, donde se menciona: manipulada y variable independiente en la columna de causa; medida y variable dependiente en la columna de efecto. Estas palabras también relacionan respectivamente."/>
                     <pic:cNvPicPr/>
                   </pic:nvPicPr>
                   <pic:blipFill>
@@ -4574,26 +4635,29 @@
         <w:pStyle w:val="Prrafodelista"/>
         <w:numPr>
           <w:ilvl w:val="0"/>
-          <w:numId w:val="8"/>
+          <w:numId w:val="6"/>
         </w:numPr>
-        <w:ind w:left="709"/>
-        <w:rPr>
-          <w:lang w:val="es-419" w:eastAsia="es-CO"/>
-        </w:rPr>
-      </w:pPr>
-      <w:r>
+        <w:spacing w:before="0" w:after="0"/>
+        <w:ind w:left="1068"/>
         <w:rPr>
           <w:b/>
           <w:bCs/>
           <w:lang w:val="es-419" w:eastAsia="es-CO"/>
         </w:rPr>
-        <w:t>Variable dependiente:</w:t>
-      </w:r>
-      <w:r>
-        <w:rPr>
-          <w:lang w:val="es-419" w:eastAsia="es-CO"/>
-        </w:rPr>
-        <w:t xml:space="preserve"> es definida por Bernal (2003) como el “resultado” o “efecto” producido por la variable independiente.</w:t>
+      </w:pPr>
+      <w:r>
+        <w:rPr>
+          <w:b/>
+          <w:bCs/>
+          <w:lang w:val="es-419" w:eastAsia="es-CO"/>
+        </w:rPr>
+        <w:t xml:space="preserve">Variable dependiente: </w:t>
+      </w:r>
+      <w:r>
+        <w:rPr>
+          <w:lang w:val="es-419" w:eastAsia="es-CO"/>
+        </w:rPr>
+        <w:t>es definida por Bernal (2003) como el “resultado” o “efecto” producido por la variable independiente.</w:t>
       </w:r>
     </w:p>
     <w:p>
@@ -4601,26 +4665,29 @@
         <w:pStyle w:val="Prrafodelista"/>
         <w:numPr>
           <w:ilvl w:val="0"/>
-          <w:numId w:val="8"/>
+          <w:numId w:val="6"/>
         </w:numPr>
-        <w:ind w:left="709"/>
-        <w:rPr>
-          <w:lang w:val="es-419" w:eastAsia="es-CO"/>
-        </w:rPr>
-      </w:pPr>
-      <w:r>
+        <w:spacing w:before="0" w:after="0"/>
+        <w:ind w:left="1068"/>
         <w:rPr>
           <w:b/>
           <w:bCs/>
           <w:lang w:val="es-419" w:eastAsia="es-CO"/>
         </w:rPr>
-        <w:t>Variable independiente:</w:t>
-      </w:r>
-      <w:r>
-        <w:rPr>
-          <w:lang w:val="es-419" w:eastAsia="es-CO"/>
-        </w:rPr>
-        <w:t xml:space="preserve"> es definida como todo aquel aspecto, hecho, situación, rasgo, que se considera como “la causa de” en una relación entre variables.</w:t>
+      </w:pPr>
+      <w:r>
+        <w:rPr>
+          <w:b/>
+          <w:bCs/>
+          <w:lang w:val="es-419" w:eastAsia="es-CO"/>
+        </w:rPr>
+        <w:t xml:space="preserve">Variable independiente: </w:t>
+      </w:r>
+      <w:r>
+        <w:rPr>
+          <w:lang w:val="es-419" w:eastAsia="es-CO"/>
+        </w:rPr>
+        <w:t>es definida como todo aquel aspecto, hecho, situación, rasgo, que se considera como “la causa de” en una relación entre variables.</w:t>
       </w:r>
     </w:p>
     <w:p>
@@ -4646,7 +4713,7 @@
           <w:numId w:val="20"/>
         </w:numPr>
       </w:pPr>
-      <w:bookmarkStart w:id="11" w:name="_Toc238116563"/>
+      <w:bookmarkStart w:id="11" w:name="_Toc238723669"/>
       <w:r>
         <w:lastRenderedPageBreak/>
         <w:t>Procesamiento de la información</w:t>
@@ -4736,21 +4803,9 @@
       </w:pPr>
       <w:r>
         <w:rPr>
-          <w:lang w:val="es-419" w:eastAsia="es-CO"/>
-        </w:rPr>
-        <w:t xml:space="preserve">A </w:t>
-      </w:r>
-      <w:r>
-        <w:rPr>
-          <w:lang w:val="es-419" w:eastAsia="es-CO"/>
-        </w:rPr>
-        <w:t>continuación,</w:t>
-      </w:r>
-      <w:r>
-        <w:rPr>
-          <w:lang w:val="es-419" w:eastAsia="es-CO"/>
-        </w:rPr>
-        <w:t xml:space="preserve"> se presenta una cadena de pasos que pueden emplearse para la recaudación de los datos necesarios para responder a los objetivos:</w:t>
+          <w:lang w:eastAsia="es-CO"/>
+        </w:rPr>
+        <w:t>A continuación, se presenta una cadena de pasos que pueden emplearse para la recolección de datos necesarios para responder a los objetivos:</w:t>
       </w:r>
     </w:p>
     <w:p>
@@ -4929,7 +4984,7 @@
           <w:rStyle w:val="Extranjerismo"/>
           <w:lang w:val="es-419" w:eastAsia="es-CO"/>
         </w:rPr>
-        <w:t xml:space="preserve">softwares </w:t>
+        <w:t xml:space="preserve">software </w:t>
       </w:r>
       <w:r>
         <w:t>reconocidos</w:t>
@@ -5144,8 +5199,9 @@
           <w:ilvl w:val="0"/>
           <w:numId w:val="20"/>
         </w:numPr>
-      </w:pPr>
-      <w:bookmarkStart w:id="12" w:name="_Toc238116564"/>
+        <w:spacing w:before="0" w:after="0" w:line="360" w:lineRule="auto"/>
+      </w:pPr>
+      <w:bookmarkStart w:id="12" w:name="_Toc238723670"/>
       <w:r>
         <w:lastRenderedPageBreak/>
         <w:t>Análisis de datos</w:t>
@@ -5161,9 +5217,9 @@
       </w:pPr>
       <w:r>
         <w:rPr>
-          <w:lang w:val="es-419" w:eastAsia="es-CO"/>
-        </w:rPr>
-        <w:t>El análisis de datos es el proceso de examinar conjuntos de datos para encontrar tendencias y sacar conclusiones sobre la información que contienen; en la investigación cuantitativa apela a técnicas de cálculo de variables y a la estadística como técnica específica en la ordenación y la exégesis de datos cuantitativos o cualitativos.</w:t>
+          <w:lang w:eastAsia="es-CO"/>
+        </w:rPr>
+        <w:t>El análisis de datos es el proceso de examinar conjuntos de datos para encontrar tendencias y obtener conclusiones sobre la información que contienen. En la investigación cuantitativa se apoya en técnicas estadísticas para la organización, el procesamiento y la interpretación de datos cuantitativos o cualitativos.</w:t>
       </w:r>
     </w:p>
     <w:p>
@@ -5178,7 +5234,7 @@
       <w:pPr>
         <w:pStyle w:val="Ttulo2"/>
       </w:pPr>
-      <w:bookmarkStart w:id="13" w:name="_Toc238116565"/>
+      <w:bookmarkStart w:id="13" w:name="_Toc238723671"/>
       <w:r>
         <w:t>Antecedentes</w:t>
       </w:r>
@@ -5371,7 +5427,7 @@
       <w:pPr>
         <w:pStyle w:val="Ttulo2"/>
       </w:pPr>
-      <w:bookmarkStart w:id="14" w:name="_Toc238116566"/>
+      <w:bookmarkStart w:id="14" w:name="_Toc238723672"/>
       <w:r>
         <w:t>Tipos de análisis</w:t>
       </w:r>
@@ -5406,15 +5462,6 @@
         </w:rPr>
         <w:t xml:space="preserve"> se destacan los más importantes.</w:t>
       </w:r>
-    </w:p>
-    <w:p>
-      <w:pPr>
-        <w:spacing w:before="0" w:after="0"/>
-        <w:ind w:left="360"/>
-        <w:rPr>
-          <w:lang w:val="es-419" w:eastAsia="es-CO"/>
-        </w:rPr>
-      </w:pPr>
     </w:p>
     <w:p>
       <w:pPr>
@@ -5452,6 +5499,7 @@
         </w:rPr>
       </w:pPr>
       <w:r>
+        <w:lastRenderedPageBreak/>
         <w:t>Figura 2.</w:t>
       </w:r>
       <w:r>
@@ -5483,10 +5531,10 @@
           <w:lang w:val="es-419" w:eastAsia="es-CO"/>
         </w:rPr>
         <w:drawing>
-          <wp:inline distT="0" distB="0" distL="0" distR="0" wp14:anchorId="1A78CC21" wp14:editId="29443895">
+          <wp:inline distT="0" distB="0" distL="0" distR="0" wp14:anchorId="1A78CC21" wp14:editId="7C62D9DA">
             <wp:extent cx="4680000" cy="2698556"/>
             <wp:effectExtent l="0" t="0" r="6350" b="6985"/>
-            <wp:docPr id="1844861701" name="Gráfico 6" descr="P175#yIS1"/>
+            <wp:docPr id="1844861701" name="Gráfico 6" descr="La figura presenta un línea recta, y dos flechas simulando que empujan hacia abajo y hacia arriba, al lado de la flecha hacia abajo se lee análisis cualitativo, y al lado de la flecha hacia arriba se lee análisis cuantitativo."/>
             <wp:cNvGraphicFramePr>
               <a:graphicFrameLocks xmlns:a="http://schemas.openxmlformats.org/drawingml/2006/main" noChangeAspect="1"/>
             </wp:cNvGraphicFramePr>
@@ -5494,7 +5542,7 @@
               <a:graphicData uri="http://schemas.openxmlformats.org/drawingml/2006/picture">
                 <pic:pic xmlns:pic="http://schemas.openxmlformats.org/drawingml/2006/picture">
                   <pic:nvPicPr>
-                    <pic:cNvPr id="1844861701" name="Gráfico 6" descr="P175#yIS1"/>
+                    <pic:cNvPr id="1844861701" name="Gráfico 6" descr="La figura presenta un línea recta, y dos flechas simulando que empujan hacia abajo y hacia arriba, al lado de la flecha hacia abajo se lee análisis cualitativo, y al lado de la flecha hacia arriba se lee análisis cuantitativo."/>
                     <pic:cNvPicPr/>
                   </pic:nvPicPr>
                   <pic:blipFill>
@@ -5534,71 +5582,23 @@
       </w:pPr>
       <w:r>
         <w:rPr>
-          <w:lang w:val="es-419" w:eastAsia="es-CO"/>
-        </w:rPr>
-        <w:t xml:space="preserve">De acuerdo con el </w:t>
-      </w:r>
-      <w:r>
-        <w:rPr>
-          <w:rStyle w:val="Extranjerismo"/>
-          <w:lang w:val="es-419" w:eastAsia="es-CO"/>
-        </w:rPr>
-        <w:t>Blog</w:t>
-      </w:r>
-      <w:r>
-        <w:rPr>
-          <w:lang w:val="es-419" w:eastAsia="es-CO"/>
-        </w:rPr>
-        <w:t xml:space="preserve"> </w:t>
-      </w:r>
-      <w:proofErr w:type="spellStart"/>
-      <w:r>
-        <w:rPr>
-          <w:lang w:val="es-419" w:eastAsia="es-CO"/>
-        </w:rPr>
-        <w:t>Questionpro</w:t>
-      </w:r>
-      <w:proofErr w:type="spellEnd"/>
-      <w:r>
-        <w:rPr>
-          <w:lang w:val="es-419" w:eastAsia="es-CO"/>
-        </w:rPr>
-        <w:t xml:space="preserve"> (2021): también se recurre a otros tipos de análisis entre los cuales está el análisis descriptivo, que como su nombre lo indica, consiste en describir las tendencias claves en los datos existentes y observar las situaciones que conduzcan a nuevos hechos, está basada en la estadística descriptiva que conlleva a las medidas de tendencia central (media, mediana y moda) esta información es cotejada con las medidas de dispersión (desviación estándar y error estándar) para su validación.</w:t>
+          <w:lang w:eastAsia="es-CO"/>
+        </w:rPr>
+        <w:t>De acuerdo con el Blog Questionpro (2021): también se recurre a otros tipos de análisis entre los cuales está el análisis descriptivo, que como su nombre lo indica, consiste en describir las tendencias claves en los datos existentes y observar las situaciones que conduzcan a nuevos hechos, está basada en la estadística descriptiva que conlleva a las medidas de tendencia central (media, mediana y moda). Esta información es cotejada con las medidas de dispersión (desviación estándar y error estándar) para su validación.</w:t>
       </w:r>
     </w:p>
     <w:p>
       <w:pPr>
         <w:ind w:firstLine="426"/>
         <w:rPr>
-          <w:lang w:val="es-419" w:eastAsia="es-CO"/>
-        </w:rPr>
-      </w:pPr>
-      <w:r>
-        <w:rPr>
-          <w:lang w:val="es-419" w:eastAsia="es-CO"/>
-        </w:rPr>
-        <w:t xml:space="preserve">Por su parte, el análisis predictivo se conceptúa por parte del mismo </w:t>
-      </w:r>
-      <w:r>
-        <w:rPr>
-          <w:rStyle w:val="Extranjerismo"/>
-          <w:lang w:val="es-419" w:eastAsia="es-CO"/>
-        </w:rPr>
-        <w:t xml:space="preserve">blog </w:t>
-      </w:r>
-      <w:proofErr w:type="spellStart"/>
-      <w:r>
-        <w:rPr>
-          <w:lang w:val="es-419" w:eastAsia="es-CO"/>
-        </w:rPr>
-        <w:t>Questionpro</w:t>
-      </w:r>
-      <w:proofErr w:type="spellEnd"/>
-      <w:r>
-        <w:rPr>
-          <w:lang w:val="es-419" w:eastAsia="es-CO"/>
-        </w:rPr>
-        <w:t xml:space="preserve"> (2021) como una forma de análisis estadístico que se encomienda de conseguir información nueva o histórica y utilizarla para pronosticar patrones de conducta.</w:t>
+          <w:lang w:eastAsia="es-CO"/>
+        </w:rPr>
+      </w:pPr>
+      <w:r>
+        <w:rPr>
+          <w:lang w:eastAsia="es-CO"/>
+        </w:rPr>
+        <w:t>Por su parte, el análisis predictivo se conceptúa por parte del mismo blog Questionpro (2021) como una forma de análisis estadístico que se encarga de obtener información nueva o histórica y utilizarla para pronosticar patrones de conducta.</w:t>
       </w:r>
     </w:p>
     <w:p>
@@ -5612,15 +5612,15 @@
         <w:rPr>
           <w:lang w:val="es-419" w:eastAsia="es-CO"/>
         </w:rPr>
+        <w:t>Por último, está el análisis prescriptivo se encarga de encontrar una solución entre una gama de variantes con el objetivo de optimizar los recursos y aumentar la eficiencia operativa, es decir, ayuda a entender qué tenemos que hacer para obtener los resultados que queramos en el futuro.</w:t>
+      </w:r>
+    </w:p>
+    <w:p>
+      <w:pPr>
+        <w:pStyle w:val="Figura"/>
+      </w:pPr>
+      <w:r>
         <w:lastRenderedPageBreak/>
-        <w:t>Por último, está el análisis prescriptivo se encarga de encontrar una solución entre una gama de variantes con el objetivo de optimizar los recursos y aumentar la eficiencia operativa, es decir, ayuda a entender qué tenemos que hacer para obtener los resultados que queramos en el futuro.</w:t>
-      </w:r>
-    </w:p>
-    <w:p>
-      <w:pPr>
-        <w:pStyle w:val="Figura"/>
-      </w:pPr>
-      <w:r>
         <w:t xml:space="preserve">Figura 3. </w:t>
       </w:r>
       <w:r>
@@ -5645,10 +5645,10 @@
           <w:lang w:val="es-419" w:eastAsia="es-CO"/>
         </w:rPr>
         <w:drawing>
-          <wp:inline distT="0" distB="0" distL="0" distR="0" wp14:anchorId="6E375E08" wp14:editId="3A13DDD6">
+          <wp:inline distT="0" distB="0" distL="0" distR="0" wp14:anchorId="6E375E08" wp14:editId="1F6F4BC0">
             <wp:extent cx="4680000" cy="2603755"/>
             <wp:effectExtent l="0" t="0" r="6350" b="6350"/>
-            <wp:docPr id="464498030" name="Gráfico 5" descr="P180#yIS1"/>
+            <wp:docPr id="464498030" name="Gráfico 5" descr="La figura presenta tres iconos donde se lee respectivamente lo siguiente: Descriptiva(bombillo): describir y comprender lo que está pasando. &amp;lt;i&amp;gt;Big Data&amp;lt;/i&amp;gt;. Predictiva(lupa): predecir lo que puede pasar. Pronostico y simulación. Prescriptiva(grafica de barras): Lo que se debe hacer en el futuro. Técnicas de optimización."/>
             <wp:cNvGraphicFramePr>
               <a:graphicFrameLocks xmlns:a="http://schemas.openxmlformats.org/drawingml/2006/main" noChangeAspect="1"/>
             </wp:cNvGraphicFramePr>
@@ -5656,7 +5656,7 @@
               <a:graphicData uri="http://schemas.openxmlformats.org/drawingml/2006/picture">
                 <pic:pic xmlns:pic="http://schemas.openxmlformats.org/drawingml/2006/picture">
                   <pic:nvPicPr>
-                    <pic:cNvPr id="464498030" name="Gráfico 5" descr="P180#yIS1"/>
+                    <pic:cNvPr id="464498030" name="Gráfico 5" descr="La figura presenta tres iconos donde se lee respectivamente lo siguiente: Descriptiva(bombillo): describir y comprender lo que está pasando. &amp;lt;i&amp;gt;Big Data&amp;lt;/i&amp;gt;. Predictiva(lupa): predecir lo que puede pasar. Pronostico y simulación. Prescriptiva(grafica de barras): Lo que se debe hacer en el futuro. Técnicas de optimización."/>
                     <pic:cNvPicPr/>
                   </pic:nvPicPr>
                   <pic:blipFill>
@@ -5732,7 +5732,7 @@
       <w:pPr>
         <w:pStyle w:val="Ttulo2"/>
       </w:pPr>
-      <w:bookmarkStart w:id="15" w:name="_Toc238116567"/>
+      <w:bookmarkStart w:id="15" w:name="_Toc238723673"/>
       <w:r>
         <w:t>Técnicas de análisis de datos</w:t>
       </w:r>
@@ -5746,24 +5746,10 @@
       </w:pPr>
       <w:r>
         <w:rPr>
-          <w:lang w:val="es-419" w:eastAsia="es-CO"/>
-        </w:rPr>
-        <w:t>Las técnicas de análisis de datos se definen como el proceso de explorar los datos metódicamente con el objetivo de destacar aquella información que sea más útil, con el auge y la aplicación de las tecnologías basadas en las industrias 4.0 los análisis de datos se hacen cada vez más precisos, disminuyendo la incertidumbre y el riesgo de errores.</w:t>
-      </w:r>
-    </w:p>
-    <w:p>
-      <w:pPr>
-        <w:rPr>
-          <w:lang w:val="es-419" w:eastAsia="es-CO"/>
-        </w:rPr>
-      </w:pPr>
-    </w:p>
-    <w:p>
-      <w:pPr>
-        <w:rPr>
-          <w:lang w:val="es-419" w:eastAsia="es-CO"/>
-        </w:rPr>
-      </w:pPr>
+          <w:lang w:eastAsia="es-CO"/>
+        </w:rPr>
+        <w:t>Las técnicas de análisis de datos son el conjunto de métodos y procedimientos utilizados para explorar los datos de manera metódica, con el objetivo de destacar la información más útil. Con el auge y la aplicación de las tecnologías propias de la Industria 4.0, los análisis de datos son cada vez más precisos, lo que disminuye la incertidumbre y el riesgo de errores.</w:t>
+      </w:r>
     </w:p>
     <w:p>
       <w:pPr>
@@ -5779,7 +5765,6 @@
           <w:bCs/>
           <w:lang w:val="es-419" w:eastAsia="es-CO"/>
         </w:rPr>
-        <w:lastRenderedPageBreak/>
         <w:t>Minería de datos</w:t>
       </w:r>
     </w:p>
@@ -5812,7 +5797,14 @@
         <w:rPr>
           <w:lang w:val="es-419" w:eastAsia="es-CO"/>
         </w:rPr>
+        <w:lastRenderedPageBreak/>
         <w:t>Filtrar todo el ruido caótico y repetitivo en sus datos. (datos que se repiten)</w:t>
+      </w:r>
+      <w:r>
+        <w:rPr>
+          <w:lang w:val="es-419" w:eastAsia="es-CO"/>
+        </w:rPr>
+        <w:t>.</w:t>
       </w:r>
     </w:p>
     <w:p>
@@ -5859,7 +5851,7 @@
       </w:pPr>
       <w:r>
         <w:rPr>
-          <w:lang w:val="es-419" w:eastAsia="es-CO"/>
+          <w:lang w:eastAsia="es-CO"/>
         </w:rPr>
         <w:t>La minería de datos tiene seis fases: comprensión del negocio, comprensión de los datos, preparación de datos, modelado, evaluación y despliegue.</w:t>
       </w:r>
@@ -5897,10 +5889,10 @@
           <w:lang w:val="es-419" w:eastAsia="es-CO"/>
         </w:rPr>
         <w:drawing>
-          <wp:inline distT="0" distB="0" distL="0" distR="0" wp14:anchorId="7935C8A4" wp14:editId="4D0F3EAE">
+          <wp:inline distT="0" distB="0" distL="0" distR="0" wp14:anchorId="7935C8A4" wp14:editId="7AAB8EE2">
             <wp:extent cx="4680000" cy="1215993"/>
             <wp:effectExtent l="0" t="0" r="6350" b="3810"/>
-            <wp:docPr id="1096696225" name="Gráfico 4" descr="P192#yIS1"/>
+            <wp:docPr id="1096696225" name="Gráfico 4" descr="La figura presenta un diagrama de flujo con figuras geométricas que representan el proceso del análisis de datos: datos iniciales, almacén de datos, vista minable, patrones , conocimiento y decisiones. Adicional a estos conceptos, se encuentran mencionados en un flujo contrario: revisión, despliegue, evaluación, modelado, preparación de datos, integración y recopilación."/>
             <wp:cNvGraphicFramePr>
               <a:graphicFrameLocks xmlns:a="http://schemas.openxmlformats.org/drawingml/2006/main" noChangeAspect="1"/>
             </wp:cNvGraphicFramePr>
@@ -5908,7 +5900,7 @@
               <a:graphicData uri="http://schemas.openxmlformats.org/drawingml/2006/picture">
                 <pic:pic xmlns:pic="http://schemas.openxmlformats.org/drawingml/2006/picture">
                   <pic:nvPicPr>
-                    <pic:cNvPr id="1096696225" name="Gráfico 4" descr="P192#yIS1"/>
+                    <pic:cNvPr id="1096696225" name="Gráfico 4" descr="La figura presenta un diagrama de flujo con figuras geométricas que representan el proceso del análisis de datos: datos iniciales, almacén de datos, vista minable, patrones , conocimiento y decisiones. Adicional a estos conceptos, se encuentran mencionados en un flujo contrario: revisión, despliegue, evaluación, modelado, preparación de datos, integración y recopilación."/>
                     <pic:cNvPicPr/>
                   </pic:nvPicPr>
                   <pic:blipFill>
@@ -6004,86 +5996,80 @@
         <w:rPr>
           <w:lang w:val="es-419" w:eastAsia="es-CO"/>
         </w:rPr>
-        <w:t xml:space="preserve">Se conceptúa al conjunto de metodologías, aplicaciones, prácticas y capacidades enfocadas a la creación y administración de información que permite tomar mejores decisiones a los usuarios de una organización (Conesa y Curto, 2010, p18). Estas acciones pueden ser procesos, técnicas, metodologías, herramientas y tecnologías que </w:t>
-      </w:r>
-      <w:r>
-        <w:rPr>
-          <w:lang w:val="es-419" w:eastAsia="es-CO"/>
-        </w:rPr>
+        <w:t xml:space="preserve">Se conceptúa al conjunto de metodologías, aplicaciones, prácticas y capacidades enfocadas a la creación y administración de información que permite tomar mejores decisiones a los usuarios de una organización (Conesa y Curto, 2010, p18). Estas acciones pueden ser procesos, técnicas, metodologías, herramientas y tecnologías que generan información para que sirva de base para la toma de decisiones. En otras </w:t>
+      </w:r>
+      <w:r>
+        <w:rPr>
+          <w:lang w:val="es-419" w:eastAsia="es-CO"/>
+        </w:rPr>
+        <w:t>palabras,</w:t>
+      </w:r>
+      <w:r>
+        <w:rPr>
+          <w:lang w:val="es-419" w:eastAsia="es-CO"/>
+        </w:rPr>
+        <w:t xml:space="preserve"> la inteligencia de negocios o </w:t>
+      </w:r>
+      <w:proofErr w:type="spellStart"/>
+      <w:r>
+        <w:rPr>
+          <w:rStyle w:val="Extranjerismo"/>
+          <w:lang w:val="es-419" w:eastAsia="es-CO"/>
+        </w:rPr>
+        <w:t>business</w:t>
+      </w:r>
+      <w:proofErr w:type="spellEnd"/>
+      <w:r>
+        <w:rPr>
+          <w:rStyle w:val="Extranjerismo"/>
+          <w:lang w:val="es-419" w:eastAsia="es-CO"/>
+        </w:rPr>
+        <w:t xml:space="preserve"> </w:t>
+      </w:r>
+      <w:proofErr w:type="spellStart"/>
+      <w:r>
+        <w:rPr>
+          <w:rStyle w:val="Extranjerismo"/>
+          <w:lang w:val="es-419" w:eastAsia="es-CO"/>
+        </w:rPr>
+        <w:t>intelligence</w:t>
+      </w:r>
+      <w:proofErr w:type="spellEnd"/>
+      <w:r>
+        <w:rPr>
+          <w:lang w:val="es-419" w:eastAsia="es-CO"/>
+        </w:rPr>
+        <w:t xml:space="preserve"> (BI), mezcla lo más profundo del análisis de negocios con el trabajo del </w:t>
+      </w:r>
+      <w:proofErr w:type="spellStart"/>
+      <w:r>
+        <w:rPr>
+          <w:rStyle w:val="Extranjerismo"/>
+          <w:lang w:val="es-419" w:eastAsia="es-CO"/>
+        </w:rPr>
+        <w:t>big</w:t>
+      </w:r>
+      <w:proofErr w:type="spellEnd"/>
+      <w:r>
+        <w:rPr>
+          <w:rStyle w:val="Extranjerismo"/>
+          <w:lang w:val="es-419" w:eastAsia="es-CO"/>
+        </w:rPr>
+        <w:t xml:space="preserve"> data</w:t>
+      </w:r>
+      <w:r>
+        <w:rPr>
+          <w:lang w:val="es-419" w:eastAsia="es-CO"/>
+        </w:rPr>
+        <w:t xml:space="preserve"> y la minería de datos, para obtener la información más expedita que permita la mejor decisión posible en los escenarios posibles, minimizando siempre de esta forma los riesgos posibles.</w:t>
+      </w:r>
+    </w:p>
+    <w:p>
+      <w:pPr>
+        <w:pStyle w:val="Figura"/>
+      </w:pPr>
+      <w:r>
         <w:lastRenderedPageBreak/>
-        <w:t xml:space="preserve">generan información para que sirva de base para la toma de decisiones. En otras </w:t>
-      </w:r>
-      <w:r>
-        <w:rPr>
-          <w:lang w:val="es-419" w:eastAsia="es-CO"/>
-        </w:rPr>
-        <w:t>palabras,</w:t>
-      </w:r>
-      <w:r>
-        <w:rPr>
-          <w:lang w:val="es-419" w:eastAsia="es-CO"/>
-        </w:rPr>
-        <w:t xml:space="preserve"> la inteligencia de negocios o </w:t>
-      </w:r>
-      <w:proofErr w:type="spellStart"/>
-      <w:r>
-        <w:rPr>
-          <w:rStyle w:val="Extranjerismo"/>
-          <w:lang w:val="es-419" w:eastAsia="es-CO"/>
-        </w:rPr>
-        <w:t>business</w:t>
-      </w:r>
-      <w:proofErr w:type="spellEnd"/>
-      <w:r>
-        <w:rPr>
-          <w:rStyle w:val="Extranjerismo"/>
-          <w:lang w:val="es-419" w:eastAsia="es-CO"/>
-        </w:rPr>
-        <w:t xml:space="preserve"> </w:t>
-      </w:r>
-      <w:proofErr w:type="spellStart"/>
-      <w:r>
-        <w:rPr>
-          <w:rStyle w:val="Extranjerismo"/>
-          <w:lang w:val="es-419" w:eastAsia="es-CO"/>
-        </w:rPr>
-        <w:t>intelligence</w:t>
-      </w:r>
-      <w:proofErr w:type="spellEnd"/>
-      <w:r>
-        <w:rPr>
-          <w:lang w:val="es-419" w:eastAsia="es-CO"/>
-        </w:rPr>
-        <w:t xml:space="preserve"> (BI), mezcla lo más profundo del análisis de negocios con el trabajo del </w:t>
-      </w:r>
-      <w:proofErr w:type="spellStart"/>
-      <w:r>
-        <w:rPr>
-          <w:rStyle w:val="Extranjerismo"/>
-          <w:lang w:val="es-419" w:eastAsia="es-CO"/>
-        </w:rPr>
-        <w:t>big</w:t>
-      </w:r>
-      <w:proofErr w:type="spellEnd"/>
-      <w:r>
-        <w:rPr>
-          <w:rStyle w:val="Extranjerismo"/>
-          <w:lang w:val="es-419" w:eastAsia="es-CO"/>
-        </w:rPr>
-        <w:t xml:space="preserve"> data</w:t>
-      </w:r>
-      <w:r>
-        <w:rPr>
-          <w:lang w:val="es-419" w:eastAsia="es-CO"/>
-        </w:rPr>
-        <w:t xml:space="preserve"> y la minería de datos, para obtener la información más expedita que permita la mejor decisión posible en los escenarios posibles, minimizando siempre de esta forma los riesgos posibles.</w:t>
-      </w:r>
-    </w:p>
-    <w:p>
-      <w:pPr>
-        <w:pStyle w:val="Figura"/>
-      </w:pPr>
-      <w:r>
         <w:t xml:space="preserve">Figura 5. </w:t>
       </w:r>
       <w:r>
@@ -6141,10 +6127,10 @@
           <w:lang w:val="es-419" w:eastAsia="es-CO"/>
         </w:rPr>
         <w:drawing>
-          <wp:inline distT="0" distB="0" distL="0" distR="0" wp14:anchorId="55E99860" wp14:editId="41AE9BF3">
+          <wp:inline distT="0" distB="0" distL="0" distR="0" wp14:anchorId="55E99860" wp14:editId="11B4E8FB">
             <wp:extent cx="4677655" cy="1162050"/>
             <wp:effectExtent l="0" t="0" r="8890" b="0"/>
-            <wp:docPr id="1969650314" name="Gráfico 3" descr="P197#yIS1"/>
+            <wp:docPr id="1969650314" name="Gráfico 3" descr="En el diagrama se presenta un flujo con los siguientes conceptos: Fuentes de datos, extracción, transformación y carga, almacén de datos y explotación de datos. "/>
             <wp:cNvGraphicFramePr>
               <a:graphicFrameLocks xmlns:a="http://schemas.openxmlformats.org/drawingml/2006/main" noChangeAspect="1"/>
             </wp:cNvGraphicFramePr>
@@ -6152,7 +6138,7 @@
               <a:graphicData uri="http://schemas.openxmlformats.org/drawingml/2006/picture">
                 <pic:pic xmlns:pic="http://schemas.openxmlformats.org/drawingml/2006/picture">
                   <pic:nvPicPr>
-                    <pic:cNvPr id="1969650314" name="Gráfico 3" descr="P197#yIS1"/>
+                    <pic:cNvPr id="1969650314" name="Gráfico 3" descr="En el diagrama se presenta un flujo con los siguientes conceptos: Fuentes de datos, extracción, transformación y carga, almacén de datos y explotación de datos. "/>
                     <pic:cNvPicPr/>
                   </pic:nvPicPr>
                   <pic:blipFill>
@@ -6186,19 +6172,6 @@
     <w:p>
       <w:pPr>
         <w:rPr>
-          <w:lang w:val="es-419" w:eastAsia="es-CO"/>
-        </w:rPr>
-      </w:pPr>
-      <w:r>
-        <w:rPr>
-          <w:lang w:val="es-419" w:eastAsia="es-CO"/>
-        </w:rPr>
-        <w:t>El diagrama ilustra un flujo que abarca varios conceptos clave en el proceso de manejo de datos. Comienza con las "fuentes de datos", que son el punto de partida para la recopilación de información. A continuación, se lleva a cabo la "extracción", seguida de la "transformación" y "carga" de los datos, etapas esenciales para preparar la información para su análisis. Luego, los datos se almacenan en un "almacén de datos", donde se organizan y gestionan de manera eficiente. Finalmente, se llega a la "explotación de datos", que permite a los usuarios finales acceder y utilizar la información para tomar decisiones informadas. Este flujo destaca la importancia de cada etapa en la conversión de datos en conocimientos valiosos.</w:t>
-      </w:r>
-    </w:p>
-    <w:p>
-      <w:pPr>
-        <w:rPr>
           <w:b/>
           <w:bCs/>
           <w:lang w:val="es-419" w:eastAsia="es-CO"/>
@@ -6223,14 +6196,7 @@
         <w:rPr>
           <w:lang w:eastAsia="es-CO"/>
         </w:rPr>
-        <w:t xml:space="preserve">Es la parte de la Inteligencia Artificial (IA) que se concentra en desarrollar sistemas que aprenden, u optimizan el rendimiento, en dependencia de los datos que ejecuten. Inteligencia artificial es un término amplio que se refiere a sistemas o </w:t>
-      </w:r>
-      <w:r>
-        <w:rPr>
-          <w:lang w:eastAsia="es-CO"/>
-        </w:rPr>
-        <w:lastRenderedPageBreak/>
-        <w:t>máquinas que imitan la inteligencia humana, se puede decir que, el </w:t>
+        <w:t>Es la parte de la Inteligencia Artificial (IA) que se concentra en desarrollar sistemas que aprenden, u optimizan el rendimiento, en dependencia de los datos que ejecuten. Inteligencia artificial es un término amplio que se refiere a sistemas o máquinas que imitan la inteligencia humana, se puede decir que, el </w:t>
       </w:r>
       <w:r>
         <w:rPr>
@@ -6349,6 +6315,7 @@
           <w:rStyle w:val="Extranjerismo"/>
           <w:lang w:val="es-419" w:eastAsia="es-CO"/>
         </w:rPr>
+        <w:lastRenderedPageBreak/>
         <w:t xml:space="preserve">software </w:t>
       </w:r>
       <w:r>
@@ -6382,48 +6349,6 @@
         </w:rPr>
         <w:t>Las fases del proceso de la analítica de grandes datos es la recolección de grandes magnitudes de datos, posteriormente existe todo un proceso de limpieza de esos datos, evitando los valores que constituyan ruido.</w:t>
       </w:r>
-    </w:p>
-    <w:p>
-      <w:pPr>
-        <w:rPr>
-          <w:lang w:val="es-419" w:eastAsia="es-CO"/>
-        </w:rPr>
-      </w:pPr>
-    </w:p>
-    <w:p>
-      <w:pPr>
-        <w:rPr>
-          <w:lang w:val="es-419" w:eastAsia="es-CO"/>
-        </w:rPr>
-      </w:pPr>
-    </w:p>
-    <w:p>
-      <w:pPr>
-        <w:rPr>
-          <w:lang w:val="es-419" w:eastAsia="es-CO"/>
-        </w:rPr>
-      </w:pPr>
-    </w:p>
-    <w:p>
-      <w:pPr>
-        <w:rPr>
-          <w:lang w:val="es-419" w:eastAsia="es-CO"/>
-        </w:rPr>
-      </w:pPr>
-    </w:p>
-    <w:p>
-      <w:pPr>
-        <w:rPr>
-          <w:lang w:val="es-419" w:eastAsia="es-CO"/>
-        </w:rPr>
-      </w:pPr>
-    </w:p>
-    <w:p>
-      <w:pPr>
-        <w:rPr>
-          <w:lang w:val="es-419" w:eastAsia="es-CO"/>
-        </w:rPr>
-      </w:pPr>
     </w:p>
     <w:p>
       <w:pPr>
@@ -6453,6 +6378,8 @@
       <w:r>
         <w:rPr>
           <w:rStyle w:val="Extranjerismo"/>
+          <w:b w:val="0"/>
+          <w:bCs w:val="0"/>
           <w:lang w:val="es-419"/>
         </w:rPr>
         <w:t>Big Data</w:t>
@@ -6472,10 +6399,10 @@
           <w:lang w:val="es-419" w:eastAsia="es-CO"/>
         </w:rPr>
         <w:drawing>
-          <wp:inline distT="0" distB="0" distL="0" distR="0" wp14:anchorId="502F2E47" wp14:editId="6A1488E6">
+          <wp:inline distT="0" distB="0" distL="0" distR="0" wp14:anchorId="502F2E47" wp14:editId="4F99E678">
             <wp:extent cx="4680000" cy="3297282"/>
             <wp:effectExtent l="0" t="0" r="6350" b="0"/>
-            <wp:docPr id="1417096211" name="Gráfico 4" descr="P211#yIS1"/>
+            <wp:docPr id="1417096211" name="Gráfico 4" descr="La figura presenta las palabras &amp;lt;i&amp;gt;BIG DATA&amp;lt;/i&amp;gt; en el medio de un circulo, sobre el cual se mencionan: recolección de datos, limpieza de datos, analisis de datos e interpretación de datos."/>
             <wp:cNvGraphicFramePr>
               <a:graphicFrameLocks xmlns:a="http://schemas.openxmlformats.org/drawingml/2006/main" noChangeAspect="1"/>
             </wp:cNvGraphicFramePr>
@@ -6483,7 +6410,7 @@
               <a:graphicData uri="http://schemas.openxmlformats.org/drawingml/2006/picture">
                 <pic:pic xmlns:pic="http://schemas.openxmlformats.org/drawingml/2006/picture">
                   <pic:nvPicPr>
-                    <pic:cNvPr id="1417096211" name="Gráfico 4" descr="P211#yIS1"/>
+                    <pic:cNvPr id="1417096211" name="Gráfico 4" descr="La figura presenta las palabras &amp;lt;i&amp;gt;BIG DATA&amp;lt;/i&amp;gt; en el medio de un circulo, sobre el cual se mencionan: recolección de datos, limpieza de datos, analisis de datos e interpretación de datos."/>
                     <pic:cNvPicPr/>
                   </pic:nvPicPr>
                   <pic:blipFill>
@@ -6551,108 +6478,67 @@
         <w:rPr>
           <w:lang w:val="es-419" w:eastAsia="es-CO"/>
         </w:rPr>
-        <w:t xml:space="preserve">La </w:t>
-      </w:r>
-      <w:r>
-        <w:rPr>
-          <w:lang w:val="es-419" w:eastAsia="es-CO"/>
-        </w:rPr>
-        <w:t>figura</w:t>
-      </w:r>
-      <w:r>
-        <w:rPr>
-          <w:lang w:val="es-419" w:eastAsia="es-CO"/>
-        </w:rPr>
-        <w:t xml:space="preserve"> presenta las palabras "BIG DATA" en el centro de un círculo, rodeadas de conceptos clave que destacan las etapas fundamentales del manejo de grandes volúmenes de información. Alrededor de "</w:t>
+        <w:t xml:space="preserve">Para </w:t>
+      </w:r>
+      <w:r>
+        <w:t>Big Data</w:t>
+      </w:r>
+      <w:r>
+        <w:rPr>
+          <w:lang w:val="es-419" w:eastAsia="es-CO"/>
+        </w:rPr>
+        <w:t xml:space="preserve"> Internacional Campus (2020) </w:t>
       </w:r>
       <w:r>
         <w:rPr>
           <w:rStyle w:val="Extranjerismo"/>
           <w:lang w:val="es-419" w:eastAsia="es-CO"/>
         </w:rPr>
-        <w:t>BIG DATA</w:t>
-      </w:r>
-      <w:r>
-        <w:rPr>
-          <w:lang w:val="es-419" w:eastAsia="es-CO"/>
-        </w:rPr>
-        <w:t xml:space="preserve">", se mencionan la "recolección de datos", que se refiere al proceso de reunir información de diversas fuentes; la "limpieza de datos", que implica la depuración y corrección de errores en los datos recopilados; el "análisis de datos", donde se examinan y procesan los datos para extraer patrones y tendencias; y la "interpretación de datos", que consiste en dar sentido a los resultados </w:t>
+        <w:t xml:space="preserve">Data </w:t>
+      </w:r>
+      <w:proofErr w:type="spellStart"/>
+      <w:r>
+        <w:rPr>
+          <w:rStyle w:val="Extranjerismo"/>
+          <w:lang w:val="es-419" w:eastAsia="es-CO"/>
+        </w:rPr>
+        <w:t>mining</w:t>
+      </w:r>
+      <w:proofErr w:type="spellEnd"/>
+      <w:r>
+        <w:rPr>
+          <w:lang w:val="es-419" w:eastAsia="es-CO"/>
+        </w:rPr>
+        <w:t xml:space="preserve"> es el proceso de identificación de toda la información que es relevante y es extraída de grandes cantidades de datos. El objetivo de esta extracción es descubrir patrones y tendencias estructurando la información que se ha obtenido de una manera que sea comprensible para su utilización. El </w:t>
+      </w:r>
+      <w:r>
+        <w:rPr>
+          <w:rStyle w:val="Extranjerismo"/>
+          <w:lang w:val="es-419" w:eastAsia="es-CO"/>
+        </w:rPr>
+        <w:t xml:space="preserve">data </w:t>
+      </w:r>
+      <w:proofErr w:type="spellStart"/>
+      <w:r>
+        <w:rPr>
+          <w:rStyle w:val="Extranjerismo"/>
+          <w:lang w:val="es-419" w:eastAsia="es-CO"/>
+        </w:rPr>
+        <w:t>mining</w:t>
+      </w:r>
+      <w:proofErr w:type="spellEnd"/>
+      <w:r>
+        <w:rPr>
+          <w:lang w:val="es-419" w:eastAsia="es-CO"/>
+        </w:rPr>
+        <w:t xml:space="preserve"> reúne las ventajas de varias áreas como la </w:t>
       </w:r>
       <w:r>
         <w:rPr>
           <w:lang w:val="es-419" w:eastAsia="es-CO"/>
         </w:rPr>
         <w:lastRenderedPageBreak/>
-        <w:t>obtenidos y traducirlos en información útil. Esta disposición resalta la interconexión de estas etapas en el ciclo de vida del Big Data, enfatizando su importancia para la toma de decisiones informadas.</w:t>
-      </w:r>
-    </w:p>
-    <w:p>
-      <w:pPr>
-        <w:tabs>
-          <w:tab w:val="left" w:pos="6240"/>
-        </w:tabs>
-        <w:rPr>
-          <w:lang w:val="es-419" w:eastAsia="es-CO"/>
-        </w:rPr>
-      </w:pPr>
-      <w:r>
-        <w:rPr>
-          <w:lang w:val="es-419" w:eastAsia="es-CO"/>
-        </w:rPr>
-        <w:t xml:space="preserve">Para </w:t>
-      </w:r>
-      <w:r>
-        <w:t>Big Data</w:t>
-      </w:r>
-      <w:r>
-        <w:rPr>
-          <w:lang w:val="es-419" w:eastAsia="es-CO"/>
-        </w:rPr>
-        <w:t xml:space="preserve"> Internacional Campus (2020) </w:t>
-      </w:r>
-      <w:r>
-        <w:rPr>
-          <w:rStyle w:val="Extranjerismo"/>
-          <w:lang w:val="es-419" w:eastAsia="es-CO"/>
-        </w:rPr>
-        <w:t xml:space="preserve">Data </w:t>
-      </w:r>
-      <w:proofErr w:type="spellStart"/>
-      <w:r>
-        <w:rPr>
-          <w:rStyle w:val="Extranjerismo"/>
-          <w:lang w:val="es-419" w:eastAsia="es-CO"/>
-        </w:rPr>
-        <w:t>mining</w:t>
-      </w:r>
-      <w:proofErr w:type="spellEnd"/>
-      <w:r>
-        <w:rPr>
-          <w:lang w:val="es-419" w:eastAsia="es-CO"/>
-        </w:rPr>
-        <w:t xml:space="preserve"> es el proceso de identificación de toda la información que es relevante y es extraída de grandes cantidades de datos. El objetivo de esta extracción es descubrir patrones y tendencias estructurando la información que se ha obtenido de una manera que sea comprensible para su utilización. El </w:t>
-      </w:r>
-      <w:r>
-        <w:rPr>
-          <w:rStyle w:val="Extranjerismo"/>
-          <w:lang w:val="es-419" w:eastAsia="es-CO"/>
-        </w:rPr>
-        <w:t xml:space="preserve">data </w:t>
-      </w:r>
-      <w:proofErr w:type="spellStart"/>
-      <w:r>
-        <w:rPr>
-          <w:rStyle w:val="Extranjerismo"/>
-          <w:lang w:val="es-419" w:eastAsia="es-CO"/>
-        </w:rPr>
-        <w:t>mining</w:t>
-      </w:r>
-      <w:proofErr w:type="spellEnd"/>
-      <w:r>
-        <w:rPr>
-          <w:lang w:val="es-419" w:eastAsia="es-CO"/>
-        </w:rPr>
-        <w:t xml:space="preserve"> reúne las ventajas de varias áreas como la inteligencia artificial, la estadística, las bases de datos, la computación gráfica y el procesamiento masivo.</w:t>
+        <w:t>inteligencia artificial, la estadística, las bases de datos, la computación gráfica y el procesamiento masivo.</w:t>
       </w:r>
     </w:p>
     <w:p>
@@ -6832,7 +6718,7 @@
           <w:numId w:val="20"/>
         </w:numPr>
       </w:pPr>
-      <w:bookmarkStart w:id="16" w:name="_Toc238116568"/>
+      <w:bookmarkStart w:id="16" w:name="_Toc238723674"/>
       <w:r>
         <w:lastRenderedPageBreak/>
         <w:t>Técnicas de evaluación</w:t>
@@ -6850,7 +6736,19 @@
         <w:rPr>
           <w:lang w:val="es-419" w:eastAsia="es-CO"/>
         </w:rPr>
-        <w:t>Bernal (2000) describe las siguientes técnicas de evaluación de la información que pueden efectuarse:</w:t>
+        <w:t>Bernal (200</w:t>
+      </w:r>
+      <w:r>
+        <w:rPr>
+          <w:lang w:val="es-419" w:eastAsia="es-CO"/>
+        </w:rPr>
+        <w:t>3</w:t>
+      </w:r>
+      <w:r>
+        <w:rPr>
+          <w:lang w:val="es-419" w:eastAsia="es-CO"/>
+        </w:rPr>
+        <w:t>) describe las siguientes técnicas de evaluación de la información que pueden efectuarse:</w:t>
       </w:r>
     </w:p>
     <w:p>
@@ -6881,14 +6779,14 @@
       <w:pPr>
         <w:spacing w:before="0" w:after="0"/>
         <w:rPr>
-          <w:lang w:val="es-419" w:eastAsia="es-CO"/>
-        </w:rPr>
-      </w:pPr>
-      <w:r>
-        <w:rPr>
-          <w:lang w:val="es-419" w:eastAsia="es-CO"/>
-        </w:rPr>
-        <w:t>Es una técnica para analizar orígenes de problemas y las procedencias de sus causas, de igual forma, es una técnica que permite catalogar gráficamente la información de mayor a menor preeminencia, con el fundamento de identificar los problemas más trascendentales en los que se debe enfocar y solucionar, tiene como procedimiento generalizado:</w:t>
+          <w:lang w:eastAsia="es-CO"/>
+        </w:rPr>
+      </w:pPr>
+      <w:r>
+        <w:rPr>
+          <w:lang w:eastAsia="es-CO"/>
+        </w:rPr>
+        <w:t>Es una técnica que permite identificar y priorizar los problemas o las causas más significativas mediante la representación gráfica de su frecuencia, con el fin de orientar las acciones de mejora hacia los aspectos de mayor impacto.</w:t>
       </w:r>
     </w:p>
     <w:p>
@@ -6899,16 +6797,15 @@
           <w:numId w:val="13"/>
         </w:numPr>
         <w:spacing w:before="0" w:after="0"/>
-        <w:ind w:left="1134"/>
-        <w:rPr>
-          <w:lang w:val="es-419" w:eastAsia="es-CO"/>
-        </w:rPr>
-      </w:pPr>
-      <w:r>
-        <w:rPr>
-          <w:lang w:val="es-419" w:eastAsia="es-CO"/>
-        </w:rPr>
-        <w:t>Identifica el problema que deseas analizar, es prioritario identificar el problema que está afectando el hecho, evento, situación a investigar.</w:t>
+        <w:rPr>
+          <w:lang w:val="es-419" w:eastAsia="es-CO"/>
+        </w:rPr>
+      </w:pPr>
+      <w:r>
+        <w:rPr>
+          <w:lang w:val="es-419" w:eastAsia="es-CO"/>
+        </w:rPr>
+        <w:t>Identificar el problema que se desea analizar, es prioritario identificar el problema que está afectando el hecho, evento, situación a investigar.</w:t>
       </w:r>
     </w:p>
     <w:p>
@@ -6919,7 +6816,6 @@
           <w:numId w:val="13"/>
         </w:numPr>
         <w:spacing w:before="0" w:after="0"/>
-        <w:ind w:left="1134"/>
         <w:rPr>
           <w:lang w:val="es-419" w:eastAsia="es-CO"/>
         </w:rPr>
@@ -6939,7 +6835,6 @@
           <w:numId w:val="13"/>
         </w:numPr>
         <w:spacing w:before="0" w:after="0"/>
-        <w:ind w:left="1134"/>
         <w:rPr>
           <w:lang w:val="es-419" w:eastAsia="es-CO"/>
         </w:rPr>
@@ -6959,7 +6854,6 @@
           <w:numId w:val="13"/>
         </w:numPr>
         <w:spacing w:before="0" w:after="0"/>
-        <w:ind w:left="1134"/>
         <w:rPr>
           <w:lang w:val="es-419" w:eastAsia="es-CO"/>
         </w:rPr>
@@ -6970,6 +6864,24 @@
         </w:rPr>
         <w:t>Construir una gráfica de barras con estos datos.</w:t>
       </w:r>
+    </w:p>
+    <w:p>
+      <w:pPr>
+        <w:pStyle w:val="Prrafodelista"/>
+        <w:spacing w:before="0" w:after="0"/>
+        <w:ind w:left="1134" w:firstLine="0"/>
+        <w:rPr>
+          <w:lang w:val="es-419" w:eastAsia="es-CO"/>
+        </w:rPr>
+      </w:pPr>
+    </w:p>
+    <w:p>
+      <w:pPr>
+        <w:spacing w:before="0" w:after="0"/>
+        <w:rPr>
+          <w:lang w:val="es-419" w:eastAsia="es-CO"/>
+        </w:rPr>
+      </w:pPr>
     </w:p>
     <w:p>
       <w:pPr>
@@ -7060,10 +6972,10 @@
           <w:lang w:val="es-419" w:eastAsia="es-CO"/>
         </w:rPr>
         <w:drawing>
-          <wp:inline distT="0" distB="0" distL="0" distR="0" wp14:anchorId="2761BE41" wp14:editId="6E0C9003">
+          <wp:inline distT="0" distB="0" distL="0" distR="0" wp14:anchorId="2761BE41" wp14:editId="548C2A3A">
             <wp:extent cx="4680000" cy="3328556"/>
             <wp:effectExtent l="0" t="0" r="6350" b="5715"/>
-            <wp:docPr id="1089312725" name="Gráfico 8" descr="P233#yIS1"/>
+            <wp:docPr id="1089312725" name="Gráfico 8" descr="La figura presenta una gráfica con varias barras azules, y una línea roja que uno puntos rojos."/>
             <wp:cNvGraphicFramePr>
               <a:graphicFrameLocks xmlns:a="http://schemas.openxmlformats.org/drawingml/2006/main" noChangeAspect="1"/>
             </wp:cNvGraphicFramePr>
@@ -7071,7 +6983,7 @@
               <a:graphicData uri="http://schemas.openxmlformats.org/drawingml/2006/picture">
                 <pic:pic xmlns:pic="http://schemas.openxmlformats.org/drawingml/2006/picture">
                   <pic:nvPicPr>
-                    <pic:cNvPr id="1089312725" name="Gráfico 8" descr="P233#yIS1"/>
+                    <pic:cNvPr id="1089312725" name="Gráfico 8" descr="La figura presenta una gráfica con varias barras azules, y una línea roja que uno puntos rojos."/>
                     <pic:cNvPicPr/>
                   </pic:nvPicPr>
                   <pic:blipFill>
@@ -7121,35 +7033,13 @@
         <w:rPr>
           <w:lang w:val="es-419" w:eastAsia="es-CO"/>
         </w:rPr>
-        <w:t xml:space="preserve"> Adaptada de </w:t>
-      </w:r>
-      <w:proofErr w:type="spellStart"/>
-      <w:r>
-        <w:rPr>
-          <w:lang w:val="es-419" w:eastAsia="es-CO"/>
-        </w:rPr>
-        <w:t>Jose</w:t>
-      </w:r>
-      <w:proofErr w:type="spellEnd"/>
-      <w:r>
-        <w:rPr>
-          <w:lang w:val="es-419" w:eastAsia="es-CO"/>
-        </w:rPr>
-        <w:t xml:space="preserve"> Marcondes (2020)</w:t>
-      </w:r>
-    </w:p>
-    <w:p>
-      <w:pPr>
-        <w:spacing w:before="0" w:after="0"/>
-        <w:rPr>
-          <w:lang w:val="es-419" w:eastAsia="es-CO"/>
-        </w:rPr>
-      </w:pPr>
-      <w:r>
-        <w:rPr>
-          <w:lang w:val="es-419" w:eastAsia="es-CO"/>
-        </w:rPr>
-        <w:t>La figura ilustra un gráfico que consta de varias barras azules, acompañadas por una línea roja que conecta puntos rojos. Las barras azules representan diferentes valores o categorías, proporcionando una comparación visual clara entre ellos. La línea roja, al unir los puntos rojos, destaca una tendencia o evolución a lo largo del tiempo, permitiendo observar patrones o cambios significativos en los datos. Esta combinación de elementos visuales facilita la interpretación de la información y ayuda a identificar relaciones entre las variables presentadas.</w:t>
+        <w:t xml:space="preserve"> </w:t>
+      </w:r>
+      <w:r>
+        <w:rPr>
+          <w:lang w:eastAsia="es-CO"/>
+        </w:rPr>
+        <w:t>Adaptada de Título de la obra, por José Marcondes, 2020.</w:t>
       </w:r>
     </w:p>
     <w:p>
@@ -7188,28 +7078,62 @@
       <w:pPr>
         <w:spacing w:before="0" w:after="0"/>
         <w:rPr>
-          <w:lang w:val="es-419" w:eastAsia="es-CO"/>
-        </w:rPr>
-      </w:pPr>
-      <w:r>
-        <w:rPr>
           <w:lang w:eastAsia="es-CO"/>
         </w:rPr>
-        <w:t xml:space="preserve">Bernal (2003, p. 180) señala que el diagrama de causa y efecto (espina de pescado) es una gráfica mediante la cual los miembros de un equipo representan, categorizan y evalúan todos los posibles motivos de un resultado o reacción; por lo </w:t>
-      </w:r>
+      </w:pPr>
       <w:r>
         <w:rPr>
           <w:lang w:eastAsia="es-CO"/>
         </w:rPr>
+        <w:t>Bernal (2003, p. 180) señala que el diagrama de causa y efecto (espina de pescado) es una gráfica mediante la cual los miembros de un equipo representan, categorizan y evalúan todos los posibles motivos de un resultado o reacción; por lo general, se expresa como un problema para resolver. También se le conoce como diagrama de Ishikawa.</w:t>
+      </w:r>
+    </w:p>
+    <w:p>
+      <w:pPr>
+        <w:spacing w:before="0" w:after="0"/>
+        <w:rPr>
+          <w:lang w:eastAsia="es-CO"/>
+        </w:rPr>
+      </w:pPr>
+    </w:p>
+    <w:p>
+      <w:pPr>
+        <w:spacing w:before="0" w:after="0"/>
+        <w:rPr>
+          <w:lang w:eastAsia="es-CO"/>
+        </w:rPr>
+      </w:pPr>
+    </w:p>
+    <w:p>
+      <w:pPr>
+        <w:spacing w:before="0" w:after="0"/>
+        <w:rPr>
+          <w:lang w:eastAsia="es-CO"/>
+        </w:rPr>
+      </w:pPr>
+    </w:p>
+    <w:p>
+      <w:pPr>
+        <w:spacing w:before="0" w:after="0"/>
+        <w:rPr>
+          <w:lang w:eastAsia="es-CO"/>
+        </w:rPr>
+      </w:pPr>
+    </w:p>
+    <w:p>
+      <w:pPr>
+        <w:spacing w:before="0" w:after="0"/>
+        <w:rPr>
+          <w:lang w:val="es-419" w:eastAsia="es-CO"/>
+        </w:rPr>
+      </w:pPr>
+    </w:p>
+    <w:p>
+      <w:pPr>
+        <w:pStyle w:val="Figura"/>
+      </w:pPr>
+      <w:r>
         <w:lastRenderedPageBreak/>
-        <w:t>general, se expresa como un problema para resolver. También se le conoce como diagrama de Ishikawa.</w:t>
-      </w:r>
-    </w:p>
-    <w:p>
-      <w:pPr>
-        <w:pStyle w:val="Figura"/>
-      </w:pPr>
-      <w:r>
         <w:t>Figura 8.</w:t>
       </w:r>
       <w:r>
@@ -7237,10 +7161,10 @@
           <w:lang w:val="es-419" w:eastAsia="es-CO"/>
         </w:rPr>
         <w:drawing>
-          <wp:inline distT="0" distB="0" distL="0" distR="0" wp14:anchorId="2EF0E5F6" wp14:editId="0BD82A65">
+          <wp:inline distT="0" distB="0" distL="0" distR="0" wp14:anchorId="2EF0E5F6" wp14:editId="19393636">
             <wp:extent cx="4680000" cy="1587220"/>
             <wp:effectExtent l="0" t="0" r="6350" b="0"/>
-            <wp:docPr id="499726546" name="Gráfico 9" descr="P240#yIS1"/>
+            <wp:docPr id="499726546" name="Gráfico 9" descr="La figura presenta un gráfico tipo espina de pescado."/>
             <wp:cNvGraphicFramePr>
               <a:graphicFrameLocks xmlns:a="http://schemas.openxmlformats.org/drawingml/2006/main" noChangeAspect="1"/>
             </wp:cNvGraphicFramePr>
@@ -7248,7 +7172,7 @@
               <a:graphicData uri="http://schemas.openxmlformats.org/drawingml/2006/picture">
                 <pic:pic xmlns:pic="http://schemas.openxmlformats.org/drawingml/2006/picture">
                   <pic:nvPicPr>
-                    <pic:cNvPr id="499726546" name="Gráfico 9" descr="P240#yIS1"/>
+                    <pic:cNvPr id="499726546" name="Gráfico 9" descr="La figura presenta un gráfico tipo espina de pescado."/>
                     <pic:cNvPicPr/>
                   </pic:nvPicPr>
                   <pic:blipFill>
@@ -7302,32 +7226,6 @@
     </w:p>
     <w:p>
       <w:pPr>
-        <w:spacing w:before="0" w:after="0"/>
-        <w:rPr>
-          <w:lang w:val="es-419" w:eastAsia="es-CO"/>
-        </w:rPr>
-      </w:pPr>
-      <w:r>
-        <w:rPr>
-          <w:lang w:val="es-419" w:eastAsia="es-CO"/>
-        </w:rPr>
-        <w:t>La figura ilustra un gráfico en forma de espina de pescado, también conocido como diagrama de Ishikawa.</w:t>
-      </w:r>
-      <w:r>
-        <w:rPr>
-          <w:lang w:val="es-419" w:eastAsia="es-CO"/>
-        </w:rPr>
-        <w:t xml:space="preserve"> </w:t>
-      </w:r>
-      <w:r>
-        <w:rPr>
-          <w:lang w:val="es-419" w:eastAsia="es-CO"/>
-        </w:rPr>
-        <w:t>La estructura del gráfico permite visualizar de manera clara y sistemática las relaciones entre las causas y el efecto, facilitando así la identificación de áreas de mejora.</w:t>
-      </w:r>
-    </w:p>
-    <w:p>
-      <w:pPr>
         <w:pStyle w:val="Prrafodelista"/>
         <w:numPr>
           <w:ilvl w:val="0"/>
@@ -7354,111 +7252,112 @@
       <w:pPr>
         <w:spacing w:before="0" w:after="0"/>
         <w:rPr>
+          <w:lang w:val="es-419" w:eastAsia="es-CO"/>
+        </w:rPr>
+      </w:pPr>
+      <w:r>
+        <w:rPr>
           <w:lang w:eastAsia="es-CO"/>
         </w:rPr>
-      </w:pPr>
-      <w:r>
-        <w:rPr>
-          <w:lang w:eastAsia="es-CO"/>
-        </w:rPr>
-        <w:t xml:space="preserve">Según Levin y </w:t>
+        <w:t xml:space="preserve">Según </w:t>
+      </w:r>
+      <w:r>
+        <w:rPr>
+          <w:lang w:val="es-419" w:eastAsia="es-CO"/>
+        </w:rPr>
+        <w:t xml:space="preserve">Levin y </w:t>
       </w:r>
       <w:proofErr w:type="spellStart"/>
       <w:r>
         <w:rPr>
-          <w:lang w:eastAsia="es-CO"/>
+          <w:lang w:val="es-419" w:eastAsia="es-CO"/>
         </w:rPr>
         <w:t>Rubin</w:t>
       </w:r>
       <w:proofErr w:type="spellEnd"/>
       <w:r>
         <w:rPr>
-          <w:lang w:eastAsia="es-CO"/>
+          <w:lang w:val="es-419" w:eastAsia="es-CO"/>
         </w:rPr>
         <w:t xml:space="preserve"> (1996), "estas gráficas reciben el nombre de diagramas de control y son de varios tipos" (p. 528):</w:t>
       </w:r>
     </w:p>
     <w:p>
       <w:pPr>
+        <w:pStyle w:val="Prrafodelista"/>
         <w:numPr>
           <w:ilvl w:val="0"/>
-          <w:numId w:val="23"/>
+          <w:numId w:val="13"/>
         </w:numPr>
         <w:spacing w:before="0" w:after="0"/>
         <w:rPr>
-          <w:lang w:eastAsia="es-CO"/>
-        </w:rPr>
-      </w:pPr>
-      <w:r>
-        <w:rPr>
-          <w:lang w:eastAsia="es-CO"/>
-        </w:rPr>
-        <w:t>Diagramas o diagramas de control para medias de procesos.</w:t>
-      </w:r>
-    </w:p>
-    <w:p>
-      <w:pPr>
+          <w:lang w:val="es-419" w:eastAsia="es-CO"/>
+        </w:rPr>
+      </w:pPr>
+      <w:r>
+        <w:rPr>
+          <w:lang w:val="es-419" w:eastAsia="es-CO"/>
+        </w:rPr>
+        <w:t>Diagramas de control para medias de procesos.</w:t>
+      </w:r>
+    </w:p>
+    <w:p>
+      <w:pPr>
+        <w:pStyle w:val="Prrafodelista"/>
         <w:numPr>
           <w:ilvl w:val="0"/>
-          <w:numId w:val="23"/>
+          <w:numId w:val="13"/>
         </w:numPr>
         <w:spacing w:before="0" w:after="0"/>
         <w:rPr>
-          <w:lang w:eastAsia="es-CO"/>
-        </w:rPr>
-      </w:pPr>
-      <w:r>
-        <w:rPr>
-          <w:lang w:eastAsia="es-CO"/>
-        </w:rPr>
-        <w:t>Diagramas R o diagramas de control para variabilidad en los procesos.</w:t>
-      </w:r>
-    </w:p>
-    <w:p>
-      <w:pPr>
+          <w:lang w:val="es-419" w:eastAsia="es-CO"/>
+        </w:rPr>
+      </w:pPr>
+      <w:r>
+        <w:rPr>
+          <w:lang w:val="es-419" w:eastAsia="es-CO"/>
+        </w:rPr>
+        <w:t>Diagramas R de control para variabilidad en los procesos.</w:t>
+      </w:r>
+    </w:p>
+    <w:p>
+      <w:pPr>
+        <w:pStyle w:val="Prrafodelista"/>
         <w:numPr>
           <w:ilvl w:val="0"/>
-          <w:numId w:val="23"/>
+          <w:numId w:val="13"/>
         </w:numPr>
         <w:spacing w:before="0" w:after="0"/>
         <w:rPr>
-          <w:lang w:eastAsia="es-CO"/>
-        </w:rPr>
-      </w:pPr>
-      <w:r>
-        <w:rPr>
-          <w:lang w:eastAsia="es-CO"/>
-        </w:rPr>
-        <w:t>Diagramas o diagramas de control para atributos, (p 528).</w:t>
-      </w:r>
-    </w:p>
-    <w:p>
-      <w:pPr>
-        <w:rPr>
-          <w:lang w:val="es-419" w:eastAsia="es-CO"/>
-        </w:rPr>
-      </w:pPr>
-    </w:p>
-    <w:p>
-      <w:pPr>
-        <w:rPr>
-          <w:lang w:val="es-419" w:eastAsia="es-CO"/>
-        </w:rPr>
-      </w:pPr>
-    </w:p>
-    <w:p>
-      <w:pPr>
-        <w:rPr>
-          <w:lang w:val="es-419" w:eastAsia="es-CO"/>
-        </w:rPr>
-      </w:pPr>
+          <w:lang w:val="es-419" w:eastAsia="es-CO"/>
+        </w:rPr>
+      </w:pPr>
+      <w:r>
+        <w:rPr>
+          <w:lang w:val="es-419" w:eastAsia="es-CO"/>
+        </w:rPr>
+        <w:t xml:space="preserve">Diagramas de control para </w:t>
+      </w:r>
+      <w:proofErr w:type="gramStart"/>
+      <w:r>
+        <w:rPr>
+          <w:lang w:val="es-419" w:eastAsia="es-CO"/>
+        </w:rPr>
+        <w:t>atributos.(</w:t>
+      </w:r>
+      <w:proofErr w:type="gramEnd"/>
+      <w:r>
+        <w:rPr>
+          <w:lang w:val="es-419" w:eastAsia="es-CO"/>
+        </w:rPr>
+        <w:t>p 528).</w:t>
+      </w:r>
     </w:p>
     <w:p>
       <w:pPr>
         <w:pStyle w:val="Figura"/>
       </w:pPr>
       <w:r>
-        <w:lastRenderedPageBreak/>
         <w:t>Figura 9</w:t>
       </w:r>
       <w:r>
@@ -7493,10 +7392,10 @@
           <w:lang w:val="es-419" w:eastAsia="es-CO"/>
         </w:rPr>
         <w:drawing>
-          <wp:inline distT="0" distB="0" distL="0" distR="0" wp14:anchorId="3B50293D" wp14:editId="4EAC46EF">
+          <wp:inline distT="0" distB="0" distL="0" distR="0" wp14:anchorId="3B50293D" wp14:editId="1BAC6A8E">
             <wp:extent cx="4680000" cy="2293200"/>
             <wp:effectExtent l="0" t="0" r="6350" b="0"/>
-            <wp:docPr id="930933110" name="Gráfico 10" descr="P252#yIS1"/>
+            <wp:docPr id="930933110" name="Gráfico 10" descr="La grafica presenta  puntos situados en un zigzag irregural unidos por una línea azul."/>
             <wp:cNvGraphicFramePr>
               <a:graphicFrameLocks xmlns:a="http://schemas.openxmlformats.org/drawingml/2006/main" noChangeAspect="1"/>
             </wp:cNvGraphicFramePr>
@@ -7504,7 +7403,7 @@
               <a:graphicData uri="http://schemas.openxmlformats.org/drawingml/2006/picture">
                 <pic:pic xmlns:pic="http://schemas.openxmlformats.org/drawingml/2006/picture">
                   <pic:nvPicPr>
-                    <pic:cNvPr id="930933110" name="Gráfico 10" descr="P252#yIS1"/>
+                    <pic:cNvPr id="930933110" name="Gráfico 10" descr="La grafica presenta  puntos situados en un zigzag irregural unidos por una línea azul."/>
                     <pic:cNvPicPr/>
                   </pic:nvPicPr>
                   <pic:blipFill>
@@ -7558,32 +7457,13 @@
     </w:p>
     <w:p>
       <w:pPr>
-        <w:rPr>
-          <w:lang w:val="es-419" w:eastAsia="es-CO"/>
-        </w:rPr>
-      </w:pPr>
-      <w:r>
-        <w:rPr>
-          <w:lang w:val="es-419" w:eastAsia="es-CO"/>
-        </w:rPr>
-        <w:t xml:space="preserve">La gráfica muestra una serie de puntos dispuestos en un patrón de </w:t>
-      </w:r>
-      <w:r>
-        <w:rPr>
-          <w:rStyle w:val="Extranjerismo"/>
-          <w:lang w:val="es-419" w:eastAsia="es-CO"/>
-        </w:rPr>
-        <w:t xml:space="preserve">zigzag </w:t>
-      </w:r>
-      <w:r>
-        <w:rPr>
-          <w:lang w:val="es-419" w:eastAsia="es-CO"/>
-        </w:rPr>
-        <w:t>irregular, conectados por una línea azul. Esta disposición resalta las fluctuaciones y variaciones en los datos a lo largo de un intervalo determinado. La línea azul que une los puntos permite visualizar claramente las tendencias y cambios en los valores, facilitando la identificación de patrones o comportamientos específicos en la información presentada. Este tipo de representación gráfica es útil para analizar datos que presentan movimientos no lineales, proporcionando una comprensión más profunda de la dinámica subyacente.</w:t>
-      </w:r>
-    </w:p>
-    <w:p>
-      <w:pPr>
+        <w:pStyle w:val="Prrafodelista"/>
+        <w:numPr>
+          <w:ilvl w:val="0"/>
+          <w:numId w:val="24"/>
+        </w:numPr>
+        <w:spacing w:before="0" w:after="0"/>
+        <w:ind w:left="1134"/>
         <w:rPr>
           <w:b/>
           <w:bCs/>
@@ -7596,6 +7476,7 @@
           <w:bCs/>
           <w:lang w:val="es-419" w:eastAsia="es-CO"/>
         </w:rPr>
+        <w:lastRenderedPageBreak/>
         <w:t>Distribución de frecuencias y representaciones gráficas</w:t>
       </w:r>
     </w:p>
@@ -7607,9 +7488,9 @@
       </w:pPr>
       <w:r>
         <w:rPr>
-          <w:lang w:val="es-419" w:eastAsia="es-CO"/>
-        </w:rPr>
-        <w:t>De acuerdo con Mason y Lind (1994) es el conjunto de datos en categorías que muestran el número de observaciones de cada categoría, en otras palabras, una distribución de frecuencias indica el número de veces que ocurre cada valor o dato en una tabla de resultados. (p.24).</w:t>
+          <w:lang w:eastAsia="es-CO"/>
+        </w:rPr>
+        <w:t>De acuerdo con Mason y Lind (1994), es el conjunto de datos en categorías que muestran el número de observaciones de cada categoría; en otras palabras, una distribución de frecuencias indica el número de veces que ocurre cada valor o dato en una tabla de resultados (p. 24).</w:t>
       </w:r>
     </w:p>
     <w:p>
@@ -7619,15 +7500,15 @@
           <w:ilvl w:val="0"/>
           <w:numId w:val="14"/>
         </w:numPr>
-        <w:rPr>
-          <w:lang w:val="es-419" w:eastAsia="es-CO"/>
-        </w:rPr>
-      </w:pPr>
-      <w:r>
-        <w:rPr>
-          <w:lang w:val="es-419" w:eastAsia="es-CO"/>
-        </w:rPr>
-        <w:lastRenderedPageBreak/>
+        <w:spacing w:before="0" w:after="0"/>
+        <w:rPr>
+          <w:lang w:val="es-419" w:eastAsia="es-CO"/>
+        </w:rPr>
+      </w:pPr>
+      <w:r>
+        <w:rPr>
+          <w:lang w:val="es-419" w:eastAsia="es-CO"/>
+        </w:rPr>
         <w:t>Histogramas son medios gráficos para la representación de la distribución de frecuencias.</w:t>
       </w:r>
     </w:p>
@@ -7663,10 +7544,10 @@
           <w:lang w:val="es-419" w:eastAsia="es-CO"/>
         </w:rPr>
         <w:drawing>
-          <wp:inline distT="0" distB="0" distL="0" distR="0" wp14:anchorId="3051FFDB" wp14:editId="62071A30">
+          <wp:inline distT="0" distB="0" distL="0" distR="0" wp14:anchorId="3051FFDB" wp14:editId="20F49412">
             <wp:extent cx="4680000" cy="2145899"/>
             <wp:effectExtent l="0" t="0" r="6350" b="6985"/>
-            <wp:docPr id="1667255297" name="Gráfico 11" descr="P259#yIS1"/>
+            <wp:docPr id="1667255297" name="Gráfico 11" descr="La grafica presenta varias barras de color azul."/>
             <wp:cNvGraphicFramePr>
               <a:graphicFrameLocks xmlns:a="http://schemas.openxmlformats.org/drawingml/2006/main" noChangeAspect="1"/>
             </wp:cNvGraphicFramePr>
@@ -7674,7 +7555,7 @@
               <a:graphicData uri="http://schemas.openxmlformats.org/drawingml/2006/picture">
                 <pic:pic xmlns:pic="http://schemas.openxmlformats.org/drawingml/2006/picture">
                   <pic:nvPicPr>
-                    <pic:cNvPr id="1667255297" name="Gráfico 11" descr="P259#yIS1"/>
+                    <pic:cNvPr id="1667255297" name="Gráfico 11" descr="La grafica presenta varias barras de color azul."/>
                     <pic:cNvPicPr/>
                   </pic:nvPicPr>
                   <pic:blipFill>
@@ -7728,24 +7609,12 @@
     </w:p>
     <w:p>
       <w:pPr>
-        <w:rPr>
-          <w:lang w:val="es-419" w:eastAsia="es-CO"/>
-        </w:rPr>
-      </w:pPr>
-      <w:r>
-        <w:rPr>
-          <w:lang w:val="es-419" w:eastAsia="es-CO"/>
-        </w:rPr>
-        <w:t>La gráfica exhibe una serie de barras en color azul, que representan diferentes valores o categorías. Este diseño permite realizar comparaciones visuales entre las distintas barras, facilitando la identificación de tendencias y patrones en los datos. El uso del color azul aporta claridad y uniformidad a la presentación, haciendo que la información sea fácilmente interpretable. Este tipo de representación es especialmente útil para resaltar diferencias y similitudes entre los elementos analizados, proporcionando una visión general efectiva de la información.</w:t>
-      </w:r>
-    </w:p>
-    <w:p>
-      <w:pPr>
         <w:pStyle w:val="Prrafodelista"/>
         <w:numPr>
           <w:ilvl w:val="0"/>
           <w:numId w:val="14"/>
         </w:numPr>
+        <w:spacing w:before="0" w:after="0"/>
         <w:rPr>
           <w:lang w:val="es-419" w:eastAsia="es-CO"/>
         </w:rPr>
@@ -7756,6 +7625,20 @@
         </w:rPr>
         <w:t>Polígonos de frecuencia son representaciones gráficas que reflejan una imagen veloz de los más importantes rasgos de los datos de una distribución de frecuencias.</w:t>
       </w:r>
+    </w:p>
+    <w:p>
+      <w:pPr>
+        <w:rPr>
+          <w:lang w:val="es-419" w:eastAsia="es-CO"/>
+        </w:rPr>
+      </w:pPr>
+    </w:p>
+    <w:p>
+      <w:pPr>
+        <w:rPr>
+          <w:lang w:val="es-419" w:eastAsia="es-CO"/>
+        </w:rPr>
+      </w:pPr>
     </w:p>
     <w:p>
       <w:pPr>
@@ -7797,10 +7680,10 @@
           <w:lang w:val="es-419" w:eastAsia="es-CO"/>
         </w:rPr>
         <w:drawing>
-          <wp:inline distT="0" distB="0" distL="0" distR="0" wp14:anchorId="732DAF27" wp14:editId="0BEB633D">
+          <wp:inline distT="0" distB="0" distL="0" distR="0" wp14:anchorId="732DAF27" wp14:editId="063DF710">
             <wp:extent cx="4680000" cy="2836037"/>
             <wp:effectExtent l="0" t="0" r="6350" b="2540"/>
-            <wp:docPr id="774732187" name="Imagen 12" descr="P265#yIS1"/>
+            <wp:docPr id="774732187" name="Imagen 12" descr="La gráfica presenta puntos unidos por una línea roja que forma una especie de montaña con su trazo."/>
             <wp:cNvGraphicFramePr>
               <a:graphicFrameLocks xmlns:a="http://schemas.openxmlformats.org/drawingml/2006/main" noChangeAspect="1"/>
             </wp:cNvGraphicFramePr>
@@ -7808,7 +7691,7 @@
               <a:graphicData uri="http://schemas.openxmlformats.org/drawingml/2006/picture">
                 <pic:pic xmlns:pic="http://schemas.openxmlformats.org/drawingml/2006/picture">
                   <pic:nvPicPr>
-                    <pic:cNvPr id="774732187" name="Imagen 12" descr="P265#yIS1"/>
+                    <pic:cNvPr id="774732187" name="Imagen 12" descr="La gráfica presenta puntos unidos por una línea roja que forma una especie de montaña con su trazo."/>
                     <pic:cNvPicPr/>
                   </pic:nvPicPr>
                   <pic:blipFill>
@@ -7862,118 +7745,107 @@
     </w:p>
     <w:p>
       <w:pPr>
-        <w:rPr>
-          <w:lang w:val="es-419" w:eastAsia="es-CO"/>
-        </w:rPr>
-      </w:pPr>
-      <w:r>
-        <w:rPr>
-          <w:lang w:val="es-419" w:eastAsia="es-CO"/>
-        </w:rPr>
-        <w:t>La gráfica muestra una serie de puntos conectados por una línea roja que crea una forma similar a una montaña. Este diseño resalta las variaciones en los datos, permitiendo observar claramente los picos y valles a lo largo del recorrido. La línea roja, al seguir el contorno de los puntos, facilita la identificación de tendencias y cambios significativos en la información presentada. Este tipo de representación es útil para analizar datos que exhiben fluctuaciones, proporcionando una visualización clara de la dinámica y el comportamiento de las variables a lo largo del tiempo.</w:t>
-      </w:r>
-    </w:p>
-    <w:p>
-      <w:pPr>
-        <w:rPr>
-          <w:b/>
-          <w:bCs/>
-          <w:lang w:val="es-419" w:eastAsia="es-CO"/>
-        </w:rPr>
-      </w:pPr>
-      <w:r>
-        <w:rPr>
-          <w:b/>
-          <w:bCs/>
-          <w:lang w:val="es-419" w:eastAsia="es-CO"/>
-        </w:rPr>
-        <w:t>Medidas de tendencia central</w:t>
-      </w:r>
-    </w:p>
-    <w:p>
-      <w:pPr>
-        <w:rPr>
-          <w:lang w:val="es-419" w:eastAsia="es-CO"/>
-        </w:rPr>
-      </w:pPr>
-      <w:r>
-        <w:rPr>
-          <w:lang w:val="es-419" w:eastAsia="es-CO"/>
-        </w:rPr>
-        <w:t>Son medidas estadísticas que pretenden resumir en un solo valor a un conjunto de valores. Se reconocen de manera universal las siguientes:</w:t>
-      </w:r>
-      <w:r>
-        <w:rPr>
-          <w:lang w:val="es-419" w:eastAsia="es-CO"/>
-        </w:rPr>
-        <w:t xml:space="preserve"> </w:t>
-      </w:r>
-    </w:p>
-    <w:p>
-      <w:pPr>
         <w:pStyle w:val="Prrafodelista"/>
         <w:numPr>
           <w:ilvl w:val="0"/>
-          <w:numId w:val="14"/>
+          <w:numId w:val="24"/>
         </w:numPr>
-        <w:rPr>
-          <w:lang w:val="es-419" w:eastAsia="es-CO"/>
-        </w:rPr>
-      </w:pPr>
-      <w:r>
-        <w:rPr>
-          <w:lang w:val="es-419" w:eastAsia="es-CO"/>
-        </w:rPr>
-        <w:t>La media o promedio aritmético es la sumatoria de un conjunto de frecuencias divididos por la cantidad total de los mismos.</w:t>
-      </w:r>
-    </w:p>
-    <w:p>
-      <w:pPr>
-        <w:pStyle w:val="Prrafodelista"/>
+        <w:spacing w:before="0" w:after="0"/>
+        <w:ind w:left="1134"/>
+        <w:rPr>
+          <w:b/>
+          <w:bCs/>
+          <w:lang w:val="es-419" w:eastAsia="es-CO"/>
+        </w:rPr>
+      </w:pPr>
+      <w:r>
+        <w:rPr>
+          <w:b/>
+          <w:bCs/>
+          <w:lang w:val="es-419" w:eastAsia="es-CO"/>
+        </w:rPr>
+        <w:t>Medidas de tendencia central</w:t>
+      </w:r>
+    </w:p>
+    <w:p>
+      <w:pPr>
+        <w:spacing w:before="0" w:after="0"/>
+        <w:rPr>
+          <w:lang w:eastAsia="es-CO"/>
+        </w:rPr>
+      </w:pPr>
+      <w:r>
+        <w:rPr>
+          <w:lang w:eastAsia="es-CO"/>
+        </w:rPr>
+        <w:t>Son medidas estadísticas que pretenden resumir en un solo valor a un conjunto de valores. Se reconocen de manera universal las siguientes:</w:t>
+      </w:r>
+    </w:p>
+    <w:p>
+      <w:pPr>
         <w:numPr>
           <w:ilvl w:val="0"/>
-          <w:numId w:val="14"/>
+          <w:numId w:val="41"/>
         </w:numPr>
-        <w:rPr>
-          <w:lang w:val="es-419" w:eastAsia="es-CO"/>
-        </w:rPr>
-      </w:pPr>
-      <w:r>
-        <w:rPr>
-          <w:lang w:val="es-419" w:eastAsia="es-CO"/>
-        </w:rPr>
-        <w:lastRenderedPageBreak/>
-        <w:t>La moda se identifica con el valor con la frecuencia que más se repite en una tabla de distribución de datos.</w:t>
-      </w:r>
-    </w:p>
-    <w:p>
-      <w:pPr>
-        <w:pStyle w:val="Prrafodelista"/>
+        <w:spacing w:before="0" w:after="0"/>
+        <w:rPr>
+          <w:lang w:eastAsia="es-CO"/>
+        </w:rPr>
+      </w:pPr>
+      <w:r>
+        <w:rPr>
+          <w:lang w:eastAsia="es-CO"/>
+        </w:rPr>
+        <w:t>La media o promedio aritmético es la sumatoria de un conjunto de frecuencias divididos por la cantidad total de los mismos.</w:t>
+      </w:r>
+    </w:p>
+    <w:p>
+      <w:pPr>
         <w:numPr>
           <w:ilvl w:val="0"/>
-          <w:numId w:val="14"/>
+          <w:numId w:val="41"/>
         </w:numPr>
-        <w:rPr>
-          <w:lang w:val="es-419" w:eastAsia="es-CO"/>
-        </w:rPr>
-      </w:pPr>
-      <w:r>
-        <w:rPr>
-          <w:lang w:val="es-419" w:eastAsia="es-CO"/>
-        </w:rPr>
-        <w:t>La mediana es el valor que resulta una vez organizado la distribución de frecuencias de manera ascendente o descendente y se encuentre justo en la mitad de los datos.</w:t>
-      </w:r>
-    </w:p>
-    <w:p>
-      <w:pPr>
-        <w:rPr>
-          <w:lang w:val="es-419" w:eastAsia="es-CO"/>
-        </w:rPr>
-      </w:pPr>
-      <w:r>
+        <w:spacing w:before="0" w:after="0"/>
         <w:rPr>
           <w:lang w:eastAsia="es-CO"/>
         </w:rPr>
+      </w:pPr>
+      <w:r>
+        <w:rPr>
+          <w:lang w:eastAsia="es-CO"/>
+        </w:rPr>
+        <w:t>La moda se identifica con el valor con la frecuencia que más se repite en una tabla de distribución de datos.</w:t>
+      </w:r>
+    </w:p>
+    <w:p>
+      <w:pPr>
+        <w:numPr>
+          <w:ilvl w:val="0"/>
+          <w:numId w:val="41"/>
+        </w:numPr>
+        <w:spacing w:before="0" w:after="0"/>
+        <w:rPr>
+          <w:lang w:eastAsia="es-CO"/>
+        </w:rPr>
+      </w:pPr>
+      <w:r>
+        <w:rPr>
+          <w:lang w:eastAsia="es-CO"/>
+        </w:rPr>
+        <w:t>La mediana es el valor que ocupa la posición central de un conjunto de datos ordenados de manera ascendente o descendente.</w:t>
+      </w:r>
+    </w:p>
+    <w:p>
+      <w:pPr>
+        <w:spacing w:before="0" w:after="0"/>
+        <w:rPr>
+          <w:lang w:eastAsia="es-CO"/>
+        </w:rPr>
+      </w:pPr>
+      <w:r>
+        <w:rPr>
+          <w:lang w:eastAsia="es-CO"/>
+        </w:rPr>
         <w:t>La simetría representa la relación entre la media, la mediana y la moda dentro de una distribución. Cuando estas medidas tienden a coincidir, la distribución es aproximadamente simétrica; cuando difieren, la distribución presenta asimetría hacia la izquierda o hacia la derecha.</w:t>
       </w:r>
     </w:p>
@@ -7982,6 +7854,7 @@
         <w:pStyle w:val="Figura"/>
       </w:pPr>
       <w:r>
+        <w:lastRenderedPageBreak/>
         <w:t>Figura 12.</w:t>
       </w:r>
       <w:r>
@@ -8009,10 +7882,10 @@
           <w:lang w:val="es-419" w:eastAsia="es-CO"/>
         </w:rPr>
         <w:drawing>
-          <wp:inline distT="0" distB="0" distL="0" distR="0" wp14:anchorId="3BD0F263" wp14:editId="2FAFA2DB">
+          <wp:inline distT="0" distB="0" distL="0" distR="0" wp14:anchorId="3BD0F263" wp14:editId="141CE527">
             <wp:extent cx="4680000" cy="2046918"/>
             <wp:effectExtent l="0" t="0" r="6350" b="0"/>
-            <wp:docPr id="1894819512" name="Gráfico 13" descr="P275#yIS1"/>
+            <wp:docPr id="1894819512" name="Gráfico 13" descr="La figura presenta tres gráficas tipo montaña: asimétrica hacia la izquierda, simétrica y asimétrica hacia la derecha; en las tres se señala la media, la mediana y la moda."/>
             <wp:cNvGraphicFramePr>
               <a:graphicFrameLocks xmlns:a="http://schemas.openxmlformats.org/drawingml/2006/main" noChangeAspect="1"/>
             </wp:cNvGraphicFramePr>
@@ -8020,7 +7893,7 @@
               <a:graphicData uri="http://schemas.openxmlformats.org/drawingml/2006/picture">
                 <pic:pic xmlns:pic="http://schemas.openxmlformats.org/drawingml/2006/picture">
                   <pic:nvPicPr>
-                    <pic:cNvPr id="1894819512" name="Gráfico 13" descr="P275#yIS1"/>
+                    <pic:cNvPr id="1894819512" name="Gráfico 13" descr="La figura presenta tres gráficas tipo montaña: asimétrica hacia la izquierda, simétrica y asimétrica hacia la derecha; en las tres se señala la media, la mediana y la moda."/>
                     <pic:cNvPicPr/>
                   </pic:nvPicPr>
                   <pic:blipFill>
@@ -8090,26 +7963,13 @@
     </w:p>
     <w:p>
       <w:pPr>
-        <w:rPr>
-          <w:lang w:val="es-419" w:eastAsia="es-CO"/>
-        </w:rPr>
-      </w:pPr>
-      <w:r>
-        <w:rPr>
-          <w:lang w:val="es-419" w:eastAsia="es-CO"/>
-        </w:rPr>
-        <w:t xml:space="preserve">La figura muestra tres gráficas con forma de montaña: una asimétrica hacia la izquierda, otra simétrica y una más asimétrica hacia la derecha. En cada una de estas gráficas se destacan las medidas de tendencia central, incluyendo la media, la mediana y la moda. Esta representación permite comparar visualmente cómo se distribuyen los datos en cada caso, evidenciando las diferencias en la forma y la dispersión de las </w:t>
-      </w:r>
-      <w:r>
-        <w:rPr>
-          <w:lang w:val="es-419" w:eastAsia="es-CO"/>
-        </w:rPr>
-        <w:lastRenderedPageBreak/>
-        <w:t>distribuciones. Al señalar estas medidas, se facilita la comprensión de la posición relativa de los valores en cada gráfica, lo que resulta útil para el análisis estadístico y la interpretación de los datos.</w:t>
-      </w:r>
-    </w:p>
-    <w:p>
-      <w:pPr>
+        <w:pStyle w:val="Prrafodelista"/>
+        <w:numPr>
+          <w:ilvl w:val="0"/>
+          <w:numId w:val="24"/>
+        </w:numPr>
+        <w:spacing w:before="0" w:after="0"/>
+        <w:ind w:left="1134"/>
         <w:rPr>
           <w:b/>
           <w:bCs/>
@@ -8151,9 +8011,23 @@
       </w:pPr>
       <w:r>
         <w:rPr>
-          <w:lang w:val="es-419" w:eastAsia="es-CO"/>
-        </w:rPr>
-        <w:t>La varianza es la suma de las desviaciones de la media elevada al cuadrado, dividida entre el número de observaciones menos uno, en otras maneras de explicar, es una medida de dispersión que significa la movilidad de una serie de datos en relación a su promedio o media aritmética.</w:t>
+          <w:lang w:eastAsia="es-CO"/>
+        </w:rPr>
+        <w:t xml:space="preserve">La varianza es la suma de las desviaciones de la media elevada al cuadrado, dividida entre el número de observaciones menos uno, en otras palabras, es una medida de dispersión que significa la movilidad de una serie de datos </w:t>
+      </w:r>
+      <w:proofErr w:type="gramStart"/>
+      <w:r>
+        <w:rPr>
+          <w:lang w:eastAsia="es-CO"/>
+        </w:rPr>
+        <w:t>en relación a</w:t>
+      </w:r>
+      <w:proofErr w:type="gramEnd"/>
+      <w:r>
+        <w:rPr>
+          <w:lang w:eastAsia="es-CO"/>
+        </w:rPr>
+        <w:t xml:space="preserve"> su promedio o media aritmética.</w:t>
       </w:r>
     </w:p>
     <w:p>
@@ -8176,9 +8050,19 @@
     </w:p>
     <w:p>
       <w:pPr>
+        <w:pStyle w:val="Prrafodelista"/>
+        <w:ind w:left="1429" w:firstLine="0"/>
+        <w:rPr>
+          <w:lang w:val="es-419" w:eastAsia="es-CO"/>
+        </w:rPr>
+      </w:pPr>
+    </w:p>
+    <w:p>
+      <w:pPr>
         <w:pStyle w:val="Figura"/>
       </w:pPr>
       <w:r>
+        <w:lastRenderedPageBreak/>
         <w:t>Figura 13.</w:t>
       </w:r>
       <w:r>
@@ -8202,10 +8086,10 @@
           <w:lang w:val="es-419" w:eastAsia="es-CO"/>
         </w:rPr>
         <w:drawing>
-          <wp:inline distT="0" distB="0" distL="0" distR="0" wp14:anchorId="6B6A98EF" wp14:editId="3939C6E3">
+          <wp:inline distT="0" distB="0" distL="0" distR="0" wp14:anchorId="6B6A98EF" wp14:editId="18C10EDC">
             <wp:extent cx="4791075" cy="1571625"/>
             <wp:effectExtent l="0" t="0" r="9525" b="9525"/>
-            <wp:docPr id="1904236113" name="Imagen 14" descr="P283#yIS1"/>
+            <wp:docPr id="1904236113" name="Imagen 14" descr="La figura presenta una grafica tipo montaña donde se señala la le media - 1, la media y la media + 1."/>
             <wp:cNvGraphicFramePr>
               <a:graphicFrameLocks xmlns:a="http://schemas.openxmlformats.org/drawingml/2006/main" noChangeAspect="1"/>
             </wp:cNvGraphicFramePr>
@@ -8213,7 +8097,7 @@
               <a:graphicData uri="http://schemas.openxmlformats.org/drawingml/2006/picture">
                 <pic:pic xmlns:pic="http://schemas.openxmlformats.org/drawingml/2006/picture">
                   <pic:nvPicPr>
-                    <pic:cNvPr id="1904236113" name="Imagen 14" descr="P283#yIS1"/>
+                    <pic:cNvPr id="1904236113" name="Imagen 14" descr="La figura presenta una grafica tipo montaña donde se señala la le media - 1, la media y la media + 1."/>
                     <pic:cNvPicPr/>
                   </pic:nvPicPr>
                   <pic:blipFill>
@@ -8267,298 +8151,239 @@
     </w:p>
     <w:p>
       <w:pPr>
-        <w:spacing w:before="0" w:after="0"/>
-        <w:rPr>
-          <w:lang w:val="es-419" w:eastAsia="es-CO"/>
-        </w:rPr>
-      </w:pPr>
-      <w:r>
-        <w:rPr>
-          <w:lang w:val="es-419" w:eastAsia="es-CO"/>
-        </w:rPr>
-        <w:lastRenderedPageBreak/>
-        <w:t>La figura muestra una gráfica con forma de montaña en la que se indican tres puntos clave: la media - 1, la media</w:t>
-      </w:r>
-      <w:r>
-        <w:rPr>
-          <w:lang w:val="es-419" w:eastAsia="es-CO"/>
-        </w:rPr>
-        <w:t>,</w:t>
-      </w:r>
-      <w:r>
-        <w:rPr>
-          <w:lang w:val="es-419" w:eastAsia="es-CO"/>
-        </w:rPr>
-        <w:t xml:space="preserve"> y la media + 1. Esta representación permite visualizar cómo se distribuyen los datos en relación con la media, destacando las variaciones que se encuentran por debajo y por encima de este valor central. Al marcar estos puntos, se facilita la comprensión de la dispersión de los datos y se proporciona un contexto adicional para el análisis estadístico, ayudando a identificar patrones y tendencias en la información presentada.</w:t>
-      </w:r>
-    </w:p>
-    <w:p>
-      <w:pPr>
-        <w:spacing w:before="0" w:after="0"/>
-        <w:rPr>
-          <w:b/>
-          <w:bCs/>
-          <w:lang w:val="es-419" w:eastAsia="es-CO"/>
-        </w:rPr>
-      </w:pPr>
-      <w:r>
-        <w:rPr>
-          <w:b/>
-          <w:bCs/>
-          <w:lang w:val="es-419" w:eastAsia="es-CO"/>
-        </w:rPr>
-        <w:t>Pruebas estadísticas</w:t>
-      </w:r>
-    </w:p>
-    <w:p>
-      <w:pPr>
-        <w:spacing w:before="0" w:after="0"/>
-        <w:rPr>
-          <w:lang w:val="es-419" w:eastAsia="es-CO"/>
-        </w:rPr>
-      </w:pPr>
-      <w:r>
-        <w:rPr>
-          <w:lang w:val="es-419" w:eastAsia="es-CO"/>
-        </w:rPr>
-        <w:t xml:space="preserve">Son diversas las pruebas estadísticas que pueden aplicarse al conjunto de datos, a </w:t>
-      </w:r>
-      <w:r>
-        <w:rPr>
-          <w:lang w:val="es-419" w:eastAsia="es-CO"/>
-        </w:rPr>
-        <w:t>continuación,</w:t>
-      </w:r>
-      <w:r>
-        <w:rPr>
-          <w:lang w:val="es-419" w:eastAsia="es-CO"/>
-        </w:rPr>
-        <w:t xml:space="preserve"> se relacionan algunas de las más utilizadas.</w:t>
-      </w:r>
-    </w:p>
-    <w:p>
-      <w:pPr>
         <w:pStyle w:val="Prrafodelista"/>
         <w:numPr>
           <w:ilvl w:val="0"/>
-          <w:numId w:val="16"/>
+          <w:numId w:val="24"/>
         </w:numPr>
         <w:spacing w:before="0" w:after="0"/>
         <w:ind w:left="1134"/>
         <w:rPr>
-          <w:lang w:val="es-419" w:eastAsia="es-CO"/>
-        </w:rPr>
-      </w:pPr>
-      <w:r>
-        <w:rPr>
-          <w:lang w:val="es-419" w:eastAsia="es-CO"/>
-        </w:rPr>
-        <w:t>Prueba t de</w:t>
-      </w:r>
-      <w:r>
-        <w:rPr>
-          <w:lang w:val="es-419" w:eastAsia="es-CO"/>
-        </w:rPr>
-        <w:t xml:space="preserve"> </w:t>
-      </w:r>
-      <w:proofErr w:type="spellStart"/>
-      <w:r>
-        <w:rPr>
-          <w:rStyle w:val="Extranjerismo"/>
-          <w:lang w:val="es-419" w:eastAsia="es-CO"/>
-        </w:rPr>
-        <w:t>student</w:t>
-      </w:r>
-      <w:proofErr w:type="spellEnd"/>
-      <w:r>
-        <w:rPr>
-          <w:lang w:val="es-419" w:eastAsia="es-CO"/>
-        </w:rPr>
-        <w:t xml:space="preserve"> </w:t>
-      </w:r>
-      <w:r>
-        <w:rPr>
-          <w:lang w:val="es-419" w:eastAsia="es-CO"/>
-        </w:rPr>
-        <w:t>es un medidor estadístico para poblaciones menores o iguales a 30.</w:t>
-      </w:r>
-    </w:p>
-    <w:p>
-      <w:pPr>
-        <w:pStyle w:val="Prrafodelista"/>
+          <w:b/>
+          <w:bCs/>
+          <w:lang w:val="es-419" w:eastAsia="es-CO"/>
+        </w:rPr>
+      </w:pPr>
+      <w:r>
+        <w:rPr>
+          <w:b/>
+          <w:bCs/>
+          <w:lang w:val="es-419" w:eastAsia="es-CO"/>
+        </w:rPr>
+        <w:t>Pruebas estadísticas</w:t>
+      </w:r>
+    </w:p>
+    <w:p>
+      <w:pPr>
+        <w:spacing w:before="0" w:after="0"/>
+        <w:rPr>
+          <w:lang w:eastAsia="es-CO"/>
+        </w:rPr>
+      </w:pPr>
+      <w:r>
+        <w:rPr>
+          <w:lang w:eastAsia="es-CO"/>
+        </w:rPr>
+        <w:t>Son diversas las pruebas estadísticas que pueden aplicarse al conjunto de datos, a continuación se relacionan algunas de las más utilizadas.</w:t>
+      </w:r>
+    </w:p>
+    <w:p>
+      <w:pPr>
         <w:numPr>
           <w:ilvl w:val="0"/>
-          <w:numId w:val="16"/>
+          <w:numId w:val="42"/>
         </w:numPr>
-        <w:spacing w:before="0" w:after="0"/>
-        <w:ind w:left="1134"/>
-        <w:rPr>
-          <w:lang w:val="es-419" w:eastAsia="es-CO"/>
-        </w:rPr>
-      </w:pPr>
-      <w:r>
-        <w:rPr>
-          <w:lang w:val="es-419" w:eastAsia="es-CO"/>
-        </w:rPr>
-        <w:t>Prueba z es una prueba para distribuciones normales, que muestra la posibilidad que un dat</w:t>
-      </w:r>
-      <w:r>
-        <w:rPr>
-          <w:lang w:val="es-419" w:eastAsia="es-CO"/>
-        </w:rPr>
-        <w:t>o</w:t>
-      </w:r>
-      <w:r>
-        <w:rPr>
-          <w:lang w:val="es-419" w:eastAsia="es-CO"/>
-        </w:rPr>
-        <w:t xml:space="preserve"> aparezca reflejado en la distribución de frecuencias.</w:t>
-      </w:r>
-    </w:p>
-    <w:p>
-      <w:pPr>
-        <w:pStyle w:val="Prrafodelista"/>
+        <w:tabs>
+          <w:tab w:val="num" w:pos="720"/>
+        </w:tabs>
+        <w:spacing w:before="0" w:after="0"/>
+        <w:rPr>
+          <w:lang w:eastAsia="es-CO"/>
+        </w:rPr>
+      </w:pPr>
+      <w:r>
+        <w:rPr>
+          <w:b/>
+          <w:bCs/>
+          <w:lang w:eastAsia="es-CO"/>
+        </w:rPr>
+        <w:t>Prueba t de </w:t>
+      </w:r>
+      <w:proofErr w:type="spellStart"/>
+      <w:r>
+        <w:rPr>
+          <w:rStyle w:val="Extranjerismo"/>
+          <w:b/>
+          <w:bCs/>
+          <w:lang w:val="es-CO" w:eastAsia="es-CO"/>
+        </w:rPr>
+        <w:t>student</w:t>
+      </w:r>
+      <w:proofErr w:type="spellEnd"/>
+      <w:r>
+        <w:rPr>
+          <w:lang w:eastAsia="es-CO"/>
+        </w:rPr>
+        <w:t> es un medidor estadístico para poblaciones menores o iguales a 30.</w:t>
+      </w:r>
+    </w:p>
+    <w:p>
+      <w:pPr>
         <w:numPr>
           <w:ilvl w:val="0"/>
-          <w:numId w:val="16"/>
+          <w:numId w:val="42"/>
         </w:numPr>
-        <w:spacing w:before="0" w:after="0"/>
-        <w:ind w:left="1134"/>
-        <w:rPr>
-          <w:lang w:val="es-419" w:eastAsia="es-CO"/>
-        </w:rPr>
-      </w:pPr>
-      <w:r>
-        <w:rPr>
-          <w:lang w:val="es-419" w:eastAsia="es-CO"/>
-        </w:rPr>
-        <w:t xml:space="preserve">Análisis de varianza es </w:t>
-      </w:r>
-      <w:r>
-        <w:rPr>
-          <w:lang w:val="es-419" w:eastAsia="es-CO"/>
-        </w:rPr>
-        <w:t>un test estadístico</w:t>
-      </w:r>
-      <w:r>
-        <w:rPr>
-          <w:lang w:val="es-419" w:eastAsia="es-CO"/>
-        </w:rPr>
-        <w:t xml:space="preserve"> para examinar si dos o más grupos de datos se diferencian entre sí, analizando sus medidas de tendencia central y sus varianzas.</w:t>
-      </w:r>
-    </w:p>
-    <w:p>
-      <w:pPr>
-        <w:pStyle w:val="Prrafodelista"/>
+        <w:tabs>
+          <w:tab w:val="num" w:pos="720"/>
+        </w:tabs>
+        <w:spacing w:before="0" w:after="0"/>
+        <w:rPr>
+          <w:lang w:eastAsia="es-CO"/>
+        </w:rPr>
+      </w:pPr>
+      <w:r>
+        <w:rPr>
+          <w:b/>
+          <w:bCs/>
+          <w:lang w:eastAsia="es-CO"/>
+        </w:rPr>
+        <w:t>La prueba z</w:t>
+      </w:r>
+      <w:r>
+        <w:rPr>
+          <w:lang w:eastAsia="es-CO"/>
+        </w:rPr>
+        <w:t> se utiliza para realizar inferencias sobre poblaciones con distribución normal cuando se conoce la desviación estándar poblacional o el tamaño de la muestra es suficientemente grande.</w:t>
+      </w:r>
+    </w:p>
+    <w:p>
+      <w:pPr>
         <w:numPr>
           <w:ilvl w:val="0"/>
-          <w:numId w:val="16"/>
+          <w:numId w:val="42"/>
         </w:numPr>
-        <w:spacing w:before="0" w:after="0"/>
-        <w:ind w:left="1134"/>
-        <w:rPr>
-          <w:lang w:val="es-419" w:eastAsia="es-CO"/>
-        </w:rPr>
-      </w:pPr>
-      <w:r>
-        <w:rPr>
-          <w:lang w:val="es-419" w:eastAsia="es-CO"/>
-        </w:rPr>
-        <w:t>Análisis de covarianza según Bernal (2006) es una prueba que se utiliza para analizar y determinar la relación entre una variable dependiente y dos o más variables independientes. (p</w:t>
-      </w:r>
-      <w:r>
-        <w:rPr>
-          <w:lang w:val="es-419" w:eastAsia="es-CO"/>
-        </w:rPr>
-        <w:t>.</w:t>
-      </w:r>
-      <w:r>
-        <w:rPr>
-          <w:lang w:val="es-419" w:eastAsia="es-CO"/>
-        </w:rPr>
-        <w:t>181).</w:t>
-      </w:r>
-    </w:p>
-    <w:p>
-      <w:pPr>
-        <w:pStyle w:val="Prrafodelista"/>
+        <w:tabs>
+          <w:tab w:val="num" w:pos="720"/>
+        </w:tabs>
+        <w:spacing w:before="0" w:after="0"/>
+        <w:rPr>
+          <w:lang w:eastAsia="es-CO"/>
+        </w:rPr>
+      </w:pPr>
+      <w:r>
+        <w:rPr>
+          <w:b/>
+          <w:bCs/>
+          <w:lang w:eastAsia="es-CO"/>
+        </w:rPr>
+        <w:t>Análisis de varianza</w:t>
+      </w:r>
+      <w:r>
+        <w:rPr>
+          <w:lang w:eastAsia="es-CO"/>
+        </w:rPr>
+        <w:t> es una test estadístico para examinar si dos o más grupos de datos se diferencian entre sí, analizando sus medidas de tendencia central y sus varianzas.</w:t>
+      </w:r>
+    </w:p>
+    <w:p>
+      <w:pPr>
         <w:numPr>
           <w:ilvl w:val="0"/>
-          <w:numId w:val="16"/>
+          <w:numId w:val="42"/>
         </w:numPr>
-        <w:spacing w:before="0" w:after="0"/>
-        <w:ind w:left="1134"/>
-        <w:rPr>
-          <w:lang w:val="es-419" w:eastAsia="es-CO"/>
-        </w:rPr>
-      </w:pPr>
-      <w:r>
-        <w:rPr>
-          <w:lang w:val="es-419" w:eastAsia="es-CO"/>
-        </w:rPr>
-        <w:t>Chi cuadrado es una prueba estadística que permite demostrar si dos fracciones de población pueden considerarse iguales, es decir, si no presentan diferencias significativas.</w:t>
-      </w:r>
-    </w:p>
-    <w:p>
-      <w:pPr>
-        <w:rPr>
-          <w:lang w:val="es-419" w:eastAsia="es-CO"/>
-        </w:rPr>
-      </w:pPr>
-      <w:r>
-        <w:rPr>
-          <w:lang w:val="es-419" w:eastAsia="es-CO"/>
+        <w:tabs>
+          <w:tab w:val="num" w:pos="720"/>
+        </w:tabs>
+        <w:spacing w:before="0" w:after="0"/>
+        <w:rPr>
+          <w:lang w:eastAsia="es-CO"/>
+        </w:rPr>
+      </w:pPr>
+      <w:r>
+        <w:rPr>
+          <w:b/>
+          <w:bCs/>
+          <w:lang w:eastAsia="es-CO"/>
+        </w:rPr>
+        <w:t>Análisis de covarianza</w:t>
+      </w:r>
+      <w:r>
+        <w:rPr>
+          <w:lang w:eastAsia="es-CO"/>
+        </w:rPr>
+        <w:t> según Bernal (2006, p. 181), el análisis de covarianza es una prueba que se utiliza para analizar y determinar la relación entre una variable dependiente y dos o más variables independientes.</w:t>
+      </w:r>
+    </w:p>
+    <w:p>
+      <w:pPr>
+        <w:numPr>
+          <w:ilvl w:val="0"/>
+          <w:numId w:val="42"/>
+        </w:numPr>
+        <w:tabs>
+          <w:tab w:val="num" w:pos="720"/>
+        </w:tabs>
+        <w:spacing w:before="0" w:after="0"/>
+        <w:rPr>
+          <w:lang w:eastAsia="es-CO"/>
+        </w:rPr>
+      </w:pPr>
+      <w:r>
+        <w:rPr>
+          <w:b/>
+          <w:bCs/>
+          <w:lang w:eastAsia="es-CO"/>
         </w:rPr>
         <w:lastRenderedPageBreak/>
-        <w:t xml:space="preserve">En la actualidad todos los ordenadores facilitan la verificación de todas estas pruebas estadísticas de la información, a través de Excel, o de programas especiales como </w:t>
-      </w:r>
-      <w:r>
-        <w:rPr>
-          <w:lang w:val="es-419" w:eastAsia="es-CO"/>
-        </w:rPr>
-        <w:t>S</w:t>
-      </w:r>
-      <w:r>
-        <w:rPr>
-          <w:lang w:val="es-419" w:eastAsia="es-CO"/>
-        </w:rPr>
-        <w:t>ta</w:t>
-      </w:r>
-      <w:r>
-        <w:rPr>
-          <w:lang w:val="es-419" w:eastAsia="es-CO"/>
-        </w:rPr>
-        <w:t>t</w:t>
-      </w:r>
-      <w:r>
-        <w:rPr>
-          <w:lang w:val="es-419" w:eastAsia="es-CO"/>
-        </w:rPr>
-        <w:t>graphic</w:t>
-      </w:r>
-      <w:r>
-        <w:rPr>
-          <w:lang w:val="es-419" w:eastAsia="es-CO"/>
-        </w:rPr>
-        <w:t>s</w:t>
-      </w:r>
-      <w:r>
-        <w:rPr>
-          <w:lang w:val="es-419" w:eastAsia="es-CO"/>
-        </w:rPr>
-        <w:t xml:space="preserve"> o SP</w:t>
-      </w:r>
-      <w:r>
-        <w:rPr>
-          <w:lang w:val="es-419" w:eastAsia="es-CO"/>
-        </w:rPr>
-        <w:t>S</w:t>
-      </w:r>
-      <w:r>
-        <w:rPr>
-          <w:lang w:val="es-419" w:eastAsia="es-CO"/>
-        </w:rPr>
-        <w:t>S, entre otros validados por la comunidad científica.</w:t>
+        <w:t>Chi cuadrado</w:t>
+      </w:r>
+      <w:r>
+        <w:rPr>
+          <w:lang w:eastAsia="es-CO"/>
+        </w:rPr>
+        <w:t> es una prueba estadística que permite demostrar si dos fracciones de población pueden considerarse iguales, es decir, si no presentan diferencias significativas.</w:t>
+      </w:r>
+    </w:p>
+    <w:p>
+      <w:pPr>
+        <w:spacing w:before="0" w:after="0"/>
+        <w:rPr>
+          <w:lang w:eastAsia="es-CO"/>
+        </w:rPr>
+      </w:pPr>
+      <w:r>
+        <w:rPr>
+          <w:lang w:eastAsia="es-CO"/>
+        </w:rPr>
+        <w:t>En la actualidad todos los ordenadores facilitan la verificación de todas estas pruebas estadísticas de la información, a través de Excel o de programas especializados como </w:t>
+      </w:r>
+      <w:r>
+        <w:rPr>
+          <w:b/>
+          <w:bCs/>
+          <w:lang w:eastAsia="es-CO"/>
+        </w:rPr>
+        <w:t>Statgraphics</w:t>
+      </w:r>
+      <w:r>
+        <w:rPr>
+          <w:lang w:eastAsia="es-CO"/>
+        </w:rPr>
+        <w:t> o </w:t>
+      </w:r>
+      <w:r>
+        <w:rPr>
+          <w:b/>
+          <w:bCs/>
+          <w:lang w:eastAsia="es-CO"/>
+        </w:rPr>
+        <w:t>SPSS</w:t>
+      </w:r>
+      <w:r>
+        <w:rPr>
+          <w:lang w:eastAsia="es-CO"/>
+        </w:rPr>
+        <w:t>, entre otros, validados por la comunidad científica.</w:t>
       </w:r>
     </w:p>
     <w:p>
@@ -8585,7 +8410,7 @@
         </w:numPr>
         <w:spacing w:before="0" w:after="0" w:line="360" w:lineRule="auto"/>
       </w:pPr>
-      <w:bookmarkStart w:id="17" w:name="_Toc238116569"/>
+      <w:bookmarkStart w:id="17" w:name="_Toc238723675"/>
       <w:r>
         <w:lastRenderedPageBreak/>
         <w:t>Informes y documentos</w:t>
@@ -8618,7 +8443,7 @@
       <w:pPr>
         <w:pStyle w:val="Ttulo2"/>
       </w:pPr>
-      <w:bookmarkStart w:id="18" w:name="_Toc238116570"/>
+      <w:bookmarkStart w:id="18" w:name="_Toc238723676"/>
       <w:r>
         <w:t>Informes</w:t>
       </w:r>
@@ -8650,7 +8475,7 @@
       <w:pPr>
         <w:pStyle w:val="Ttulo2"/>
       </w:pPr>
-      <w:bookmarkStart w:id="19" w:name="_Toc238116571"/>
+      <w:bookmarkStart w:id="19" w:name="_Toc238723677"/>
       <w:r>
         <w:t>Tipos de informes</w:t>
       </w:r>
@@ -8713,7 +8538,25 @@
         <w:rPr>
           <w:lang w:val="es-419" w:eastAsia="es-CO"/>
         </w:rPr>
-        <w:t>Se pueden encontrar 3 grandes tipos de informes de acuerdo con la especificidad del contenido del informe</w:t>
+        <w:t xml:space="preserve">Se pueden encontrar </w:t>
+      </w:r>
+      <w:r>
+        <w:rPr>
+          <w:lang w:val="es-419" w:eastAsia="es-CO"/>
+        </w:rPr>
+        <w:t>tres</w:t>
+      </w:r>
+      <w:r>
+        <w:rPr>
+          <w:lang w:val="es-419" w:eastAsia="es-CO"/>
+        </w:rPr>
+        <w:t xml:space="preserve"> grandes tipos de informes de acuerdo con la especificidad del contenido del informe</w:t>
+      </w:r>
+      <w:r>
+        <w:rPr>
+          <w:lang w:val="es-419" w:eastAsia="es-CO"/>
+        </w:rPr>
+        <w:t>:</w:t>
       </w:r>
     </w:p>
     <w:p>
@@ -8929,7 +8772,7 @@
       <w:pPr>
         <w:pStyle w:val="Titulosgenerales"/>
       </w:pPr>
-      <w:bookmarkStart w:id="20" w:name="_Toc238116572"/>
+      <w:bookmarkStart w:id="20" w:name="_Toc238723678"/>
       <w:r>
         <w:lastRenderedPageBreak/>
         <w:t>Síntesis</w:t>
@@ -8966,10 +8809,10 @@
           <w:lang w:val="es-419" w:eastAsia="es-CO"/>
         </w:rPr>
         <w:drawing>
-          <wp:inline distT="0" distB="0" distL="0" distR="0" wp14:anchorId="10C60586" wp14:editId="3D02C9A6">
+          <wp:inline distT="0" distB="0" distL="0" distR="0" wp14:anchorId="10C60586" wp14:editId="0AB312FE">
             <wp:extent cx="6332220" cy="2880360"/>
             <wp:effectExtent l="0" t="0" r="0" b="0"/>
-            <wp:docPr id="1891914725" name="Gráfico 3" descr="P315#yIS1"/>
+            <wp:docPr id="1891914725" name="Gráfico 3" descr="En el diagrama se presentan los temas y conceptos más importantes tratados dentro del componente."/>
             <wp:cNvGraphicFramePr>
               <a:graphicFrameLocks xmlns:a="http://schemas.openxmlformats.org/drawingml/2006/main" noChangeAspect="1"/>
             </wp:cNvGraphicFramePr>
@@ -8977,7 +8820,7 @@
               <a:graphicData uri="http://schemas.openxmlformats.org/drawingml/2006/picture">
                 <pic:pic xmlns:pic="http://schemas.openxmlformats.org/drawingml/2006/picture">
                   <pic:nvPicPr>
-                    <pic:cNvPr id="1891914725" name="Gráfico 3" descr="P315#yIS1"/>
+                    <pic:cNvPr id="1891914725" name="Gráfico 3" descr="En el diagrama se presentan los temas y conceptos más importantes tratados dentro del componente."/>
                     <pic:cNvPicPr/>
                   </pic:nvPicPr>
                   <pic:blipFill>
@@ -9045,7 +8888,7 @@
         <w:lastRenderedPageBreak/>
         <w:t xml:space="preserve"> </w:t>
       </w:r>
-      <w:bookmarkStart w:id="22" w:name="_Toc238116573"/>
+      <w:bookmarkStart w:id="22" w:name="_Toc238723679"/>
       <w:bookmarkEnd w:id="21"/>
       <w:r>
         <w:t>Glosario</w:t>
@@ -9405,7 +9248,7 @@
         <w:pStyle w:val="Titulosgenerales"/>
         <w:spacing w:before="0" w:after="0"/>
       </w:pPr>
-      <w:bookmarkStart w:id="23" w:name="_Toc238116574"/>
+      <w:bookmarkStart w:id="23" w:name="_Toc238723680"/>
       <w:r>
         <w:lastRenderedPageBreak/>
         <w:t>Referencias bibliográficas</w:t>
@@ -9942,19 +9785,11 @@
           <w:lang w:val="es-419" w:eastAsia="es-CO"/>
         </w:rPr>
       </w:pPr>
-      <w:proofErr w:type="spellStart"/>
-      <w:r>
-        <w:rPr>
-          <w:lang w:val="es-419" w:eastAsia="es-CO"/>
-        </w:rPr>
-        <w:t>Questionpro</w:t>
-      </w:r>
-      <w:proofErr w:type="spellEnd"/>
-      <w:r>
-        <w:rPr>
-          <w:lang w:val="es-419" w:eastAsia="es-CO"/>
-        </w:rPr>
-        <w:t>. (2021). ¿Qué es el análisis descriptivo?</w:t>
+      <w:r>
+        <w:rPr>
+          <w:lang w:val="es-419" w:eastAsia="es-CO"/>
+        </w:rPr>
+        <w:t>Questionpro. (2021). ¿Qué es el análisis descriptivo?</w:t>
       </w:r>
     </w:p>
     <w:p>
@@ -9999,19 +9834,7 @@
         <w:rPr>
           <w:lang w:val="es-419" w:eastAsia="es-CO"/>
         </w:rPr>
-        <w:t xml:space="preserve">SAS. (2021). </w:t>
-      </w:r>
-      <w:r>
-        <w:rPr>
-          <w:lang w:val="es-419" w:eastAsia="es-CO"/>
-        </w:rPr>
-        <w:t>M</w:t>
-      </w:r>
-      <w:r>
-        <w:rPr>
-          <w:lang w:val="es-419" w:eastAsia="es-CO"/>
-        </w:rPr>
-        <w:t>inería de datos, ¿Qué es y por qué es importante?</w:t>
+        <w:t>SAS. (2021). Minería de datos, ¿Qué es y por qué es importante?</w:t>
       </w:r>
     </w:p>
     <w:p>
@@ -10048,7 +9871,7 @@
       <w:pPr>
         <w:pStyle w:val="Titulosgenerales"/>
       </w:pPr>
-      <w:bookmarkStart w:id="24" w:name="_Toc238116575"/>
+      <w:bookmarkStart w:id="24" w:name="_Toc238723681"/>
       <w:r>
         <w:lastRenderedPageBreak/>
         <w:t>Créditos</w:t>
@@ -10063,9 +9886,9 @@
         <w:tblLook w:val="04A0" w:firstRow="1" w:lastRow="0" w:firstColumn="1" w:lastColumn="0" w:noHBand="0" w:noVBand="1"/>
       </w:tblPr>
       <w:tblGrid>
-        <w:gridCol w:w="2830"/>
+        <w:gridCol w:w="2972"/>
         <w:gridCol w:w="3544"/>
-        <w:gridCol w:w="3686"/>
+        <w:gridCol w:w="3544"/>
       </w:tblGrid>
       <w:tr>
         <w:trPr>
@@ -10076,7 +9899,7 @@
         </w:trPr>
         <w:tc>
           <w:tcPr>
-            <w:tcW w:w="2830" w:type="dxa"/>
+            <w:tcW w:w="2972" w:type="dxa"/>
           </w:tcPr>
           <w:p>
             <w:pPr>
@@ -10124,7 +9947,7 @@
         </w:tc>
         <w:tc>
           <w:tcPr>
-            <w:tcW w:w="3686" w:type="dxa"/>
+            <w:tcW w:w="3544" w:type="dxa"/>
           </w:tcPr>
           <w:p>
             <w:pPr>
@@ -10154,7 +9977,7 @@
         </w:trPr>
         <w:tc>
           <w:tcPr>
-            <w:tcW w:w="2830" w:type="dxa"/>
+            <w:tcW w:w="2972" w:type="dxa"/>
           </w:tcPr>
           <w:p>
             <w:pPr>
@@ -10196,60 +10019,23 @@
                 <w:sz w:val="28"/>
                 <w:szCs w:val="28"/>
               </w:rPr>
-              <w:t>Profesional 06. Responsable del Ecosistema de Recursos Educativos Digitales</w:t>
-            </w:r>
-          </w:p>
-        </w:tc>
-        <w:tc>
-          <w:tcPr>
-            <w:tcW w:w="3686" w:type="dxa"/>
-          </w:tcPr>
-          <w:p>
-            <w:pPr>
-              <w:pStyle w:val="TextoTablas"/>
-              <w:spacing w:before="0" w:after="0" w:line="360" w:lineRule="auto"/>
-              <w:rPr>
-                <w:rFonts w:asciiTheme="minorHAnsi" w:hAnsiTheme="minorHAnsi" w:cstheme="minorHAnsi"/>
+              <w:t xml:space="preserve">Profesional </w:t>
+            </w:r>
+            <w:r>
+              <w:rPr>
+                <w:rFonts w:cs="Calibri"/>
                 <w:sz w:val="28"/>
                 <w:szCs w:val="28"/>
               </w:rPr>
-            </w:pPr>
-            <w:r>
-              <w:rPr>
-                <w:rFonts w:asciiTheme="minorHAnsi" w:hAnsiTheme="minorHAnsi" w:cstheme="minorHAnsi"/>
+              <w:t>G</w:t>
+            </w:r>
+            <w:r>
+              <w:rPr>
+                <w:rFonts w:cs="Calibri"/>
                 <w:sz w:val="28"/>
                 <w:szCs w:val="28"/>
               </w:rPr>
-              <w:t>Dirección General</w:t>
-            </w:r>
-          </w:p>
-        </w:tc>
-      </w:tr>
-      <w:tr>
-        <w:trPr>
-          <w:trHeight w:val="907"/>
-        </w:trPr>
-        <w:tc>
-          <w:tcPr>
-            <w:tcW w:w="2830" w:type="dxa"/>
-          </w:tcPr>
-          <w:p>
-            <w:pPr>
-              <w:pStyle w:val="TextoTablas"/>
-              <w:spacing w:before="0" w:after="0" w:line="360" w:lineRule="auto"/>
-              <w:rPr>
-                <w:rFonts w:asciiTheme="minorHAnsi" w:hAnsiTheme="minorHAnsi" w:cstheme="minorHAnsi"/>
-                <w:sz w:val="28"/>
-                <w:szCs w:val="28"/>
-              </w:rPr>
-            </w:pPr>
-            <w:r>
-              <w:rPr>
-                <w:rFonts w:asciiTheme="minorHAnsi" w:hAnsiTheme="minorHAnsi" w:cstheme="minorHAnsi"/>
-                <w:sz w:val="28"/>
-                <w:szCs w:val="28"/>
-              </w:rPr>
-              <w:t>Edison Eduardo Mantilla Cuadros</w:t>
+              <w:t>06. Responsable del Ecosistema de Recursos Educativos Digitales</w:t>
             </w:r>
           </w:p>
         </w:tc>
@@ -10273,13 +10059,66 @@
                 <w:sz w:val="28"/>
                 <w:szCs w:val="28"/>
               </w:rPr>
-              <w:t>Responsable de línea de producción</w:t>
+              <w:t>Dirección General</w:t>
+            </w:r>
+          </w:p>
+        </w:tc>
+      </w:tr>
+      <w:tr>
+        <w:trPr>
+          <w:trHeight w:val="907"/>
+        </w:trPr>
+        <w:tc>
+          <w:tcPr>
+            <w:tcW w:w="2972" w:type="dxa"/>
+          </w:tcPr>
+          <w:p>
+            <w:pPr>
+              <w:pStyle w:val="TextoTablas"/>
+              <w:spacing w:before="0" w:after="0" w:line="360" w:lineRule="auto"/>
+              <w:rPr>
+                <w:rFonts w:asciiTheme="minorHAnsi" w:hAnsiTheme="minorHAnsi" w:cstheme="minorHAnsi"/>
+                <w:sz w:val="28"/>
+                <w:szCs w:val="28"/>
+              </w:rPr>
+            </w:pPr>
+            <w:r>
+              <w:rPr>
+                <w:rFonts w:asciiTheme="minorHAnsi" w:hAnsiTheme="minorHAnsi" w:cstheme="minorHAnsi"/>
+                <w:sz w:val="28"/>
+                <w:szCs w:val="28"/>
+              </w:rPr>
+              <w:t>Edison Eduardo Mantilla Cuadros</w:t>
             </w:r>
           </w:p>
         </w:tc>
         <w:tc>
           <w:tcPr>
-            <w:tcW w:w="3686" w:type="dxa"/>
+            <w:tcW w:w="3544" w:type="dxa"/>
+          </w:tcPr>
+          <w:p>
+            <w:pPr>
+              <w:pStyle w:val="TextoTablas"/>
+              <w:spacing w:before="0" w:after="0" w:line="360" w:lineRule="auto"/>
+              <w:rPr>
+                <w:rFonts w:asciiTheme="minorHAnsi" w:hAnsiTheme="minorHAnsi" w:cstheme="minorHAnsi"/>
+                <w:sz w:val="28"/>
+                <w:szCs w:val="28"/>
+              </w:rPr>
+            </w:pPr>
+            <w:r>
+              <w:rPr>
+                <w:rFonts w:asciiTheme="minorHAnsi" w:hAnsiTheme="minorHAnsi" w:cstheme="minorHAnsi"/>
+                <w:sz w:val="28"/>
+                <w:szCs w:val="28"/>
+              </w:rPr>
+              <w:t>Responsable de línea de producción</w:t>
+            </w:r>
+          </w:p>
+        </w:tc>
+        <w:tc>
+          <w:tcPr>
+            <w:tcW w:w="3544" w:type="dxa"/>
           </w:tcPr>
           <w:p>
             <w:pPr>
@@ -10309,7 +10148,7 @@
         </w:trPr>
         <w:tc>
           <w:tcPr>
-            <w:tcW w:w="2830" w:type="dxa"/>
+            <w:tcW w:w="2972" w:type="dxa"/>
           </w:tcPr>
           <w:p>
             <w:pPr>
@@ -10357,7 +10196,7 @@
         </w:tc>
         <w:tc>
           <w:tcPr>
-            <w:tcW w:w="3686" w:type="dxa"/>
+            <w:tcW w:w="3544" w:type="dxa"/>
           </w:tcPr>
           <w:p>
             <w:pPr>
@@ -10386,7 +10225,7 @@
         </w:trPr>
         <w:tc>
           <w:tcPr>
-            <w:tcW w:w="2830" w:type="dxa"/>
+            <w:tcW w:w="2972" w:type="dxa"/>
           </w:tcPr>
           <w:p>
             <w:pPr>
@@ -10434,7 +10273,7 @@
         </w:tc>
         <w:tc>
           <w:tcPr>
-            <w:tcW w:w="3686" w:type="dxa"/>
+            <w:tcW w:w="3544" w:type="dxa"/>
           </w:tcPr>
           <w:p>
             <w:pPr>
@@ -10464,7 +10303,7 @@
         </w:trPr>
         <w:tc>
           <w:tcPr>
-            <w:tcW w:w="2830" w:type="dxa"/>
+            <w:tcW w:w="2972" w:type="dxa"/>
           </w:tcPr>
           <w:p>
             <w:pPr>
@@ -10512,7 +10351,7 @@
         </w:tc>
         <w:tc>
           <w:tcPr>
-            <w:tcW w:w="3686" w:type="dxa"/>
+            <w:tcW w:w="3544" w:type="dxa"/>
           </w:tcPr>
           <w:p>
             <w:pPr>
@@ -10541,7 +10380,7 @@
         </w:trPr>
         <w:tc>
           <w:tcPr>
-            <w:tcW w:w="2830" w:type="dxa"/>
+            <w:tcW w:w="2972" w:type="dxa"/>
           </w:tcPr>
           <w:p>
             <w:pPr>
@@ -10589,7 +10428,7 @@
         </w:tc>
         <w:tc>
           <w:tcPr>
-            <w:tcW w:w="3686" w:type="dxa"/>
+            <w:tcW w:w="3544" w:type="dxa"/>
           </w:tcPr>
           <w:p>
             <w:pPr>
@@ -10619,7 +10458,7 @@
         </w:trPr>
         <w:tc>
           <w:tcPr>
-            <w:tcW w:w="2830" w:type="dxa"/>
+            <w:tcW w:w="2972" w:type="dxa"/>
           </w:tcPr>
           <w:p>
             <w:pPr>
@@ -10637,7 +10476,7 @@
                 <w:sz w:val="28"/>
                 <w:szCs w:val="28"/>
               </w:rPr>
-              <w:t>Carolina Jiménez Suescún</w:t>
+              <w:t>Erika Fernanda Mejía Pinzón</w:t>
             </w:r>
           </w:p>
         </w:tc>
@@ -10667,7 +10506,7 @@
         </w:tc>
         <w:tc>
           <w:tcPr>
-            <w:tcW w:w="3686" w:type="dxa"/>
+            <w:tcW w:w="3544" w:type="dxa"/>
           </w:tcPr>
           <w:p>
             <w:pPr>
@@ -10696,7 +10535,7 @@
         </w:trPr>
         <w:tc>
           <w:tcPr>
-            <w:tcW w:w="2830" w:type="dxa"/>
+            <w:tcW w:w="2972" w:type="dxa"/>
           </w:tcPr>
           <w:p>
             <w:pPr>
@@ -10760,7 +10599,7 @@
         </w:tc>
         <w:tc>
           <w:tcPr>
-            <w:tcW w:w="3686" w:type="dxa"/>
+            <w:tcW w:w="3544" w:type="dxa"/>
           </w:tcPr>
           <w:p>
             <w:pPr>
@@ -10790,7 +10629,7 @@
         </w:trPr>
         <w:tc>
           <w:tcPr>
-            <w:tcW w:w="2830" w:type="dxa"/>
+            <w:tcW w:w="2972" w:type="dxa"/>
           </w:tcPr>
           <w:p>
             <w:pPr>
@@ -10809,7 +10648,23 @@
                 <w:szCs w:val="28"/>
               </w:rPr>
               <w:lastRenderedPageBreak/>
-              <w:t>Lizeth Karina Manchego Suarez</w:t>
+              <w:t>Lizeth Karina Manchego S</w:t>
+            </w:r>
+            <w:r>
+              <w:rPr>
+                <w:rFonts w:asciiTheme="minorHAnsi" w:hAnsiTheme="minorHAnsi" w:cstheme="minorHAnsi"/>
+                <w:sz w:val="28"/>
+                <w:szCs w:val="28"/>
+              </w:rPr>
+              <w:t>uá</w:t>
+            </w:r>
+            <w:r>
+              <w:rPr>
+                <w:rFonts w:asciiTheme="minorHAnsi" w:hAnsiTheme="minorHAnsi" w:cstheme="minorHAnsi"/>
+                <w:sz w:val="28"/>
+                <w:szCs w:val="28"/>
+              </w:rPr>
+              <w:t>rez</w:t>
             </w:r>
           </w:p>
         </w:tc>
@@ -10847,7 +10702,7 @@
         </w:tc>
         <w:tc>
           <w:tcPr>
-            <w:tcW w:w="3686" w:type="dxa"/>
+            <w:tcW w:w="3544" w:type="dxa"/>
           </w:tcPr>
           <w:p>
             <w:pPr>
@@ -10876,7 +10731,7 @@
         </w:trPr>
         <w:tc>
           <w:tcPr>
-            <w:tcW w:w="2830" w:type="dxa"/>
+            <w:tcW w:w="2972" w:type="dxa"/>
           </w:tcPr>
           <w:p>
             <w:pPr>
@@ -10924,7 +10779,7 @@
         </w:tc>
         <w:tc>
           <w:tcPr>
-            <w:tcW w:w="3686" w:type="dxa"/>
+            <w:tcW w:w="3544" w:type="dxa"/>
           </w:tcPr>
           <w:p>
             <w:pPr>
@@ -10954,7 +10809,7 @@
         </w:trPr>
         <w:tc>
           <w:tcPr>
-            <w:tcW w:w="2830" w:type="dxa"/>
+            <w:tcW w:w="2972" w:type="dxa"/>
           </w:tcPr>
           <w:p>
             <w:pPr>
@@ -11018,7 +10873,7 @@
         </w:tc>
         <w:tc>
           <w:tcPr>
-            <w:tcW w:w="3686" w:type="dxa"/>
+            <w:tcW w:w="3544" w:type="dxa"/>
           </w:tcPr>
           <w:p>
             <w:pPr>
@@ -11047,7 +10902,7 @@
         </w:trPr>
         <w:tc>
           <w:tcPr>
-            <w:tcW w:w="2830" w:type="dxa"/>
+            <w:tcW w:w="2972" w:type="dxa"/>
           </w:tcPr>
           <w:p>
             <w:pPr>
@@ -11095,7 +10950,7 @@
         </w:tc>
         <w:tc>
           <w:tcPr>
-            <w:tcW w:w="3686" w:type="dxa"/>
+            <w:tcW w:w="3544" w:type="dxa"/>
           </w:tcPr>
           <w:p>
             <w:pPr>
@@ -11141,7 +10996,7 @@
 </file>
 
 <file path=word/endnotes.xml><?xml version="1.0" encoding="utf-8"?>
-<w:endnotes xmlns:wpc="http://schemas.microsoft.com/office/word/2010/wordprocessingCanvas" xmlns:cx="http://schemas.microsoft.com/office/drawing/2014/chartex" xmlns:cx1="http://schemas.microsoft.com/office/drawing/2015/9/8/chartex" xmlns:cx2="http://schemas.microsoft.com/office/drawing/2015/10/21/chartex" xmlns:cx3="http://schemas.microsoft.com/office/drawing/2016/5/9/chartex" xmlns:cx4="http://schemas.microsoft.com/office/drawing/2016/5/10/chartex" xmlns:cx5="http://schemas.microsoft.com/office/drawing/2016/5/11/chartex" xmlns:cx6="http://schemas.microsoft.com/office/drawing/2016/5/12/chartex" xmlns:cx7="http://schemas.microsoft.com/office/drawing/2016/5/13/chartex" xmlns:cx8="http://schemas.microsoft.com/office/drawing/2016/5/14/chartex" xmlns:mc="http://schemas.openxmlformats.org/markup-compatibility/2006" xmlns:aink="http://schemas.microsoft.com/office/drawing/2016/ink" xmlns:am3d="http://schemas.microsoft.com/office/drawing/2017/model3d" xmlns:o="urn:schemas-microsoft-com:office:office" xmlns:oel="http://schemas.microsoft.com/office/2019/extlst" xmlns:r="http://schemas.openxmlformats.org/officeDocument/2006/relationships" xmlns:m="http://schemas.openxmlformats.org/officeDocument/2006/math" xmlns:v="urn:schemas-microsoft-com:vml" xmlns:wp14="http://schemas.microsoft.com/office/word/2010/wordprocessingDrawing" xmlns:wp="http://schemas.openxmlformats.org/drawingml/2006/wordprocessingDrawing" xmlns:w10="urn:schemas-microsoft-com:office:word" xmlns:w="http://schemas.openxmlformats.org/wordprocessingml/2006/main" xmlns:w14="http://schemas.microsoft.com/office/word/2010/wordml" xmlns:w15="http://schemas.microsoft.com/office/word/2012/wordml" xmlns:w16cei="http://schemas.microsoft.com/office/word/2026/wordml/cei" xmlns:w16cex="http://schemas.microsoft.com/office/word/2018/wordml/cex" xmlns:w16cid="http://schemas.microsoft.com/office/word/2016/wordml/cid" xmlns:w16="http://schemas.microsoft.com/office/word/2018/wordml" xmlns:w16du="http://schemas.microsoft.com/office/word/2023/wordml/word16du" xmlns:w16sdtdh="http://schemas.microsoft.com/office/word/2020/wordml/sdtdatahash" xmlns:w16sdtfl="http://schemas.microsoft.com/office/word/2024/wordml/sdtformatlock" xmlns:w16se="http://schemas.microsoft.com/office/word/2015/wordml/symex" xmlns:wpg="http://schemas.microsoft.com/office/word/2010/wordprocessingGroup" xmlns:wpi="http://schemas.microsoft.com/office/word/2010/wordprocessingInk" xmlns:wne="http://schemas.microsoft.com/office/word/2006/wordml" xmlns:wps="http://schemas.microsoft.com/office/word/2010/wordprocessingShape" mc:Ignorable="w14 w15 w16se w16cid w16 w16cex w16sdtdh w16sdtfl w16du wp14">
+<w:endnotes xmlns:wpc="http://schemas.microsoft.com/office/word/2010/wordprocessingCanvas" xmlns:cx="http://schemas.microsoft.com/office/drawing/2014/chartex" xmlns:cx1="http://schemas.microsoft.com/office/drawing/2015/9/8/chartex" xmlns:cx2="http://schemas.microsoft.com/office/drawing/2015/10/21/chartex" xmlns:cx3="http://schemas.microsoft.com/office/drawing/2016/5/9/chartex" xmlns:cx4="http://schemas.microsoft.com/office/drawing/2016/5/10/chartex" xmlns:cx5="http://schemas.microsoft.com/office/drawing/2016/5/11/chartex" xmlns:cx6="http://schemas.microsoft.com/office/drawing/2016/5/12/chartex" xmlns:cx7="http://schemas.microsoft.com/office/drawing/2016/5/13/chartex" xmlns:cx8="http://schemas.microsoft.com/office/drawing/2016/5/14/chartex" xmlns:mc="http://schemas.openxmlformats.org/markup-compatibility/2006" xmlns:aink="http://schemas.microsoft.com/office/drawing/2016/ink" xmlns:am3d="http://schemas.microsoft.com/office/drawing/2017/model3d" xmlns:o="urn:schemas-microsoft-com:office:office" xmlns:oel="http://schemas.microsoft.com/office/2019/extlst" xmlns:r="http://schemas.openxmlformats.org/officeDocument/2006/relationships" xmlns:m="http://schemas.openxmlformats.org/officeDocument/2006/math" xmlns:v="urn:schemas-microsoft-com:vml" xmlns:wp14="http://schemas.microsoft.com/office/word/2010/wordprocessingDrawing" xmlns:wp="http://schemas.openxmlformats.org/drawingml/2006/wordprocessingDrawing" xmlns:w10="urn:schemas-microsoft-com:office:word" xmlns:w="http://schemas.openxmlformats.org/wordprocessingml/2006/main" xmlns:w14="http://schemas.microsoft.com/office/word/2010/wordml" xmlns:w15="http://schemas.microsoft.com/office/word/2012/wordml" xmlns:w16cex="http://schemas.microsoft.com/office/word/2018/wordml/cex" xmlns:w16cid="http://schemas.microsoft.com/office/word/2016/wordml/cid" xmlns:w16="http://schemas.microsoft.com/office/word/2018/wordml" xmlns:w16du="http://schemas.microsoft.com/office/word/2023/wordml/word16du" xmlns:w16sdtdh="http://schemas.microsoft.com/office/word/2020/wordml/sdtdatahash" xmlns:w16sdtfl="http://schemas.microsoft.com/office/word/2024/wordml/sdtformatlock" xmlns:w16se="http://schemas.microsoft.com/office/word/2015/wordml/symex" xmlns:wpg="http://schemas.microsoft.com/office/word/2010/wordprocessingGroup" xmlns:wpi="http://schemas.microsoft.com/office/word/2010/wordprocessingInk" xmlns:wne="http://schemas.microsoft.com/office/word/2006/wordml" xmlns:wps="http://schemas.microsoft.com/office/word/2010/wordprocessingShape" mc:Ignorable="w14 w15 w16se w16cid w16 w16cex w16sdtdh w16sdtfl w16du wp14">
   <w:endnote w:type="separator" w:id="-1">
     <w:p>
       <w:pPr>
@@ -11166,7 +11021,7 @@
 </file>
 
 <file path=word/footer1.xml><?xml version="1.0" encoding="utf-8"?>
-<w:ftr xmlns:wpc="http://schemas.microsoft.com/office/word/2010/wordprocessingCanvas" xmlns:cx="http://schemas.microsoft.com/office/drawing/2014/chartex" xmlns:cx1="http://schemas.microsoft.com/office/drawing/2015/9/8/chartex" xmlns:cx2="http://schemas.microsoft.com/office/drawing/2015/10/21/chartex" xmlns:cx3="http://schemas.microsoft.com/office/drawing/2016/5/9/chartex" xmlns:cx4="http://schemas.microsoft.com/office/drawing/2016/5/10/chartex" xmlns:cx5="http://schemas.microsoft.com/office/drawing/2016/5/11/chartex" xmlns:cx6="http://schemas.microsoft.com/office/drawing/2016/5/12/chartex" xmlns:cx7="http://schemas.microsoft.com/office/drawing/2016/5/13/chartex" xmlns:cx8="http://schemas.microsoft.com/office/drawing/2016/5/14/chartex" xmlns:mc="http://schemas.openxmlformats.org/markup-compatibility/2006" xmlns:aink="http://schemas.microsoft.com/office/drawing/2016/ink" xmlns:am3d="http://schemas.microsoft.com/office/drawing/2017/model3d" xmlns:o="urn:schemas-microsoft-com:office:office" xmlns:oel="http://schemas.microsoft.com/office/2019/extlst" xmlns:r="http://schemas.openxmlformats.org/officeDocument/2006/relationships" xmlns:m="http://schemas.openxmlformats.org/officeDocument/2006/math" xmlns:v="urn:schemas-microsoft-com:vml" xmlns:wp14="http://schemas.microsoft.com/office/word/2010/wordprocessingDrawing" xmlns:wp="http://schemas.openxmlformats.org/drawingml/2006/wordprocessingDrawing" xmlns:w10="urn:schemas-microsoft-com:office:word" xmlns:w="http://schemas.openxmlformats.org/wordprocessingml/2006/main" xmlns:w14="http://schemas.microsoft.com/office/word/2010/wordml" xmlns:w15="http://schemas.microsoft.com/office/word/2012/wordml" xmlns:w16cei="http://schemas.microsoft.com/office/word/2026/wordml/cei" xmlns:w16cex="http://schemas.microsoft.com/office/word/2018/wordml/cex" xmlns:w16cid="http://schemas.microsoft.com/office/word/2016/wordml/cid" xmlns:w16="http://schemas.microsoft.com/office/word/2018/wordml" xmlns:w16du="http://schemas.microsoft.com/office/word/2023/wordml/word16du" xmlns:w16sdtdh="http://schemas.microsoft.com/office/word/2020/wordml/sdtdatahash" xmlns:w16sdtfl="http://schemas.microsoft.com/office/word/2024/wordml/sdtformatlock" xmlns:w16se="http://schemas.microsoft.com/office/word/2015/wordml/symex" xmlns:wpg="http://schemas.microsoft.com/office/word/2010/wordprocessingGroup" xmlns:wpi="http://schemas.microsoft.com/office/word/2010/wordprocessingInk" xmlns:wne="http://schemas.microsoft.com/office/word/2006/wordml" xmlns:wps="http://schemas.microsoft.com/office/word/2010/wordprocessingShape" mc:Ignorable="w14 w15 w16se w16cid w16 w16cex w16sdtdh w16sdtfl w16du wp14">
+<w:ftr xmlns:wpc="http://schemas.microsoft.com/office/word/2010/wordprocessingCanvas" xmlns:cx="http://schemas.microsoft.com/office/drawing/2014/chartex" xmlns:cx1="http://schemas.microsoft.com/office/drawing/2015/9/8/chartex" xmlns:cx2="http://schemas.microsoft.com/office/drawing/2015/10/21/chartex" xmlns:cx3="http://schemas.microsoft.com/office/drawing/2016/5/9/chartex" xmlns:cx4="http://schemas.microsoft.com/office/drawing/2016/5/10/chartex" xmlns:cx5="http://schemas.microsoft.com/office/drawing/2016/5/11/chartex" xmlns:cx6="http://schemas.microsoft.com/office/drawing/2016/5/12/chartex" xmlns:cx7="http://schemas.microsoft.com/office/drawing/2016/5/13/chartex" xmlns:cx8="http://schemas.microsoft.com/office/drawing/2016/5/14/chartex" xmlns:mc="http://schemas.openxmlformats.org/markup-compatibility/2006" xmlns:aink="http://schemas.microsoft.com/office/drawing/2016/ink" xmlns:am3d="http://schemas.microsoft.com/office/drawing/2017/model3d" xmlns:o="urn:schemas-microsoft-com:office:office" xmlns:oel="http://schemas.microsoft.com/office/2019/extlst" xmlns:r="http://schemas.openxmlformats.org/officeDocument/2006/relationships" xmlns:m="http://schemas.openxmlformats.org/officeDocument/2006/math" xmlns:v="urn:schemas-microsoft-com:vml" xmlns:wp14="http://schemas.microsoft.com/office/word/2010/wordprocessingDrawing" xmlns:wp="http://schemas.openxmlformats.org/drawingml/2006/wordprocessingDrawing" xmlns:w10="urn:schemas-microsoft-com:office:word" xmlns:w="http://schemas.openxmlformats.org/wordprocessingml/2006/main" xmlns:w14="http://schemas.microsoft.com/office/word/2010/wordml" xmlns:w15="http://schemas.microsoft.com/office/word/2012/wordml" xmlns:w16cex="http://schemas.microsoft.com/office/word/2018/wordml/cex" xmlns:w16cid="http://schemas.microsoft.com/office/word/2016/wordml/cid" xmlns:w16="http://schemas.microsoft.com/office/word/2018/wordml" xmlns:w16du="http://schemas.microsoft.com/office/word/2023/wordml/word16du" xmlns:w16sdtdh="http://schemas.microsoft.com/office/word/2020/wordml/sdtdatahash" xmlns:w16sdtfl="http://schemas.microsoft.com/office/word/2024/wordml/sdtformatlock" xmlns:w16se="http://schemas.microsoft.com/office/word/2015/wordml/symex" xmlns:wpg="http://schemas.microsoft.com/office/word/2010/wordprocessingGroup" xmlns:wpi="http://schemas.microsoft.com/office/word/2010/wordprocessingInk" xmlns:wne="http://schemas.microsoft.com/office/word/2006/wordml" xmlns:wps="http://schemas.microsoft.com/office/word/2010/wordprocessingShape" mc:Ignorable="w14 w15 w16se w16cid w16 w16cex w16sdtdh w16sdtfl w16du wp14">
   <w:sdt>
     <w:sdtPr>
       <w:id w:val="-1465197936"/>
@@ -11211,7 +11066,7 @@
 </file>
 
 <file path=word/footnotes.xml><?xml version="1.0" encoding="utf-8"?>
-<w:footnotes xmlns:wpc="http://schemas.microsoft.com/office/word/2010/wordprocessingCanvas" xmlns:cx="http://schemas.microsoft.com/office/drawing/2014/chartex" xmlns:cx1="http://schemas.microsoft.com/office/drawing/2015/9/8/chartex" xmlns:cx2="http://schemas.microsoft.com/office/drawing/2015/10/21/chartex" xmlns:cx3="http://schemas.microsoft.com/office/drawing/2016/5/9/chartex" xmlns:cx4="http://schemas.microsoft.com/office/drawing/2016/5/10/chartex" xmlns:cx5="http://schemas.microsoft.com/office/drawing/2016/5/11/chartex" xmlns:cx6="http://schemas.microsoft.com/office/drawing/2016/5/12/chartex" xmlns:cx7="http://schemas.microsoft.com/office/drawing/2016/5/13/chartex" xmlns:cx8="http://schemas.microsoft.com/office/drawing/2016/5/14/chartex" xmlns:mc="http://schemas.openxmlformats.org/markup-compatibility/2006" xmlns:aink="http://schemas.microsoft.com/office/drawing/2016/ink" xmlns:am3d="http://schemas.microsoft.com/office/drawing/2017/model3d" xmlns:o="urn:schemas-microsoft-com:office:office" xmlns:oel="http://schemas.microsoft.com/office/2019/extlst" xmlns:r="http://schemas.openxmlformats.org/officeDocument/2006/relationships" xmlns:m="http://schemas.openxmlformats.org/officeDocument/2006/math" xmlns:v="urn:schemas-microsoft-com:vml" xmlns:wp14="http://schemas.microsoft.com/office/word/2010/wordprocessingDrawing" xmlns:wp="http://schemas.openxmlformats.org/drawingml/2006/wordprocessingDrawing" xmlns:w10="urn:schemas-microsoft-com:office:word" xmlns:w="http://schemas.openxmlformats.org/wordprocessingml/2006/main" xmlns:w14="http://schemas.microsoft.com/office/word/2010/wordml" xmlns:w15="http://schemas.microsoft.com/office/word/2012/wordml" xmlns:w16cei="http://schemas.microsoft.com/office/word/2026/wordml/cei" xmlns:w16cex="http://schemas.microsoft.com/office/word/2018/wordml/cex" xmlns:w16cid="http://schemas.microsoft.com/office/word/2016/wordml/cid" xmlns:w16="http://schemas.microsoft.com/office/word/2018/wordml" xmlns:w16du="http://schemas.microsoft.com/office/word/2023/wordml/word16du" xmlns:w16sdtdh="http://schemas.microsoft.com/office/word/2020/wordml/sdtdatahash" xmlns:w16sdtfl="http://schemas.microsoft.com/office/word/2024/wordml/sdtformatlock" xmlns:w16se="http://schemas.microsoft.com/office/word/2015/wordml/symex" xmlns:wpg="http://schemas.microsoft.com/office/word/2010/wordprocessingGroup" xmlns:wpi="http://schemas.microsoft.com/office/word/2010/wordprocessingInk" xmlns:wne="http://schemas.microsoft.com/office/word/2006/wordml" xmlns:wps="http://schemas.microsoft.com/office/word/2010/wordprocessingShape" mc:Ignorable="w14 w15 w16se w16cid w16 w16cex w16sdtdh w16sdtfl w16du wp14">
+<w:footnotes xmlns:wpc="http://schemas.microsoft.com/office/word/2010/wordprocessingCanvas" xmlns:cx="http://schemas.microsoft.com/office/drawing/2014/chartex" xmlns:cx1="http://schemas.microsoft.com/office/drawing/2015/9/8/chartex" xmlns:cx2="http://schemas.microsoft.com/office/drawing/2015/10/21/chartex" xmlns:cx3="http://schemas.microsoft.com/office/drawing/2016/5/9/chartex" xmlns:cx4="http://schemas.microsoft.com/office/drawing/2016/5/10/chartex" xmlns:cx5="http://schemas.microsoft.com/office/drawing/2016/5/11/chartex" xmlns:cx6="http://schemas.microsoft.com/office/drawing/2016/5/12/chartex" xmlns:cx7="http://schemas.microsoft.com/office/drawing/2016/5/13/chartex" xmlns:cx8="http://schemas.microsoft.com/office/drawing/2016/5/14/chartex" xmlns:mc="http://schemas.openxmlformats.org/markup-compatibility/2006" xmlns:aink="http://schemas.microsoft.com/office/drawing/2016/ink" xmlns:am3d="http://schemas.microsoft.com/office/drawing/2017/model3d" xmlns:o="urn:schemas-microsoft-com:office:office" xmlns:oel="http://schemas.microsoft.com/office/2019/extlst" xmlns:r="http://schemas.openxmlformats.org/officeDocument/2006/relationships" xmlns:m="http://schemas.openxmlformats.org/officeDocument/2006/math" xmlns:v="urn:schemas-microsoft-com:vml" xmlns:wp14="http://schemas.microsoft.com/office/word/2010/wordprocessingDrawing" xmlns:wp="http://schemas.openxmlformats.org/drawingml/2006/wordprocessingDrawing" xmlns:w10="urn:schemas-microsoft-com:office:word" xmlns:w="http://schemas.openxmlformats.org/wordprocessingml/2006/main" xmlns:w14="http://schemas.microsoft.com/office/word/2010/wordml" xmlns:w15="http://schemas.microsoft.com/office/word/2012/wordml" xmlns:w16cex="http://schemas.microsoft.com/office/word/2018/wordml/cex" xmlns:w16cid="http://schemas.microsoft.com/office/word/2016/wordml/cid" xmlns:w16="http://schemas.microsoft.com/office/word/2018/wordml" xmlns:w16du="http://schemas.microsoft.com/office/word/2023/wordml/word16du" xmlns:w16sdtdh="http://schemas.microsoft.com/office/word/2020/wordml/sdtdatahash" xmlns:w16sdtfl="http://schemas.microsoft.com/office/word/2024/wordml/sdtformatlock" xmlns:w16se="http://schemas.microsoft.com/office/word/2015/wordml/symex" xmlns:wpg="http://schemas.microsoft.com/office/word/2010/wordprocessingGroup" xmlns:wpi="http://schemas.microsoft.com/office/word/2010/wordprocessingInk" xmlns:wne="http://schemas.microsoft.com/office/word/2006/wordml" xmlns:wps="http://schemas.microsoft.com/office/word/2010/wordprocessingShape" mc:Ignorable="w14 w15 w16se w16cid w16 w16cex w16sdtdh w16sdtfl w16du wp14">
   <w:footnote w:type="separator" w:id="-1">
     <w:p>
       <w:pPr>
@@ -11236,7 +11091,7 @@
 </file>
 
 <file path=word/header1.xml><?xml version="1.0" encoding="utf-8"?>
-<w:hdr xmlns:wpc="http://schemas.microsoft.com/office/word/2010/wordprocessingCanvas" xmlns:cx="http://schemas.microsoft.com/office/drawing/2014/chartex" xmlns:cx1="http://schemas.microsoft.com/office/drawing/2015/9/8/chartex" xmlns:cx2="http://schemas.microsoft.com/office/drawing/2015/10/21/chartex" xmlns:cx3="http://schemas.microsoft.com/office/drawing/2016/5/9/chartex" xmlns:cx4="http://schemas.microsoft.com/office/drawing/2016/5/10/chartex" xmlns:cx5="http://schemas.microsoft.com/office/drawing/2016/5/11/chartex" xmlns:cx6="http://schemas.microsoft.com/office/drawing/2016/5/12/chartex" xmlns:cx7="http://schemas.microsoft.com/office/drawing/2016/5/13/chartex" xmlns:cx8="http://schemas.microsoft.com/office/drawing/2016/5/14/chartex" xmlns:mc="http://schemas.openxmlformats.org/markup-compatibility/2006" xmlns:aink="http://schemas.microsoft.com/office/drawing/2016/ink" xmlns:am3d="http://schemas.microsoft.com/office/drawing/2017/model3d" xmlns:o="urn:schemas-microsoft-com:office:office" xmlns:oel="http://schemas.microsoft.com/office/2019/extlst" xmlns:r="http://schemas.openxmlformats.org/officeDocument/2006/relationships" xmlns:m="http://schemas.openxmlformats.org/officeDocument/2006/math" xmlns:v="urn:schemas-microsoft-com:vml" xmlns:wp14="http://schemas.microsoft.com/office/word/2010/wordprocessingDrawing" xmlns:wp="http://schemas.openxmlformats.org/drawingml/2006/wordprocessingDrawing" xmlns:w10="urn:schemas-microsoft-com:office:word" xmlns:w="http://schemas.openxmlformats.org/wordprocessingml/2006/main" xmlns:w14="http://schemas.microsoft.com/office/word/2010/wordml" xmlns:w15="http://schemas.microsoft.com/office/word/2012/wordml" xmlns:w16cei="http://schemas.microsoft.com/office/word/2026/wordml/cei" xmlns:w16cex="http://schemas.microsoft.com/office/word/2018/wordml/cex" xmlns:w16cid="http://schemas.microsoft.com/office/word/2016/wordml/cid" xmlns:w16="http://schemas.microsoft.com/office/word/2018/wordml" xmlns:w16du="http://schemas.microsoft.com/office/word/2023/wordml/word16du" xmlns:w16sdtdh="http://schemas.microsoft.com/office/word/2020/wordml/sdtdatahash" xmlns:w16sdtfl="http://schemas.microsoft.com/office/word/2024/wordml/sdtformatlock" xmlns:w16se="http://schemas.microsoft.com/office/word/2015/wordml/symex" xmlns:wpg="http://schemas.microsoft.com/office/word/2010/wordprocessingGroup" xmlns:wpi="http://schemas.microsoft.com/office/word/2010/wordprocessingInk" xmlns:wne="http://schemas.microsoft.com/office/word/2006/wordml" xmlns:wps="http://schemas.microsoft.com/office/word/2010/wordprocessingShape" mc:Ignorable="w14 w15 w16se w16cid w16 w16cex w16sdtdh w16sdtfl w16du wp14">
+<w:hdr xmlns:wpc="http://schemas.microsoft.com/office/word/2010/wordprocessingCanvas" xmlns:cx="http://schemas.microsoft.com/office/drawing/2014/chartex" xmlns:cx1="http://schemas.microsoft.com/office/drawing/2015/9/8/chartex" xmlns:cx2="http://schemas.microsoft.com/office/drawing/2015/10/21/chartex" xmlns:cx3="http://schemas.microsoft.com/office/drawing/2016/5/9/chartex" xmlns:cx4="http://schemas.microsoft.com/office/drawing/2016/5/10/chartex" xmlns:cx5="http://schemas.microsoft.com/office/drawing/2016/5/11/chartex" xmlns:cx6="http://schemas.microsoft.com/office/drawing/2016/5/12/chartex" xmlns:cx7="http://schemas.microsoft.com/office/drawing/2016/5/13/chartex" xmlns:cx8="http://schemas.microsoft.com/office/drawing/2016/5/14/chartex" xmlns:mc="http://schemas.openxmlformats.org/markup-compatibility/2006" xmlns:aink="http://schemas.microsoft.com/office/drawing/2016/ink" xmlns:am3d="http://schemas.microsoft.com/office/drawing/2017/model3d" xmlns:o="urn:schemas-microsoft-com:office:office" xmlns:oel="http://schemas.microsoft.com/office/2019/extlst" xmlns:r="http://schemas.openxmlformats.org/officeDocument/2006/relationships" xmlns:m="http://schemas.openxmlformats.org/officeDocument/2006/math" xmlns:v="urn:schemas-microsoft-com:vml" xmlns:wp14="http://schemas.microsoft.com/office/word/2010/wordprocessingDrawing" xmlns:wp="http://schemas.openxmlformats.org/drawingml/2006/wordprocessingDrawing" xmlns:w10="urn:schemas-microsoft-com:office:word" xmlns:w="http://schemas.openxmlformats.org/wordprocessingml/2006/main" xmlns:w14="http://schemas.microsoft.com/office/word/2010/wordml" xmlns:w15="http://schemas.microsoft.com/office/word/2012/wordml" xmlns:w16cex="http://schemas.microsoft.com/office/word/2018/wordml/cex" xmlns:w16cid="http://schemas.microsoft.com/office/word/2016/wordml/cid" xmlns:w16="http://schemas.microsoft.com/office/word/2018/wordml" xmlns:w16du="http://schemas.microsoft.com/office/word/2023/wordml/word16du" xmlns:w16sdtdh="http://schemas.microsoft.com/office/word/2020/wordml/sdtdatahash" xmlns:w16sdtfl="http://schemas.microsoft.com/office/word/2024/wordml/sdtformatlock" xmlns:w16se="http://schemas.microsoft.com/office/word/2015/wordml/symex" xmlns:wpg="http://schemas.microsoft.com/office/word/2010/wordprocessingGroup" xmlns:wpi="http://schemas.microsoft.com/office/word/2010/wordprocessingInk" xmlns:wne="http://schemas.microsoft.com/office/word/2006/wordml" xmlns:wps="http://schemas.microsoft.com/office/word/2010/wordprocessingShape" mc:Ignorable="w14 w15 w16se w16cid w16 w16cex w16sdtdh w16sdtfl w16du wp14">
   <w:p>
     <w:pPr>
       <w:pStyle w:val="Encabezado"/>
@@ -11321,7 +11176,7 @@
 </file>
 
 <file path=word/numbering.xml><?xml version="1.0" encoding="utf-8"?>
-<w:numbering xmlns:wpc="http://schemas.microsoft.com/office/word/2010/wordprocessingCanvas" xmlns:cx="http://schemas.microsoft.com/office/drawing/2014/chartex" xmlns:cx1="http://schemas.microsoft.com/office/drawing/2015/9/8/chartex" xmlns:cx2="http://schemas.microsoft.com/office/drawing/2015/10/21/chartex" xmlns:cx3="http://schemas.microsoft.com/office/drawing/2016/5/9/chartex" xmlns:cx4="http://schemas.microsoft.com/office/drawing/2016/5/10/chartex" xmlns:cx5="http://schemas.microsoft.com/office/drawing/2016/5/11/chartex" xmlns:cx6="http://schemas.microsoft.com/office/drawing/2016/5/12/chartex" xmlns:cx7="http://schemas.microsoft.com/office/drawing/2016/5/13/chartex" xmlns:cx8="http://schemas.microsoft.com/office/drawing/2016/5/14/chartex" xmlns:mc="http://schemas.openxmlformats.org/markup-compatibility/2006" xmlns:aink="http://schemas.microsoft.com/office/drawing/2016/ink" xmlns:am3d="http://schemas.microsoft.com/office/drawing/2017/model3d" xmlns:o="urn:schemas-microsoft-com:office:office" xmlns:oel="http://schemas.microsoft.com/office/2019/extlst" xmlns:r="http://schemas.openxmlformats.org/officeDocument/2006/relationships" xmlns:m="http://schemas.openxmlformats.org/officeDocument/2006/math" xmlns:v="urn:schemas-microsoft-com:vml" xmlns:wp14="http://schemas.microsoft.com/office/word/2010/wordprocessingDrawing" xmlns:wp="http://schemas.openxmlformats.org/drawingml/2006/wordprocessingDrawing" xmlns:w10="urn:schemas-microsoft-com:office:word" xmlns:w="http://schemas.openxmlformats.org/wordprocessingml/2006/main" xmlns:w14="http://schemas.microsoft.com/office/word/2010/wordml" xmlns:w15="http://schemas.microsoft.com/office/word/2012/wordml" xmlns:w16cei="http://schemas.microsoft.com/office/word/2026/wordml/cei" xmlns:w16cex="http://schemas.microsoft.com/office/word/2018/wordml/cex" xmlns:w16cid="http://schemas.microsoft.com/office/word/2016/wordml/cid" xmlns:w16="http://schemas.microsoft.com/office/word/2018/wordml" xmlns:w16du="http://schemas.microsoft.com/office/word/2023/wordml/word16du" xmlns:w16sdtdh="http://schemas.microsoft.com/office/word/2020/wordml/sdtdatahash" xmlns:w16sdtfl="http://schemas.microsoft.com/office/word/2024/wordml/sdtformatlock" xmlns:w16se="http://schemas.microsoft.com/office/word/2015/wordml/symex" xmlns:wpg="http://schemas.microsoft.com/office/word/2010/wordprocessingGroup" xmlns:wpi="http://schemas.microsoft.com/office/word/2010/wordprocessingInk" xmlns:wne="http://schemas.microsoft.com/office/word/2006/wordml" xmlns:wps="http://schemas.microsoft.com/office/word/2010/wordprocessingShape" mc:Ignorable="w14 w15 w16se w16cid w16 w16cex w16sdtdh w16sdtfl w16du wp14">
+<w:numbering xmlns:wpc="http://schemas.microsoft.com/office/word/2010/wordprocessingCanvas" xmlns:cx="http://schemas.microsoft.com/office/drawing/2014/chartex" xmlns:cx1="http://schemas.microsoft.com/office/drawing/2015/9/8/chartex" xmlns:cx2="http://schemas.microsoft.com/office/drawing/2015/10/21/chartex" xmlns:cx3="http://schemas.microsoft.com/office/drawing/2016/5/9/chartex" xmlns:cx4="http://schemas.microsoft.com/office/drawing/2016/5/10/chartex" xmlns:cx5="http://schemas.microsoft.com/office/drawing/2016/5/11/chartex" xmlns:cx6="http://schemas.microsoft.com/office/drawing/2016/5/12/chartex" xmlns:cx7="http://schemas.microsoft.com/office/drawing/2016/5/13/chartex" xmlns:cx8="http://schemas.microsoft.com/office/drawing/2016/5/14/chartex" xmlns:mc="http://schemas.openxmlformats.org/markup-compatibility/2006" xmlns:aink="http://schemas.microsoft.com/office/drawing/2016/ink" xmlns:am3d="http://schemas.microsoft.com/office/drawing/2017/model3d" xmlns:o="urn:schemas-microsoft-com:office:office" xmlns:oel="http://schemas.microsoft.com/office/2019/extlst" xmlns:r="http://schemas.openxmlformats.org/officeDocument/2006/relationships" xmlns:m="http://schemas.openxmlformats.org/officeDocument/2006/math" xmlns:v="urn:schemas-microsoft-com:vml" xmlns:wp14="http://schemas.microsoft.com/office/word/2010/wordprocessingDrawing" xmlns:wp="http://schemas.openxmlformats.org/drawingml/2006/wordprocessingDrawing" xmlns:w10="urn:schemas-microsoft-com:office:word" xmlns:w="http://schemas.openxmlformats.org/wordprocessingml/2006/main" xmlns:w14="http://schemas.microsoft.com/office/word/2010/wordml" xmlns:w15="http://schemas.microsoft.com/office/word/2012/wordml" xmlns:w16cex="http://schemas.microsoft.com/office/word/2018/wordml/cex" xmlns:w16cid="http://schemas.microsoft.com/office/word/2016/wordml/cid" xmlns:w16="http://schemas.microsoft.com/office/word/2018/wordml" xmlns:w16du="http://schemas.microsoft.com/office/word/2023/wordml/word16du" xmlns:w16sdtdh="http://schemas.microsoft.com/office/word/2020/wordml/sdtdatahash" xmlns:w16sdtfl="http://schemas.microsoft.com/office/word/2024/wordml/sdtformatlock" xmlns:w16se="http://schemas.microsoft.com/office/word/2015/wordml/symex" xmlns:wpg="http://schemas.microsoft.com/office/word/2010/wordprocessingGroup" xmlns:wpi="http://schemas.microsoft.com/office/word/2010/wordprocessingInk" xmlns:wne="http://schemas.microsoft.com/office/word/2006/wordml" xmlns:wps="http://schemas.microsoft.com/office/word/2010/wordprocessingShape" mc:Ignorable="w14 w15 w16se w16cid w16 w16cex w16sdtdh w16sdtfl w16du wp14">
   <w:abstractNum w:abstractNumId="0" w15:restartNumberingAfterBreak="0">
     <w:nsid w:val="FFFFFF7C"/>
     <w:multiLevelType w:val="singleLevel"/>
@@ -11527,7 +11382,7 @@
       <w:lvlText w:val=""/>
       <w:lvlJc w:val="left"/>
       <w:pPr>
-        <w:ind w:left="1429" w:hanging="360"/>
+        <w:ind w:left="1069" w:hanging="360"/>
       </w:pPr>
       <w:rPr>
         <w:rFonts w:ascii="Symbol" w:hAnsi="Symbol" w:hint="default"/>
@@ -11539,7 +11394,7 @@
       <w:lvlText w:val="o"/>
       <w:lvlJc w:val="left"/>
       <w:pPr>
-        <w:ind w:left="2149" w:hanging="360"/>
+        <w:ind w:left="1789" w:hanging="360"/>
       </w:pPr>
       <w:rPr>
         <w:rFonts w:ascii="Courier New" w:hAnsi="Courier New" w:cs="Courier New" w:hint="default"/>
@@ -11551,7 +11406,7 @@
       <w:lvlText w:val=""/>
       <w:lvlJc w:val="left"/>
       <w:pPr>
-        <w:ind w:left="2869" w:hanging="360"/>
+        <w:ind w:left="2509" w:hanging="360"/>
       </w:pPr>
       <w:rPr>
         <w:rFonts w:ascii="Wingdings" w:hAnsi="Wingdings" w:hint="default"/>
@@ -11563,7 +11418,7 @@
       <w:lvlText w:val=""/>
       <w:lvlJc w:val="left"/>
       <w:pPr>
-        <w:ind w:left="3589" w:hanging="360"/>
+        <w:ind w:left="3229" w:hanging="360"/>
       </w:pPr>
       <w:rPr>
         <w:rFonts w:ascii="Symbol" w:hAnsi="Symbol" w:hint="default"/>
@@ -11575,7 +11430,7 @@
       <w:lvlText w:val="o"/>
       <w:lvlJc w:val="left"/>
       <w:pPr>
-        <w:ind w:left="4309" w:hanging="360"/>
+        <w:ind w:left="3949" w:hanging="360"/>
       </w:pPr>
       <w:rPr>
         <w:rFonts w:ascii="Courier New" w:hAnsi="Courier New" w:cs="Courier New" w:hint="default"/>
@@ -11587,7 +11442,7 @@
       <w:lvlText w:val=""/>
       <w:lvlJc w:val="left"/>
       <w:pPr>
-        <w:ind w:left="5029" w:hanging="360"/>
+        <w:ind w:left="4669" w:hanging="360"/>
       </w:pPr>
       <w:rPr>
         <w:rFonts w:ascii="Wingdings" w:hAnsi="Wingdings" w:hint="default"/>
@@ -11599,7 +11454,7 @@
       <w:lvlText w:val=""/>
       <w:lvlJc w:val="left"/>
       <w:pPr>
-        <w:ind w:left="5749" w:hanging="360"/>
+        <w:ind w:left="5389" w:hanging="360"/>
       </w:pPr>
       <w:rPr>
         <w:rFonts w:ascii="Symbol" w:hAnsi="Symbol" w:hint="default"/>
@@ -11611,7 +11466,7 @@
       <w:lvlText w:val="o"/>
       <w:lvlJc w:val="left"/>
       <w:pPr>
-        <w:ind w:left="6469" w:hanging="360"/>
+        <w:ind w:left="6109" w:hanging="360"/>
       </w:pPr>
       <w:rPr>
         <w:rFonts w:ascii="Courier New" w:hAnsi="Courier New" w:cs="Courier New" w:hint="default"/>
@@ -11623,7 +11478,7 @@
       <w:lvlText w:val=""/>
       <w:lvlJc w:val="left"/>
       <w:pPr>
-        <w:ind w:left="7189" w:hanging="360"/>
+        <w:ind w:left="6829" w:hanging="360"/>
       </w:pPr>
       <w:rPr>
         <w:rFonts w:ascii="Wingdings" w:hAnsi="Wingdings" w:hint="default"/>
@@ -11744,6 +11599,156 @@
     </w:lvl>
   </w:abstractNum>
   <w:abstractNum w:abstractNumId="12" w15:restartNumberingAfterBreak="0">
+    <w:nsid w:val="06BA2ABF"/>
+    <w:multiLevelType w:val="multilevel"/>
+    <w:tmpl w:val="AC14F7A8"/>
+    <w:lvl w:ilvl="0">
+      <w:start w:val="1"/>
+      <w:numFmt w:val="bullet"/>
+      <w:lvlText w:val=""/>
+      <w:lvlJc w:val="left"/>
+      <w:pPr>
+        <w:tabs>
+          <w:tab w:val="num" w:pos="1068"/>
+        </w:tabs>
+        <w:ind w:left="1068" w:hanging="360"/>
+      </w:pPr>
+      <w:rPr>
+        <w:rFonts w:ascii="Symbol" w:hAnsi="Symbol" w:hint="default"/>
+        <w:sz w:val="28"/>
+        <w:szCs w:val="28"/>
+      </w:rPr>
+    </w:lvl>
+    <w:lvl w:ilvl="1" w:tentative="1">
+      <w:start w:val="1"/>
+      <w:numFmt w:val="bullet"/>
+      <w:lvlText w:val="o"/>
+      <w:lvlJc w:val="left"/>
+      <w:pPr>
+        <w:tabs>
+          <w:tab w:val="num" w:pos="1788"/>
+        </w:tabs>
+        <w:ind w:left="1788" w:hanging="360"/>
+      </w:pPr>
+      <w:rPr>
+        <w:rFonts w:ascii="Courier New" w:hAnsi="Courier New" w:hint="default"/>
+        <w:sz w:val="20"/>
+      </w:rPr>
+    </w:lvl>
+    <w:lvl w:ilvl="2" w:tentative="1">
+      <w:start w:val="1"/>
+      <w:numFmt w:val="bullet"/>
+      <w:lvlText w:val=""/>
+      <w:lvlJc w:val="left"/>
+      <w:pPr>
+        <w:tabs>
+          <w:tab w:val="num" w:pos="2508"/>
+        </w:tabs>
+        <w:ind w:left="2508" w:hanging="360"/>
+      </w:pPr>
+      <w:rPr>
+        <w:rFonts w:ascii="Wingdings" w:hAnsi="Wingdings" w:hint="default"/>
+        <w:sz w:val="20"/>
+      </w:rPr>
+    </w:lvl>
+    <w:lvl w:ilvl="3" w:tentative="1">
+      <w:start w:val="1"/>
+      <w:numFmt w:val="bullet"/>
+      <w:lvlText w:val=""/>
+      <w:lvlJc w:val="left"/>
+      <w:pPr>
+        <w:tabs>
+          <w:tab w:val="num" w:pos="3228"/>
+        </w:tabs>
+        <w:ind w:left="3228" w:hanging="360"/>
+      </w:pPr>
+      <w:rPr>
+        <w:rFonts w:ascii="Wingdings" w:hAnsi="Wingdings" w:hint="default"/>
+        <w:sz w:val="20"/>
+      </w:rPr>
+    </w:lvl>
+    <w:lvl w:ilvl="4" w:tentative="1">
+      <w:start w:val="1"/>
+      <w:numFmt w:val="bullet"/>
+      <w:lvlText w:val=""/>
+      <w:lvlJc w:val="left"/>
+      <w:pPr>
+        <w:tabs>
+          <w:tab w:val="num" w:pos="3948"/>
+        </w:tabs>
+        <w:ind w:left="3948" w:hanging="360"/>
+      </w:pPr>
+      <w:rPr>
+        <w:rFonts w:ascii="Wingdings" w:hAnsi="Wingdings" w:hint="default"/>
+        <w:sz w:val="20"/>
+      </w:rPr>
+    </w:lvl>
+    <w:lvl w:ilvl="5" w:tentative="1">
+      <w:start w:val="1"/>
+      <w:numFmt w:val="bullet"/>
+      <w:lvlText w:val=""/>
+      <w:lvlJc w:val="left"/>
+      <w:pPr>
+        <w:tabs>
+          <w:tab w:val="num" w:pos="4668"/>
+        </w:tabs>
+        <w:ind w:left="4668" w:hanging="360"/>
+      </w:pPr>
+      <w:rPr>
+        <w:rFonts w:ascii="Wingdings" w:hAnsi="Wingdings" w:hint="default"/>
+        <w:sz w:val="20"/>
+      </w:rPr>
+    </w:lvl>
+    <w:lvl w:ilvl="6" w:tentative="1">
+      <w:start w:val="1"/>
+      <w:numFmt w:val="bullet"/>
+      <w:lvlText w:val=""/>
+      <w:lvlJc w:val="left"/>
+      <w:pPr>
+        <w:tabs>
+          <w:tab w:val="num" w:pos="5388"/>
+        </w:tabs>
+        <w:ind w:left="5388" w:hanging="360"/>
+      </w:pPr>
+      <w:rPr>
+        <w:rFonts w:ascii="Wingdings" w:hAnsi="Wingdings" w:hint="default"/>
+        <w:sz w:val="20"/>
+      </w:rPr>
+    </w:lvl>
+    <w:lvl w:ilvl="7" w:tentative="1">
+      <w:start w:val="1"/>
+      <w:numFmt w:val="bullet"/>
+      <w:lvlText w:val=""/>
+      <w:lvlJc w:val="left"/>
+      <w:pPr>
+        <w:tabs>
+          <w:tab w:val="num" w:pos="6108"/>
+        </w:tabs>
+        <w:ind w:left="6108" w:hanging="360"/>
+      </w:pPr>
+      <w:rPr>
+        <w:rFonts w:ascii="Wingdings" w:hAnsi="Wingdings" w:hint="default"/>
+        <w:sz w:val="20"/>
+      </w:rPr>
+    </w:lvl>
+    <w:lvl w:ilvl="8" w:tentative="1">
+      <w:start w:val="1"/>
+      <w:numFmt w:val="bullet"/>
+      <w:lvlText w:val=""/>
+      <w:lvlJc w:val="left"/>
+      <w:pPr>
+        <w:tabs>
+          <w:tab w:val="num" w:pos="6828"/>
+        </w:tabs>
+        <w:ind w:left="6828" w:hanging="360"/>
+      </w:pPr>
+      <w:rPr>
+        <w:rFonts w:ascii="Wingdings" w:hAnsi="Wingdings" w:hint="default"/>
+        <w:sz w:val="20"/>
+      </w:rPr>
+    </w:lvl>
+  </w:abstractNum>
+  <w:abstractNum w:abstractNumId="13" w15:restartNumberingAfterBreak="0">
     <w:nsid w:val="072251E7"/>
     <w:multiLevelType w:val="hybridMultilevel"/>
     <w:tmpl w:val="9828A700"/>
@@ -11753,7 +11758,7 @@
       <w:lvlText w:val="o"/>
       <w:lvlJc w:val="left"/>
       <w:pPr>
-        <w:ind w:left="1429" w:hanging="360"/>
+        <w:ind w:left="2136" w:hanging="360"/>
       </w:pPr>
       <w:rPr>
         <w:rFonts w:ascii="Courier New" w:hAnsi="Courier New" w:cs="Courier New" w:hint="default"/>
@@ -11765,7 +11770,7 @@
       <w:lvlText w:val="o"/>
       <w:lvlJc w:val="left"/>
       <w:pPr>
-        <w:ind w:left="1429" w:hanging="360"/>
+        <w:ind w:left="2136" w:hanging="360"/>
       </w:pPr>
       <w:rPr>
         <w:rFonts w:ascii="Courier New" w:hAnsi="Courier New" w:cs="Courier New" w:hint="default"/>
@@ -11777,7 +11782,7 @@
       <w:lvlText w:val=""/>
       <w:lvlJc w:val="left"/>
       <w:pPr>
-        <w:ind w:left="2869" w:hanging="360"/>
+        <w:ind w:left="3576" w:hanging="360"/>
       </w:pPr>
       <w:rPr>
         <w:rFonts w:ascii="Wingdings" w:hAnsi="Wingdings" w:hint="default"/>
@@ -11789,7 +11794,7 @@
       <w:lvlText w:val=""/>
       <w:lvlJc w:val="left"/>
       <w:pPr>
-        <w:ind w:left="3589" w:hanging="360"/>
+        <w:ind w:left="4296" w:hanging="360"/>
       </w:pPr>
       <w:rPr>
         <w:rFonts w:ascii="Symbol" w:hAnsi="Symbol" w:hint="default"/>
@@ -11801,7 +11806,7 @@
       <w:lvlText w:val="o"/>
       <w:lvlJc w:val="left"/>
       <w:pPr>
-        <w:ind w:left="4309" w:hanging="360"/>
+        <w:ind w:left="5016" w:hanging="360"/>
       </w:pPr>
       <w:rPr>
         <w:rFonts w:ascii="Courier New" w:hAnsi="Courier New" w:cs="Courier New" w:hint="default"/>
@@ -11813,7 +11818,7 @@
       <w:lvlText w:val=""/>
       <w:lvlJc w:val="left"/>
       <w:pPr>
-        <w:ind w:left="5029" w:hanging="360"/>
+        <w:ind w:left="5736" w:hanging="360"/>
       </w:pPr>
       <w:rPr>
         <w:rFonts w:ascii="Wingdings" w:hAnsi="Wingdings" w:hint="default"/>
@@ -11825,7 +11830,7 @@
       <w:lvlText w:val=""/>
       <w:lvlJc w:val="left"/>
       <w:pPr>
-        <w:ind w:left="5749" w:hanging="360"/>
+        <w:ind w:left="6456" w:hanging="360"/>
       </w:pPr>
       <w:rPr>
         <w:rFonts w:ascii="Symbol" w:hAnsi="Symbol" w:hint="default"/>
@@ -11837,7 +11842,7 @@
       <w:lvlText w:val="o"/>
       <w:lvlJc w:val="left"/>
       <w:pPr>
-        <w:ind w:left="6469" w:hanging="360"/>
+        <w:ind w:left="7176" w:hanging="360"/>
       </w:pPr>
       <w:rPr>
         <w:rFonts w:ascii="Courier New" w:hAnsi="Courier New" w:cs="Courier New" w:hint="default"/>
@@ -11849,14 +11854,14 @@
       <w:lvlText w:val=""/>
       <w:lvlJc w:val="left"/>
       <w:pPr>
-        <w:ind w:left="7189" w:hanging="360"/>
+        <w:ind w:left="7896" w:hanging="360"/>
       </w:pPr>
       <w:rPr>
         <w:rFonts w:ascii="Wingdings" w:hAnsi="Wingdings" w:hint="default"/>
       </w:rPr>
     </w:lvl>
   </w:abstractNum>
-  <w:abstractNum w:abstractNumId="13" w15:restartNumberingAfterBreak="0">
+  <w:abstractNum w:abstractNumId="14" w15:restartNumberingAfterBreak="0">
     <w:nsid w:val="0A9D580C"/>
     <w:multiLevelType w:val="hybridMultilevel"/>
     <w:tmpl w:val="37DA36C0"/>
@@ -11969,7 +11974,7 @@
       </w:rPr>
     </w:lvl>
   </w:abstractNum>
-  <w:abstractNum w:abstractNumId="14" w15:restartNumberingAfterBreak="0">
+  <w:abstractNum w:abstractNumId="15" w15:restartNumberingAfterBreak="0">
     <w:nsid w:val="0B101F73"/>
     <w:multiLevelType w:val="hybridMultilevel"/>
     <w:tmpl w:val="6E14728E"/>
@@ -11979,7 +11984,7 @@
       <w:lvlText w:val=""/>
       <w:lvlJc w:val="left"/>
       <w:pPr>
-        <w:ind w:left="1429" w:hanging="360"/>
+        <w:ind w:left="1069" w:hanging="360"/>
       </w:pPr>
       <w:rPr>
         <w:rFonts w:ascii="Symbol" w:hAnsi="Symbol" w:hint="default"/>
@@ -11991,7 +11996,7 @@
       <w:lvlText w:val="o"/>
       <w:lvlJc w:val="left"/>
       <w:pPr>
-        <w:ind w:left="2149" w:hanging="360"/>
+        <w:ind w:left="1789" w:hanging="360"/>
       </w:pPr>
       <w:rPr>
         <w:rFonts w:ascii="Courier New" w:hAnsi="Courier New" w:cs="Courier New" w:hint="default"/>
@@ -12003,7 +12008,7 @@
       <w:lvlText w:val=""/>
       <w:lvlJc w:val="left"/>
       <w:pPr>
-        <w:ind w:left="2869" w:hanging="360"/>
+        <w:ind w:left="2509" w:hanging="360"/>
       </w:pPr>
       <w:rPr>
         <w:rFonts w:ascii="Wingdings" w:hAnsi="Wingdings" w:hint="default"/>
@@ -12015,7 +12020,7 @@
       <w:lvlText w:val=""/>
       <w:lvlJc w:val="left"/>
       <w:pPr>
-        <w:ind w:left="3589" w:hanging="360"/>
+        <w:ind w:left="3229" w:hanging="360"/>
       </w:pPr>
       <w:rPr>
         <w:rFonts w:ascii="Symbol" w:hAnsi="Symbol" w:hint="default"/>
@@ -12027,7 +12032,7 @@
       <w:lvlText w:val="o"/>
       <w:lvlJc w:val="left"/>
       <w:pPr>
-        <w:ind w:left="4309" w:hanging="360"/>
+        <w:ind w:left="3949" w:hanging="360"/>
       </w:pPr>
       <w:rPr>
         <w:rFonts w:ascii="Courier New" w:hAnsi="Courier New" w:cs="Courier New" w:hint="default"/>
@@ -12039,7 +12044,7 @@
       <w:lvlText w:val=""/>
       <w:lvlJc w:val="left"/>
       <w:pPr>
-        <w:ind w:left="5029" w:hanging="360"/>
+        <w:ind w:left="4669" w:hanging="360"/>
       </w:pPr>
       <w:rPr>
         <w:rFonts w:ascii="Wingdings" w:hAnsi="Wingdings" w:hint="default"/>
@@ -12051,7 +12056,7 @@
       <w:lvlText w:val=""/>
       <w:lvlJc w:val="left"/>
       <w:pPr>
-        <w:ind w:left="5749" w:hanging="360"/>
+        <w:ind w:left="5389" w:hanging="360"/>
       </w:pPr>
       <w:rPr>
         <w:rFonts w:ascii="Symbol" w:hAnsi="Symbol" w:hint="default"/>
@@ -12063,7 +12068,7 @@
       <w:lvlText w:val="o"/>
       <w:lvlJc w:val="left"/>
       <w:pPr>
-        <w:ind w:left="6469" w:hanging="360"/>
+        <w:ind w:left="6109" w:hanging="360"/>
       </w:pPr>
       <w:rPr>
         <w:rFonts w:ascii="Courier New" w:hAnsi="Courier New" w:cs="Courier New" w:hint="default"/>
@@ -12075,14 +12080,14 @@
       <w:lvlText w:val=""/>
       <w:lvlJc w:val="left"/>
       <w:pPr>
-        <w:ind w:left="7189" w:hanging="360"/>
+        <w:ind w:left="6829" w:hanging="360"/>
       </w:pPr>
       <w:rPr>
         <w:rFonts w:ascii="Wingdings" w:hAnsi="Wingdings" w:hint="default"/>
       </w:rPr>
     </w:lvl>
   </w:abstractNum>
-  <w:abstractNum w:abstractNumId="15" w15:restartNumberingAfterBreak="0">
+  <w:abstractNum w:abstractNumId="16" w15:restartNumberingAfterBreak="0">
     <w:nsid w:val="0C857F3F"/>
     <w:multiLevelType w:val="hybridMultilevel"/>
     <w:tmpl w:val="4CC0CA40"/>
@@ -12195,7 +12200,233 @@
       </w:rPr>
     </w:lvl>
   </w:abstractNum>
-  <w:abstractNum w:abstractNumId="16" w15:restartNumberingAfterBreak="0">
+  <w:abstractNum w:abstractNumId="17" w15:restartNumberingAfterBreak="0">
+    <w:nsid w:val="101D6B27"/>
+    <w:multiLevelType w:val="hybridMultilevel"/>
+    <w:tmpl w:val="B1E2A12C"/>
+    <w:lvl w:ilvl="0" w:tplc="240A0005">
+      <w:start w:val="1"/>
+      <w:numFmt w:val="bullet"/>
+      <w:lvlText w:val=""/>
+      <w:lvlJc w:val="left"/>
+      <w:pPr>
+        <w:ind w:left="1776" w:hanging="360"/>
+      </w:pPr>
+      <w:rPr>
+        <w:rFonts w:ascii="Wingdings" w:hAnsi="Wingdings" w:hint="default"/>
+      </w:rPr>
+    </w:lvl>
+    <w:lvl w:ilvl="1" w:tplc="FFFFFFFF" w:tentative="1">
+      <w:start w:val="1"/>
+      <w:numFmt w:val="bullet"/>
+      <w:lvlText w:val="o"/>
+      <w:lvlJc w:val="left"/>
+      <w:pPr>
+        <w:ind w:left="2496" w:hanging="360"/>
+      </w:pPr>
+      <w:rPr>
+        <w:rFonts w:ascii="Courier New" w:hAnsi="Courier New" w:cs="Courier New" w:hint="default"/>
+      </w:rPr>
+    </w:lvl>
+    <w:lvl w:ilvl="2" w:tplc="FFFFFFFF" w:tentative="1">
+      <w:start w:val="1"/>
+      <w:numFmt w:val="bullet"/>
+      <w:lvlText w:val=""/>
+      <w:lvlJc w:val="left"/>
+      <w:pPr>
+        <w:ind w:left="3216" w:hanging="360"/>
+      </w:pPr>
+      <w:rPr>
+        <w:rFonts w:ascii="Wingdings" w:hAnsi="Wingdings" w:hint="default"/>
+      </w:rPr>
+    </w:lvl>
+    <w:lvl w:ilvl="3" w:tplc="FFFFFFFF" w:tentative="1">
+      <w:start w:val="1"/>
+      <w:numFmt w:val="bullet"/>
+      <w:lvlText w:val=""/>
+      <w:lvlJc w:val="left"/>
+      <w:pPr>
+        <w:ind w:left="3936" w:hanging="360"/>
+      </w:pPr>
+      <w:rPr>
+        <w:rFonts w:ascii="Symbol" w:hAnsi="Symbol" w:hint="default"/>
+      </w:rPr>
+    </w:lvl>
+    <w:lvl w:ilvl="4" w:tplc="FFFFFFFF" w:tentative="1">
+      <w:start w:val="1"/>
+      <w:numFmt w:val="bullet"/>
+      <w:lvlText w:val="o"/>
+      <w:lvlJc w:val="left"/>
+      <w:pPr>
+        <w:ind w:left="4656" w:hanging="360"/>
+      </w:pPr>
+      <w:rPr>
+        <w:rFonts w:ascii="Courier New" w:hAnsi="Courier New" w:cs="Courier New" w:hint="default"/>
+      </w:rPr>
+    </w:lvl>
+    <w:lvl w:ilvl="5" w:tplc="FFFFFFFF" w:tentative="1">
+      <w:start w:val="1"/>
+      <w:numFmt w:val="bullet"/>
+      <w:lvlText w:val=""/>
+      <w:lvlJc w:val="left"/>
+      <w:pPr>
+        <w:ind w:left="5376" w:hanging="360"/>
+      </w:pPr>
+      <w:rPr>
+        <w:rFonts w:ascii="Wingdings" w:hAnsi="Wingdings" w:hint="default"/>
+      </w:rPr>
+    </w:lvl>
+    <w:lvl w:ilvl="6" w:tplc="FFFFFFFF" w:tentative="1">
+      <w:start w:val="1"/>
+      <w:numFmt w:val="bullet"/>
+      <w:lvlText w:val=""/>
+      <w:lvlJc w:val="left"/>
+      <w:pPr>
+        <w:ind w:left="6096" w:hanging="360"/>
+      </w:pPr>
+      <w:rPr>
+        <w:rFonts w:ascii="Symbol" w:hAnsi="Symbol" w:hint="default"/>
+      </w:rPr>
+    </w:lvl>
+    <w:lvl w:ilvl="7" w:tplc="FFFFFFFF" w:tentative="1">
+      <w:start w:val="1"/>
+      <w:numFmt w:val="bullet"/>
+      <w:lvlText w:val="o"/>
+      <w:lvlJc w:val="left"/>
+      <w:pPr>
+        <w:ind w:left="6816" w:hanging="360"/>
+      </w:pPr>
+      <w:rPr>
+        <w:rFonts w:ascii="Courier New" w:hAnsi="Courier New" w:cs="Courier New" w:hint="default"/>
+      </w:rPr>
+    </w:lvl>
+    <w:lvl w:ilvl="8" w:tplc="FFFFFFFF" w:tentative="1">
+      <w:start w:val="1"/>
+      <w:numFmt w:val="bullet"/>
+      <w:lvlText w:val=""/>
+      <w:lvlJc w:val="left"/>
+      <w:pPr>
+        <w:ind w:left="7536" w:hanging="360"/>
+      </w:pPr>
+      <w:rPr>
+        <w:rFonts w:ascii="Wingdings" w:hAnsi="Wingdings" w:hint="default"/>
+      </w:rPr>
+    </w:lvl>
+  </w:abstractNum>
+  <w:abstractNum w:abstractNumId="18" w15:restartNumberingAfterBreak="0">
+    <w:nsid w:val="16D3409E"/>
+    <w:multiLevelType w:val="hybridMultilevel"/>
+    <w:tmpl w:val="AD1C83D2"/>
+    <w:lvl w:ilvl="0" w:tplc="2DDE1320">
+      <w:start w:val="1"/>
+      <w:numFmt w:val="bullet"/>
+      <w:lvlText w:val="-"/>
+      <w:lvlJc w:val="left"/>
+      <w:pPr>
+        <w:ind w:left="2136" w:hanging="360"/>
+      </w:pPr>
+      <w:rPr>
+        <w:rFonts w:ascii="Courier New" w:hAnsi="Courier New" w:hint="default"/>
+      </w:rPr>
+    </w:lvl>
+    <w:lvl w:ilvl="1" w:tplc="FFFFFFFF">
+      <w:start w:val="1"/>
+      <w:numFmt w:val="bullet"/>
+      <w:lvlText w:val="o"/>
+      <w:lvlJc w:val="left"/>
+      <w:pPr>
+        <w:ind w:left="2136" w:hanging="360"/>
+      </w:pPr>
+      <w:rPr>
+        <w:rFonts w:ascii="Courier New" w:hAnsi="Courier New" w:cs="Courier New" w:hint="default"/>
+      </w:rPr>
+    </w:lvl>
+    <w:lvl w:ilvl="2" w:tplc="FFFFFFFF" w:tentative="1">
+      <w:start w:val="1"/>
+      <w:numFmt w:val="bullet"/>
+      <w:lvlText w:val=""/>
+      <w:lvlJc w:val="left"/>
+      <w:pPr>
+        <w:ind w:left="3576" w:hanging="360"/>
+      </w:pPr>
+      <w:rPr>
+        <w:rFonts w:ascii="Wingdings" w:hAnsi="Wingdings" w:hint="default"/>
+      </w:rPr>
+    </w:lvl>
+    <w:lvl w:ilvl="3" w:tplc="FFFFFFFF" w:tentative="1">
+      <w:start w:val="1"/>
+      <w:numFmt w:val="bullet"/>
+      <w:lvlText w:val=""/>
+      <w:lvlJc w:val="left"/>
+      <w:pPr>
+        <w:ind w:left="4296" w:hanging="360"/>
+      </w:pPr>
+      <w:rPr>
+        <w:rFonts w:ascii="Symbol" w:hAnsi="Symbol" w:hint="default"/>
+      </w:rPr>
+    </w:lvl>
+    <w:lvl w:ilvl="4" w:tplc="FFFFFFFF" w:tentative="1">
+      <w:start w:val="1"/>
+      <w:numFmt w:val="bullet"/>
+      <w:lvlText w:val="o"/>
+      <w:lvlJc w:val="left"/>
+      <w:pPr>
+        <w:ind w:left="5016" w:hanging="360"/>
+      </w:pPr>
+      <w:rPr>
+        <w:rFonts w:ascii="Courier New" w:hAnsi="Courier New" w:cs="Courier New" w:hint="default"/>
+      </w:rPr>
+    </w:lvl>
+    <w:lvl w:ilvl="5" w:tplc="FFFFFFFF" w:tentative="1">
+      <w:start w:val="1"/>
+      <w:numFmt w:val="bullet"/>
+      <w:lvlText w:val=""/>
+      <w:lvlJc w:val="left"/>
+      <w:pPr>
+        <w:ind w:left="5736" w:hanging="360"/>
+      </w:pPr>
+      <w:rPr>
+        <w:rFonts w:ascii="Wingdings" w:hAnsi="Wingdings" w:hint="default"/>
+      </w:rPr>
+    </w:lvl>
+    <w:lvl w:ilvl="6" w:tplc="FFFFFFFF" w:tentative="1">
+      <w:start w:val="1"/>
+      <w:numFmt w:val="bullet"/>
+      <w:lvlText w:val=""/>
+      <w:lvlJc w:val="left"/>
+      <w:pPr>
+        <w:ind w:left="6456" w:hanging="360"/>
+      </w:pPr>
+      <w:rPr>
+        <w:rFonts w:ascii="Symbol" w:hAnsi="Symbol" w:hint="default"/>
+      </w:rPr>
+    </w:lvl>
+    <w:lvl w:ilvl="7" w:tplc="FFFFFFFF" w:tentative="1">
+      <w:start w:val="1"/>
+      <w:numFmt w:val="bullet"/>
+      <w:lvlText w:val="o"/>
+      <w:lvlJc w:val="left"/>
+      <w:pPr>
+        <w:ind w:left="7176" w:hanging="360"/>
+      </w:pPr>
+      <w:rPr>
+        <w:rFonts w:ascii="Courier New" w:hAnsi="Courier New" w:cs="Courier New" w:hint="default"/>
+      </w:rPr>
+    </w:lvl>
+    <w:lvl w:ilvl="8" w:tplc="FFFFFFFF" w:tentative="1">
+      <w:start w:val="1"/>
+      <w:numFmt w:val="bullet"/>
+      <w:lvlText w:val=""/>
+      <w:lvlJc w:val="left"/>
+      <w:pPr>
+        <w:ind w:left="7896" w:hanging="360"/>
+      </w:pPr>
+      <w:rPr>
+        <w:rFonts w:ascii="Wingdings" w:hAnsi="Wingdings" w:hint="default"/>
+      </w:rPr>
+    </w:lvl>
+  </w:abstractNum>
+  <w:abstractNum w:abstractNumId="19" w15:restartNumberingAfterBreak="0">
     <w:nsid w:val="1A003930"/>
     <w:multiLevelType w:val="hybridMultilevel"/>
     <w:tmpl w:val="12129EB2"/>
@@ -12308,7 +12539,120 @@
       </w:rPr>
     </w:lvl>
   </w:abstractNum>
-  <w:abstractNum w:abstractNumId="17" w15:restartNumberingAfterBreak="0">
+  <w:abstractNum w:abstractNumId="20" w15:restartNumberingAfterBreak="0">
+    <w:nsid w:val="23DF49E0"/>
+    <w:multiLevelType w:val="hybridMultilevel"/>
+    <w:tmpl w:val="B1208EF0"/>
+    <w:lvl w:ilvl="0" w:tplc="240A0003">
+      <w:start w:val="1"/>
+      <w:numFmt w:val="bullet"/>
+      <w:lvlText w:val="o"/>
+      <w:lvlJc w:val="left"/>
+      <w:pPr>
+        <w:ind w:left="1428" w:hanging="360"/>
+      </w:pPr>
+      <w:rPr>
+        <w:rFonts w:ascii="Courier New" w:hAnsi="Courier New" w:cs="Courier New" w:hint="default"/>
+      </w:rPr>
+    </w:lvl>
+    <w:lvl w:ilvl="1" w:tplc="FFFFFFFF" w:tentative="1">
+      <w:start w:val="1"/>
+      <w:numFmt w:val="bullet"/>
+      <w:lvlText w:val="o"/>
+      <w:lvlJc w:val="left"/>
+      <w:pPr>
+        <w:ind w:left="2148" w:hanging="360"/>
+      </w:pPr>
+      <w:rPr>
+        <w:rFonts w:ascii="Courier New" w:hAnsi="Courier New" w:cs="Courier New" w:hint="default"/>
+      </w:rPr>
+    </w:lvl>
+    <w:lvl w:ilvl="2" w:tplc="FFFFFFFF" w:tentative="1">
+      <w:start w:val="1"/>
+      <w:numFmt w:val="bullet"/>
+      <w:lvlText w:val=""/>
+      <w:lvlJc w:val="left"/>
+      <w:pPr>
+        <w:ind w:left="2868" w:hanging="360"/>
+      </w:pPr>
+      <w:rPr>
+        <w:rFonts w:ascii="Wingdings" w:hAnsi="Wingdings" w:hint="default"/>
+      </w:rPr>
+    </w:lvl>
+    <w:lvl w:ilvl="3" w:tplc="FFFFFFFF" w:tentative="1">
+      <w:start w:val="1"/>
+      <w:numFmt w:val="bullet"/>
+      <w:lvlText w:val=""/>
+      <w:lvlJc w:val="left"/>
+      <w:pPr>
+        <w:ind w:left="3588" w:hanging="360"/>
+      </w:pPr>
+      <w:rPr>
+        <w:rFonts w:ascii="Symbol" w:hAnsi="Symbol" w:hint="default"/>
+      </w:rPr>
+    </w:lvl>
+    <w:lvl w:ilvl="4" w:tplc="FFFFFFFF" w:tentative="1">
+      <w:start w:val="1"/>
+      <w:numFmt w:val="bullet"/>
+      <w:lvlText w:val="o"/>
+      <w:lvlJc w:val="left"/>
+      <w:pPr>
+        <w:ind w:left="4308" w:hanging="360"/>
+      </w:pPr>
+      <w:rPr>
+        <w:rFonts w:ascii="Courier New" w:hAnsi="Courier New" w:cs="Courier New" w:hint="default"/>
+      </w:rPr>
+    </w:lvl>
+    <w:lvl w:ilvl="5" w:tplc="FFFFFFFF" w:tentative="1">
+      <w:start w:val="1"/>
+      <w:numFmt w:val="bullet"/>
+      <w:lvlText w:val=""/>
+      <w:lvlJc w:val="left"/>
+      <w:pPr>
+        <w:ind w:left="5028" w:hanging="360"/>
+      </w:pPr>
+      <w:rPr>
+        <w:rFonts w:ascii="Wingdings" w:hAnsi="Wingdings" w:hint="default"/>
+      </w:rPr>
+    </w:lvl>
+    <w:lvl w:ilvl="6" w:tplc="FFFFFFFF" w:tentative="1">
+      <w:start w:val="1"/>
+      <w:numFmt w:val="bullet"/>
+      <w:lvlText w:val=""/>
+      <w:lvlJc w:val="left"/>
+      <w:pPr>
+        <w:ind w:left="5748" w:hanging="360"/>
+      </w:pPr>
+      <w:rPr>
+        <w:rFonts w:ascii="Symbol" w:hAnsi="Symbol" w:hint="default"/>
+      </w:rPr>
+    </w:lvl>
+    <w:lvl w:ilvl="7" w:tplc="FFFFFFFF" w:tentative="1">
+      <w:start w:val="1"/>
+      <w:numFmt w:val="bullet"/>
+      <w:lvlText w:val="o"/>
+      <w:lvlJc w:val="left"/>
+      <w:pPr>
+        <w:ind w:left="6468" w:hanging="360"/>
+      </w:pPr>
+      <w:rPr>
+        <w:rFonts w:ascii="Courier New" w:hAnsi="Courier New" w:cs="Courier New" w:hint="default"/>
+      </w:rPr>
+    </w:lvl>
+    <w:lvl w:ilvl="8" w:tplc="FFFFFFFF" w:tentative="1">
+      <w:start w:val="1"/>
+      <w:numFmt w:val="bullet"/>
+      <w:lvlText w:val=""/>
+      <w:lvlJc w:val="left"/>
+      <w:pPr>
+        <w:ind w:left="7188" w:hanging="360"/>
+      </w:pPr>
+      <w:rPr>
+        <w:rFonts w:ascii="Wingdings" w:hAnsi="Wingdings" w:hint="default"/>
+      </w:rPr>
+    </w:lvl>
+  </w:abstractNum>
+  <w:abstractNum w:abstractNumId="21" w15:restartNumberingAfterBreak="0">
     <w:nsid w:val="2EE65FBE"/>
     <w:multiLevelType w:val="hybridMultilevel"/>
     <w:tmpl w:val="9656E942"/>
@@ -12421,7 +12765,7 @@
       </w:rPr>
     </w:lvl>
   </w:abstractNum>
-  <w:abstractNum w:abstractNumId="18" w15:restartNumberingAfterBreak="0">
+  <w:abstractNum w:abstractNumId="22" w15:restartNumberingAfterBreak="0">
     <w:nsid w:val="36865EF4"/>
     <w:multiLevelType w:val="hybridMultilevel"/>
     <w:tmpl w:val="12663F04"/>
@@ -12534,7 +12878,7 @@
       </w:rPr>
     </w:lvl>
   </w:abstractNum>
-  <w:abstractNum w:abstractNumId="19" w15:restartNumberingAfterBreak="0">
+  <w:abstractNum w:abstractNumId="23" w15:restartNumberingAfterBreak="0">
     <w:nsid w:val="368E176E"/>
     <w:multiLevelType w:val="hybridMultilevel"/>
     <w:tmpl w:val="DF58C34A"/>
@@ -12545,7 +12889,7 @@
       <w:lvlText w:val="Video %1."/>
       <w:lvlJc w:val="left"/>
       <w:pPr>
-        <w:ind w:left="1429" w:hanging="360"/>
+        <w:ind w:left="76" w:hanging="360"/>
       </w:pPr>
       <w:rPr>
         <w:rFonts w:ascii="Arial" w:hAnsi="Arial" w:hint="default"/>
@@ -12561,7 +12905,7 @@
       <w:lvlText w:val="%2."/>
       <w:lvlJc w:val="left"/>
       <w:pPr>
-        <w:ind w:left="2149" w:hanging="360"/>
+        <w:ind w:left="796" w:hanging="360"/>
       </w:pPr>
     </w:lvl>
     <w:lvl w:ilvl="2" w:tplc="240A001B" w:tentative="1">
@@ -12570,7 +12914,7 @@
       <w:lvlText w:val="%3."/>
       <w:lvlJc w:val="right"/>
       <w:pPr>
-        <w:ind w:left="2869" w:hanging="180"/>
+        <w:ind w:left="1516" w:hanging="180"/>
       </w:pPr>
     </w:lvl>
     <w:lvl w:ilvl="3" w:tplc="240A000F" w:tentative="1">
@@ -12579,7 +12923,7 @@
       <w:lvlText w:val="%4."/>
       <w:lvlJc w:val="left"/>
       <w:pPr>
-        <w:ind w:left="3589" w:hanging="360"/>
+        <w:ind w:left="2236" w:hanging="360"/>
       </w:pPr>
     </w:lvl>
     <w:lvl w:ilvl="4" w:tplc="240A0019" w:tentative="1">
@@ -12588,7 +12932,7 @@
       <w:lvlText w:val="%5."/>
       <w:lvlJc w:val="left"/>
       <w:pPr>
-        <w:ind w:left="4309" w:hanging="360"/>
+        <w:ind w:left="2956" w:hanging="360"/>
       </w:pPr>
     </w:lvl>
     <w:lvl w:ilvl="5" w:tplc="240A001B" w:tentative="1">
@@ -12597,7 +12941,7 @@
       <w:lvlText w:val="%6."/>
       <w:lvlJc w:val="right"/>
       <w:pPr>
-        <w:ind w:left="5029" w:hanging="180"/>
+        <w:ind w:left="3676" w:hanging="180"/>
       </w:pPr>
     </w:lvl>
     <w:lvl w:ilvl="6" w:tplc="240A000F" w:tentative="1">
@@ -12606,7 +12950,7 @@
       <w:lvlText w:val="%7."/>
       <w:lvlJc w:val="left"/>
       <w:pPr>
-        <w:ind w:left="5749" w:hanging="360"/>
+        <w:ind w:left="4396" w:hanging="360"/>
       </w:pPr>
     </w:lvl>
     <w:lvl w:ilvl="7" w:tplc="240A0019" w:tentative="1">
@@ -12615,7 +12959,7 @@
       <w:lvlText w:val="%8."/>
       <w:lvlJc w:val="left"/>
       <w:pPr>
-        <w:ind w:left="6469" w:hanging="360"/>
+        <w:ind w:left="5116" w:hanging="360"/>
       </w:pPr>
     </w:lvl>
     <w:lvl w:ilvl="8" w:tplc="240A001B" w:tentative="1">
@@ -12624,11 +12968,11 @@
       <w:lvlText w:val="%9."/>
       <w:lvlJc w:val="right"/>
       <w:pPr>
-        <w:ind w:left="7189" w:hanging="180"/>
+        <w:ind w:left="5836" w:hanging="180"/>
       </w:pPr>
     </w:lvl>
   </w:abstractNum>
-  <w:abstractNum w:abstractNumId="20" w15:restartNumberingAfterBreak="0">
+  <w:abstractNum w:abstractNumId="24" w15:restartNumberingAfterBreak="0">
     <w:nsid w:val="37BC63A5"/>
     <w:multiLevelType w:val="hybridMultilevel"/>
     <w:tmpl w:val="D486C13A"/>
@@ -12741,7 +13085,7 @@
       </w:rPr>
     </w:lvl>
   </w:abstractNum>
-  <w:abstractNum w:abstractNumId="21" w15:restartNumberingAfterBreak="0">
+  <w:abstractNum w:abstractNumId="25" w15:restartNumberingAfterBreak="0">
     <w:nsid w:val="38AF5F73"/>
     <w:multiLevelType w:val="hybridMultilevel"/>
     <w:tmpl w:val="F0404634"/>
@@ -12854,7 +13198,7 @@
       </w:rPr>
     </w:lvl>
   </w:abstractNum>
-  <w:abstractNum w:abstractNumId="22" w15:restartNumberingAfterBreak="0">
+  <w:abstractNum w:abstractNumId="26" w15:restartNumberingAfterBreak="0">
     <w:nsid w:val="3A0E6C59"/>
     <w:multiLevelType w:val="hybridMultilevel"/>
     <w:tmpl w:val="D3FAD654"/>
@@ -12864,7 +13208,7 @@
       <w:lvlText w:val=""/>
       <w:lvlJc w:val="left"/>
       <w:pPr>
-        <w:ind w:left="1429" w:hanging="360"/>
+        <w:ind w:left="1069" w:hanging="360"/>
       </w:pPr>
       <w:rPr>
         <w:rFonts w:ascii="Symbol" w:hAnsi="Symbol" w:hint="default"/>
@@ -12876,7 +13220,7 @@
       <w:lvlText w:val="o"/>
       <w:lvlJc w:val="left"/>
       <w:pPr>
-        <w:ind w:left="2149" w:hanging="360"/>
+        <w:ind w:left="1789" w:hanging="360"/>
       </w:pPr>
       <w:rPr>
         <w:rFonts w:ascii="Courier New" w:hAnsi="Courier New" w:cs="Courier New" w:hint="default"/>
@@ -12888,7 +13232,7 @@
       <w:lvlText w:val=""/>
       <w:lvlJc w:val="left"/>
       <w:pPr>
-        <w:ind w:left="2869" w:hanging="360"/>
+        <w:ind w:left="2509" w:hanging="360"/>
       </w:pPr>
       <w:rPr>
         <w:rFonts w:ascii="Wingdings" w:hAnsi="Wingdings" w:hint="default"/>
@@ -12900,7 +13244,7 @@
       <w:lvlText w:val=""/>
       <w:lvlJc w:val="left"/>
       <w:pPr>
-        <w:ind w:left="3589" w:hanging="360"/>
+        <w:ind w:left="3229" w:hanging="360"/>
       </w:pPr>
       <w:rPr>
         <w:rFonts w:ascii="Symbol" w:hAnsi="Symbol" w:hint="default"/>
@@ -12912,7 +13256,7 @@
       <w:lvlText w:val="o"/>
       <w:lvlJc w:val="left"/>
       <w:pPr>
-        <w:ind w:left="4309" w:hanging="360"/>
+        <w:ind w:left="3949" w:hanging="360"/>
       </w:pPr>
       <w:rPr>
         <w:rFonts w:ascii="Courier New" w:hAnsi="Courier New" w:cs="Courier New" w:hint="default"/>
@@ -12924,7 +13268,7 @@
       <w:lvlText w:val=""/>
       <w:lvlJc w:val="left"/>
       <w:pPr>
-        <w:ind w:left="5029" w:hanging="360"/>
+        <w:ind w:left="4669" w:hanging="360"/>
       </w:pPr>
       <w:rPr>
         <w:rFonts w:ascii="Wingdings" w:hAnsi="Wingdings" w:hint="default"/>
@@ -12936,7 +13280,7 @@
       <w:lvlText w:val=""/>
       <w:lvlJc w:val="left"/>
       <w:pPr>
-        <w:ind w:left="5749" w:hanging="360"/>
+        <w:ind w:left="5389" w:hanging="360"/>
       </w:pPr>
       <w:rPr>
         <w:rFonts w:ascii="Symbol" w:hAnsi="Symbol" w:hint="default"/>
@@ -12948,7 +13292,7 @@
       <w:lvlText w:val="o"/>
       <w:lvlJc w:val="left"/>
       <w:pPr>
-        <w:ind w:left="6469" w:hanging="360"/>
+        <w:ind w:left="6109" w:hanging="360"/>
       </w:pPr>
       <w:rPr>
         <w:rFonts w:ascii="Courier New" w:hAnsi="Courier New" w:cs="Courier New" w:hint="default"/>
@@ -12960,14 +13304,14 @@
       <w:lvlText w:val=""/>
       <w:lvlJc w:val="left"/>
       <w:pPr>
-        <w:ind w:left="7189" w:hanging="360"/>
+        <w:ind w:left="6829" w:hanging="360"/>
       </w:pPr>
       <w:rPr>
         <w:rFonts w:ascii="Wingdings" w:hAnsi="Wingdings" w:hint="default"/>
       </w:rPr>
     </w:lvl>
   </w:abstractNum>
-  <w:abstractNum w:abstractNumId="23" w15:restartNumberingAfterBreak="0">
+  <w:abstractNum w:abstractNumId="27" w15:restartNumberingAfterBreak="0">
     <w:nsid w:val="3ACA29A7"/>
     <w:multiLevelType w:val="multilevel"/>
     <w:tmpl w:val="B97C4E0A"/>
@@ -13089,7 +13433,7 @@
       </w:rPr>
     </w:lvl>
   </w:abstractNum>
-  <w:abstractNum w:abstractNumId="24" w15:restartNumberingAfterBreak="0">
+  <w:abstractNum w:abstractNumId="28" w15:restartNumberingAfterBreak="0">
     <w:nsid w:val="3BF01F17"/>
     <w:multiLevelType w:val="hybridMultilevel"/>
     <w:tmpl w:val="D1485DBE"/>
@@ -13202,7 +13546,7 @@
       </w:rPr>
     </w:lvl>
   </w:abstractNum>
-  <w:abstractNum w:abstractNumId="25" w15:restartNumberingAfterBreak="0">
+  <w:abstractNum w:abstractNumId="29" w15:restartNumberingAfterBreak="0">
     <w:nsid w:val="42DE6E26"/>
     <w:multiLevelType w:val="hybridMultilevel"/>
     <w:tmpl w:val="5DD061AC"/>
@@ -13230,7 +13574,7 @@
         <w:rFonts w:ascii="Courier New" w:hAnsi="Courier New" w:cs="Courier New" w:hint="default"/>
       </w:rPr>
     </w:lvl>
-    <w:lvl w:ilvl="2" w:tplc="FFFFFFFF" w:tentative="1">
+    <w:lvl w:ilvl="2" w:tplc="FFFFFFFF">
       <w:start w:val="1"/>
       <w:numFmt w:val="bullet"/>
       <w:lvlText w:val=""/>
@@ -13315,7 +13659,7 @@
       </w:rPr>
     </w:lvl>
   </w:abstractNum>
-  <w:abstractNum w:abstractNumId="26" w15:restartNumberingAfterBreak="0">
+  <w:abstractNum w:abstractNumId="30" w15:restartNumberingAfterBreak="0">
     <w:nsid w:val="44AF2323"/>
     <w:multiLevelType w:val="hybridMultilevel"/>
     <w:tmpl w:val="71067590"/>
@@ -13401,7 +13745,7 @@
       </w:pPr>
     </w:lvl>
   </w:abstractNum>
-  <w:abstractNum w:abstractNumId="27" w15:restartNumberingAfterBreak="0">
+  <w:abstractNum w:abstractNumId="31" w15:restartNumberingAfterBreak="0">
     <w:nsid w:val="4C5C29BD"/>
     <w:multiLevelType w:val="hybridMultilevel"/>
     <w:tmpl w:val="0324FC34"/>
@@ -13514,7 +13858,7 @@
       </w:rPr>
     </w:lvl>
   </w:abstractNum>
-  <w:abstractNum w:abstractNumId="28" w15:restartNumberingAfterBreak="0">
+  <w:abstractNum w:abstractNumId="32" w15:restartNumberingAfterBreak="0">
     <w:nsid w:val="4D987712"/>
     <w:multiLevelType w:val="hybridMultilevel"/>
     <w:tmpl w:val="12B40328"/>
@@ -13627,7 +13971,7 @@
       </w:rPr>
     </w:lvl>
   </w:abstractNum>
-  <w:abstractNum w:abstractNumId="29" w15:restartNumberingAfterBreak="0">
+  <w:abstractNum w:abstractNumId="33" w15:restartNumberingAfterBreak="0">
     <w:nsid w:val="4E027A59"/>
     <w:multiLevelType w:val="hybridMultilevel"/>
     <w:tmpl w:val="04440B3C"/>
@@ -13637,19 +13981,19 @@
       <w:lvlText w:val=""/>
       <w:lvlJc w:val="left"/>
       <w:pPr>
-        <w:ind w:left="1429" w:hanging="360"/>
+        <w:ind w:left="1069" w:hanging="360"/>
       </w:pPr>
       <w:rPr>
         <w:rFonts w:ascii="Symbol" w:hAnsi="Symbol" w:hint="default"/>
       </w:rPr>
     </w:lvl>
-    <w:lvl w:ilvl="1" w:tplc="080A0003" w:tentative="1">
+    <w:lvl w:ilvl="1" w:tplc="080A0003">
       <w:start w:val="1"/>
       <w:numFmt w:val="bullet"/>
       <w:lvlText w:val="o"/>
       <w:lvlJc w:val="left"/>
       <w:pPr>
-        <w:ind w:left="2149" w:hanging="360"/>
+        <w:ind w:left="1789" w:hanging="360"/>
       </w:pPr>
       <w:rPr>
         <w:rFonts w:ascii="Courier New" w:hAnsi="Courier New" w:cs="Courier New" w:hint="default"/>
@@ -13661,7 +14005,7 @@
       <w:lvlText w:val=""/>
       <w:lvlJc w:val="left"/>
       <w:pPr>
-        <w:ind w:left="2869" w:hanging="360"/>
+        <w:ind w:left="2509" w:hanging="360"/>
       </w:pPr>
       <w:rPr>
         <w:rFonts w:ascii="Wingdings" w:hAnsi="Wingdings" w:hint="default"/>
@@ -13673,7 +14017,7 @@
       <w:lvlText w:val=""/>
       <w:lvlJc w:val="left"/>
       <w:pPr>
-        <w:ind w:left="3589" w:hanging="360"/>
+        <w:ind w:left="3229" w:hanging="360"/>
       </w:pPr>
       <w:rPr>
         <w:rFonts w:ascii="Symbol" w:hAnsi="Symbol" w:hint="default"/>
@@ -13685,7 +14029,7 @@
       <w:lvlText w:val="o"/>
       <w:lvlJc w:val="left"/>
       <w:pPr>
-        <w:ind w:left="4309" w:hanging="360"/>
+        <w:ind w:left="3949" w:hanging="360"/>
       </w:pPr>
       <w:rPr>
         <w:rFonts w:ascii="Courier New" w:hAnsi="Courier New" w:cs="Courier New" w:hint="default"/>
@@ -13697,7 +14041,7 @@
       <w:lvlText w:val=""/>
       <w:lvlJc w:val="left"/>
       <w:pPr>
-        <w:ind w:left="5029" w:hanging="360"/>
+        <w:ind w:left="4669" w:hanging="360"/>
       </w:pPr>
       <w:rPr>
         <w:rFonts w:ascii="Wingdings" w:hAnsi="Wingdings" w:hint="default"/>
@@ -13709,7 +14053,7 @@
       <w:lvlText w:val=""/>
       <w:lvlJc w:val="left"/>
       <w:pPr>
-        <w:ind w:left="5749" w:hanging="360"/>
+        <w:ind w:left="5389" w:hanging="360"/>
       </w:pPr>
       <w:rPr>
         <w:rFonts w:ascii="Symbol" w:hAnsi="Symbol" w:hint="default"/>
@@ -13721,7 +14065,7 @@
       <w:lvlText w:val="o"/>
       <w:lvlJc w:val="left"/>
       <w:pPr>
-        <w:ind w:left="6469" w:hanging="360"/>
+        <w:ind w:left="6109" w:hanging="360"/>
       </w:pPr>
       <w:rPr>
         <w:rFonts w:ascii="Courier New" w:hAnsi="Courier New" w:cs="Courier New" w:hint="default"/>
@@ -13733,14 +14077,14 @@
       <w:lvlText w:val=""/>
       <w:lvlJc w:val="left"/>
       <w:pPr>
-        <w:ind w:left="7189" w:hanging="360"/>
+        <w:ind w:left="6829" w:hanging="360"/>
       </w:pPr>
       <w:rPr>
         <w:rFonts w:ascii="Wingdings" w:hAnsi="Wingdings" w:hint="default"/>
       </w:rPr>
     </w:lvl>
   </w:abstractNum>
-  <w:abstractNum w:abstractNumId="30" w15:restartNumberingAfterBreak="0">
+  <w:abstractNum w:abstractNumId="34" w15:restartNumberingAfterBreak="0">
     <w:nsid w:val="4EBE1EF6"/>
     <w:multiLevelType w:val="hybridMultilevel"/>
     <w:tmpl w:val="F6A60586"/>
@@ -13833,7 +14177,7 @@
       </w:pPr>
     </w:lvl>
   </w:abstractNum>
-  <w:abstractNum w:abstractNumId="31" w15:restartNumberingAfterBreak="0">
+  <w:abstractNum w:abstractNumId="35" w15:restartNumberingAfterBreak="0">
     <w:nsid w:val="502B457F"/>
     <w:multiLevelType w:val="hybridMultilevel"/>
     <w:tmpl w:val="C0CA918C"/>
@@ -13843,7 +14187,7 @@
       <w:lvlText w:val=""/>
       <w:lvlJc w:val="left"/>
       <w:pPr>
-        <w:ind w:left="1429" w:hanging="360"/>
+        <w:ind w:left="4690" w:hanging="360"/>
       </w:pPr>
       <w:rPr>
         <w:rFonts w:ascii="Symbol" w:hAnsi="Symbol" w:hint="default"/>
@@ -13855,7 +14199,7 @@
       <w:lvlText w:val="o"/>
       <w:lvlJc w:val="left"/>
       <w:pPr>
-        <w:ind w:left="2149" w:hanging="360"/>
+        <w:ind w:left="5410" w:hanging="360"/>
       </w:pPr>
       <w:rPr>
         <w:rFonts w:ascii="Courier New" w:hAnsi="Courier New" w:cs="Courier New" w:hint="default"/>
@@ -13867,7 +14211,7 @@
       <w:lvlText w:val=""/>
       <w:lvlJc w:val="left"/>
       <w:pPr>
-        <w:ind w:left="2869" w:hanging="360"/>
+        <w:ind w:left="6130" w:hanging="360"/>
       </w:pPr>
       <w:rPr>
         <w:rFonts w:ascii="Wingdings" w:hAnsi="Wingdings" w:hint="default"/>
@@ -13879,7 +14223,7 @@
       <w:lvlText w:val=""/>
       <w:lvlJc w:val="left"/>
       <w:pPr>
-        <w:ind w:left="3589" w:hanging="360"/>
+        <w:ind w:left="6850" w:hanging="360"/>
       </w:pPr>
       <w:rPr>
         <w:rFonts w:ascii="Symbol" w:hAnsi="Symbol" w:hint="default"/>
@@ -13891,7 +14235,7 @@
       <w:lvlText w:val="o"/>
       <w:lvlJc w:val="left"/>
       <w:pPr>
-        <w:ind w:left="4309" w:hanging="360"/>
+        <w:ind w:left="7570" w:hanging="360"/>
       </w:pPr>
       <w:rPr>
         <w:rFonts w:ascii="Courier New" w:hAnsi="Courier New" w:cs="Courier New" w:hint="default"/>
@@ -13903,7 +14247,7 @@
       <w:lvlText w:val=""/>
       <w:lvlJc w:val="left"/>
       <w:pPr>
-        <w:ind w:left="5029" w:hanging="360"/>
+        <w:ind w:left="8290" w:hanging="360"/>
       </w:pPr>
       <w:rPr>
         <w:rFonts w:ascii="Wingdings" w:hAnsi="Wingdings" w:hint="default"/>
@@ -13915,7 +14259,7 @@
       <w:lvlText w:val=""/>
       <w:lvlJc w:val="left"/>
       <w:pPr>
-        <w:ind w:left="5749" w:hanging="360"/>
+        <w:ind w:left="9010" w:hanging="360"/>
       </w:pPr>
       <w:rPr>
         <w:rFonts w:ascii="Symbol" w:hAnsi="Symbol" w:hint="default"/>
@@ -13927,7 +14271,7 @@
       <w:lvlText w:val="o"/>
       <w:lvlJc w:val="left"/>
       <w:pPr>
-        <w:ind w:left="6469" w:hanging="360"/>
+        <w:ind w:left="9730" w:hanging="360"/>
       </w:pPr>
       <w:rPr>
         <w:rFonts w:ascii="Courier New" w:hAnsi="Courier New" w:cs="Courier New" w:hint="default"/>
@@ -13939,14 +14283,14 @@
       <w:lvlText w:val=""/>
       <w:lvlJc w:val="left"/>
       <w:pPr>
-        <w:ind w:left="7189" w:hanging="360"/>
+        <w:ind w:left="10450" w:hanging="360"/>
       </w:pPr>
       <w:rPr>
         <w:rFonts w:ascii="Wingdings" w:hAnsi="Wingdings" w:hint="default"/>
       </w:rPr>
     </w:lvl>
   </w:abstractNum>
-  <w:abstractNum w:abstractNumId="32" w15:restartNumberingAfterBreak="0">
+  <w:abstractNum w:abstractNumId="36" w15:restartNumberingAfterBreak="0">
     <w:nsid w:val="549404BC"/>
     <w:multiLevelType w:val="hybridMultilevel"/>
     <w:tmpl w:val="17E29758"/>
@@ -14059,7 +14403,157 @@
       </w:rPr>
     </w:lvl>
   </w:abstractNum>
-  <w:abstractNum w:abstractNumId="33" w15:restartNumberingAfterBreak="0">
+  <w:abstractNum w:abstractNumId="37" w15:restartNumberingAfterBreak="0">
+    <w:nsid w:val="5A746707"/>
+    <w:multiLevelType w:val="multilevel"/>
+    <w:tmpl w:val="DB70F2A6"/>
+    <w:lvl w:ilvl="0">
+      <w:start w:val="1"/>
+      <w:numFmt w:val="bullet"/>
+      <w:lvlText w:val=""/>
+      <w:lvlJc w:val="left"/>
+      <w:pPr>
+        <w:tabs>
+          <w:tab w:val="num" w:pos="1068"/>
+        </w:tabs>
+        <w:ind w:left="1068" w:hanging="360"/>
+      </w:pPr>
+      <w:rPr>
+        <w:rFonts w:ascii="Symbol" w:hAnsi="Symbol" w:hint="default"/>
+        <w:sz w:val="28"/>
+        <w:szCs w:val="28"/>
+      </w:rPr>
+    </w:lvl>
+    <w:lvl w:ilvl="1" w:tentative="1">
+      <w:start w:val="1"/>
+      <w:numFmt w:val="bullet"/>
+      <w:lvlText w:val="o"/>
+      <w:lvlJc w:val="left"/>
+      <w:pPr>
+        <w:tabs>
+          <w:tab w:val="num" w:pos="1788"/>
+        </w:tabs>
+        <w:ind w:left="1788" w:hanging="360"/>
+      </w:pPr>
+      <w:rPr>
+        <w:rFonts w:ascii="Courier New" w:hAnsi="Courier New" w:hint="default"/>
+        <w:sz w:val="20"/>
+      </w:rPr>
+    </w:lvl>
+    <w:lvl w:ilvl="2" w:tentative="1">
+      <w:start w:val="1"/>
+      <w:numFmt w:val="bullet"/>
+      <w:lvlText w:val=""/>
+      <w:lvlJc w:val="left"/>
+      <w:pPr>
+        <w:tabs>
+          <w:tab w:val="num" w:pos="2508"/>
+        </w:tabs>
+        <w:ind w:left="2508" w:hanging="360"/>
+      </w:pPr>
+      <w:rPr>
+        <w:rFonts w:ascii="Wingdings" w:hAnsi="Wingdings" w:hint="default"/>
+        <w:sz w:val="20"/>
+      </w:rPr>
+    </w:lvl>
+    <w:lvl w:ilvl="3" w:tentative="1">
+      <w:start w:val="1"/>
+      <w:numFmt w:val="bullet"/>
+      <w:lvlText w:val=""/>
+      <w:lvlJc w:val="left"/>
+      <w:pPr>
+        <w:tabs>
+          <w:tab w:val="num" w:pos="3228"/>
+        </w:tabs>
+        <w:ind w:left="3228" w:hanging="360"/>
+      </w:pPr>
+      <w:rPr>
+        <w:rFonts w:ascii="Wingdings" w:hAnsi="Wingdings" w:hint="default"/>
+        <w:sz w:val="20"/>
+      </w:rPr>
+    </w:lvl>
+    <w:lvl w:ilvl="4" w:tentative="1">
+      <w:start w:val="1"/>
+      <w:numFmt w:val="bullet"/>
+      <w:lvlText w:val=""/>
+      <w:lvlJc w:val="left"/>
+      <w:pPr>
+        <w:tabs>
+          <w:tab w:val="num" w:pos="3948"/>
+        </w:tabs>
+        <w:ind w:left="3948" w:hanging="360"/>
+      </w:pPr>
+      <w:rPr>
+        <w:rFonts w:ascii="Wingdings" w:hAnsi="Wingdings" w:hint="default"/>
+        <w:sz w:val="20"/>
+      </w:rPr>
+    </w:lvl>
+    <w:lvl w:ilvl="5" w:tentative="1">
+      <w:start w:val="1"/>
+      <w:numFmt w:val="bullet"/>
+      <w:lvlText w:val=""/>
+      <w:lvlJc w:val="left"/>
+      <w:pPr>
+        <w:tabs>
+          <w:tab w:val="num" w:pos="4668"/>
+        </w:tabs>
+        <w:ind w:left="4668" w:hanging="360"/>
+      </w:pPr>
+      <w:rPr>
+        <w:rFonts w:ascii="Wingdings" w:hAnsi="Wingdings" w:hint="default"/>
+        <w:sz w:val="20"/>
+      </w:rPr>
+    </w:lvl>
+    <w:lvl w:ilvl="6" w:tentative="1">
+      <w:start w:val="1"/>
+      <w:numFmt w:val="bullet"/>
+      <w:lvlText w:val=""/>
+      <w:lvlJc w:val="left"/>
+      <w:pPr>
+        <w:tabs>
+          <w:tab w:val="num" w:pos="5388"/>
+        </w:tabs>
+        <w:ind w:left="5388" w:hanging="360"/>
+      </w:pPr>
+      <w:rPr>
+        <w:rFonts w:ascii="Wingdings" w:hAnsi="Wingdings" w:hint="default"/>
+        <w:sz w:val="20"/>
+      </w:rPr>
+    </w:lvl>
+    <w:lvl w:ilvl="7" w:tentative="1">
+      <w:start w:val="1"/>
+      <w:numFmt w:val="bullet"/>
+      <w:lvlText w:val=""/>
+      <w:lvlJc w:val="left"/>
+      <w:pPr>
+        <w:tabs>
+          <w:tab w:val="num" w:pos="6108"/>
+        </w:tabs>
+        <w:ind w:left="6108" w:hanging="360"/>
+      </w:pPr>
+      <w:rPr>
+        <w:rFonts w:ascii="Wingdings" w:hAnsi="Wingdings" w:hint="default"/>
+        <w:sz w:val="20"/>
+      </w:rPr>
+    </w:lvl>
+    <w:lvl w:ilvl="8" w:tentative="1">
+      <w:start w:val="1"/>
+      <w:numFmt w:val="bullet"/>
+      <w:lvlText w:val=""/>
+      <w:lvlJc w:val="left"/>
+      <w:pPr>
+        <w:tabs>
+          <w:tab w:val="num" w:pos="6828"/>
+        </w:tabs>
+        <w:ind w:left="6828" w:hanging="360"/>
+      </w:pPr>
+      <w:rPr>
+        <w:rFonts w:ascii="Wingdings" w:hAnsi="Wingdings" w:hint="default"/>
+        <w:sz w:val="20"/>
+      </w:rPr>
+    </w:lvl>
+  </w:abstractNum>
+  <w:abstractNum w:abstractNumId="38" w15:restartNumberingAfterBreak="0">
     <w:nsid w:val="5BB27E2A"/>
     <w:multiLevelType w:val="hybridMultilevel"/>
     <w:tmpl w:val="E0FCAD88"/>
@@ -14069,7 +14563,7 @@
       <w:lvlText w:val=""/>
       <w:lvlJc w:val="left"/>
       <w:pPr>
-        <w:ind w:left="1429" w:hanging="360"/>
+        <w:ind w:left="1069" w:hanging="360"/>
       </w:pPr>
       <w:rPr>
         <w:rFonts w:ascii="Symbol" w:hAnsi="Symbol" w:hint="default"/>
@@ -14081,7 +14575,7 @@
       <w:lvlText w:val="o"/>
       <w:lvlJc w:val="left"/>
       <w:pPr>
-        <w:ind w:left="2149" w:hanging="360"/>
+        <w:ind w:left="1789" w:hanging="360"/>
       </w:pPr>
       <w:rPr>
         <w:rFonts w:ascii="Courier New" w:hAnsi="Courier New" w:cs="Courier New" w:hint="default"/>
@@ -14093,7 +14587,7 @@
       <w:lvlText w:val=""/>
       <w:lvlJc w:val="left"/>
       <w:pPr>
-        <w:ind w:left="2869" w:hanging="360"/>
+        <w:ind w:left="2509" w:hanging="360"/>
       </w:pPr>
       <w:rPr>
         <w:rFonts w:ascii="Wingdings" w:hAnsi="Wingdings" w:hint="default"/>
@@ -14105,7 +14599,7 @@
       <w:lvlText w:val=""/>
       <w:lvlJc w:val="left"/>
       <w:pPr>
-        <w:ind w:left="3589" w:hanging="360"/>
+        <w:ind w:left="3229" w:hanging="360"/>
       </w:pPr>
       <w:rPr>
         <w:rFonts w:ascii="Symbol" w:hAnsi="Symbol" w:hint="default"/>
@@ -14117,7 +14611,7 @@
       <w:lvlText w:val="o"/>
       <w:lvlJc w:val="left"/>
       <w:pPr>
-        <w:ind w:left="4309" w:hanging="360"/>
+        <w:ind w:left="3949" w:hanging="360"/>
       </w:pPr>
       <w:rPr>
         <w:rFonts w:ascii="Courier New" w:hAnsi="Courier New" w:cs="Courier New" w:hint="default"/>
@@ -14129,7 +14623,7 @@
       <w:lvlText w:val=""/>
       <w:lvlJc w:val="left"/>
       <w:pPr>
-        <w:ind w:left="5029" w:hanging="360"/>
+        <w:ind w:left="4669" w:hanging="360"/>
       </w:pPr>
       <w:rPr>
         <w:rFonts w:ascii="Wingdings" w:hAnsi="Wingdings" w:hint="default"/>
@@ -14141,7 +14635,7 @@
       <w:lvlText w:val=""/>
       <w:lvlJc w:val="left"/>
       <w:pPr>
-        <w:ind w:left="5749" w:hanging="360"/>
+        <w:ind w:left="5389" w:hanging="360"/>
       </w:pPr>
       <w:rPr>
         <w:rFonts w:ascii="Symbol" w:hAnsi="Symbol" w:hint="default"/>
@@ -14153,7 +14647,7 @@
       <w:lvlText w:val="o"/>
       <w:lvlJc w:val="left"/>
       <w:pPr>
-        <w:ind w:left="6469" w:hanging="360"/>
+        <w:ind w:left="6109" w:hanging="360"/>
       </w:pPr>
       <w:rPr>
         <w:rFonts w:ascii="Courier New" w:hAnsi="Courier New" w:cs="Courier New" w:hint="default"/>
@@ -14165,14 +14659,14 @@
       <w:lvlText w:val=""/>
       <w:lvlJc w:val="left"/>
       <w:pPr>
-        <w:ind w:left="7189" w:hanging="360"/>
+        <w:ind w:left="6829" w:hanging="360"/>
       </w:pPr>
       <w:rPr>
         <w:rFonts w:ascii="Wingdings" w:hAnsi="Wingdings" w:hint="default"/>
       </w:rPr>
     </w:lvl>
   </w:abstractNum>
-  <w:abstractNum w:abstractNumId="34" w15:restartNumberingAfterBreak="0">
+  <w:abstractNum w:abstractNumId="39" w15:restartNumberingAfterBreak="0">
     <w:nsid w:val="5D4D23EC"/>
     <w:multiLevelType w:val="hybridMultilevel"/>
     <w:tmpl w:val="8076CBBA"/>
@@ -14285,10 +14779,10 @@
       </w:rPr>
     </w:lvl>
   </w:abstractNum>
-  <w:abstractNum w:abstractNumId="35" w15:restartNumberingAfterBreak="0">
+  <w:abstractNum w:abstractNumId="40" w15:restartNumberingAfterBreak="0">
     <w:nsid w:val="5DBC2CDC"/>
     <w:multiLevelType w:val="hybridMultilevel"/>
-    <w:tmpl w:val="AABC5A4A"/>
+    <w:tmpl w:val="A7E0C8A8"/>
     <w:lvl w:ilvl="0" w:tplc="240A0001">
       <w:start w:val="1"/>
       <w:numFmt w:val="bullet"/>
@@ -14398,10 +14892,10 @@
       </w:rPr>
     </w:lvl>
   </w:abstractNum>
-  <w:abstractNum w:abstractNumId="36" w15:restartNumberingAfterBreak="0">
-    <w:nsid w:val="670F76B2"/>
+  <w:abstractNum w:abstractNumId="41" w15:restartNumberingAfterBreak="0">
+    <w:nsid w:val="5E9366A1"/>
     <w:multiLevelType w:val="multilevel"/>
-    <w:tmpl w:val="95DECBF2"/>
+    <w:tmpl w:val="E8A6DAFE"/>
     <w:lvl w:ilvl="0">
       <w:start w:val="1"/>
       <w:numFmt w:val="bullet"/>
@@ -14547,10 +15041,273 @@
       </w:rPr>
     </w:lvl>
   </w:abstractNum>
-  <w:abstractNum w:abstractNumId="37" w15:restartNumberingAfterBreak="0">
+  <w:abstractNum w:abstractNumId="42" w15:restartNumberingAfterBreak="0">
+    <w:nsid w:val="5F4346B2"/>
+    <w:multiLevelType w:val="hybridMultilevel"/>
+    <w:tmpl w:val="133E6D8E"/>
+    <w:lvl w:ilvl="0" w:tplc="240A0003">
+      <w:start w:val="1"/>
+      <w:numFmt w:val="bullet"/>
+      <w:lvlText w:val="o"/>
+      <w:lvlJc w:val="left"/>
+      <w:pPr>
+        <w:ind w:left="1428" w:hanging="360"/>
+      </w:pPr>
+      <w:rPr>
+        <w:rFonts w:ascii="Courier New" w:hAnsi="Courier New" w:cs="Courier New" w:hint="default"/>
+      </w:rPr>
+    </w:lvl>
+    <w:lvl w:ilvl="1" w:tplc="FFFFFFFF" w:tentative="1">
+      <w:start w:val="1"/>
+      <w:numFmt w:val="bullet"/>
+      <w:lvlText w:val="o"/>
+      <w:lvlJc w:val="left"/>
+      <w:pPr>
+        <w:ind w:left="2148" w:hanging="360"/>
+      </w:pPr>
+      <w:rPr>
+        <w:rFonts w:ascii="Courier New" w:hAnsi="Courier New" w:cs="Courier New" w:hint="default"/>
+      </w:rPr>
+    </w:lvl>
+    <w:lvl w:ilvl="2" w:tplc="FFFFFFFF" w:tentative="1">
+      <w:start w:val="1"/>
+      <w:numFmt w:val="bullet"/>
+      <w:lvlText w:val=""/>
+      <w:lvlJc w:val="left"/>
+      <w:pPr>
+        <w:ind w:left="2868" w:hanging="360"/>
+      </w:pPr>
+      <w:rPr>
+        <w:rFonts w:ascii="Wingdings" w:hAnsi="Wingdings" w:hint="default"/>
+      </w:rPr>
+    </w:lvl>
+    <w:lvl w:ilvl="3" w:tplc="FFFFFFFF" w:tentative="1">
+      <w:start w:val="1"/>
+      <w:numFmt w:val="bullet"/>
+      <w:lvlText w:val=""/>
+      <w:lvlJc w:val="left"/>
+      <w:pPr>
+        <w:ind w:left="3588" w:hanging="360"/>
+      </w:pPr>
+      <w:rPr>
+        <w:rFonts w:ascii="Symbol" w:hAnsi="Symbol" w:hint="default"/>
+      </w:rPr>
+    </w:lvl>
+    <w:lvl w:ilvl="4" w:tplc="FFFFFFFF" w:tentative="1">
+      <w:start w:val="1"/>
+      <w:numFmt w:val="bullet"/>
+      <w:lvlText w:val="o"/>
+      <w:lvlJc w:val="left"/>
+      <w:pPr>
+        <w:ind w:left="4308" w:hanging="360"/>
+      </w:pPr>
+      <w:rPr>
+        <w:rFonts w:ascii="Courier New" w:hAnsi="Courier New" w:cs="Courier New" w:hint="default"/>
+      </w:rPr>
+    </w:lvl>
+    <w:lvl w:ilvl="5" w:tplc="FFFFFFFF" w:tentative="1">
+      <w:start w:val="1"/>
+      <w:numFmt w:val="bullet"/>
+      <w:lvlText w:val=""/>
+      <w:lvlJc w:val="left"/>
+      <w:pPr>
+        <w:ind w:left="5028" w:hanging="360"/>
+      </w:pPr>
+      <w:rPr>
+        <w:rFonts w:ascii="Wingdings" w:hAnsi="Wingdings" w:hint="default"/>
+      </w:rPr>
+    </w:lvl>
+    <w:lvl w:ilvl="6" w:tplc="FFFFFFFF" w:tentative="1">
+      <w:start w:val="1"/>
+      <w:numFmt w:val="bullet"/>
+      <w:lvlText w:val=""/>
+      <w:lvlJc w:val="left"/>
+      <w:pPr>
+        <w:ind w:left="5748" w:hanging="360"/>
+      </w:pPr>
+      <w:rPr>
+        <w:rFonts w:ascii="Symbol" w:hAnsi="Symbol" w:hint="default"/>
+      </w:rPr>
+    </w:lvl>
+    <w:lvl w:ilvl="7" w:tplc="FFFFFFFF" w:tentative="1">
+      <w:start w:val="1"/>
+      <w:numFmt w:val="bullet"/>
+      <w:lvlText w:val="o"/>
+      <w:lvlJc w:val="left"/>
+      <w:pPr>
+        <w:ind w:left="6468" w:hanging="360"/>
+      </w:pPr>
+      <w:rPr>
+        <w:rFonts w:ascii="Courier New" w:hAnsi="Courier New" w:cs="Courier New" w:hint="default"/>
+      </w:rPr>
+    </w:lvl>
+    <w:lvl w:ilvl="8" w:tplc="FFFFFFFF" w:tentative="1">
+      <w:start w:val="1"/>
+      <w:numFmt w:val="bullet"/>
+      <w:lvlText w:val=""/>
+      <w:lvlJc w:val="left"/>
+      <w:pPr>
+        <w:ind w:left="7188" w:hanging="360"/>
+      </w:pPr>
+      <w:rPr>
+        <w:rFonts w:ascii="Wingdings" w:hAnsi="Wingdings" w:hint="default"/>
+      </w:rPr>
+    </w:lvl>
+  </w:abstractNum>
+  <w:abstractNum w:abstractNumId="43" w15:restartNumberingAfterBreak="0">
+    <w:nsid w:val="670F76B2"/>
+    <w:multiLevelType w:val="multilevel"/>
+    <w:tmpl w:val="22D2367C"/>
+    <w:lvl w:ilvl="0">
+      <w:start w:val="1"/>
+      <w:numFmt w:val="bullet"/>
+      <w:lvlText w:val=""/>
+      <w:lvlJc w:val="left"/>
+      <w:pPr>
+        <w:tabs>
+          <w:tab w:val="num" w:pos="1069"/>
+        </w:tabs>
+        <w:ind w:left="1069" w:hanging="360"/>
+      </w:pPr>
+      <w:rPr>
+        <w:rFonts w:ascii="Symbol" w:hAnsi="Symbol" w:hint="default"/>
+        <w:sz w:val="28"/>
+        <w:szCs w:val="28"/>
+      </w:rPr>
+    </w:lvl>
+    <w:lvl w:ilvl="1" w:tentative="1">
+      <w:start w:val="1"/>
+      <w:numFmt w:val="bullet"/>
+      <w:lvlText w:val="o"/>
+      <w:lvlJc w:val="left"/>
+      <w:pPr>
+        <w:tabs>
+          <w:tab w:val="num" w:pos="1789"/>
+        </w:tabs>
+        <w:ind w:left="1789" w:hanging="360"/>
+      </w:pPr>
+      <w:rPr>
+        <w:rFonts w:ascii="Courier New" w:hAnsi="Courier New" w:hint="default"/>
+        <w:sz w:val="20"/>
+      </w:rPr>
+    </w:lvl>
+    <w:lvl w:ilvl="2" w:tentative="1">
+      <w:start w:val="1"/>
+      <w:numFmt w:val="bullet"/>
+      <w:lvlText w:val=""/>
+      <w:lvlJc w:val="left"/>
+      <w:pPr>
+        <w:tabs>
+          <w:tab w:val="num" w:pos="2509"/>
+        </w:tabs>
+        <w:ind w:left="2509" w:hanging="360"/>
+      </w:pPr>
+      <w:rPr>
+        <w:rFonts w:ascii="Wingdings" w:hAnsi="Wingdings" w:hint="default"/>
+        <w:sz w:val="20"/>
+      </w:rPr>
+    </w:lvl>
+    <w:lvl w:ilvl="3" w:tentative="1">
+      <w:start w:val="1"/>
+      <w:numFmt w:val="bullet"/>
+      <w:lvlText w:val=""/>
+      <w:lvlJc w:val="left"/>
+      <w:pPr>
+        <w:tabs>
+          <w:tab w:val="num" w:pos="3229"/>
+        </w:tabs>
+        <w:ind w:left="3229" w:hanging="360"/>
+      </w:pPr>
+      <w:rPr>
+        <w:rFonts w:ascii="Wingdings" w:hAnsi="Wingdings" w:hint="default"/>
+        <w:sz w:val="20"/>
+      </w:rPr>
+    </w:lvl>
+    <w:lvl w:ilvl="4" w:tentative="1">
+      <w:start w:val="1"/>
+      <w:numFmt w:val="bullet"/>
+      <w:lvlText w:val=""/>
+      <w:lvlJc w:val="left"/>
+      <w:pPr>
+        <w:tabs>
+          <w:tab w:val="num" w:pos="3949"/>
+        </w:tabs>
+        <w:ind w:left="3949" w:hanging="360"/>
+      </w:pPr>
+      <w:rPr>
+        <w:rFonts w:ascii="Wingdings" w:hAnsi="Wingdings" w:hint="default"/>
+        <w:sz w:val="20"/>
+      </w:rPr>
+    </w:lvl>
+    <w:lvl w:ilvl="5" w:tentative="1">
+      <w:start w:val="1"/>
+      <w:numFmt w:val="bullet"/>
+      <w:lvlText w:val=""/>
+      <w:lvlJc w:val="left"/>
+      <w:pPr>
+        <w:tabs>
+          <w:tab w:val="num" w:pos="4669"/>
+        </w:tabs>
+        <w:ind w:left="4669" w:hanging="360"/>
+      </w:pPr>
+      <w:rPr>
+        <w:rFonts w:ascii="Wingdings" w:hAnsi="Wingdings" w:hint="default"/>
+        <w:sz w:val="20"/>
+      </w:rPr>
+    </w:lvl>
+    <w:lvl w:ilvl="6" w:tentative="1">
+      <w:start w:val="1"/>
+      <w:numFmt w:val="bullet"/>
+      <w:lvlText w:val=""/>
+      <w:lvlJc w:val="left"/>
+      <w:pPr>
+        <w:tabs>
+          <w:tab w:val="num" w:pos="5389"/>
+        </w:tabs>
+        <w:ind w:left="5389" w:hanging="360"/>
+      </w:pPr>
+      <w:rPr>
+        <w:rFonts w:ascii="Wingdings" w:hAnsi="Wingdings" w:hint="default"/>
+        <w:sz w:val="20"/>
+      </w:rPr>
+    </w:lvl>
+    <w:lvl w:ilvl="7" w:tentative="1">
+      <w:start w:val="1"/>
+      <w:numFmt w:val="bullet"/>
+      <w:lvlText w:val=""/>
+      <w:lvlJc w:val="left"/>
+      <w:pPr>
+        <w:tabs>
+          <w:tab w:val="num" w:pos="6109"/>
+        </w:tabs>
+        <w:ind w:left="6109" w:hanging="360"/>
+      </w:pPr>
+      <w:rPr>
+        <w:rFonts w:ascii="Wingdings" w:hAnsi="Wingdings" w:hint="default"/>
+        <w:sz w:val="20"/>
+      </w:rPr>
+    </w:lvl>
+    <w:lvl w:ilvl="8" w:tentative="1">
+      <w:start w:val="1"/>
+      <w:numFmt w:val="bullet"/>
+      <w:lvlText w:val=""/>
+      <w:lvlJc w:val="left"/>
+      <w:pPr>
+        <w:tabs>
+          <w:tab w:val="num" w:pos="6829"/>
+        </w:tabs>
+        <w:ind w:left="6829" w:hanging="360"/>
+      </w:pPr>
+      <w:rPr>
+        <w:rFonts w:ascii="Wingdings" w:hAnsi="Wingdings" w:hint="default"/>
+        <w:sz w:val="20"/>
+      </w:rPr>
+    </w:lvl>
+  </w:abstractNum>
+  <w:abstractNum w:abstractNumId="44" w15:restartNumberingAfterBreak="0">
     <w:nsid w:val="70443312"/>
     <w:multiLevelType w:val="hybridMultilevel"/>
-    <w:tmpl w:val="D5D4DCD8"/>
+    <w:tmpl w:val="CCEAABFE"/>
     <w:lvl w:ilvl="0" w:tplc="240A0001">
       <w:start w:val="1"/>
       <w:numFmt w:val="bullet"/>
@@ -14563,7 +15320,7 @@
         <w:rFonts w:ascii="Symbol" w:hAnsi="Symbol" w:hint="default"/>
       </w:rPr>
     </w:lvl>
-    <w:lvl w:ilvl="1" w:tplc="240A0003" w:tentative="1">
+    <w:lvl w:ilvl="1" w:tplc="240A0003">
       <w:start w:val="1"/>
       <w:numFmt w:val="bullet"/>
       <w:lvlText w:val="o"/>
@@ -14654,6 +15411,381 @@
       <w:lvlJc w:val="left"/>
       <w:pPr>
         <w:ind w:left="6828" w:hanging="360"/>
+      </w:pPr>
+      <w:rPr>
+        <w:rFonts w:ascii="Wingdings" w:hAnsi="Wingdings" w:hint="default"/>
+      </w:rPr>
+    </w:lvl>
+  </w:abstractNum>
+  <w:abstractNum w:abstractNumId="45" w15:restartNumberingAfterBreak="0">
+    <w:nsid w:val="7598171C"/>
+    <w:multiLevelType w:val="multilevel"/>
+    <w:tmpl w:val="9A26450A"/>
+    <w:lvl w:ilvl="0">
+      <w:start w:val="1"/>
+      <w:numFmt w:val="bullet"/>
+      <w:lvlText w:val=""/>
+      <w:lvlJc w:val="left"/>
+      <w:pPr>
+        <w:tabs>
+          <w:tab w:val="num" w:pos="720"/>
+        </w:tabs>
+        <w:ind w:left="720" w:hanging="360"/>
+      </w:pPr>
+      <w:rPr>
+        <w:rFonts w:ascii="Symbol" w:hAnsi="Symbol" w:hint="default"/>
+        <w:sz w:val="20"/>
+      </w:rPr>
+    </w:lvl>
+    <w:lvl w:ilvl="1" w:tentative="1">
+      <w:start w:val="1"/>
+      <w:numFmt w:val="bullet"/>
+      <w:lvlText w:val="o"/>
+      <w:lvlJc w:val="left"/>
+      <w:pPr>
+        <w:tabs>
+          <w:tab w:val="num" w:pos="1440"/>
+        </w:tabs>
+        <w:ind w:left="1440" w:hanging="360"/>
+      </w:pPr>
+      <w:rPr>
+        <w:rFonts w:ascii="Courier New" w:hAnsi="Courier New" w:hint="default"/>
+        <w:sz w:val="20"/>
+      </w:rPr>
+    </w:lvl>
+    <w:lvl w:ilvl="2" w:tentative="1">
+      <w:start w:val="1"/>
+      <w:numFmt w:val="bullet"/>
+      <w:lvlText w:val=""/>
+      <w:lvlJc w:val="left"/>
+      <w:pPr>
+        <w:tabs>
+          <w:tab w:val="num" w:pos="2160"/>
+        </w:tabs>
+        <w:ind w:left="2160" w:hanging="360"/>
+      </w:pPr>
+      <w:rPr>
+        <w:rFonts w:ascii="Wingdings" w:hAnsi="Wingdings" w:hint="default"/>
+        <w:sz w:val="20"/>
+      </w:rPr>
+    </w:lvl>
+    <w:lvl w:ilvl="3" w:tentative="1">
+      <w:start w:val="1"/>
+      <w:numFmt w:val="bullet"/>
+      <w:lvlText w:val=""/>
+      <w:lvlJc w:val="left"/>
+      <w:pPr>
+        <w:tabs>
+          <w:tab w:val="num" w:pos="2880"/>
+        </w:tabs>
+        <w:ind w:left="2880" w:hanging="360"/>
+      </w:pPr>
+      <w:rPr>
+        <w:rFonts w:ascii="Wingdings" w:hAnsi="Wingdings" w:hint="default"/>
+        <w:sz w:val="20"/>
+      </w:rPr>
+    </w:lvl>
+    <w:lvl w:ilvl="4" w:tentative="1">
+      <w:start w:val="1"/>
+      <w:numFmt w:val="bullet"/>
+      <w:lvlText w:val=""/>
+      <w:lvlJc w:val="left"/>
+      <w:pPr>
+        <w:tabs>
+          <w:tab w:val="num" w:pos="3600"/>
+        </w:tabs>
+        <w:ind w:left="3600" w:hanging="360"/>
+      </w:pPr>
+      <w:rPr>
+        <w:rFonts w:ascii="Wingdings" w:hAnsi="Wingdings" w:hint="default"/>
+        <w:sz w:val="20"/>
+      </w:rPr>
+    </w:lvl>
+    <w:lvl w:ilvl="5" w:tentative="1">
+      <w:start w:val="1"/>
+      <w:numFmt w:val="bullet"/>
+      <w:lvlText w:val=""/>
+      <w:lvlJc w:val="left"/>
+      <w:pPr>
+        <w:tabs>
+          <w:tab w:val="num" w:pos="4320"/>
+        </w:tabs>
+        <w:ind w:left="4320" w:hanging="360"/>
+      </w:pPr>
+      <w:rPr>
+        <w:rFonts w:ascii="Wingdings" w:hAnsi="Wingdings" w:hint="default"/>
+        <w:sz w:val="20"/>
+      </w:rPr>
+    </w:lvl>
+    <w:lvl w:ilvl="6" w:tentative="1">
+      <w:start w:val="1"/>
+      <w:numFmt w:val="bullet"/>
+      <w:lvlText w:val=""/>
+      <w:lvlJc w:val="left"/>
+      <w:pPr>
+        <w:tabs>
+          <w:tab w:val="num" w:pos="5040"/>
+        </w:tabs>
+        <w:ind w:left="5040" w:hanging="360"/>
+      </w:pPr>
+      <w:rPr>
+        <w:rFonts w:ascii="Wingdings" w:hAnsi="Wingdings" w:hint="default"/>
+        <w:sz w:val="20"/>
+      </w:rPr>
+    </w:lvl>
+    <w:lvl w:ilvl="7" w:tentative="1">
+      <w:start w:val="1"/>
+      <w:numFmt w:val="bullet"/>
+      <w:lvlText w:val=""/>
+      <w:lvlJc w:val="left"/>
+      <w:pPr>
+        <w:tabs>
+          <w:tab w:val="num" w:pos="5760"/>
+        </w:tabs>
+        <w:ind w:left="5760" w:hanging="360"/>
+      </w:pPr>
+      <w:rPr>
+        <w:rFonts w:ascii="Wingdings" w:hAnsi="Wingdings" w:hint="default"/>
+        <w:sz w:val="20"/>
+      </w:rPr>
+    </w:lvl>
+    <w:lvl w:ilvl="8" w:tentative="1">
+      <w:start w:val="1"/>
+      <w:numFmt w:val="bullet"/>
+      <w:lvlText w:val=""/>
+      <w:lvlJc w:val="left"/>
+      <w:pPr>
+        <w:tabs>
+          <w:tab w:val="num" w:pos="6480"/>
+        </w:tabs>
+        <w:ind w:left="6480" w:hanging="360"/>
+      </w:pPr>
+      <w:rPr>
+        <w:rFonts w:ascii="Wingdings" w:hAnsi="Wingdings" w:hint="default"/>
+        <w:sz w:val="20"/>
+      </w:rPr>
+    </w:lvl>
+  </w:abstractNum>
+  <w:abstractNum w:abstractNumId="46" w15:restartNumberingAfterBreak="0">
+    <w:nsid w:val="7AB67D8C"/>
+    <w:multiLevelType w:val="hybridMultilevel"/>
+    <w:tmpl w:val="1276A63A"/>
+    <w:lvl w:ilvl="0" w:tplc="2DDE1320">
+      <w:start w:val="1"/>
+      <w:numFmt w:val="bullet"/>
+      <w:lvlText w:val="-"/>
+      <w:lvlJc w:val="left"/>
+      <w:pPr>
+        <w:ind w:left="2136" w:hanging="360"/>
+      </w:pPr>
+      <w:rPr>
+        <w:rFonts w:ascii="Courier New" w:hAnsi="Courier New" w:hint="default"/>
+      </w:rPr>
+    </w:lvl>
+    <w:lvl w:ilvl="1" w:tplc="FFFFFFFF">
+      <w:start w:val="1"/>
+      <w:numFmt w:val="bullet"/>
+      <w:lvlText w:val="o"/>
+      <w:lvlJc w:val="left"/>
+      <w:pPr>
+        <w:ind w:left="2136" w:hanging="360"/>
+      </w:pPr>
+      <w:rPr>
+        <w:rFonts w:ascii="Courier New" w:hAnsi="Courier New" w:cs="Courier New" w:hint="default"/>
+      </w:rPr>
+    </w:lvl>
+    <w:lvl w:ilvl="2" w:tplc="FFFFFFFF" w:tentative="1">
+      <w:start w:val="1"/>
+      <w:numFmt w:val="bullet"/>
+      <w:lvlText w:val=""/>
+      <w:lvlJc w:val="left"/>
+      <w:pPr>
+        <w:ind w:left="3576" w:hanging="360"/>
+      </w:pPr>
+      <w:rPr>
+        <w:rFonts w:ascii="Wingdings" w:hAnsi="Wingdings" w:hint="default"/>
+      </w:rPr>
+    </w:lvl>
+    <w:lvl w:ilvl="3" w:tplc="FFFFFFFF" w:tentative="1">
+      <w:start w:val="1"/>
+      <w:numFmt w:val="bullet"/>
+      <w:lvlText w:val=""/>
+      <w:lvlJc w:val="left"/>
+      <w:pPr>
+        <w:ind w:left="4296" w:hanging="360"/>
+      </w:pPr>
+      <w:rPr>
+        <w:rFonts w:ascii="Symbol" w:hAnsi="Symbol" w:hint="default"/>
+      </w:rPr>
+    </w:lvl>
+    <w:lvl w:ilvl="4" w:tplc="FFFFFFFF" w:tentative="1">
+      <w:start w:val="1"/>
+      <w:numFmt w:val="bullet"/>
+      <w:lvlText w:val="o"/>
+      <w:lvlJc w:val="left"/>
+      <w:pPr>
+        <w:ind w:left="5016" w:hanging="360"/>
+      </w:pPr>
+      <w:rPr>
+        <w:rFonts w:ascii="Courier New" w:hAnsi="Courier New" w:cs="Courier New" w:hint="default"/>
+      </w:rPr>
+    </w:lvl>
+    <w:lvl w:ilvl="5" w:tplc="FFFFFFFF" w:tentative="1">
+      <w:start w:val="1"/>
+      <w:numFmt w:val="bullet"/>
+      <w:lvlText w:val=""/>
+      <w:lvlJc w:val="left"/>
+      <w:pPr>
+        <w:ind w:left="5736" w:hanging="360"/>
+      </w:pPr>
+      <w:rPr>
+        <w:rFonts w:ascii="Wingdings" w:hAnsi="Wingdings" w:hint="default"/>
+      </w:rPr>
+    </w:lvl>
+    <w:lvl w:ilvl="6" w:tplc="FFFFFFFF" w:tentative="1">
+      <w:start w:val="1"/>
+      <w:numFmt w:val="bullet"/>
+      <w:lvlText w:val=""/>
+      <w:lvlJc w:val="left"/>
+      <w:pPr>
+        <w:ind w:left="6456" w:hanging="360"/>
+      </w:pPr>
+      <w:rPr>
+        <w:rFonts w:ascii="Symbol" w:hAnsi="Symbol" w:hint="default"/>
+      </w:rPr>
+    </w:lvl>
+    <w:lvl w:ilvl="7" w:tplc="FFFFFFFF" w:tentative="1">
+      <w:start w:val="1"/>
+      <w:numFmt w:val="bullet"/>
+      <w:lvlText w:val="o"/>
+      <w:lvlJc w:val="left"/>
+      <w:pPr>
+        <w:ind w:left="7176" w:hanging="360"/>
+      </w:pPr>
+      <w:rPr>
+        <w:rFonts w:ascii="Courier New" w:hAnsi="Courier New" w:cs="Courier New" w:hint="default"/>
+      </w:rPr>
+    </w:lvl>
+    <w:lvl w:ilvl="8" w:tplc="FFFFFFFF" w:tentative="1">
+      <w:start w:val="1"/>
+      <w:numFmt w:val="bullet"/>
+      <w:lvlText w:val=""/>
+      <w:lvlJc w:val="left"/>
+      <w:pPr>
+        <w:ind w:left="7896" w:hanging="360"/>
+      </w:pPr>
+      <w:rPr>
+        <w:rFonts w:ascii="Wingdings" w:hAnsi="Wingdings" w:hint="default"/>
+      </w:rPr>
+    </w:lvl>
+  </w:abstractNum>
+  <w:abstractNum w:abstractNumId="47" w15:restartNumberingAfterBreak="0">
+    <w:nsid w:val="7F7156F2"/>
+    <w:multiLevelType w:val="hybridMultilevel"/>
+    <w:tmpl w:val="64441790"/>
+    <w:lvl w:ilvl="0" w:tplc="240A0001">
+      <w:start w:val="1"/>
+      <w:numFmt w:val="bullet"/>
+      <w:lvlText w:val=""/>
+      <w:lvlJc w:val="left"/>
+      <w:pPr>
+        <w:ind w:left="2136" w:hanging="360"/>
+      </w:pPr>
+      <w:rPr>
+        <w:rFonts w:ascii="Symbol" w:hAnsi="Symbol" w:hint="default"/>
+      </w:rPr>
+    </w:lvl>
+    <w:lvl w:ilvl="1" w:tplc="FFFFFFFF">
+      <w:start w:val="1"/>
+      <w:numFmt w:val="bullet"/>
+      <w:lvlText w:val="o"/>
+      <w:lvlJc w:val="left"/>
+      <w:pPr>
+        <w:ind w:left="2136" w:hanging="360"/>
+      </w:pPr>
+      <w:rPr>
+        <w:rFonts w:ascii="Courier New" w:hAnsi="Courier New" w:cs="Courier New" w:hint="default"/>
+      </w:rPr>
+    </w:lvl>
+    <w:lvl w:ilvl="2" w:tplc="FFFFFFFF" w:tentative="1">
+      <w:start w:val="1"/>
+      <w:numFmt w:val="bullet"/>
+      <w:lvlText w:val=""/>
+      <w:lvlJc w:val="left"/>
+      <w:pPr>
+        <w:ind w:left="3576" w:hanging="360"/>
+      </w:pPr>
+      <w:rPr>
+        <w:rFonts w:ascii="Wingdings" w:hAnsi="Wingdings" w:hint="default"/>
+      </w:rPr>
+    </w:lvl>
+    <w:lvl w:ilvl="3" w:tplc="FFFFFFFF" w:tentative="1">
+      <w:start w:val="1"/>
+      <w:numFmt w:val="bullet"/>
+      <w:lvlText w:val=""/>
+      <w:lvlJc w:val="left"/>
+      <w:pPr>
+        <w:ind w:left="4296" w:hanging="360"/>
+      </w:pPr>
+      <w:rPr>
+        <w:rFonts w:ascii="Symbol" w:hAnsi="Symbol" w:hint="default"/>
+      </w:rPr>
+    </w:lvl>
+    <w:lvl w:ilvl="4" w:tplc="FFFFFFFF" w:tentative="1">
+      <w:start w:val="1"/>
+      <w:numFmt w:val="bullet"/>
+      <w:lvlText w:val="o"/>
+      <w:lvlJc w:val="left"/>
+      <w:pPr>
+        <w:ind w:left="5016" w:hanging="360"/>
+      </w:pPr>
+      <w:rPr>
+        <w:rFonts w:ascii="Courier New" w:hAnsi="Courier New" w:cs="Courier New" w:hint="default"/>
+      </w:rPr>
+    </w:lvl>
+    <w:lvl w:ilvl="5" w:tplc="FFFFFFFF" w:tentative="1">
+      <w:start w:val="1"/>
+      <w:numFmt w:val="bullet"/>
+      <w:lvlText w:val=""/>
+      <w:lvlJc w:val="left"/>
+      <w:pPr>
+        <w:ind w:left="5736" w:hanging="360"/>
+      </w:pPr>
+      <w:rPr>
+        <w:rFonts w:ascii="Wingdings" w:hAnsi="Wingdings" w:hint="default"/>
+      </w:rPr>
+    </w:lvl>
+    <w:lvl w:ilvl="6" w:tplc="FFFFFFFF" w:tentative="1">
+      <w:start w:val="1"/>
+      <w:numFmt w:val="bullet"/>
+      <w:lvlText w:val=""/>
+      <w:lvlJc w:val="left"/>
+      <w:pPr>
+        <w:ind w:left="6456" w:hanging="360"/>
+      </w:pPr>
+      <w:rPr>
+        <w:rFonts w:ascii="Symbol" w:hAnsi="Symbol" w:hint="default"/>
+      </w:rPr>
+    </w:lvl>
+    <w:lvl w:ilvl="7" w:tplc="FFFFFFFF" w:tentative="1">
+      <w:start w:val="1"/>
+      <w:numFmt w:val="bullet"/>
+      <w:lvlText w:val="o"/>
+      <w:lvlJc w:val="left"/>
+      <w:pPr>
+        <w:ind w:left="7176" w:hanging="360"/>
+      </w:pPr>
+      <w:rPr>
+        <w:rFonts w:ascii="Courier New" w:hAnsi="Courier New" w:cs="Courier New" w:hint="default"/>
+      </w:rPr>
+    </w:lvl>
+    <w:lvl w:ilvl="8" w:tplc="FFFFFFFF" w:tentative="1">
+      <w:start w:val="1"/>
+      <w:numFmt w:val="bullet"/>
+      <w:lvlText w:val=""/>
+      <w:lvlJc w:val="left"/>
+      <w:pPr>
+        <w:ind w:left="7896" w:hanging="360"/>
       </w:pPr>
       <w:rPr>
         <w:rFonts w:ascii="Wingdings" w:hAnsi="Wingdings" w:hint="default"/>
@@ -14664,88 +15796,88 @@
     <w:abstractNumId w:val="9"/>
   </w:num>
   <w:num w:numId="2" w16cid:durableId="146479591">
-    <w:abstractNumId w:val="30"/>
+    <w:abstractNumId w:val="34"/>
   </w:num>
   <w:num w:numId="3" w16cid:durableId="939525368">
-    <w:abstractNumId w:val="19"/>
+    <w:abstractNumId w:val="23"/>
   </w:num>
   <w:num w:numId="4" w16cid:durableId="2020427697">
     <w:abstractNumId w:val="10"/>
   </w:num>
   <w:num w:numId="5" w16cid:durableId="617223775">
-    <w:abstractNumId w:val="17"/>
+    <w:abstractNumId w:val="21"/>
   </w:num>
   <w:num w:numId="6" w16cid:durableId="572932960">
-    <w:abstractNumId w:val="32"/>
+    <w:abstractNumId w:val="36"/>
   </w:num>
   <w:num w:numId="7" w16cid:durableId="626786656">
+    <w:abstractNumId w:val="31"/>
+  </w:num>
+  <w:num w:numId="8" w16cid:durableId="421529624">
+    <w:abstractNumId w:val="35"/>
+  </w:num>
+  <w:num w:numId="9" w16cid:durableId="593829799">
+    <w:abstractNumId w:val="25"/>
+  </w:num>
+  <w:num w:numId="10" w16cid:durableId="1887834631">
+    <w:abstractNumId w:val="19"/>
+  </w:num>
+  <w:num w:numId="11" w16cid:durableId="1371371719">
+    <w:abstractNumId w:val="16"/>
+  </w:num>
+  <w:num w:numId="12" w16cid:durableId="781728674">
+    <w:abstractNumId w:val="26"/>
+  </w:num>
+  <w:num w:numId="13" w16cid:durableId="886991003">
+    <w:abstractNumId w:val="33"/>
+  </w:num>
+  <w:num w:numId="14" w16cid:durableId="1923293382">
+    <w:abstractNumId w:val="15"/>
+  </w:num>
+  <w:num w:numId="15" w16cid:durableId="86461077">
+    <w:abstractNumId w:val="38"/>
+  </w:num>
+  <w:num w:numId="16" w16cid:durableId="1664352321">
+    <w:abstractNumId w:val="28"/>
+  </w:num>
+  <w:num w:numId="17" w16cid:durableId="328291166">
+    <w:abstractNumId w:val="14"/>
+  </w:num>
+  <w:num w:numId="18" w16cid:durableId="1339769886">
+    <w:abstractNumId w:val="22"/>
+  </w:num>
+  <w:num w:numId="19" w16cid:durableId="1718166588">
+    <w:abstractNumId w:val="24"/>
+  </w:num>
+  <w:num w:numId="20" w16cid:durableId="1870407894">
     <w:abstractNumId w:val="27"/>
   </w:num>
-  <w:num w:numId="8" w16cid:durableId="421529624">
-    <w:abstractNumId w:val="31"/>
-  </w:num>
-  <w:num w:numId="9" w16cid:durableId="593829799">
-    <w:abstractNumId w:val="21"/>
-  </w:num>
-  <w:num w:numId="10" w16cid:durableId="1887834631">
-    <w:abstractNumId w:val="16"/>
-  </w:num>
-  <w:num w:numId="11" w16cid:durableId="1371371719">
-    <w:abstractNumId w:val="15"/>
-  </w:num>
-  <w:num w:numId="12" w16cid:durableId="781728674">
-    <w:abstractNumId w:val="22"/>
-  </w:num>
-  <w:num w:numId="13" w16cid:durableId="886991003">
-    <w:abstractNumId w:val="29"/>
-  </w:num>
-  <w:num w:numId="14" w16cid:durableId="1923293382">
-    <w:abstractNumId w:val="14"/>
-  </w:num>
-  <w:num w:numId="15" w16cid:durableId="86461077">
-    <w:abstractNumId w:val="33"/>
-  </w:num>
-  <w:num w:numId="16" w16cid:durableId="1664352321">
-    <w:abstractNumId w:val="24"/>
-  </w:num>
-  <w:num w:numId="17" w16cid:durableId="328291166">
-    <w:abstractNumId w:val="13"/>
-  </w:num>
-  <w:num w:numId="18" w16cid:durableId="1339769886">
-    <w:abstractNumId w:val="18"/>
-  </w:num>
-  <w:num w:numId="19" w16cid:durableId="1718166588">
-    <w:abstractNumId w:val="20"/>
-  </w:num>
-  <w:num w:numId="20" w16cid:durableId="1870407894">
-    <w:abstractNumId w:val="23"/>
-  </w:num>
   <w:num w:numId="21" w16cid:durableId="1155955061">
-    <w:abstractNumId w:val="35"/>
+    <w:abstractNumId w:val="40"/>
   </w:num>
   <w:num w:numId="22" w16cid:durableId="1142964490">
-    <w:abstractNumId w:val="37"/>
+    <w:abstractNumId w:val="44"/>
   </w:num>
   <w:num w:numId="23" w16cid:durableId="1279800066">
-    <w:abstractNumId w:val="36"/>
+    <w:abstractNumId w:val="43"/>
   </w:num>
   <w:num w:numId="24" w16cid:durableId="530151243">
-    <w:abstractNumId w:val="26"/>
+    <w:abstractNumId w:val="30"/>
   </w:num>
   <w:num w:numId="25" w16cid:durableId="1318416948">
     <w:abstractNumId w:val="11"/>
   </w:num>
   <w:num w:numId="26" w16cid:durableId="507915652">
-    <w:abstractNumId w:val="34"/>
+    <w:abstractNumId w:val="39"/>
   </w:num>
   <w:num w:numId="27" w16cid:durableId="813792758">
-    <w:abstractNumId w:val="28"/>
+    <w:abstractNumId w:val="32"/>
   </w:num>
   <w:num w:numId="28" w16cid:durableId="1552839819">
-    <w:abstractNumId w:val="12"/>
+    <w:abstractNumId w:val="13"/>
   </w:num>
   <w:num w:numId="29" w16cid:durableId="2109231253">
-    <w:abstractNumId w:val="25"/>
+    <w:abstractNumId w:val="29"/>
   </w:num>
   <w:num w:numId="30" w16cid:durableId="1050423984">
     <w:abstractNumId w:val="8"/>
@@ -14773,6 +15905,36 @@
   </w:num>
   <w:num w:numId="38" w16cid:durableId="1108112847">
     <w:abstractNumId w:val="4"/>
+  </w:num>
+  <w:num w:numId="39" w16cid:durableId="1562213681">
+    <w:abstractNumId w:val="41"/>
+  </w:num>
+  <w:num w:numId="40" w16cid:durableId="268049939">
+    <w:abstractNumId w:val="45"/>
+  </w:num>
+  <w:num w:numId="41" w16cid:durableId="949628503">
+    <w:abstractNumId w:val="37"/>
+  </w:num>
+  <w:num w:numId="42" w16cid:durableId="212275905">
+    <w:abstractNumId w:val="12"/>
+  </w:num>
+  <w:num w:numId="43" w16cid:durableId="1206985635">
+    <w:abstractNumId w:val="20"/>
+  </w:num>
+  <w:num w:numId="44" w16cid:durableId="1719281400">
+    <w:abstractNumId w:val="42"/>
+  </w:num>
+  <w:num w:numId="45" w16cid:durableId="238946126">
+    <w:abstractNumId w:val="17"/>
+  </w:num>
+  <w:num w:numId="46" w16cid:durableId="1024600247">
+    <w:abstractNumId w:val="47"/>
+  </w:num>
+  <w:num w:numId="47" w16cid:durableId="1011955674">
+    <w:abstractNumId w:val="18"/>
+  </w:num>
+  <w:num w:numId="48" w16cid:durableId="834955701">
+    <w:abstractNumId w:val="46"/>
   </w:num>
   <w:numIdMacAtCleanup w:val="38"/>
 </w:numbering>
@@ -15383,7 +16545,6 @@
   <w:style w:type="character" w:default="1" w:styleId="Fuentedeprrafopredeter">
     <w:name w:val="Default Paragraph Font"/>
     <w:uiPriority w:val="1"/>
-    <w:semiHidden/>
     <w:unhideWhenUsed/>
   </w:style>
   <w:style w:type="table" w:default="1" w:styleId="Tablanormal">
@@ -15907,7 +17068,7 @@
     <w:autoRedefine/>
     <w:uiPriority w:val="39"/>
     <w:unhideWhenUsed/>
-    <w:rsid w:val="00422AD9"/>
+    <w:rsid w:val="00C604C9"/>
     <w:pPr>
       <w:tabs>
         <w:tab w:val="right" w:leader="dot" w:pos="9962"/>

--- a/fuentes/CF3_631101_DU.docx
+++ b/fuentes/CF3_631101_DU.docx
@@ -2564,7 +2564,7 @@
           <w:noProof/>
         </w:rPr>
         <w:drawing>
-          <wp:inline distT="0" distB="0" distL="0" distR="0" wp14:anchorId="3877E98B" wp14:editId="54335891">
+          <wp:inline distT="0" distB="0" distL="0" distR="0" wp14:anchorId="3877E98B" wp14:editId="03E2F18E">
             <wp:extent cx="4680000" cy="2632383"/>
             <wp:effectExtent l="0" t="0" r="6350" b="0"/>
             <wp:docPr id="2092035077" name="Imagen 3">
@@ -4217,7 +4217,13 @@
       </w:pPr>
       <w:bookmarkStart w:id="9" w:name="_Toc238723667"/>
       <w:r>
-        <w:t>Tipos de variables en el análisis de datos</w:t>
+        <w:t>Tipos de variable</w:t>
+      </w:r>
+      <w:r>
+        <w:t>s</w:t>
+      </w:r>
+      <w:r>
+        <w:t xml:space="preserve"> en el análisis de datos</w:t>
       </w:r>
       <w:bookmarkEnd w:id="9"/>
     </w:p>
@@ -5645,10 +5651,10 @@
           <w:lang w:val="es-419" w:eastAsia="es-CO"/>
         </w:rPr>
         <w:drawing>
-          <wp:inline distT="0" distB="0" distL="0" distR="0" wp14:anchorId="6E375E08" wp14:editId="1F6F4BC0">
+          <wp:inline distT="0" distB="0" distL="0" distR="0" wp14:anchorId="6E375E08" wp14:editId="5C4B41A4">
             <wp:extent cx="4680000" cy="2603755"/>
             <wp:effectExtent l="0" t="0" r="6350" b="6350"/>
-            <wp:docPr id="464498030" name="Gráfico 5" descr="La figura presenta tres iconos donde se lee respectivamente lo siguiente: Descriptiva(bombillo): describir y comprender lo que está pasando. &amp;lt;i&amp;gt;Big Data&amp;lt;/i&amp;gt;. Predictiva(lupa): predecir lo que puede pasar. Pronostico y simulación. Prescriptiva(grafica de barras): Lo que se debe hacer en el futuro. Técnicas de optimización."/>
+            <wp:docPr id="464498030" name="Gráfico 5" descr="La figura presenta tres iconos donde se lee respectivamente lo siguiente: Descriptiva(bombillo): describir y comprender lo que está pasando. Predictiva(lupa): predecir lo que puede pasar. Pronostico y simulación. Prescriptiva(grafica de barras): Lo que se debe hacer en el futuro. Técnicas de optimización."/>
             <wp:cNvGraphicFramePr>
               <a:graphicFrameLocks xmlns:a="http://schemas.openxmlformats.org/drawingml/2006/main" noChangeAspect="1"/>
             </wp:cNvGraphicFramePr>
@@ -5656,7 +5662,7 @@
               <a:graphicData uri="http://schemas.openxmlformats.org/drawingml/2006/picture">
                 <pic:pic xmlns:pic="http://schemas.openxmlformats.org/drawingml/2006/picture">
                   <pic:nvPicPr>
-                    <pic:cNvPr id="464498030" name="Gráfico 5" descr="La figura presenta tres iconos donde se lee respectivamente lo siguiente: Descriptiva(bombillo): describir y comprender lo que está pasando. &amp;lt;i&amp;gt;Big Data&amp;lt;/i&amp;gt;. Predictiva(lupa): predecir lo que puede pasar. Pronostico y simulación. Prescriptiva(grafica de barras): Lo que se debe hacer en el futuro. Técnicas de optimización."/>
+                    <pic:cNvPr id="464498030" name="Gráfico 5" descr="La figura presenta tres iconos donde se lee respectivamente lo siguiente: Descriptiva(bombillo): describir y comprender lo que está pasando. Predictiva(lupa): predecir lo que puede pasar. Pronostico y simulación. Prescriptiva(grafica de barras): Lo que se debe hacer en el futuro. Técnicas de optimización."/>
                     <pic:cNvPicPr/>
                   </pic:nvPicPr>
                   <pic:blipFill>
@@ -6399,10 +6405,10 @@
           <w:lang w:val="es-419" w:eastAsia="es-CO"/>
         </w:rPr>
         <w:drawing>
-          <wp:inline distT="0" distB="0" distL="0" distR="0" wp14:anchorId="502F2E47" wp14:editId="4F99E678">
+          <wp:inline distT="0" distB="0" distL="0" distR="0" wp14:anchorId="502F2E47" wp14:editId="69ED7137">
             <wp:extent cx="4680000" cy="3297282"/>
             <wp:effectExtent l="0" t="0" r="6350" b="0"/>
-            <wp:docPr id="1417096211" name="Gráfico 4" descr="La figura presenta las palabras &amp;lt;i&amp;gt;BIG DATA&amp;lt;/i&amp;gt; en el medio de un circulo, sobre el cual se mencionan: recolección de datos, limpieza de datos, analisis de datos e interpretación de datos."/>
+            <wp:docPr id="1417096211" name="Gráfico 4" descr="Diagrama circular sobre el proceso de Big Data que integra cuatro etapas: recolección de datos, limpieza de datos, análisis de datos e interpretación de datos."/>
             <wp:cNvGraphicFramePr>
               <a:graphicFrameLocks xmlns:a="http://schemas.openxmlformats.org/drawingml/2006/main" noChangeAspect="1"/>
             </wp:cNvGraphicFramePr>
@@ -6410,7 +6416,7 @@
               <a:graphicData uri="http://schemas.openxmlformats.org/drawingml/2006/picture">
                 <pic:pic xmlns:pic="http://schemas.openxmlformats.org/drawingml/2006/picture">
                   <pic:nvPicPr>
-                    <pic:cNvPr id="1417096211" name="Gráfico 4" descr="La figura presenta las palabras &amp;lt;i&amp;gt;BIG DATA&amp;lt;/i&amp;gt; en el medio de un circulo, sobre el cual se mencionan: recolección de datos, limpieza de datos, analisis de datos e interpretación de datos."/>
+                    <pic:cNvPr id="1417096211" name="Gráfico 4" descr="Diagrama circular sobre el proceso de Big Data que integra cuatro etapas: recolección de datos, limpieza de datos, análisis de datos e interpretación de datos."/>
                     <pic:cNvPicPr/>
                   </pic:nvPicPr>
                   <pic:blipFill>
@@ -6972,10 +6978,10 @@
           <w:lang w:val="es-419" w:eastAsia="es-CO"/>
         </w:rPr>
         <w:drawing>
-          <wp:inline distT="0" distB="0" distL="0" distR="0" wp14:anchorId="2761BE41" wp14:editId="548C2A3A">
+          <wp:inline distT="0" distB="0" distL="0" distR="0" wp14:anchorId="2761BE41" wp14:editId="64A8182A">
             <wp:extent cx="4680000" cy="3328556"/>
             <wp:effectExtent l="0" t="0" r="6350" b="5715"/>
-            <wp:docPr id="1089312725" name="Gráfico 8" descr="La figura presenta una gráfica con varias barras azules, y una línea roja que uno puntos rojos."/>
+            <wp:docPr id="1089312725" name="Gráfico 8" descr="Gráfico de análisis de Pareto que contrasta la frecuencia de 10 causas en el eje izquierdo con su porcentaje acumulado en el eje derecho, facilitando la priorización de problemas."/>
             <wp:cNvGraphicFramePr>
               <a:graphicFrameLocks xmlns:a="http://schemas.openxmlformats.org/drawingml/2006/main" noChangeAspect="1"/>
             </wp:cNvGraphicFramePr>
@@ -6983,7 +6989,7 @@
               <a:graphicData uri="http://schemas.openxmlformats.org/drawingml/2006/picture">
                 <pic:pic xmlns:pic="http://schemas.openxmlformats.org/drawingml/2006/picture">
                   <pic:nvPicPr>
-                    <pic:cNvPr id="1089312725" name="Gráfico 8" descr="La figura presenta una gráfica con varias barras azules, y una línea roja que uno puntos rojos."/>
+                    <pic:cNvPr id="1089312725" name="Gráfico 8" descr="Gráfico de análisis de Pareto que contrasta la frecuencia de 10 causas en el eje izquierdo con su porcentaje acumulado en el eje derecho, facilitando la priorización de problemas."/>
                     <pic:cNvPicPr/>
                   </pic:nvPicPr>
                   <pic:blipFill>
@@ -7161,10 +7167,10 @@
           <w:lang w:val="es-419" w:eastAsia="es-CO"/>
         </w:rPr>
         <w:drawing>
-          <wp:inline distT="0" distB="0" distL="0" distR="0" wp14:anchorId="2EF0E5F6" wp14:editId="19393636">
+          <wp:inline distT="0" distB="0" distL="0" distR="0" wp14:anchorId="2EF0E5F6" wp14:editId="5CC41BA6">
             <wp:extent cx="4680000" cy="1587220"/>
             <wp:effectExtent l="0" t="0" r="6350" b="0"/>
-            <wp:docPr id="499726546" name="Gráfico 9" descr="La figura presenta un gráfico tipo espina de pescado."/>
+            <wp:docPr id="499726546" name="Gráfico 9" descr="Diagrama de causa y efecto que estructura múltiples categorías de causas principales y subcausas (Por qué), ilustrando sistemáticamente su convergencia hacia la Necesidad (Diferencia de Resultados)."/>
             <wp:cNvGraphicFramePr>
               <a:graphicFrameLocks xmlns:a="http://schemas.openxmlformats.org/drawingml/2006/main" noChangeAspect="1"/>
             </wp:cNvGraphicFramePr>
@@ -7172,7 +7178,7 @@
               <a:graphicData uri="http://schemas.openxmlformats.org/drawingml/2006/picture">
                 <pic:pic xmlns:pic="http://schemas.openxmlformats.org/drawingml/2006/picture">
                   <pic:nvPicPr>
-                    <pic:cNvPr id="499726546" name="Gráfico 9" descr="La figura presenta un gráfico tipo espina de pescado."/>
+                    <pic:cNvPr id="499726546" name="Gráfico 9" descr="Diagrama de causa y efecto que estructura múltiples categorías de causas principales y subcausas (Por qué), ilustrando sistemáticamente su convergencia hacia la Necesidad (Diferencia de Resultados)."/>
                     <pic:cNvPicPr/>
                   </pic:nvPicPr>
                   <pic:blipFill>
@@ -7392,10 +7398,10 @@
           <w:lang w:val="es-419" w:eastAsia="es-CO"/>
         </w:rPr>
         <w:drawing>
-          <wp:inline distT="0" distB="0" distL="0" distR="0" wp14:anchorId="3B50293D" wp14:editId="1BAC6A8E">
+          <wp:inline distT="0" distB="0" distL="0" distR="0" wp14:anchorId="3B50293D" wp14:editId="0BBB18B3">
             <wp:extent cx="4680000" cy="2293200"/>
             <wp:effectExtent l="0" t="0" r="6350" b="0"/>
-            <wp:docPr id="930933110" name="Gráfico 10" descr="La grafica presenta  puntos situados en un zigzag irregural unidos por una línea azul."/>
+            <wp:docPr id="930933110" name="Gráfico 10" descr="Gráfico de control X-R que monitorea las desviaciones de 25 muestras frente a una línea central y sus límites de control superior e inferior, evaluando la estabilidad estadística del proceso."/>
             <wp:cNvGraphicFramePr>
               <a:graphicFrameLocks xmlns:a="http://schemas.openxmlformats.org/drawingml/2006/main" noChangeAspect="1"/>
             </wp:cNvGraphicFramePr>
@@ -7403,7 +7409,7 @@
               <a:graphicData uri="http://schemas.openxmlformats.org/drawingml/2006/picture">
                 <pic:pic xmlns:pic="http://schemas.openxmlformats.org/drawingml/2006/picture">
                   <pic:nvPicPr>
-                    <pic:cNvPr id="930933110" name="Gráfico 10" descr="La grafica presenta  puntos situados en un zigzag irregural unidos por una línea azul."/>
+                    <pic:cNvPr id="930933110" name="Gráfico 10" descr="Gráfico de control X-R que monitorea las desviaciones de 25 muestras frente a una línea central y sus límites de control superior e inferior, evaluando la estabilidad estadística del proceso."/>
                     <pic:cNvPicPr/>
                   </pic:nvPicPr>
                   <pic:blipFill>
@@ -7544,10 +7550,10 @@
           <w:lang w:val="es-419" w:eastAsia="es-CO"/>
         </w:rPr>
         <w:drawing>
-          <wp:inline distT="0" distB="0" distL="0" distR="0" wp14:anchorId="3051FFDB" wp14:editId="20F49412">
+          <wp:inline distT="0" distB="0" distL="0" distR="0" wp14:anchorId="3051FFDB" wp14:editId="4F4D288E">
             <wp:extent cx="4680000" cy="2145899"/>
             <wp:effectExtent l="0" t="0" r="6350" b="6985"/>
-            <wp:docPr id="1667255297" name="Gráfico 11" descr="La grafica presenta varias barras de color azul."/>
+            <wp:docPr id="1667255297" name="Gráfico 11" descr="Histograma que representa la distribución de frecuencia absoluta en un rango del 2 al 8, mostrando la mayor concentración de datos en el valor 5 con una frecuencia de 24."/>
             <wp:cNvGraphicFramePr>
               <a:graphicFrameLocks xmlns:a="http://schemas.openxmlformats.org/drawingml/2006/main" noChangeAspect="1"/>
             </wp:cNvGraphicFramePr>
@@ -7555,7 +7561,7 @@
               <a:graphicData uri="http://schemas.openxmlformats.org/drawingml/2006/picture">
                 <pic:pic xmlns:pic="http://schemas.openxmlformats.org/drawingml/2006/picture">
                   <pic:nvPicPr>
-                    <pic:cNvPr id="1667255297" name="Gráfico 11" descr="La grafica presenta varias barras de color azul."/>
+                    <pic:cNvPr id="1667255297" name="Gráfico 11" descr="Histograma que representa la distribución de frecuencia absoluta en un rango del 2 al 8, mostrando la mayor concentración de datos en el valor 5 con una frecuencia de 24."/>
                     <pic:cNvPicPr/>
                   </pic:nvPicPr>
                   <pic:blipFill>
@@ -7680,10 +7686,10 @@
           <w:lang w:val="es-419" w:eastAsia="es-CO"/>
         </w:rPr>
         <w:drawing>
-          <wp:inline distT="0" distB="0" distL="0" distR="0" wp14:anchorId="732DAF27" wp14:editId="063DF710">
+          <wp:inline distT="0" distB="0" distL="0" distR="0" wp14:anchorId="732DAF27" wp14:editId="4CCD4C4B">
             <wp:extent cx="4680000" cy="2836037"/>
             <wp:effectExtent l="0" t="0" r="6350" b="2540"/>
-            <wp:docPr id="774732187" name="Imagen 12" descr="La gráfica presenta puntos unidos por una línea roja que forma una especie de montaña con su trazo."/>
+            <wp:docPr id="774732187" name="Imagen 12" descr="Polígono de frecuencia que muestra la distribución de participantes según su peso en kilogramos, registrando la mayor concentración con 12 personas en el valor de 35 kilogramos."/>
             <wp:cNvGraphicFramePr>
               <a:graphicFrameLocks xmlns:a="http://schemas.openxmlformats.org/drawingml/2006/main" noChangeAspect="1"/>
             </wp:cNvGraphicFramePr>
@@ -7691,7 +7697,7 @@
               <a:graphicData uri="http://schemas.openxmlformats.org/drawingml/2006/picture">
                 <pic:pic xmlns:pic="http://schemas.openxmlformats.org/drawingml/2006/picture">
                   <pic:nvPicPr>
-                    <pic:cNvPr id="774732187" name="Imagen 12" descr="La gráfica presenta puntos unidos por una línea roja que forma una especie de montaña con su trazo."/>
+                    <pic:cNvPr id="774732187" name="Imagen 12" descr="Polígono de frecuencia que muestra la distribución de participantes según su peso en kilogramos, registrando la mayor concentración con 12 personas en el valor de 35 kilogramos."/>
                     <pic:cNvPicPr/>
                   </pic:nvPicPr>
                   <pic:blipFill>
@@ -7882,10 +7888,10 @@
           <w:lang w:val="es-419" w:eastAsia="es-CO"/>
         </w:rPr>
         <w:drawing>
-          <wp:inline distT="0" distB="0" distL="0" distR="0" wp14:anchorId="3BD0F263" wp14:editId="141CE527">
+          <wp:inline distT="0" distB="0" distL="0" distR="0" wp14:anchorId="3BD0F263" wp14:editId="2AC6D3E1">
             <wp:extent cx="4680000" cy="2046918"/>
             <wp:effectExtent l="0" t="0" r="6350" b="0"/>
-            <wp:docPr id="1894819512" name="Gráfico 13" descr="La figura presenta tres gráficas tipo montaña: asimétrica hacia la izquierda, simétrica y asimétrica hacia la derecha; en las tres se señala la media, la mediana y la moda."/>
+            <wp:docPr id="1894819512" name="Gráfico 13" descr="Curva de distribución normal sobre medidas de dispersión que muestra el intervalo entre una desviación estándar por debajo y por encima de la media, conteniendo el 68.27% de los datos."/>
             <wp:cNvGraphicFramePr>
               <a:graphicFrameLocks xmlns:a="http://schemas.openxmlformats.org/drawingml/2006/main" noChangeAspect="1"/>
             </wp:cNvGraphicFramePr>
@@ -7893,7 +7899,7 @@
               <a:graphicData uri="http://schemas.openxmlformats.org/drawingml/2006/picture">
                 <pic:pic xmlns:pic="http://schemas.openxmlformats.org/drawingml/2006/picture">
                   <pic:nvPicPr>
-                    <pic:cNvPr id="1894819512" name="Gráfico 13" descr="La figura presenta tres gráficas tipo montaña: asimétrica hacia la izquierda, simétrica y asimétrica hacia la derecha; en las tres se señala la media, la mediana y la moda."/>
+                    <pic:cNvPr id="1894819512" name="Gráfico 13" descr="Curva de distribución normal sobre medidas de dispersión que muestra el intervalo entre una desviación estándar por debajo y por encima de la media, conteniendo el 68.27% de los datos."/>
                     <pic:cNvPicPr/>
                   </pic:nvPicPr>
                   <pic:blipFill>
@@ -16545,6 +16551,7 @@
   <w:style w:type="character" w:default="1" w:styleId="Fuentedeprrafopredeter">
     <w:name w:val="Default Paragraph Font"/>
     <w:uiPriority w:val="1"/>
+    <w:semiHidden/>
     <w:unhideWhenUsed/>
   </w:style>
   <w:style w:type="table" w:default="1" w:styleId="Tablanormal">
